--- a/提交材料/项目计划书.docx
+++ b/提交材料/项目计划书.docx
@@ -15,9 +15,6 @@
             <w:pStyle w:val="TOCHeading"/>
           </w:pPr>
           <w:r>
-            <w:rPr>
-              <w:lang w:val="zh-CN"/>
-            </w:rPr>
             <w:t xml:space="preserve">Table of Contents</w:t>
           </w:r>
         </w:p>
@@ -39,20 +36,15 @@
       <w:r>
         <w:rPr>
           <w:rFonts w:hint="eastAsia"/>
-          <w:lang w:val="zh-CN"/>
         </w:rPr>
         <w:t xml:space="preserve">驼研·信鉴</w:t>
       </w:r>
       <w:r>
-        <w:rPr>
-          <w:lang w:val="zh-CN"/>
-        </w:rPr>
         <w:t xml:space="preserve"> —— </w:t>
       </w:r>
       <w:r>
         <w:rPr>
           <w:rFonts w:hint="eastAsia"/>
-          <w:lang w:val="zh-CN"/>
         </w:rPr>
         <w:t xml:space="preserve">基于公告与财报多源结构化提取的上市公司信用风险预警智能体</w:t>
       </w:r>
@@ -65,7 +57,6 @@
       <w:r>
         <w:rPr>
           <w:rFonts w:hint="eastAsia"/>
-          <w:lang w:val="zh-CN"/>
         </w:rPr>
         <w:t xml:space="preserve">项目计划书</w:t>
       </w:r>
@@ -79,34 +70,25 @@
           <w:rFonts w:hint="eastAsia"/>
           <w:b/>
           <w:bCs/>
-          <w:lang w:val="zh-CN"/>
         </w:rPr>
         <w:t xml:space="preserve">参赛选题</w:t>
       </w:r>
       <w:r>
         <w:rPr>
           <w:rFonts w:hint="eastAsia"/>
-          <w:lang w:val="zh-CN"/>
         </w:rPr>
         <w:t xml:space="preserve">:选题一(数据结构化提取)+</w:t>
       </w:r>
       <w:r>
-        <w:rPr>
-          <w:lang w:val="zh-CN"/>
-        </w:rPr>
         <w:t xml:space="preserve"> </w:t>
       </w:r>
       <w:r>
         <w:rPr>
           <w:rFonts w:hint="eastAsia"/>
-          <w:lang w:val="zh-CN"/>
         </w:rPr>
         <w:t xml:space="preserve">选题二(上市公司财务报告分析)</w:t>
       </w:r>
       <w:r>
-        <w:rPr>
-          <w:lang w:val="zh-CN"/>
-        </w:rPr>
         <w:t xml:space="preserve"> </w:t>
       </w:r>
       <w:r>
@@ -114,21 +96,16 @@
           <w:rFonts w:hint="eastAsia"/>
           <w:b/>
           <w:bCs/>
-          <w:lang w:val="zh-CN"/>
         </w:rPr>
         <w:t xml:space="preserve">参赛单位</w:t>
       </w:r>
       <w:r>
         <w:rPr>
           <w:rFonts w:hint="eastAsia"/>
-          <w:lang w:val="zh-CN"/>
         </w:rPr>
         <w:t xml:space="preserve">:【学校全称,待补】</w:t>
       </w:r>
       <w:r>
-        <w:rPr>
-          <w:lang w:val="zh-CN"/>
-        </w:rPr>
         <w:t xml:space="preserve"> </w:t>
       </w:r>
       <w:r>
@@ -136,21 +113,16 @@
           <w:rFonts w:hint="eastAsia"/>
           <w:b/>
           <w:bCs/>
-          <w:lang w:val="zh-CN"/>
         </w:rPr>
         <w:t xml:space="preserve">团队名称</w:t>
       </w:r>
       <w:r>
         <w:rPr>
           <w:rFonts w:hint="eastAsia"/>
-          <w:lang w:val="zh-CN"/>
         </w:rPr>
         <w:t xml:space="preserve">:【队名,待补】</w:t>
       </w:r>
       <w:r>
-        <w:rPr>
-          <w:lang w:val="zh-CN"/>
-        </w:rPr>
         <w:t xml:space="preserve"> </w:t>
       </w:r>
       <w:r>
@@ -158,21 +130,16 @@
           <w:rFonts w:hint="eastAsia"/>
           <w:b/>
           <w:bCs/>
-          <w:lang w:val="zh-CN"/>
         </w:rPr>
         <w:t xml:space="preserve">团队成员</w:t>
       </w:r>
       <w:r>
         <w:rPr>
           <w:rFonts w:hint="eastAsia"/>
-          <w:lang w:val="zh-CN"/>
         </w:rPr>
         <w:t xml:space="preserve">:【队长:XXX,成员:XXX、玉兰、XXX,待补】</w:t>
       </w:r>
       <w:r>
-        <w:rPr>
-          <w:lang w:val="zh-CN"/>
-        </w:rPr>
         <w:t xml:space="preserve"> </w:t>
       </w:r>
       <w:r>
@@ -180,21 +147,16 @@
           <w:rFonts w:hint="eastAsia"/>
           <w:b/>
           <w:bCs/>
-          <w:lang w:val="zh-CN"/>
         </w:rPr>
         <w:t xml:space="preserve">指导老师</w:t>
       </w:r>
       <w:r>
         <w:rPr>
           <w:rFonts w:hint="eastAsia"/>
-          <w:lang w:val="zh-CN"/>
         </w:rPr>
         <w:t xml:space="preserve">:【晋级决赛后配备,待补】</w:t>
       </w:r>
       <w:r>
-        <w:rPr>
-          <w:lang w:val="zh-CN"/>
-        </w:rPr>
         <w:t xml:space="preserve"> </w:t>
       </w:r>
       <w:r>
@@ -202,33 +164,24 @@
           <w:rFonts w:hint="eastAsia"/>
           <w:b/>
           <w:bCs/>
-          <w:lang w:val="zh-CN"/>
         </w:rPr>
         <w:t xml:space="preserve">日期</w:t>
       </w:r>
       <w:r>
-        <w:rPr>
-          <w:lang w:val="zh-CN"/>
-        </w:rPr>
         <w:t xml:space="preserve">:2026 </w:t>
       </w:r>
       <w:r>
         <w:rPr>
           <w:rFonts w:hint="eastAsia"/>
-          <w:lang w:val="zh-CN"/>
         </w:rPr>
         <w:t xml:space="preserve">年</w:t>
       </w:r>
       <w:r>
-        <w:rPr>
-          <w:lang w:val="zh-CN"/>
-        </w:rPr>
         <w:t xml:space="preserve"> 10 </w:t>
       </w:r>
       <w:r>
         <w:rPr>
           <w:rFonts w:hint="eastAsia"/>
-          <w:lang w:val="zh-CN"/>
         </w:rPr>
         <w:t xml:space="preserve">月</w:t>
       </w:r>
@@ -249,7 +202,6 @@
       <w:r>
         <w:rPr>
           <w:rFonts w:hint="eastAsia"/>
-          <w:lang w:val="zh-CN"/>
         </w:rPr>
         <w:t xml:space="preserve">摘要</w:t>
       </w:r>
@@ -261,20 +213,15 @@
       <w:r>
         <w:rPr>
           <w:rFonts w:hint="eastAsia"/>
-          <w:lang w:val="zh-CN"/>
         </w:rPr>
         <w:t xml:space="preserve">上市公司风险暴露之前,公告与财报中早已埋下信号:控股股东高比例质押、利润与现金流背离、非经常性损益粉饰……但公告以非标准化</w:t>
       </w:r>
       <w:r>
-        <w:rPr>
-          <w:lang w:val="zh-CN"/>
-        </w:rPr>
         <w:t xml:space="preserve"> </w:t>
       </w:r>
       <w:r>
         <w:rPr>
           <w:rFonts w:hint="eastAsia"/>
-          <w:lang w:val="zh-CN"/>
         </w:rPr>
         <w:t xml:space="preserve">PDF/扫描件发布,人工阅读难以规模化监控。</w:t>
       </w:r>
@@ -286,7 +233,6 @@
       <w:r>
         <w:rPr>
           <w:rFonts w:hint="eastAsia"/>
-          <w:lang w:val="zh-CN"/>
         </w:rPr>
         <w:t xml:space="preserve">本项目构建”</w:t>
       </w:r>
@@ -295,14 +241,12 @@
           <w:rFonts w:hint="eastAsia"/>
           <w:b/>
           <w:bCs/>
-          <w:lang w:val="zh-CN"/>
         </w:rPr>
         <w:t xml:space="preserve">驼研·信鉴</w:t>
       </w:r>
       <w:r>
         <w:rPr>
           <w:rFonts w:hint="eastAsia"/>
-          <w:lang w:val="zh-CN"/>
         </w:rPr>
         <w:t xml:space="preserve">”智能体:从公告与财报中</w:t>
       </w:r>
@@ -311,14 +255,12 @@
           <w:rFonts w:hint="eastAsia"/>
           <w:b/>
           <w:bCs/>
-          <w:lang w:val="zh-CN"/>
         </w:rPr>
         <w:t xml:space="preserve">提取</w:t>
       </w:r>
       <w:r>
         <w:rPr>
           <w:rFonts w:hint="eastAsia"/>
-          <w:lang w:val="zh-CN"/>
         </w:rPr>
         <w:t xml:space="preserve">多源结构化数据(选题一),用代码</w:t>
       </w:r>
@@ -327,14 +269,12 @@
           <w:rFonts w:hint="eastAsia"/>
           <w:b/>
           <w:bCs/>
-          <w:lang w:val="zh-CN"/>
         </w:rPr>
         <w:t xml:space="preserve">算准</w:t>
       </w:r>
       <w:r>
         <w:rPr>
           <w:rFonts w:hint="eastAsia"/>
-          <w:lang w:val="zh-CN"/>
         </w:rPr>
         <w:t xml:space="preserve">每一项财务指标(选题二),以红旗规则引擎</w:t>
       </w:r>
@@ -343,14 +283,12 @@
           <w:rFonts w:hint="eastAsia"/>
           <w:b/>
           <w:bCs/>
-          <w:lang w:val="zh-CN"/>
         </w:rPr>
         <w:t xml:space="preserve">预警</w:t>
       </w:r>
       <w:r>
         <w:rPr>
           <w:rFonts w:hint="eastAsia"/>
-          <w:lang w:val="zh-CN"/>
         </w:rPr>
         <w:t xml:space="preserve">信用风险,并做到每一个数字都可溯源到原文证据、每一步执行都可追溯复现。</w:t>
       </w:r>
@@ -364,40 +302,30 @@
           <w:rFonts w:hint="eastAsia"/>
           <w:b/>
           <w:bCs/>
-          <w:lang w:val="zh-CN"/>
         </w:rPr>
         <w:t xml:space="preserve">当前已完成可运行原型</w:t>
       </w:r>
       <w:r>
         <w:rPr>
           <w:rFonts w:hint="eastAsia"/>
-          <w:lang w:val="zh-CN"/>
         </w:rPr>
         <w:t xml:space="preserve">:质押公告提取在三份真实样本上通过全部一致性校验(12/12、11/11、12/12),原文溯源覆盖率文本件</w:t>
       </w:r>
       <w:r>
-        <w:rPr>
-          <w:lang w:val="zh-CN"/>
-        </w:rPr>
         <w:t xml:space="preserve"> </w:t>
       </w:r>
       <w:r>
         <w:rPr>
           <w:rFonts w:hint="eastAsia"/>
-          <w:lang w:val="zh-CN"/>
         </w:rPr>
         <w:t xml:space="preserve">100%;财务预警引擎对康美药业的回溯测试中,提前于爆雷</w:t>
       </w:r>
       <w:r>
-        <w:rPr>
-          <w:lang w:val="zh-CN"/>
-        </w:rPr>
         <w:t xml:space="preserve"> 1-2 </w:t>
       </w:r>
       <w:r>
         <w:rPr>
           <w:rFonts w:hint="eastAsia"/>
-          <w:lang w:val="zh-CN"/>
         </w:rPr>
         <w:t xml:space="preserve">年识别出”利润与现金流背离”等红色信号;对贵州茅台、贵阳银行等健康标的零误报。</w:t>
       </w:r>
@@ -411,7 +339,6 @@
       <w:r>
         <w:rPr>
           <w:rFonts w:hint="eastAsia"/>
-          <w:lang w:val="zh-CN"/>
         </w:rPr>
         <w:t xml:space="preserve">一、项目背景与痛点</w:t>
       </w:r>
@@ -422,15 +349,11 @@
         <w:pStyle w:val="Heading3"/>
       </w:pPr>
       <w:r>
-        <w:rPr>
-          <w:lang w:val="zh-CN"/>
-        </w:rPr>
         <w:t xml:space="preserve">1.1 </w:t>
       </w:r>
       <w:r>
         <w:rPr>
           <w:rFonts w:hint="eastAsia"/>
-          <w:lang w:val="zh-CN"/>
         </w:rPr>
         <w:t xml:space="preserve">业务痛点</w:t>
       </w:r>
@@ -448,27 +371,21 @@
           <w:rFonts w:hint="eastAsia"/>
           <w:b/>
           <w:bCs/>
-          <w:lang w:val="zh-CN"/>
         </w:rPr>
         <w:t xml:space="preserve">公告非结构化</w:t>
       </w:r>
       <w:r>
         <w:rPr>
           <w:rFonts w:hint="eastAsia"/>
-          <w:lang w:val="zh-CN"/>
         </w:rPr>
         <w:t xml:space="preserve">:质押、中标、股权变动等关键公告以</w:t>
       </w:r>
       <w:r>
-        <w:rPr>
-          <w:lang w:val="zh-CN"/>
-        </w:rPr>
         <w:t xml:space="preserve"> </w:t>
       </w:r>
       <w:r>
         <w:rPr>
           <w:rFonts w:hint="eastAsia"/>
-          <w:lang w:val="zh-CN"/>
         </w:rPr>
         <w:t xml:space="preserve">PDF/扫描件发布,格式千差万别,关键字段(股东、股数、比例、日期、质权人)散落在正文与复杂表格中,人工提取慢、易错、无法规模化。</w:t>
       </w:r>
@@ -486,14 +403,12 @@
           <w:rFonts w:hint="eastAsia"/>
           <w:b/>
           <w:bCs/>
-          <w:lang w:val="zh-CN"/>
         </w:rPr>
         <w:t xml:space="preserve">财报分析门槛高</w:t>
       </w:r>
       <w:r>
         <w:rPr>
           <w:rFonts w:hint="eastAsia"/>
-          <w:lang w:val="zh-CN"/>
         </w:rPr>
         <w:t xml:space="preserve">:同比/环比计算、非经常性损益识别、会计口径变化、利润与现金流背离等分析需要专业训练,普通投资者与基层风控人员难以完成。</w:t>
       </w:r>
@@ -511,14 +426,12 @@
           <w:rFonts w:hint="eastAsia"/>
           <w:b/>
           <w:bCs/>
-          <w:lang w:val="zh-CN"/>
         </w:rPr>
         <w:t xml:space="preserve">风险发现滞后</w:t>
       </w:r>
       <w:r>
         <w:rPr>
           <w:rFonts w:hint="eastAsia"/>
-          <w:lang w:val="zh-CN"/>
         </w:rPr>
         <w:t xml:space="preserve">:股权质押爆仓、财务造假等风险事件,其先兆信号(高质押比例、存贷双高、利润含金量下降)在公开材料中早已存在,但缺乏自动化工具将其串联成预警。</w:t>
       </w:r>
@@ -535,7 +448,6 @@
         <w:rPr>
           <w:b/>
           <w:bCs/>
-          <w:lang w:val="zh-CN"/>
         </w:rPr>
         <w:t xml:space="preserve">AI </w:t>
       </w:r>
@@ -544,14 +456,12 @@
           <w:rFonts w:hint="eastAsia"/>
           <w:b/>
           <w:bCs/>
-          <w:lang w:val="zh-CN"/>
         </w:rPr>
         <w:t xml:space="preserve">回答不可信</w:t>
       </w:r>
       <w:r>
         <w:rPr>
           <w:rFonts w:hint="eastAsia"/>
-          <w:lang w:val="zh-CN"/>
         </w:rPr>
         <w:t xml:space="preserve">:通用大模型直接回答金融问题存在幻觉,数字无法溯源,不满足投研场景的严谨性要求。</w:t>
       </w:r>
@@ -563,15 +473,11 @@
         <w:pStyle w:val="Heading3"/>
       </w:pPr>
       <w:r>
-        <w:rPr>
-          <w:lang w:val="zh-CN"/>
-        </w:rPr>
         <w:t xml:space="preserve">1.2 </w:t>
       </w:r>
       <w:r>
         <w:rPr>
           <w:rFonts w:hint="eastAsia"/>
-          <w:lang w:val="zh-CN"/>
         </w:rPr>
         <w:t xml:space="preserve">真实案例:康美药业的教训</w:t>
       </w:r>
@@ -583,33 +489,24 @@
       <w:r>
         <w:rPr>
           <w:rFonts w:hint="eastAsia"/>
-          <w:lang w:val="zh-CN"/>
         </w:rPr>
         <w:t xml:space="preserve">康美药业</w:t>
       </w:r>
       <w:r>
-        <w:rPr>
-          <w:lang w:val="zh-CN"/>
-        </w:rPr>
         <w:t xml:space="preserve"> 2019 </w:t>
       </w:r>
       <w:r>
         <w:rPr>
           <w:rFonts w:hint="eastAsia"/>
-          <w:lang w:val="zh-CN"/>
         </w:rPr>
         <w:t xml:space="preserve">年爆出</w:t>
       </w:r>
       <w:r>
-        <w:rPr>
-          <w:lang w:val="zh-CN"/>
-        </w:rPr>
         <w:t xml:space="preserve"> 300 </w:t>
       </w:r>
       <w:r>
         <w:rPr>
           <w:rFonts w:hint="eastAsia"/>
-          <w:lang w:val="zh-CN"/>
         </w:rPr>
         <w:t xml:space="preserve">亿货币资金造假案,震惊市场。但回溯其公开财报:</w:t>
       </w:r>
@@ -617,7 +514,6 @@
         <w:rPr>
           <w:b/>
           <w:bCs/>
-          <w:lang w:val="zh-CN"/>
         </w:rPr>
         <w:t xml:space="preserve">2018 </w:t>
       </w:r>
@@ -626,7 +522,6 @@
           <w:rFonts w:hint="eastAsia"/>
           <w:b/>
           <w:bCs/>
-          <w:lang w:val="zh-CN"/>
         </w:rPr>
         <w:t xml:space="preserve">年报净利润</w:t>
       </w:r>
@@ -634,7 +529,6 @@
         <w:rPr>
           <w:b/>
           <w:bCs/>
-          <w:lang w:val="zh-CN"/>
         </w:rPr>
         <w:t xml:space="preserve"> 3.74 </w:t>
       </w:r>
@@ -643,7 +537,6 @@
           <w:rFonts w:hint="eastAsia"/>
           <w:b/>
           <w:bCs/>
-          <w:lang w:val="zh-CN"/>
         </w:rPr>
         <w:t xml:space="preserve">亿元,每股经营现金流却已为</w:t>
       </w:r>
@@ -651,7 +544,6 @@
         <w:rPr>
           <w:b/>
           <w:bCs/>
-          <w:lang w:val="zh-CN"/>
         </w:rPr>
         <w:t xml:space="preserve"> -0.64 </w:t>
       </w:r>
@@ -660,33 +552,24 @@
           <w:rFonts w:hint="eastAsia"/>
           <w:b/>
           <w:bCs/>
-          <w:lang w:val="zh-CN"/>
         </w:rPr>
         <w:t xml:space="preserve">元</w:t>
       </w:r>
       <w:r>
-        <w:rPr>
-          <w:lang w:val="zh-CN"/>
-        </w:rPr>
         <w:t xml:space="preserve">;2017 </w:t>
       </w:r>
       <w:r>
         <w:rPr>
           <w:rFonts w:hint="eastAsia"/>
-          <w:lang w:val="zh-CN"/>
         </w:rPr>
         <w:t xml:space="preserve">年净利润与扣非净利润差异率高达</w:t>
       </w:r>
       <w:r>
-        <w:rPr>
-          <w:lang w:val="zh-CN"/>
-        </w:rPr>
         <w:t xml:space="preserve"> </w:t>
       </w:r>
       <w:r>
         <w:rPr>
           <w:rFonts w:hint="eastAsia"/>
-          <w:lang w:val="zh-CN"/>
         </w:rPr>
         <w:t xml:space="preserve">87%。这些信号均早于监管立案与市场崩盘。如果存在自动化工具持续监控这些信号,风险本可被提前发现。本项目即以此为出发点。</w:t>
       </w:r>
@@ -701,7 +584,6 @@
       <w:r>
         <w:rPr>
           <w:rFonts w:hint="eastAsia"/>
-          <w:lang w:val="zh-CN"/>
         </w:rPr>
         <w:t xml:space="preserve">二、需求分析:与竞赛考察点逐项对齐</w:t>
       </w:r>
@@ -731,7 +613,6 @@
             <w:r>
               <w:rPr>
                 <w:rFonts w:hint="eastAsia"/>
-                <w:lang w:val="zh-CN"/>
               </w:rPr>
               <w:t xml:space="preserve">竞赛考察点(通知原文)</w:t>
             </w:r>
@@ -746,7 +627,6 @@
             <w:r>
               <w:rPr>
                 <w:rFonts w:hint="eastAsia"/>
-                <w:lang w:val="zh-CN"/>
               </w:rPr>
               <w:t xml:space="preserve">本项目对应设计</w:t>
             </w:r>
@@ -761,7 +641,6 @@
             <w:r>
               <w:rPr>
                 <w:rFonts w:hint="eastAsia"/>
-                <w:lang w:val="zh-CN"/>
               </w:rPr>
               <w:t xml:space="preserve">状态</w:t>
             </w:r>
@@ -778,7 +657,6 @@
             <w:r>
               <w:rPr>
                 <w:rFonts w:hint="eastAsia"/>
-                <w:lang w:val="zh-CN"/>
               </w:rPr>
               <w:t xml:space="preserve">字段提取完整性(选题一)</w:t>
             </w:r>
@@ -791,41 +669,29 @@
               <w:pStyle w:val="Compact"/>
             </w:pPr>
             <w:r>
-              <w:rPr>
-                <w:lang w:val="zh-CN"/>
-              </w:rPr>
               <w:t xml:space="preserve">LLM </w:t>
             </w:r>
             <w:r>
               <w:rPr>
                 <w:rFonts w:hint="eastAsia"/>
-                <w:lang w:val="zh-CN"/>
               </w:rPr>
               <w:t xml:space="preserve">提取</w:t>
             </w:r>
             <w:r>
-              <w:rPr>
-                <w:lang w:val="zh-CN"/>
-              </w:rPr>
               <w:t xml:space="preserve"> + </w:t>
             </w:r>
             <w:r>
               <w:rPr>
                 <w:rFonts w:hint="eastAsia"/>
-                <w:lang w:val="zh-CN"/>
               </w:rPr>
               <w:t xml:space="preserve">规则兜底双通道;字段级</w:t>
             </w:r>
             <w:r>
-              <w:rPr>
-                <w:lang w:val="zh-CN"/>
-              </w:rPr>
               <w:t xml:space="preserve"> F1 </w:t>
             </w:r>
             <w:r>
               <w:rPr>
                 <w:rFonts w:hint="eastAsia"/>
-                <w:lang w:val="zh-CN"/>
               </w:rPr>
               <w:t xml:space="preserve">自评体系</w:t>
             </w:r>
@@ -840,7 +706,6 @@
             <w:r>
               <w:rPr>
                 <w:rFonts w:hint="eastAsia"/>
-                <w:lang w:val="zh-CN"/>
               </w:rPr>
               <w:t xml:space="preserve">已实现</w:t>
             </w:r>
@@ -857,7 +722,6 @@
             <w:r>
               <w:rPr>
                 <w:rFonts w:hint="eastAsia"/>
-                <w:lang w:val="zh-CN"/>
               </w:rPr>
               <w:t xml:space="preserve">格式规范性(选题一)</w:t>
             </w:r>
@@ -870,28 +734,20 @@
               <w:pStyle w:val="Compact"/>
             </w:pPr>
             <w:r>
-              <w:rPr>
-                <w:lang w:val="zh-CN"/>
-              </w:rPr>
               <w:t xml:space="preserve">Pydantic Schema </w:t>
             </w:r>
             <w:r>
               <w:rPr>
                 <w:rFonts w:hint="eastAsia"/>
-                <w:lang w:val="zh-CN"/>
               </w:rPr>
               <w:t xml:space="preserve">强校验</w:t>
             </w:r>
             <w:r>
-              <w:rPr>
-                <w:lang w:val="zh-CN"/>
-              </w:rPr>
               <w:t xml:space="preserve"> + </w:t>
             </w:r>
             <w:r>
               <w:rPr>
                 <w:rFonts w:hint="eastAsia"/>
-                <w:lang w:val="zh-CN"/>
               </w:rPr>
               <w:t xml:space="preserve">校验-重试闭环(不合格输出自动打回修正)</w:t>
             </w:r>
@@ -906,7 +762,6 @@
             <w:r>
               <w:rPr>
                 <w:rFonts w:hint="eastAsia"/>
-                <w:lang w:val="zh-CN"/>
               </w:rPr>
               <w:t xml:space="preserve">已实现</w:t>
             </w:r>
@@ -923,7 +778,6 @@
             <w:r>
               <w:rPr>
                 <w:rFonts w:hint="eastAsia"/>
-                <w:lang w:val="zh-CN"/>
               </w:rPr>
               <w:t xml:space="preserve">表格解析准确性(选题一)</w:t>
             </w:r>
@@ -936,41 +790,29 @@
               <w:pStyle w:val="Compact"/>
             </w:pPr>
             <w:r>
-              <w:rPr>
-                <w:lang w:val="zh-CN"/>
-              </w:rPr>
               <w:t xml:space="preserve">pdfplumber </w:t>
             </w:r>
             <w:r>
               <w:rPr>
                 <w:rFonts w:hint="eastAsia"/>
-                <w:lang w:val="zh-CN"/>
               </w:rPr>
               <w:t xml:space="preserve">表格结构解析</w:t>
             </w:r>
             <w:r>
-              <w:rPr>
-                <w:lang w:val="zh-CN"/>
-              </w:rPr>
               <w:t xml:space="preserve"> + OCR </w:t>
             </w:r>
             <w:r>
               <w:rPr>
                 <w:rFonts w:hint="eastAsia"/>
-                <w:lang w:val="zh-CN"/>
               </w:rPr>
               <w:t xml:space="preserve">行框坐标重建</w:t>
             </w:r>
             <w:r>
-              <w:rPr>
-                <w:lang w:val="zh-CN"/>
-              </w:rPr>
               <w:t xml:space="preserve"> + LLM </w:t>
             </w:r>
             <w:r>
               <w:rPr>
                 <w:rFonts w:hint="eastAsia"/>
-                <w:lang w:val="zh-CN"/>
               </w:rPr>
               <w:t xml:space="preserve">全文理解</w:t>
             </w:r>
@@ -985,7 +827,6 @@
             <w:r>
               <w:rPr>
                 <w:rFonts w:hint="eastAsia"/>
-                <w:lang w:val="zh-CN"/>
               </w:rPr>
               <w:t xml:space="preserve">已实现</w:t>
             </w:r>
@@ -1002,7 +843,6 @@
             <w:r>
               <w:rPr>
                 <w:rFonts w:hint="eastAsia"/>
-                <w:lang w:val="zh-CN"/>
               </w:rPr>
               <w:t xml:space="preserve">结果一致性(选题一)</w:t>
             </w:r>
@@ -1017,46 +857,33 @@
             <w:r>
               <w:rPr>
                 <w:rFonts w:hint="eastAsia"/>
-                <w:lang w:val="zh-CN"/>
               </w:rPr>
               <w:t xml:space="preserve">三层校验体系:Schema</w:t>
             </w:r>
             <w:r>
-              <w:rPr>
-                <w:lang w:val="zh-CN"/>
-              </w:rPr>
               <w:t xml:space="preserve"> </w:t>
             </w:r>
             <w:r>
               <w:rPr>
                 <w:rFonts w:hint="eastAsia"/>
-                <w:lang w:val="zh-CN"/>
               </w:rPr>
               <w:t xml:space="preserve">合规</w:t>
             </w:r>
             <w:r>
-              <w:rPr>
-                <w:lang w:val="zh-CN"/>
-              </w:rPr>
               <w:t xml:space="preserve"> → </w:t>
             </w:r>
             <w:r>
               <w:rPr>
                 <w:rFonts w:hint="eastAsia"/>
-                <w:lang w:val="zh-CN"/>
               </w:rPr>
               <w:t xml:space="preserve">跨字段勾稽</w:t>
             </w:r>
             <w:r>
-              <w:rPr>
-                <w:lang w:val="zh-CN"/>
-              </w:rPr>
               <w:t xml:space="preserve"> → </w:t>
             </w:r>
             <w:r>
               <w:rPr>
                 <w:rFonts w:hint="eastAsia"/>
-                <w:lang w:val="zh-CN"/>
               </w:rPr>
               <w:t xml:space="preserve">原文溯源</w:t>
             </w:r>
@@ -1071,7 +898,6 @@
             <w:r>
               <w:rPr>
                 <w:rFonts w:hint="eastAsia"/>
-                <w:lang w:val="zh-CN"/>
               </w:rPr>
               <w:t xml:space="preserve">已实现</w:t>
             </w:r>
@@ -1088,7 +914,6 @@
             <w:r>
               <w:rPr>
                 <w:rFonts w:hint="eastAsia"/>
-                <w:lang w:val="zh-CN"/>
               </w:rPr>
               <w:t xml:space="preserve">同比/环比计算准确性(选题二)</w:t>
             </w:r>
@@ -1103,7 +928,6 @@
             <w:r>
               <w:rPr>
                 <w:rFonts w:hint="eastAsia"/>
-                <w:lang w:val="zh-CN"/>
               </w:rPr>
               <w:t xml:space="preserve">所有指标由代码对落盘数据计算,</w:t>
             </w:r>
@@ -1112,7 +936,6 @@
                 <w:rFonts w:hint="eastAsia"/>
                 <w:b/>
                 <w:bCs/>
-                <w:lang w:val="zh-CN"/>
               </w:rPr>
               <w:t xml:space="preserve">不经</w:t>
             </w:r>
@@ -1120,7 +943,6 @@
               <w:rPr>
                 <w:b/>
                 <w:bCs/>
-                <w:lang w:val="zh-CN"/>
               </w:rPr>
               <w:t xml:space="preserve"> LLM </w:t>
             </w:r>
@@ -1129,14 +951,12 @@
                 <w:rFonts w:hint="eastAsia"/>
                 <w:b/>
                 <w:bCs/>
-                <w:lang w:val="zh-CN"/>
               </w:rPr>
               <w:t xml:space="preserve">口算</w:t>
             </w:r>
             <w:r>
               <w:rPr>
                 <w:rFonts w:hint="eastAsia"/>
-                <w:lang w:val="zh-CN"/>
               </w:rPr>
               <w:t xml:space="preserve">;双数据源交叉</w:t>
             </w:r>
@@ -1151,7 +971,6 @@
             <w:r>
               <w:rPr>
                 <w:rFonts w:hint="eastAsia"/>
-                <w:lang w:val="zh-CN"/>
               </w:rPr>
               <w:t xml:space="preserve">已实现</w:t>
             </w:r>
@@ -1168,7 +987,6 @@
             <w:r>
               <w:rPr>
                 <w:rFonts w:hint="eastAsia"/>
-                <w:lang w:val="zh-CN"/>
               </w:rPr>
               <w:t xml:space="preserve">非经常性损益识别(选题二)</w:t>
             </w:r>
@@ -1181,28 +999,20 @@
               <w:pStyle w:val="Compact"/>
             </w:pPr>
             <w:r>
-              <w:rPr>
-                <w:lang w:val="zh-CN"/>
-              </w:rPr>
               <w:t xml:space="preserve">R2 </w:t>
             </w:r>
             <w:r>
               <w:rPr>
                 <w:rFonts w:hint="eastAsia"/>
-                <w:lang w:val="zh-CN"/>
               </w:rPr>
               <w:t xml:space="preserve">规则:净利润与扣非净利润差异率</w:t>
             </w:r>
             <w:r>
-              <w:rPr>
-                <w:lang w:val="zh-CN"/>
-              </w:rPr>
               <w:t xml:space="preserve"> &gt; 30% </w:t>
             </w:r>
             <w:r>
               <w:rPr>
                 <w:rFonts w:hint="eastAsia"/>
-                <w:lang w:val="zh-CN"/>
               </w:rPr>
               <w:t xml:space="preserve">触发预警</w:t>
             </w:r>
@@ -1217,7 +1027,6 @@
             <w:r>
               <w:rPr>
                 <w:rFonts w:hint="eastAsia"/>
-                <w:lang w:val="zh-CN"/>
               </w:rPr>
               <w:t xml:space="preserve">已实现</w:t>
             </w:r>
@@ -1234,7 +1043,6 @@
             <w:r>
               <w:rPr>
                 <w:rFonts w:hint="eastAsia"/>
-                <w:lang w:val="zh-CN"/>
               </w:rPr>
               <w:t xml:space="preserve">会计口径变化识别(选题二)</w:t>
             </w:r>
@@ -1249,7 +1057,6 @@
             <w:r>
               <w:rPr>
                 <w:rFonts w:hint="eastAsia"/>
-                <w:lang w:val="zh-CN"/>
               </w:rPr>
               <w:t xml:space="preserve">行业口径豁免机制(银行业现金流/杠杆规则自动豁免)</w:t>
             </w:r>
@@ -1264,7 +1071,6 @@
             <w:r>
               <w:rPr>
                 <w:rFonts w:hint="eastAsia"/>
-                <w:lang w:val="zh-CN"/>
               </w:rPr>
               <w:t xml:space="preserve">已实现</w:t>
             </w:r>
@@ -1281,7 +1087,6 @@
             <w:r>
               <w:rPr>
                 <w:rFonts w:hint="eastAsia"/>
-                <w:lang w:val="zh-CN"/>
               </w:rPr>
               <w:t xml:space="preserve">利润与现金流背离识别(选题二)</w:t>
             </w:r>
@@ -1294,15 +1099,11 @@
               <w:pStyle w:val="Compact"/>
             </w:pPr>
             <w:r>
-              <w:rPr>
-                <w:lang w:val="zh-CN"/>
-              </w:rPr>
               <w:t xml:space="preserve">R1/R7 </w:t>
             </w:r>
             <w:r>
               <w:rPr>
                 <w:rFonts w:hint="eastAsia"/>
-                <w:lang w:val="zh-CN"/>
               </w:rPr>
               <w:t xml:space="preserve">规则:净利润为证伪不了负现金流,利润含金量量化</w:t>
             </w:r>
@@ -1317,7 +1118,6 @@
             <w:r>
               <w:rPr>
                 <w:rFonts w:hint="eastAsia"/>
-                <w:lang w:val="zh-CN"/>
               </w:rPr>
               <w:t xml:space="preserve">已实现</w:t>
             </w:r>
@@ -1334,7 +1134,6 @@
             <w:r>
               <w:rPr>
                 <w:rFonts w:hint="eastAsia"/>
-                <w:lang w:val="zh-CN"/>
               </w:rPr>
               <w:t xml:space="preserve">数据来源可核验、过程可追溯、结果可复现</w:t>
             </w:r>
@@ -1349,46 +1148,33 @@
             <w:r>
               <w:rPr>
                 <w:rFonts w:hint="eastAsia"/>
-                <w:lang w:val="zh-CN"/>
               </w:rPr>
               <w:t xml:space="preserve">全链路</w:t>
             </w:r>
             <w:r>
-              <w:rPr>
-                <w:lang w:val="zh-CN"/>
-              </w:rPr>
               <w:t xml:space="preserve"> JSONL </w:t>
             </w:r>
             <w:r>
               <w:rPr>
                 <w:rFonts w:hint="eastAsia"/>
-                <w:lang w:val="zh-CN"/>
               </w:rPr>
               <w:t xml:space="preserve">日志</w:t>
             </w:r>
             <w:r>
-              <w:rPr>
-                <w:lang w:val="zh-CN"/>
-              </w:rPr>
               <w:t xml:space="preserve"> + </w:t>
             </w:r>
             <w:r>
               <w:rPr>
                 <w:rFonts w:hint="eastAsia"/>
-                <w:lang w:val="zh-CN"/>
               </w:rPr>
               <w:t xml:space="preserve">原文溯源页码</w:t>
             </w:r>
             <w:r>
-              <w:rPr>
-                <w:lang w:val="zh-CN"/>
-              </w:rPr>
               <w:t xml:space="preserve"> + </w:t>
             </w:r>
             <w:r>
               <w:rPr>
                 <w:rFonts w:hint="eastAsia"/>
-                <w:lang w:val="zh-CN"/>
               </w:rPr>
               <w:t xml:space="preserve">采集元数据留痕</w:t>
             </w:r>
@@ -1403,7 +1189,6 @@
             <w:r>
               <w:rPr>
                 <w:rFonts w:hint="eastAsia"/>
-                <w:lang w:val="zh-CN"/>
               </w:rPr>
               <w:t xml:space="preserve">已实现</w:t>
             </w:r>
@@ -1420,7 +1205,6 @@
             <w:r>
               <w:rPr>
                 <w:rFonts w:hint="eastAsia"/>
-                <w:lang w:val="zh-CN"/>
               </w:rPr>
               <w:t xml:space="preserve">不得仅提交自然语言对话记录</w:t>
             </w:r>
@@ -1435,33 +1219,24 @@
             <w:r>
               <w:rPr>
                 <w:rFonts w:hint="eastAsia"/>
-                <w:lang w:val="zh-CN"/>
               </w:rPr>
               <w:t xml:space="preserve">输出结构化</w:t>
             </w:r>
             <w:r>
-              <w:rPr>
-                <w:lang w:val="zh-CN"/>
-              </w:rPr>
               <w:t xml:space="preserve"> JSON + </w:t>
             </w:r>
             <w:r>
               <w:rPr>
                 <w:rFonts w:hint="eastAsia"/>
-                <w:lang w:val="zh-CN"/>
               </w:rPr>
               <w:t xml:space="preserve">校验报告</w:t>
             </w:r>
             <w:r>
-              <w:rPr>
-                <w:lang w:val="zh-CN"/>
-              </w:rPr>
               <w:t xml:space="preserve"> + </w:t>
             </w:r>
             <w:r>
               <w:rPr>
                 <w:rFonts w:hint="eastAsia"/>
-                <w:lang w:val="zh-CN"/>
               </w:rPr>
               <w:t xml:space="preserve">预警分析报告</w:t>
             </w:r>
@@ -1476,7 +1251,6 @@
             <w:r>
               <w:rPr>
                 <w:rFonts w:hint="eastAsia"/>
-                <w:lang w:val="zh-CN"/>
               </w:rPr>
               <w:t xml:space="preserve">已实现</w:t>
             </w:r>
@@ -1493,7 +1267,6 @@
       <w:r>
         <w:rPr>
           <w:rFonts w:hint="eastAsia"/>
-          <w:lang w:val="zh-CN"/>
         </w:rPr>
         <w:t xml:space="preserve">三、系统架构设计</w:t>
       </w:r>
@@ -1505,7 +1278,6 @@
       <w:r>
         <w:rPr>
           <w:rStyle w:val="VerbatimChar"/>
-          <w:lang w:val="zh-CN"/>
         </w:rPr>
         <w:t xml:space="preserve">┌──────────────────────────────────────────────────────────────────┐</w:t>
       </w:r>
@@ -1515,7 +1287,6 @@
       <w:r>
         <w:rPr>
           <w:rStyle w:val="VerbatimChar"/>
-          <w:lang w:val="zh-CN"/>
         </w:rPr>
         <w:t xml:space="preserve">│                </w:t>
       </w:r>
@@ -1523,14 +1294,12 @@
         <w:rPr>
           <w:rStyle w:val="VerbatimChar"/>
           <w:rFonts w:hint="eastAsia"/>
-          <w:lang w:val="zh-CN"/>
         </w:rPr>
         <w:t xml:space="preserve">驼研·信鉴</w:t>
       </w:r>
       <w:r>
         <w:rPr>
           <w:rStyle w:val="VerbatimChar"/>
-          <w:lang w:val="zh-CN"/>
         </w:rPr>
         <w:t xml:space="preserve"> · </w:t>
       </w:r>
@@ -1538,14 +1307,12 @@
         <w:rPr>
           <w:rStyle w:val="VerbatimChar"/>
           <w:rFonts w:hint="eastAsia"/>
-          <w:lang w:val="zh-CN"/>
         </w:rPr>
         <w:t xml:space="preserve">信用风险预警智能体</w:t>
       </w:r>
       <w:r>
         <w:rPr>
           <w:rStyle w:val="VerbatimChar"/>
-          <w:lang w:val="zh-CN"/>
         </w:rPr>
         <w:t xml:space="preserve">                      │</w:t>
       </w:r>
@@ -1555,7 +1322,6 @@
       <w:r>
         <w:rPr>
           <w:rStyle w:val="VerbatimChar"/>
-          <w:lang w:val="zh-CN"/>
         </w:rPr>
         <w:t xml:space="preserve">├──────────────────────────────────────────────────────────────────┤</w:t>
       </w:r>
@@ -1565,7 +1331,6 @@
       <w:r>
         <w:rPr>
           <w:rStyle w:val="VerbatimChar"/>
-          <w:lang w:val="zh-CN"/>
         </w:rPr>
         <w:t xml:space="preserve">│ </w:t>
       </w:r>
@@ -1573,14 +1338,12 @@
         <w:rPr>
           <w:rStyle w:val="VerbatimChar"/>
           <w:rFonts w:hint="eastAsia"/>
-          <w:lang w:val="zh-CN"/>
         </w:rPr>
         <w:t xml:space="preserve">输出层</w:t>
       </w:r>
       <w:r>
         <w:rPr>
           <w:rStyle w:val="VerbatimChar"/>
-          <w:lang w:val="zh-CN"/>
         </w:rPr>
         <w:t xml:space="preserve">  </w:t>
       </w:r>
@@ -1588,14 +1351,12 @@
         <w:rPr>
           <w:rStyle w:val="VerbatimChar"/>
           <w:rFonts w:hint="eastAsia"/>
-          <w:lang w:val="zh-CN"/>
         </w:rPr>
         <w:t xml:space="preserve">结构化</w:t>
       </w:r>
       <w:r>
         <w:rPr>
           <w:rStyle w:val="VerbatimChar"/>
-          <w:lang w:val="zh-CN"/>
         </w:rPr>
         <w:t xml:space="preserve"> JSON │ </w:t>
       </w:r>
@@ -1603,14 +1364,12 @@
         <w:rPr>
           <w:rStyle w:val="VerbatimChar"/>
           <w:rFonts w:hint="eastAsia"/>
-          <w:lang w:val="zh-CN"/>
         </w:rPr>
         <w:t xml:space="preserve">一致性校验报告</w:t>
       </w:r>
       <w:r>
         <w:rPr>
           <w:rStyle w:val="VerbatimChar"/>
-          <w:lang w:val="zh-CN"/>
         </w:rPr>
         <w:t xml:space="preserve"> │ </w:t>
       </w:r>
@@ -1618,14 +1377,12 @@
         <w:rPr>
           <w:rStyle w:val="VerbatimChar"/>
           <w:rFonts w:hint="eastAsia"/>
-          <w:lang w:val="zh-CN"/>
         </w:rPr>
         <w:t xml:space="preserve">风险预警报告</w:t>
       </w:r>
       <w:r>
         <w:rPr>
           <w:rStyle w:val="VerbatimChar"/>
-          <w:lang w:val="zh-CN"/>
         </w:rPr>
         <w:t xml:space="preserve"> │ </w:t>
       </w:r>
@@ -1633,14 +1390,12 @@
         <w:rPr>
           <w:rStyle w:val="VerbatimChar"/>
           <w:rFonts w:hint="eastAsia"/>
-          <w:lang w:val="zh-CN"/>
         </w:rPr>
         <w:t xml:space="preserve">溯源证据链</w:t>
       </w:r>
       <w:r>
         <w:rPr>
           <w:rStyle w:val="VerbatimChar"/>
-          <w:lang w:val="zh-CN"/>
         </w:rPr>
         <w:t xml:space="preserve">     │</w:t>
       </w:r>
@@ -1650,7 +1405,6 @@
       <w:r>
         <w:rPr>
           <w:rStyle w:val="VerbatimChar"/>
-          <w:lang w:val="zh-CN"/>
         </w:rPr>
         <w:t xml:space="preserve">├──────────────────────────────────────────────────────────────────┤</w:t>
       </w:r>
@@ -1660,7 +1414,6 @@
       <w:r>
         <w:rPr>
           <w:rStyle w:val="VerbatimChar"/>
-          <w:lang w:val="zh-CN"/>
         </w:rPr>
         <w:t xml:space="preserve">│ </w:t>
       </w:r>
@@ -1668,14 +1421,12 @@
         <w:rPr>
           <w:rStyle w:val="VerbatimChar"/>
           <w:rFonts w:hint="eastAsia"/>
-          <w:lang w:val="zh-CN"/>
         </w:rPr>
         <w:t xml:space="preserve">预警层</w:t>
       </w:r>
       <w:r>
         <w:rPr>
           <w:rStyle w:val="VerbatimChar"/>
-          <w:lang w:val="zh-CN"/>
         </w:rPr>
         <w:t xml:space="preserve">  </w:t>
       </w:r>
@@ -1683,14 +1434,12 @@
         <w:rPr>
           <w:rStyle w:val="VerbatimChar"/>
           <w:rFonts w:hint="eastAsia"/>
-          <w:lang w:val="zh-CN"/>
         </w:rPr>
         <w:t xml:space="preserve">红旗规则引擎</w:t>
       </w:r>
       <w:r>
         <w:rPr>
           <w:rStyle w:val="VerbatimChar"/>
-          <w:lang w:val="zh-CN"/>
         </w:rPr>
         <w:t xml:space="preserve"> </w:t>
       </w:r>
@@ -1698,14 +1447,12 @@
         <w:rPr>
           <w:rStyle w:val="VerbatimChar"/>
           <w:rFonts w:hint="eastAsia"/>
-          <w:lang w:val="zh-CN"/>
         </w:rPr>
         <w:t xml:space="preserve">R1-R9(利润现金流背离/非经常性损益/高质押……)</w:t>
       </w:r>
       <w:r>
         <w:rPr>
           <w:rStyle w:val="VerbatimChar"/>
-          <w:lang w:val="zh-CN"/>
         </w:rPr>
         <w:t xml:space="preserve">  │</w:t>
       </w:r>
@@ -1715,7 +1462,6 @@
       <w:r>
         <w:rPr>
           <w:rStyle w:val="VerbatimChar"/>
-          <w:lang w:val="zh-CN"/>
         </w:rPr>
         <w:t xml:space="preserve">│         </w:t>
       </w:r>
@@ -1723,14 +1469,12 @@
         <w:rPr>
           <w:rStyle w:val="VerbatimChar"/>
           <w:rFonts w:hint="eastAsia"/>
-          <w:lang w:val="zh-CN"/>
         </w:rPr>
         <w:t xml:space="preserve">行业口径豁免(银行等特殊行业)</w:t>
       </w:r>
       <w:r>
         <w:rPr>
           <w:rStyle w:val="VerbatimChar"/>
-          <w:lang w:val="zh-CN"/>
         </w:rPr>
         <w:t xml:space="preserve">  │ </w:t>
       </w:r>
@@ -1738,14 +1482,12 @@
         <w:rPr>
           <w:rStyle w:val="VerbatimChar"/>
           <w:rFonts w:hint="eastAsia"/>
-          <w:lang w:val="zh-CN"/>
         </w:rPr>
         <w:t xml:space="preserve">综合风险评级</w:t>
       </w:r>
       <w:r>
         <w:rPr>
           <w:rStyle w:val="VerbatimChar"/>
-          <w:lang w:val="zh-CN"/>
         </w:rPr>
         <w:t xml:space="preserve">               │</w:t>
       </w:r>
@@ -1755,7 +1497,6 @@
       <w:r>
         <w:rPr>
           <w:rStyle w:val="VerbatimChar"/>
-          <w:lang w:val="zh-CN"/>
         </w:rPr>
         <w:t xml:space="preserve">├──────────────────────────────────────────────────────────────────┤</w:t>
       </w:r>
@@ -1765,7 +1506,6 @@
       <w:r>
         <w:rPr>
           <w:rStyle w:val="VerbatimChar"/>
-          <w:lang w:val="zh-CN"/>
         </w:rPr>
         <w:t xml:space="preserve">│ </w:t>
       </w:r>
@@ -1773,14 +1513,12 @@
         <w:rPr>
           <w:rStyle w:val="VerbatimChar"/>
           <w:rFonts w:hint="eastAsia"/>
-          <w:lang w:val="zh-CN"/>
         </w:rPr>
         <w:t xml:space="preserve">分析层</w:t>
       </w:r>
       <w:r>
         <w:rPr>
           <w:rStyle w:val="VerbatimChar"/>
-          <w:lang w:val="zh-CN"/>
         </w:rPr>
         <w:t xml:space="preserve">  </w:t>
       </w:r>
@@ -1788,14 +1526,12 @@
         <w:rPr>
           <w:rStyle w:val="VerbatimChar"/>
           <w:rFonts w:hint="eastAsia"/>
-          <w:lang w:val="zh-CN"/>
         </w:rPr>
         <w:t xml:space="preserve">财务指标计算引擎(纯代码:同比/环比/比率,LLM</w:t>
       </w:r>
       <w:r>
         <w:rPr>
           <w:rStyle w:val="VerbatimChar"/>
-          <w:lang w:val="zh-CN"/>
         </w:rPr>
         <w:t xml:space="preserve"> </w:t>
       </w:r>
@@ -1803,14 +1539,12 @@
         <w:rPr>
           <w:rStyle w:val="VerbatimChar"/>
           <w:rFonts w:hint="eastAsia"/>
-          <w:lang w:val="zh-CN"/>
         </w:rPr>
         <w:t xml:space="preserve">不碰数字)</w:t>
       </w:r>
       <w:r>
         <w:rPr>
           <w:rStyle w:val="VerbatimChar"/>
-          <w:lang w:val="zh-CN"/>
         </w:rPr>
         <w:t xml:space="preserve">      │</w:t>
       </w:r>
@@ -1820,7 +1554,6 @@
       <w:r>
         <w:rPr>
           <w:rStyle w:val="VerbatimChar"/>
-          <w:lang w:val="zh-CN"/>
         </w:rPr>
         <w:t xml:space="preserve">├──────────────────────────────────────────────────────────────────┤</w:t>
       </w:r>
@@ -1830,7 +1563,6 @@
       <w:r>
         <w:rPr>
           <w:rStyle w:val="VerbatimChar"/>
-          <w:lang w:val="zh-CN"/>
         </w:rPr>
         <w:t xml:space="preserve">│ </w:t>
       </w:r>
@@ -1838,14 +1570,12 @@
         <w:rPr>
           <w:rStyle w:val="VerbatimChar"/>
           <w:rFonts w:hint="eastAsia"/>
-          <w:lang w:val="zh-CN"/>
         </w:rPr>
         <w:t xml:space="preserve">校验层</w:t>
       </w:r>
       <w:r>
         <w:rPr>
           <w:rStyle w:val="VerbatimChar"/>
-          <w:lang w:val="zh-CN"/>
         </w:rPr>
         <w:t xml:space="preserve">  ①Schema </w:t>
       </w:r>
@@ -1853,14 +1583,12 @@
         <w:rPr>
           <w:rStyle w:val="VerbatimChar"/>
           <w:rFonts w:hint="eastAsia"/>
-          <w:lang w:val="zh-CN"/>
         </w:rPr>
         <w:t xml:space="preserve">合规校验</w:t>
       </w:r>
       <w:r>
         <w:rPr>
           <w:rStyle w:val="VerbatimChar"/>
-          <w:lang w:val="zh-CN"/>
         </w:rPr>
         <w:t xml:space="preserve"> </w:t>
       </w:r>
@@ -1868,14 +1596,12 @@
         <w:rPr>
           <w:rStyle w:val="VerbatimChar"/>
           <w:rFonts w:hint="eastAsia"/>
-          <w:lang w:val="zh-CN"/>
         </w:rPr>
         <w:t xml:space="preserve">②跨字段勾稽校验(6</w:t>
       </w:r>
       <w:r>
         <w:rPr>
           <w:rStyle w:val="VerbatimChar"/>
-          <w:lang w:val="zh-CN"/>
         </w:rPr>
         <w:t xml:space="preserve"> </w:t>
       </w:r>
@@ -1883,14 +1609,12 @@
         <w:rPr>
           <w:rStyle w:val="VerbatimChar"/>
           <w:rFonts w:hint="eastAsia"/>
-          <w:lang w:val="zh-CN"/>
         </w:rPr>
         <w:t xml:space="preserve">类勾稽关系)</w:t>
       </w:r>
       <w:r>
         <w:rPr>
           <w:rStyle w:val="VerbatimChar"/>
-          <w:lang w:val="zh-CN"/>
         </w:rPr>
         <w:t xml:space="preserve">            │</w:t>
       </w:r>
@@ -1900,7 +1624,6 @@
       <w:r>
         <w:rPr>
           <w:rStyle w:val="VerbatimChar"/>
-          <w:lang w:val="zh-CN"/>
         </w:rPr>
         <w:t xml:space="preserve">│         </w:t>
       </w:r>
@@ -1908,14 +1631,12 @@
         <w:rPr>
           <w:rStyle w:val="VerbatimChar"/>
           <w:rFonts w:hint="eastAsia"/>
-          <w:lang w:val="zh-CN"/>
         </w:rPr>
         <w:t xml:space="preserve">③原文溯源校验(逐字段回原文找证据,幻觉无处遁形)</w:t>
       </w:r>
       <w:r>
         <w:rPr>
           <w:rStyle w:val="VerbatimChar"/>
-          <w:lang w:val="zh-CN"/>
         </w:rPr>
         <w:t xml:space="preserve">           │</w:t>
       </w:r>
@@ -1925,7 +1646,6 @@
       <w:r>
         <w:rPr>
           <w:rStyle w:val="VerbatimChar"/>
-          <w:lang w:val="zh-CN"/>
         </w:rPr>
         <w:t xml:space="preserve">├──────────────────────────────────────────────────────────────────┤</w:t>
       </w:r>
@@ -1935,7 +1655,6 @@
       <w:r>
         <w:rPr>
           <w:rStyle w:val="VerbatimChar"/>
-          <w:lang w:val="zh-CN"/>
         </w:rPr>
         <w:t xml:space="preserve">│ </w:t>
       </w:r>
@@ -1943,14 +1662,12 @@
         <w:rPr>
           <w:rStyle w:val="VerbatimChar"/>
           <w:rFonts w:hint="eastAsia"/>
-          <w:lang w:val="zh-CN"/>
         </w:rPr>
         <w:t xml:space="preserve">提取层</w:t>
       </w:r>
       <w:r>
         <w:rPr>
           <w:rStyle w:val="VerbatimChar"/>
-          <w:lang w:val="zh-CN"/>
         </w:rPr>
         <w:t xml:space="preserve">  LLM </w:t>
       </w:r>
@@ -1958,14 +1675,12 @@
         <w:rPr>
           <w:rStyle w:val="VerbatimChar"/>
           <w:rFonts w:hint="eastAsia"/>
-          <w:lang w:val="zh-CN"/>
         </w:rPr>
         <w:t xml:space="preserve">提取(国产大模型)＋校验-重试闭环</w:t>
       </w:r>
       <w:r>
         <w:rPr>
           <w:rStyle w:val="VerbatimChar"/>
-          <w:lang w:val="zh-CN"/>
         </w:rPr>
         <w:t xml:space="preserve"> </w:t>
       </w:r>
@@ -1973,14 +1688,12 @@
         <w:rPr>
           <w:rStyle w:val="VerbatimChar"/>
           <w:rFonts w:hint="eastAsia"/>
-          <w:lang w:val="zh-CN"/>
         </w:rPr>
         <w:t xml:space="preserve">＋</w:t>
       </w:r>
       <w:r>
         <w:rPr>
           <w:rStyle w:val="VerbatimChar"/>
-          <w:lang w:val="zh-CN"/>
         </w:rPr>
         <w:t xml:space="preserve"> </w:t>
       </w:r>
@@ -1988,14 +1701,12 @@
         <w:rPr>
           <w:rStyle w:val="VerbatimChar"/>
           <w:rFonts w:hint="eastAsia"/>
-          <w:lang w:val="zh-CN"/>
         </w:rPr>
         <w:t xml:space="preserve">规则兜底双通道</w:t>
       </w:r>
       <w:r>
         <w:rPr>
           <w:rStyle w:val="VerbatimChar"/>
-          <w:lang w:val="zh-CN"/>
         </w:rPr>
         <w:t xml:space="preserve">      │</w:t>
       </w:r>
@@ -2005,7 +1716,6 @@
       <w:r>
         <w:rPr>
           <w:rStyle w:val="VerbatimChar"/>
-          <w:lang w:val="zh-CN"/>
         </w:rPr>
         <w:t xml:space="preserve">├──────────────────────────────────────────────────────────────────┤</w:t>
       </w:r>
@@ -2015,7 +1725,6 @@
       <w:r>
         <w:rPr>
           <w:rStyle w:val="VerbatimChar"/>
-          <w:lang w:val="zh-CN"/>
         </w:rPr>
         <w:t xml:space="preserve">│ </w:t>
       </w:r>
@@ -2023,14 +1732,12 @@
         <w:rPr>
           <w:rStyle w:val="VerbatimChar"/>
           <w:rFonts w:hint="eastAsia"/>
-          <w:lang w:val="zh-CN"/>
         </w:rPr>
         <w:t xml:space="preserve">解析层</w:t>
       </w:r>
       <w:r>
         <w:rPr>
           <w:rStyle w:val="VerbatimChar"/>
-          <w:lang w:val="zh-CN"/>
         </w:rPr>
         <w:t xml:space="preserve">  </w:t>
       </w:r>
@@ -2038,14 +1745,12 @@
         <w:rPr>
           <w:rStyle w:val="VerbatimChar"/>
           <w:rFonts w:hint="eastAsia"/>
-          <w:lang w:val="zh-CN"/>
         </w:rPr>
         <w:t xml:space="preserve">文本</w:t>
       </w:r>
       <w:r>
         <w:rPr>
           <w:rStyle w:val="VerbatimChar"/>
-          <w:lang w:val="zh-CN"/>
         </w:rPr>
         <w:t xml:space="preserve"> PDF </w:t>
       </w:r>
@@ -2053,14 +1758,12 @@
         <w:rPr>
           <w:rStyle w:val="VerbatimChar"/>
           <w:rFonts w:hint="eastAsia"/>
-          <w:lang w:val="zh-CN"/>
         </w:rPr>
         <w:t xml:space="preserve">直读(pypdf/pdfplumber)│</w:t>
       </w:r>
       <w:r>
         <w:rPr>
           <w:rStyle w:val="VerbatimChar"/>
-          <w:lang w:val="zh-CN"/>
         </w:rPr>
         <w:t xml:space="preserve"> </w:t>
       </w:r>
@@ -2068,14 +1771,12 @@
         <w:rPr>
           <w:rStyle w:val="VerbatimChar"/>
           <w:rFonts w:hint="eastAsia"/>
-          <w:lang w:val="zh-CN"/>
         </w:rPr>
         <w:t xml:space="preserve">扫描件</w:t>
       </w:r>
       <w:r>
         <w:rPr>
           <w:rStyle w:val="VerbatimChar"/>
-          <w:lang w:val="zh-CN"/>
         </w:rPr>
         <w:t xml:space="preserve"> OCR(RapidOCR +    │</w:t>
       </w:r>
@@ -2085,7 +1786,6 @@
       <w:r>
         <w:rPr>
           <w:rStyle w:val="VerbatimChar"/>
-          <w:lang w:val="zh-CN"/>
         </w:rPr>
         <w:t xml:space="preserve">│         </w:t>
       </w:r>
@@ -2093,14 +1793,12 @@
         <w:rPr>
           <w:rStyle w:val="VerbatimChar"/>
           <w:rFonts w:hint="eastAsia"/>
-          <w:lang w:val="zh-CN"/>
         </w:rPr>
         <w:t xml:space="preserve">表格坐标重建)│</w:t>
       </w:r>
       <w:r>
         <w:rPr>
           <w:rStyle w:val="VerbatimChar"/>
-          <w:lang w:val="zh-CN"/>
         </w:rPr>
         <w:t xml:space="preserve"> </w:t>
       </w:r>
@@ -2108,14 +1806,12 @@
         <w:rPr>
           <w:rStyle w:val="VerbatimChar"/>
           <w:rFonts w:hint="eastAsia"/>
-          <w:lang w:val="zh-CN"/>
         </w:rPr>
         <w:t xml:space="preserve">表格结构识别</w:t>
       </w:r>
       <w:r>
         <w:rPr>
           <w:rStyle w:val="VerbatimChar"/>
-          <w:lang w:val="zh-CN"/>
         </w:rPr>
         <w:t xml:space="preserve">                                  │</w:t>
       </w:r>
@@ -2125,7 +1821,6 @@
       <w:r>
         <w:rPr>
           <w:rStyle w:val="VerbatimChar"/>
-          <w:lang w:val="zh-CN"/>
         </w:rPr>
         <w:t xml:space="preserve">├──────────────────────────────────────────────────────────────────┤</w:t>
       </w:r>
@@ -2135,7 +1830,6 @@
       <w:r>
         <w:rPr>
           <w:rStyle w:val="VerbatimChar"/>
-          <w:lang w:val="zh-CN"/>
         </w:rPr>
         <w:t xml:space="preserve">│ </w:t>
       </w:r>
@@ -2143,14 +1837,12 @@
         <w:rPr>
           <w:rStyle w:val="VerbatimChar"/>
           <w:rFonts w:hint="eastAsia"/>
-          <w:lang w:val="zh-CN"/>
         </w:rPr>
         <w:t xml:space="preserve">数据层</w:t>
       </w:r>
       <w:r>
         <w:rPr>
           <w:rStyle w:val="VerbatimChar"/>
-          <w:lang w:val="zh-CN"/>
         </w:rPr>
         <w:t xml:space="preserve">  </w:t>
       </w:r>
@@ -2158,14 +1850,12 @@
         <w:rPr>
           <w:rStyle w:val="VerbatimChar"/>
           <w:rFonts w:hint="eastAsia"/>
-          <w:lang w:val="zh-CN"/>
         </w:rPr>
         <w:t xml:space="preserve">巨潮公告</w:t>
       </w:r>
       <w:r>
         <w:rPr>
           <w:rStyle w:val="VerbatimChar"/>
-          <w:lang w:val="zh-CN"/>
         </w:rPr>
         <w:t xml:space="preserve"> </w:t>
       </w:r>
@@ -2173,14 +1863,12 @@
         <w:rPr>
           <w:rStyle w:val="VerbatimChar"/>
           <w:rFonts w:hint="eastAsia"/>
-          <w:lang w:val="zh-CN"/>
         </w:rPr>
         <w:t xml:space="preserve">PDF/扫描件</w:t>
       </w:r>
       <w:r>
         <w:rPr>
           <w:rStyle w:val="VerbatimChar"/>
-          <w:lang w:val="zh-CN"/>
         </w:rPr>
         <w:t xml:space="preserve"> │ akshare </w:t>
       </w:r>
@@ -2188,14 +1876,12 @@
         <w:rPr>
           <w:rStyle w:val="VerbatimChar"/>
           <w:rFonts w:hint="eastAsia"/>
-          <w:lang w:val="zh-CN"/>
         </w:rPr>
         <w:t xml:space="preserve">双源财报数据(同花顺+新浪)</w:t>
       </w:r>
       <w:r>
         <w:rPr>
           <w:rStyle w:val="VerbatimChar"/>
-          <w:lang w:val="zh-CN"/>
         </w:rPr>
         <w:t xml:space="preserve">    │</w:t>
       </w:r>
@@ -2205,7 +1891,6 @@
       <w:r>
         <w:rPr>
           <w:rStyle w:val="VerbatimChar"/>
-          <w:lang w:val="zh-CN"/>
         </w:rPr>
         <w:t xml:space="preserve">│         </w:t>
       </w:r>
@@ -2213,14 +1898,12 @@
         <w:rPr>
           <w:rStyle w:val="VerbatimChar"/>
           <w:rFonts w:hint="eastAsia"/>
-          <w:lang w:val="zh-CN"/>
         </w:rPr>
         <w:t xml:space="preserve">落盘</w:t>
       </w:r>
       <w:r>
         <w:rPr>
           <w:rStyle w:val="VerbatimChar"/>
-          <w:lang w:val="zh-CN"/>
         </w:rPr>
         <w:t xml:space="preserve"> CSV + </w:t>
       </w:r>
@@ -2228,14 +1911,12 @@
         <w:rPr>
           <w:rStyle w:val="VerbatimChar"/>
           <w:rFonts w:hint="eastAsia"/>
-          <w:lang w:val="zh-CN"/>
         </w:rPr>
         <w:t xml:space="preserve">采集元数据(来源/时间/行数)</w:t>
       </w:r>
       <w:r>
         <w:rPr>
           <w:rStyle w:val="VerbatimChar"/>
-          <w:lang w:val="zh-CN"/>
         </w:rPr>
         <w:t xml:space="preserve">                      │</w:t>
       </w:r>
@@ -2245,7 +1926,6 @@
       <w:r>
         <w:rPr>
           <w:rStyle w:val="VerbatimChar"/>
-          <w:lang w:val="zh-CN"/>
         </w:rPr>
         <w:t xml:space="preserve">├──────────────────────────────────────────────────────────────────┤</w:t>
       </w:r>
@@ -2255,7 +1935,6 @@
       <w:r>
         <w:rPr>
           <w:rStyle w:val="VerbatimChar"/>
-          <w:lang w:val="zh-CN"/>
         </w:rPr>
         <w:t xml:space="preserve">│ </w:t>
       </w:r>
@@ -2263,14 +1942,12 @@
         <w:rPr>
           <w:rStyle w:val="VerbatimChar"/>
           <w:rFonts w:hint="eastAsia"/>
-          <w:lang w:val="zh-CN"/>
         </w:rPr>
         <w:t xml:space="preserve">日志层</w:t>
       </w:r>
       <w:r>
         <w:rPr>
           <w:rStyle w:val="VerbatimChar"/>
-          <w:lang w:val="zh-CN"/>
         </w:rPr>
         <w:t xml:space="preserve">  </w:t>
       </w:r>
@@ -2278,14 +1955,12 @@
         <w:rPr>
           <w:rStyle w:val="VerbatimChar"/>
           <w:rFonts w:hint="eastAsia"/>
-          <w:lang w:val="zh-CN"/>
         </w:rPr>
         <w:t xml:space="preserve">trace.jsonl:文件访问/工具调用/LLM</w:t>
       </w:r>
       <w:r>
         <w:rPr>
           <w:rStyle w:val="VerbatimChar"/>
-          <w:lang w:val="zh-CN"/>
         </w:rPr>
         <w:t xml:space="preserve"> </w:t>
       </w:r>
@@ -2293,14 +1968,12 @@
         <w:rPr>
           <w:rStyle w:val="VerbatimChar"/>
           <w:rFonts w:hint="eastAsia"/>
-          <w:lang w:val="zh-CN"/>
         </w:rPr>
         <w:t xml:space="preserve">请求响应/校验结论</w:t>
       </w:r>
       <w:r>
         <w:rPr>
           <w:rStyle w:val="VerbatimChar"/>
-          <w:lang w:val="zh-CN"/>
         </w:rPr>
         <w:t xml:space="preserve"> </w:t>
       </w:r>
@@ -2308,14 +1981,12 @@
         <w:rPr>
           <w:rStyle w:val="VerbatimChar"/>
           <w:rFonts w:hint="eastAsia"/>
-          <w:lang w:val="zh-CN"/>
         </w:rPr>
         <w:t xml:space="preserve">全留痕</w:t>
       </w:r>
       <w:r>
         <w:rPr>
           <w:rStyle w:val="VerbatimChar"/>
-          <w:lang w:val="zh-CN"/>
         </w:rPr>
         <w:t xml:space="preserve"> │</w:t>
       </w:r>
@@ -2325,7 +1996,6 @@
       <w:r>
         <w:rPr>
           <w:rStyle w:val="VerbatimChar"/>
-          <w:lang w:val="zh-CN"/>
         </w:rPr>
         <w:t xml:space="preserve">└──────────────────────────────────────────────────────────────────┘</w:t>
       </w:r>
@@ -2339,163 +2009,114 @@
           <w:rFonts w:hint="eastAsia"/>
           <w:b/>
           <w:bCs/>
-          <w:lang w:val="zh-CN"/>
         </w:rPr>
         <w:t xml:space="preserve">与竞赛源码模块要求的对应关系</w:t>
       </w:r>
       <w:r>
         <w:rPr>
           <w:rFonts w:hint="eastAsia"/>
-          <w:lang w:val="zh-CN"/>
         </w:rPr>
         <w:t xml:space="preserve">:编排框架</w:t>
       </w:r>
       <w:r>
-        <w:rPr>
-          <w:lang w:val="zh-CN"/>
-        </w:rPr>
         <w:t xml:space="preserve"> =</w:t>
       </w:r>
       <w:r>
-        <w:rPr>
-          <w:lang w:val="zh-CN"/>
-        </w:rPr>
         <w:t xml:space="preserve"> </w:t>
       </w:r>
       <w:r>
         <w:rPr>
           <w:rStyle w:val="VerbatimChar"/>
-          <w:lang w:val="zh-CN"/>
         </w:rPr>
         <w:t xml:space="preserve">run.py</w:t>
       </w:r>
       <w:r>
         <w:rPr>
           <w:rFonts w:hint="eastAsia"/>
-          <w:lang w:val="zh-CN"/>
         </w:rPr>
         <w:t xml:space="preserve">(流程编排);Tool</w:t>
       </w:r>
       <w:r>
-        <w:rPr>
-          <w:lang w:val="zh-CN"/>
-        </w:rPr>
         <w:t xml:space="preserve"> = </w:t>
       </w:r>
       <w:r>
         <w:rPr>
           <w:rFonts w:hint="eastAsia"/>
-          <w:lang w:val="zh-CN"/>
         </w:rPr>
         <w:t xml:space="preserve">解析/提取/校验/溯源工具函数;Prompt</w:t>
       </w:r>
       <w:r>
-        <w:rPr>
-          <w:lang w:val="zh-CN"/>
-        </w:rPr>
         <w:t xml:space="preserve"> =</w:t>
       </w:r>
       <w:r>
-        <w:rPr>
-          <w:lang w:val="zh-CN"/>
-        </w:rPr>
         <w:t xml:space="preserve"> </w:t>
       </w:r>
       <w:r>
         <w:rPr>
           <w:rStyle w:val="VerbatimChar"/>
-          <w:lang w:val="zh-CN"/>
         </w:rPr>
         <w:t xml:space="preserve">prompts/pledge_extract.md</w:t>
       </w:r>
       <w:r>
         <w:rPr>
           <w:rFonts w:hint="eastAsia"/>
-          <w:lang w:val="zh-CN"/>
         </w:rPr>
         <w:t xml:space="preserve">(含少样本示例);数据处理</w:t>
       </w:r>
       <w:r>
-        <w:rPr>
-          <w:lang w:val="zh-CN"/>
-        </w:rPr>
         <w:t xml:space="preserve"> =</w:t>
       </w:r>
       <w:r>
-        <w:rPr>
-          <w:lang w:val="zh-CN"/>
-        </w:rPr>
         <w:t xml:space="preserve"> </w:t>
       </w:r>
       <w:r>
         <w:rPr>
           <w:rStyle w:val="VerbatimChar"/>
-          <w:lang w:val="zh-CN"/>
         </w:rPr>
         <w:t xml:space="preserve">parser.py</w:t>
       </w:r>
       <w:r>
-        <w:rPr>
-          <w:lang w:val="zh-CN"/>
-        </w:rPr>
         <w:t xml:space="preserve">/</w:t>
       </w:r>
       <w:r>
         <w:rPr>
           <w:rStyle w:val="VerbatimChar"/>
-          <w:lang w:val="zh-CN"/>
         </w:rPr>
         <w:t xml:space="preserve">fin_data.py</w:t>
       </w:r>
       <w:r>
         <w:rPr>
           <w:rFonts w:hint="eastAsia"/>
-          <w:lang w:val="zh-CN"/>
         </w:rPr>
         <w:t xml:space="preserve">;日志记录</w:t>
       </w:r>
       <w:r>
-        <w:rPr>
-          <w:lang w:val="zh-CN"/>
-        </w:rPr>
         <w:t xml:space="preserve"> =</w:t>
       </w:r>
       <w:r>
-        <w:rPr>
-          <w:lang w:val="zh-CN"/>
-        </w:rPr>
         <w:t xml:space="preserve"> </w:t>
       </w:r>
       <w:r>
         <w:rPr>
           <w:rStyle w:val="VerbatimChar"/>
-          <w:lang w:val="zh-CN"/>
         </w:rPr>
         <w:t xml:space="preserve">tracing.py</w:t>
       </w:r>
       <w:r>
-        <w:rPr>
-          <w:lang w:val="zh-CN"/>
-        </w:rPr>
         <w:t xml:space="preserve">;Skill/MCP </w:t>
       </w:r>
       <w:r>
         <w:rPr>
           <w:rFonts w:hint="eastAsia"/>
-          <w:lang w:val="zh-CN"/>
         </w:rPr>
         <w:t xml:space="preserve">接口在架构中预留(决赛阶段以</w:t>
       </w:r>
       <w:r>
-        <w:rPr>
-          <w:lang w:val="zh-CN"/>
-        </w:rPr>
         <w:t xml:space="preserve"> MCP </w:t>
       </w:r>
       <w:r>
         <w:rPr>
           <w:rFonts w:hint="eastAsia"/>
-          <w:lang w:val="zh-CN"/>
         </w:rPr>
         <w:t xml:space="preserve">形式封装工具)。</w:t>
       </w:r>
@@ -2509,7 +2130,6 @@
       <w:r>
         <w:rPr>
           <w:rFonts w:hint="eastAsia"/>
-          <w:lang w:val="zh-CN"/>
         </w:rPr>
         <w:t xml:space="preserve">四、核心技术方案</w:t>
       </w:r>
@@ -2520,15 +2140,11 @@
         <w:pStyle w:val="Heading3"/>
       </w:pPr>
       <w:r>
-        <w:rPr>
-          <w:lang w:val="zh-CN"/>
-        </w:rPr>
         <w:t xml:space="preserve">4.1 </w:t>
       </w:r>
       <w:r>
         <w:rPr>
           <w:rFonts w:hint="eastAsia"/>
-          <w:lang w:val="zh-CN"/>
         </w:rPr>
         <w:t xml:space="preserve">多源文档解析(数据层/解析层)</w:t>
       </w:r>
@@ -2546,7 +2162,6 @@
           <w:rFonts w:hint="eastAsia"/>
           <w:b/>
           <w:bCs/>
-          <w:lang w:val="zh-CN"/>
         </w:rPr>
         <w:t xml:space="preserve">文本层</w:t>
       </w:r>
@@ -2554,33 +2169,24 @@
         <w:rPr>
           <w:b/>
           <w:bCs/>
-          <w:lang w:val="zh-CN"/>
         </w:rPr>
         <w:t xml:space="preserve"> PDF</w:t>
       </w:r>
       <w:r>
-        <w:rPr>
-          <w:lang w:val="zh-CN"/>
-        </w:rPr>
         <w:t xml:space="preserve">:pypdf </w:t>
       </w:r>
       <w:r>
         <w:rPr>
           <w:rFonts w:hint="eastAsia"/>
-          <w:lang w:val="zh-CN"/>
         </w:rPr>
         <w:t xml:space="preserve">抽取全文,pdfplumber</w:t>
       </w:r>
       <w:r>
-        <w:rPr>
-          <w:lang w:val="zh-CN"/>
-        </w:rPr>
         <w:t xml:space="preserve"> </w:t>
       </w:r>
       <w:r>
         <w:rPr>
           <w:rFonts w:hint="eastAsia"/>
-          <w:lang w:val="zh-CN"/>
         </w:rPr>
         <w:t xml:space="preserve">解析表格结构,处理多级表头纵向拼接;</w:t>
       </w:r>
@@ -2598,46 +2204,33 @@
           <w:rFonts w:hint="eastAsia"/>
           <w:b/>
           <w:bCs/>
-          <w:lang w:val="zh-CN"/>
         </w:rPr>
         <w:t xml:space="preserve">扫描件</w:t>
       </w:r>
       <w:r>
-        <w:rPr>
-          <w:lang w:val="zh-CN"/>
-        </w:rPr>
         <w:t xml:space="preserve">:PyMuPDF </w:t>
       </w:r>
       <w:r>
         <w:rPr>
           <w:rFonts w:hint="eastAsia"/>
-          <w:lang w:val="zh-CN"/>
         </w:rPr>
         <w:t xml:space="preserve">渲染页面</w:t>
       </w:r>
       <w:r>
-        <w:rPr>
-          <w:lang w:val="zh-CN"/>
-        </w:rPr>
         <w:t xml:space="preserve"> → RapidOCR </w:t>
       </w:r>
       <w:r>
         <w:rPr>
           <w:rFonts w:hint="eastAsia"/>
-          <w:lang w:val="zh-CN"/>
         </w:rPr>
         <w:t xml:space="preserve">识别</w:t>
       </w:r>
       <w:r>
-        <w:rPr>
-          <w:lang w:val="zh-CN"/>
-        </w:rPr>
         <w:t xml:space="preserve"> → </w:t>
       </w:r>
       <w:r>
         <w:rPr>
           <w:rFonts w:hint="eastAsia"/>
-          <w:lang w:val="zh-CN"/>
         </w:rPr>
         <w:t xml:space="preserve">按行框坐标重建表格结构;</w:t>
       </w:r>
@@ -2655,27 +2248,21 @@
           <w:rFonts w:hint="eastAsia"/>
           <w:b/>
           <w:bCs/>
-          <w:lang w:val="zh-CN"/>
         </w:rPr>
         <w:t xml:space="preserve">自动判别</w:t>
       </w:r>
       <w:r>
         <w:rPr>
           <w:rFonts w:hint="eastAsia"/>
-          <w:lang w:val="zh-CN"/>
         </w:rPr>
         <w:t xml:space="preserve">:文本层过少的页面自动判定为扫描页并切换</w:t>
       </w:r>
       <w:r>
-        <w:rPr>
-          <w:lang w:val="zh-CN"/>
-        </w:rPr>
         <w:t xml:space="preserve"> OCR </w:t>
       </w:r>
       <w:r>
         <w:rPr>
           <w:rFonts w:hint="eastAsia"/>
-          <w:lang w:val="zh-CN"/>
         </w:rPr>
         <w:t xml:space="preserve">通道。</w:t>
       </w:r>
@@ -2687,28 +2274,20 @@
         <w:pStyle w:val="Heading3"/>
       </w:pPr>
       <w:r>
-        <w:rPr>
-          <w:lang w:val="zh-CN"/>
-        </w:rPr>
         <w:t xml:space="preserve">4.2 LLM </w:t>
       </w:r>
       <w:r>
         <w:rPr>
           <w:rFonts w:hint="eastAsia"/>
-          <w:lang w:val="zh-CN"/>
         </w:rPr>
         <w:t xml:space="preserve">结构化提取</w:t>
       </w:r>
       <w:r>
-        <w:rPr>
-          <w:lang w:val="zh-CN"/>
-        </w:rPr>
         <w:t xml:space="preserve"> + </w:t>
       </w:r>
       <w:r>
         <w:rPr>
           <w:rFonts w:hint="eastAsia"/>
-          <w:lang w:val="zh-CN"/>
         </w:rPr>
         <w:t xml:space="preserve">校验-重试闭环(提取层)</w:t>
       </w:r>
@@ -2724,72 +2303,51 @@
       <w:r>
         <w:rPr>
           <w:rFonts w:hint="eastAsia"/>
-          <w:lang w:val="zh-CN"/>
         </w:rPr>
         <w:t xml:space="preserve">国产大模型(主力</w:t>
       </w:r>
       <w:r>
-        <w:rPr>
-          <w:lang w:val="zh-CN"/>
-        </w:rPr>
         <w:t xml:space="preserve"> </w:t>
       </w:r>
       <w:r>
         <w:rPr>
           <w:rFonts w:hint="eastAsia"/>
-          <w:lang w:val="zh-CN"/>
         </w:rPr>
         <w:t xml:space="preserve">DeepSeek,备用</w:t>
       </w:r>
       <w:r>
-        <w:rPr>
-          <w:lang w:val="zh-CN"/>
-        </w:rPr>
         <w:t xml:space="preserve"> </w:t>
       </w:r>
       <w:r>
         <w:rPr>
           <w:rFonts w:hint="eastAsia"/>
-          <w:lang w:val="zh-CN"/>
         </w:rPr>
         <w:t xml:space="preserve">Kimi,均为</w:t>
       </w:r>
       <w:r>
-        <w:rPr>
-          <w:lang w:val="zh-CN"/>
-        </w:rPr>
         <w:t xml:space="preserve"> OpenAI </w:t>
       </w:r>
       <w:r>
         <w:rPr>
           <w:rFonts w:hint="eastAsia"/>
-          <w:lang w:val="zh-CN"/>
         </w:rPr>
         <w:t xml:space="preserve">兼容协议),少样本</w:t>
       </w:r>
       <w:r>
-        <w:rPr>
-          <w:lang w:val="zh-CN"/>
-        </w:rPr>
         <w:t xml:space="preserve"> Prompt </w:t>
       </w:r>
       <w:r>
         <w:rPr>
           <w:rFonts w:hint="eastAsia"/>
-          <w:lang w:val="zh-CN"/>
         </w:rPr>
         <w:t xml:space="preserve">约束</w:t>
       </w:r>
       <w:r>
-        <w:rPr>
-          <w:lang w:val="zh-CN"/>
-        </w:rPr>
         <w:t xml:space="preserve"> JSON </w:t>
       </w:r>
       <w:r>
         <w:rPr>
           <w:rFonts w:hint="eastAsia"/>
-          <w:lang w:val="zh-CN"/>
         </w:rPr>
         <w:t xml:space="preserve">输出;</w:t>
       </w:r>
@@ -2807,66 +2365,48 @@
           <w:rFonts w:hint="eastAsia"/>
           <w:b/>
           <w:bCs/>
-          <w:lang w:val="zh-CN"/>
         </w:rPr>
         <w:t xml:space="preserve">校验-重试闭环</w:t>
       </w:r>
       <w:r>
         <w:rPr>
           <w:rFonts w:hint="eastAsia"/>
-          <w:lang w:val="zh-CN"/>
         </w:rPr>
         <w:t xml:space="preserve">(自研,参考</w:t>
       </w:r>
       <w:r>
-        <w:rPr>
-          <w:lang w:val="zh-CN"/>
-        </w:rPr>
         <w:t xml:space="preserve"> Instructor </w:t>
       </w:r>
       <w:r>
         <w:rPr>
           <w:rFonts w:hint="eastAsia"/>
-          <w:lang w:val="zh-CN"/>
         </w:rPr>
         <w:t xml:space="preserve">模式):每轮输出先经</w:t>
       </w:r>
       <w:r>
-        <w:rPr>
-          <w:lang w:val="zh-CN"/>
-        </w:rPr>
         <w:t xml:space="preserve"> Schema </w:t>
       </w:r>
       <w:r>
         <w:rPr>
           <w:rFonts w:hint="eastAsia"/>
-          <w:lang w:val="zh-CN"/>
         </w:rPr>
         <w:t xml:space="preserve">强校验</w:t>
       </w:r>
       <w:r>
-        <w:rPr>
-          <w:lang w:val="zh-CN"/>
-        </w:rPr>
         <w:t xml:space="preserve"> + </w:t>
       </w:r>
       <w:r>
         <w:rPr>
           <w:rFonts w:hint="eastAsia"/>
-          <w:lang w:val="zh-CN"/>
         </w:rPr>
         <w:t xml:space="preserve">业务规则校验(证券代码格式、记录类型枚举、股数为正整数、比例值域</w:t>
       </w:r>
       <w:r>
-        <w:rPr>
-          <w:lang w:val="zh-CN"/>
-        </w:rPr>
         <w:t xml:space="preserve"> </w:t>
       </w:r>
       <w:r>
         <w:rPr>
           <w:rFonts w:hint="eastAsia"/>
-          <w:lang w:val="zh-CN"/>
         </w:rPr>
         <w:t xml:space="preserve">[0,100]、质押类公告记录非空),不通过则将</w:t>
       </w:r>
@@ -2875,27 +2415,21 @@
           <w:rFonts w:hint="eastAsia"/>
           <w:b/>
           <w:bCs/>
-          <w:lang w:val="zh-CN"/>
         </w:rPr>
         <w:t xml:space="preserve">问题清单回灌给模型修正</w:t>
       </w:r>
       <w:r>
         <w:rPr>
           <w:rFonts w:hint="eastAsia"/>
-          <w:lang w:val="zh-CN"/>
         </w:rPr>
         <w:t xml:space="preserve">,最多</w:t>
       </w:r>
       <w:r>
-        <w:rPr>
-          <w:lang w:val="zh-CN"/>
-        </w:rPr>
         <w:t xml:space="preserve"> 3 </w:t>
       </w:r>
       <w:r>
         <w:rPr>
           <w:rFonts w:hint="eastAsia"/>
-          <w:lang w:val="zh-CN"/>
         </w:rPr>
         <w:t xml:space="preserve">轮,全程留痕;</w:t>
       </w:r>
@@ -2911,7 +2445,6 @@
       <w:r>
         <w:rPr>
           <w:rFonts w:hint="eastAsia"/>
-          <w:lang w:val="zh-CN"/>
         </w:rPr>
         <w:t xml:space="preserve">规则提取路径作为兜底与交叉参照,任何单一环节失效都不影响系统整体可运行。</w:t>
       </w:r>
@@ -2923,15 +2456,11 @@
         <w:pStyle w:val="Heading3"/>
       </w:pPr>
       <w:r>
-        <w:rPr>
-          <w:lang w:val="zh-CN"/>
-        </w:rPr>
         <w:t xml:space="preserve">4.3 </w:t>
       </w:r>
       <w:r>
         <w:rPr>
           <w:rFonts w:hint="eastAsia"/>
-          <w:lang w:val="zh-CN"/>
         </w:rPr>
         <w:t xml:space="preserve">三层校验体系(校验层)——对应”结果一致性”</w:t>
       </w:r>
@@ -2948,7 +2477,6 @@
         <w:rPr>
           <w:b/>
           <w:bCs/>
-          <w:lang w:val="zh-CN"/>
         </w:rPr>
         <w:t xml:space="preserve">Schema </w:t>
       </w:r>
@@ -2957,20 +2485,15 @@
           <w:rFonts w:hint="eastAsia"/>
           <w:b/>
           <w:bCs/>
-          <w:lang w:val="zh-CN"/>
         </w:rPr>
         <w:t xml:space="preserve">合规校验</w:t>
       </w:r>
       <w:r>
-        <w:rPr>
-          <w:lang w:val="zh-CN"/>
-        </w:rPr>
         <w:t xml:space="preserve">:pydantic </w:t>
       </w:r>
       <w:r>
         <w:rPr>
           <w:rFonts w:hint="eastAsia"/>
-          <w:lang w:val="zh-CN"/>
         </w:rPr>
         <w:t xml:space="preserve">强类型,杜绝格式错误;</w:t>
       </w:r>
@@ -2988,20 +2511,15 @@
           <w:rFonts w:hint="eastAsia"/>
           <w:b/>
           <w:bCs/>
-          <w:lang w:val="zh-CN"/>
         </w:rPr>
         <w:t xml:space="preserve">跨字段勾稽校验</w:t>
       </w:r>
       <w:r>
-        <w:rPr>
-          <w:lang w:val="zh-CN"/>
-        </w:rPr>
         <w:t xml:space="preserve">(6 </w:t>
       </w:r>
       <w:r>
         <w:rPr>
           <w:rFonts w:hint="eastAsia"/>
-          <w:lang w:val="zh-CN"/>
         </w:rPr>
         <w:t xml:space="preserve">类):记录类型完整性、累计质押勾稽(质押后=质押前−解除+新增)、占其所持比例勾稽、占总股本勾稽(总股本由持股比例反推)、风险提示勾稽、合计行加总/加权勾稽;</w:t>
       </w:r>
@@ -3019,47 +2537,36 @@
           <w:rFonts w:hint="eastAsia"/>
           <w:b/>
           <w:bCs/>
-          <w:lang w:val="zh-CN"/>
         </w:rPr>
         <w:t xml:space="preserve">原文溯源校验</w:t>
       </w:r>
       <w:r>
         <w:rPr>
           <w:rFonts w:hint="eastAsia"/>
-          <w:lang w:val="zh-CN"/>
         </w:rPr>
         <w:t xml:space="preserve">(自研</w:t>
       </w:r>
       <w:r>
-        <w:rPr>
-          <w:lang w:val="zh-CN"/>
-        </w:rPr>
         <w:t xml:space="preserve"> </w:t>
       </w:r>
       <w:r>
         <w:rPr>
           <w:rStyle w:val="VerbatimChar"/>
-          <w:lang w:val="zh-CN"/>
         </w:rPr>
         <w:t xml:space="preserve">grounding.py</w:t>
       </w:r>
       <w:r>
         <w:rPr>
           <w:rFonts w:hint="eastAsia"/>
-          <w:lang w:val="zh-CN"/>
         </w:rPr>
         <w:t xml:space="preserve">):每个已提取字段的值逐页回原文搜索证据,标注页码;找不到证据的字段显式标记”未溯源”并提示人工复核</w:t>
       </w:r>
       <w:r>
-        <w:rPr>
-          <w:lang w:val="zh-CN"/>
-        </w:rPr>
         <w:t xml:space="preserve"> —— </w:t>
       </w:r>
       <w:r>
         <w:rPr>
           <w:rFonts w:hint="eastAsia"/>
-          <w:lang w:val="zh-CN"/>
         </w:rPr>
         <w:t xml:space="preserve">既控幻觉,又控误报。</w:t>
       </w:r>
@@ -3071,28 +2578,20 @@
         <w:pStyle w:val="Heading3"/>
       </w:pPr>
       <w:r>
-        <w:rPr>
-          <w:lang w:val="zh-CN"/>
-        </w:rPr>
         <w:t xml:space="preserve">4.4 </w:t>
       </w:r>
       <w:r>
         <w:rPr>
           <w:rFonts w:hint="eastAsia"/>
-          <w:lang w:val="zh-CN"/>
         </w:rPr>
         <w:t xml:space="preserve">确定性指标计算</w:t>
       </w:r>
       <w:r>
-        <w:rPr>
-          <w:lang w:val="zh-CN"/>
-        </w:rPr>
         <w:t xml:space="preserve"> + </w:t>
       </w:r>
       <w:r>
         <w:rPr>
           <w:rFonts w:hint="eastAsia"/>
-          <w:lang w:val="zh-CN"/>
         </w:rPr>
         <w:t xml:space="preserve">双源数据采集(数据层/分析层)</w:t>
       </w:r>
@@ -3108,46 +2607,33 @@
       <w:r>
         <w:rPr>
           <w:rFonts w:hint="eastAsia"/>
-          <w:lang w:val="zh-CN"/>
         </w:rPr>
         <w:t xml:space="preserve">财务数据经</w:t>
       </w:r>
       <w:r>
-        <w:rPr>
-          <w:lang w:val="zh-CN"/>
-        </w:rPr>
         <w:t xml:space="preserve"> akshare </w:t>
       </w:r>
       <w:r>
         <w:rPr>
           <w:rFonts w:hint="eastAsia"/>
-          <w:lang w:val="zh-CN"/>
         </w:rPr>
         <w:t xml:space="preserve">公开接口采集(同花顺财务摘要</w:t>
       </w:r>
       <w:r>
-        <w:rPr>
-          <w:lang w:val="zh-CN"/>
-        </w:rPr>
         <w:t xml:space="preserve"> + </w:t>
       </w:r>
       <w:r>
         <w:rPr>
           <w:rFonts w:hint="eastAsia"/>
-          <w:lang w:val="zh-CN"/>
         </w:rPr>
         <w:t xml:space="preserve">新浪财务指标双源),落盘</w:t>
       </w:r>
       <w:r>
-        <w:rPr>
-          <w:lang w:val="zh-CN"/>
-        </w:rPr>
         <w:t xml:space="preserve"> CSV </w:t>
       </w:r>
       <w:r>
         <w:rPr>
           <w:rFonts w:hint="eastAsia"/>
-          <w:lang w:val="zh-CN"/>
         </w:rPr>
         <w:t xml:space="preserve">并生成采集元数据(来源、时间、行数),</w:t>
       </w:r>
@@ -3156,14 +2642,10 @@
           <w:rFonts w:hint="eastAsia"/>
           <w:b/>
           <w:bCs/>
-          <w:lang w:val="zh-CN"/>
         </w:rPr>
         <w:t xml:space="preserve">演示不依赖实时网络</w:t>
       </w:r>
       <w:r>
-        <w:rPr>
-          <w:lang w:val="zh-CN"/>
-        </w:rPr>
         <w:t xml:space="preserve">;</w:t>
       </w:r>
     </w:p>
@@ -3178,46 +2660,33 @@
       <w:r>
         <w:rPr>
           <w:rFonts w:hint="eastAsia"/>
-          <w:lang w:val="zh-CN"/>
         </w:rPr>
         <w:t xml:space="preserve">同比、环比、比率等指标全部由</w:t>
       </w:r>
       <w:r>
-        <w:rPr>
-          <w:lang w:val="zh-CN"/>
-        </w:rPr>
         <w:t xml:space="preserve"> Python </w:t>
       </w:r>
       <w:r>
         <w:rPr>
           <w:rFonts w:hint="eastAsia"/>
-          <w:lang w:val="zh-CN"/>
         </w:rPr>
         <w:t xml:space="preserve">代码计算,LLM</w:t>
       </w:r>
       <w:r>
-        <w:rPr>
-          <w:lang w:val="zh-CN"/>
-        </w:rPr>
         <w:t xml:space="preserve"> </w:t>
       </w:r>
       <w:r>
         <w:rPr>
           <w:rFonts w:hint="eastAsia"/>
-          <w:lang w:val="zh-CN"/>
         </w:rPr>
         <w:t xml:space="preserve">只做归因叙述</w:t>
       </w:r>
       <w:r>
-        <w:rPr>
-          <w:lang w:val="zh-CN"/>
-        </w:rPr>
         <w:t xml:space="preserve"> —— </w:t>
       </w:r>
       <w:r>
         <w:rPr>
           <w:rFonts w:hint="eastAsia"/>
-          <w:lang w:val="zh-CN"/>
         </w:rPr>
         <w:t xml:space="preserve">这是”计算准确性”的工程纪律。</w:t>
       </w:r>
@@ -3229,15 +2698,11 @@
         <w:pStyle w:val="Heading3"/>
       </w:pPr>
       <w:r>
-        <w:rPr>
-          <w:lang w:val="zh-CN"/>
-        </w:rPr>
         <w:t xml:space="preserve">4.5 </w:t>
       </w:r>
       <w:r>
         <w:rPr>
           <w:rFonts w:hint="eastAsia"/>
-          <w:lang w:val="zh-CN"/>
         </w:rPr>
         <w:t xml:space="preserve">红旗规则引擎(预警层)</w:t>
       </w:r>
@@ -3268,7 +2733,6 @@
             <w:r>
               <w:rPr>
                 <w:rFonts w:hint="eastAsia"/>
-                <w:lang w:val="zh-CN"/>
               </w:rPr>
               <w:t xml:space="preserve">编号</w:t>
             </w:r>
@@ -3283,7 +2747,6 @@
             <w:r>
               <w:rPr>
                 <w:rFonts w:hint="eastAsia"/>
-                <w:lang w:val="zh-CN"/>
               </w:rPr>
               <w:t xml:space="preserve">规则</w:t>
             </w:r>
@@ -3298,7 +2761,6 @@
             <w:r>
               <w:rPr>
                 <w:rFonts w:hint="eastAsia"/>
-                <w:lang w:val="zh-CN"/>
               </w:rPr>
               <w:t xml:space="preserve">触发逻辑(摘要)</w:t>
             </w:r>
@@ -3313,7 +2775,6 @@
             <w:r>
               <w:rPr>
                 <w:rFonts w:hint="eastAsia"/>
-                <w:lang w:val="zh-CN"/>
               </w:rPr>
               <w:t xml:space="preserve">对应竞赛考点</w:t>
             </w:r>
@@ -3328,9 +2789,6 @@
               <w:pStyle w:val="Compact"/>
             </w:pPr>
             <w:r>
-              <w:rPr>
-                <w:lang w:val="zh-CN"/>
-              </w:rPr>
               <w:t xml:space="preserve">R1</w:t>
             </w:r>
           </w:p>
@@ -3344,7 +2802,6 @@
             <w:r>
               <w:rPr>
                 <w:rFonts w:hint="eastAsia"/>
-                <w:lang w:val="zh-CN"/>
               </w:rPr>
               <w:t xml:space="preserve">利润与现金流背离</w:t>
             </w:r>
@@ -3359,20 +2816,15 @@
             <w:r>
               <w:rPr>
                 <w:rFonts w:hint="eastAsia"/>
-                <w:lang w:val="zh-CN"/>
               </w:rPr>
               <w:t xml:space="preserve">净利润&gt;1000万</w:t>
             </w:r>
             <w:r>
-              <w:rPr>
-                <w:lang w:val="zh-CN"/>
-              </w:rPr>
               <w:t xml:space="preserve"> </w:t>
             </w:r>
             <w:r>
               <w:rPr>
                 <w:rFonts w:hint="eastAsia"/>
-                <w:lang w:val="zh-CN"/>
               </w:rPr>
               <w:t xml:space="preserve">且每股经营现金流&lt;0</w:t>
             </w:r>
@@ -3387,7 +2839,6 @@
             <w:r>
               <w:rPr>
                 <w:rFonts w:hint="eastAsia"/>
-                <w:lang w:val="zh-CN"/>
               </w:rPr>
               <w:t xml:space="preserve">利润与现金流背离</w:t>
             </w:r>
@@ -3402,9 +2853,6 @@
               <w:pStyle w:val="Compact"/>
             </w:pPr>
             <w:r>
-              <w:rPr>
-                <w:lang w:val="zh-CN"/>
-              </w:rPr>
               <w:t xml:space="preserve">R2</w:t>
             </w:r>
           </w:p>
@@ -3418,7 +2866,6 @@
             <w:r>
               <w:rPr>
                 <w:rFonts w:hint="eastAsia"/>
-                <w:lang w:val="zh-CN"/>
               </w:rPr>
               <w:t xml:space="preserve">非经常性损益占比异常</w:t>
             </w:r>
@@ -3433,7 +2880,6 @@
             <w:r>
               <w:rPr>
                 <w:rFonts w:hint="eastAsia"/>
-                <w:lang w:val="zh-CN"/>
               </w:rPr>
               <w:t xml:space="preserve">|净利润−扣非|/|净利润|&gt;30%</w:t>
             </w:r>
@@ -3448,7 +2894,6 @@
             <w:r>
               <w:rPr>
                 <w:rFonts w:hint="eastAsia"/>
-                <w:lang w:val="zh-CN"/>
               </w:rPr>
               <w:t xml:space="preserve">非经常性损益</w:t>
             </w:r>
@@ -3463,9 +2908,6 @@
               <w:pStyle w:val="Compact"/>
             </w:pPr>
             <w:r>
-              <w:rPr>
-                <w:lang w:val="zh-CN"/>
-              </w:rPr>
               <w:t xml:space="preserve">R3</w:t>
             </w:r>
           </w:p>
@@ -3479,7 +2921,6 @@
             <w:r>
               <w:rPr>
                 <w:rFonts w:hint="eastAsia"/>
-                <w:lang w:val="zh-CN"/>
               </w:rPr>
               <w:t xml:space="preserve">营收与利润背离</w:t>
             </w:r>
@@ -3494,7 +2935,6 @@
             <w:r>
               <w:rPr>
                 <w:rFonts w:hint="eastAsia"/>
-                <w:lang w:val="zh-CN"/>
               </w:rPr>
               <w:t xml:space="preserve">营收降且利润增,增速差&gt;30pp</w:t>
             </w:r>
@@ -3509,7 +2949,6 @@
             <w:r>
               <w:rPr>
                 <w:rFonts w:hint="eastAsia"/>
-                <w:lang w:val="zh-CN"/>
               </w:rPr>
               <w:t xml:space="preserve">异常信号</w:t>
             </w:r>
@@ -3524,9 +2963,6 @@
               <w:pStyle w:val="Compact"/>
             </w:pPr>
             <w:r>
-              <w:rPr>
-                <w:lang w:val="zh-CN"/>
-              </w:rPr>
               <w:t xml:space="preserve">R4</w:t>
             </w:r>
           </w:p>
@@ -3540,7 +2976,6 @@
             <w:r>
               <w:rPr>
                 <w:rFonts w:hint="eastAsia"/>
-                <w:lang w:val="zh-CN"/>
               </w:rPr>
               <w:t xml:space="preserve">业绩变脸</w:t>
             </w:r>
@@ -3555,7 +2990,6 @@
             <w:r>
               <w:rPr>
                 <w:rFonts w:hint="eastAsia"/>
-                <w:lang w:val="zh-CN"/>
               </w:rPr>
               <w:t xml:space="preserve">净利润同比降幅&gt;30%/50%</w:t>
             </w:r>
@@ -3570,7 +3004,6 @@
             <w:r>
               <w:rPr>
                 <w:rFonts w:hint="eastAsia"/>
-                <w:lang w:val="zh-CN"/>
               </w:rPr>
               <w:t xml:space="preserve">业绩变化原因</w:t>
             </w:r>
@@ -3585,9 +3018,6 @@
               <w:pStyle w:val="Compact"/>
             </w:pPr>
             <w:r>
-              <w:rPr>
-                <w:lang w:val="zh-CN"/>
-              </w:rPr>
               <w:t xml:space="preserve">R5</w:t>
             </w:r>
           </w:p>
@@ -3601,7 +3031,6 @@
             <w:r>
               <w:rPr>
                 <w:rFonts w:hint="eastAsia"/>
-                <w:lang w:val="zh-CN"/>
               </w:rPr>
               <w:t xml:space="preserve">持续亏损</w:t>
             </w:r>
@@ -3616,20 +3045,15 @@
             <w:r>
               <w:rPr>
                 <w:rFonts w:hint="eastAsia"/>
-                <w:lang w:val="zh-CN"/>
               </w:rPr>
               <w:t xml:space="preserve">连续两年净利润为负(ST</w:t>
             </w:r>
             <w:r>
-              <w:rPr>
-                <w:lang w:val="zh-CN"/>
-              </w:rPr>
               <w:t xml:space="preserve"> </w:t>
             </w:r>
             <w:r>
               <w:rPr>
                 <w:rFonts w:hint="eastAsia"/>
-                <w:lang w:val="zh-CN"/>
               </w:rPr>
               <w:t xml:space="preserve">风险)</w:t>
             </w:r>
@@ -3644,7 +3068,6 @@
             <w:r>
               <w:rPr>
                 <w:rFonts w:hint="eastAsia"/>
-                <w:lang w:val="zh-CN"/>
               </w:rPr>
               <w:t xml:space="preserve">异常信号</w:t>
             </w:r>
@@ -3659,9 +3082,6 @@
               <w:pStyle w:val="Compact"/>
             </w:pPr>
             <w:r>
-              <w:rPr>
-                <w:lang w:val="zh-CN"/>
-              </w:rPr>
               <w:t xml:space="preserve">R6</w:t>
             </w:r>
           </w:p>
@@ -3675,7 +3095,6 @@
             <w:r>
               <w:rPr>
                 <w:rFonts w:hint="eastAsia"/>
-                <w:lang w:val="zh-CN"/>
               </w:rPr>
               <w:t xml:space="preserve">高杠杆</w:t>
             </w:r>
@@ -3690,7 +3109,6 @@
             <w:r>
               <w:rPr>
                 <w:rFonts w:hint="eastAsia"/>
-                <w:lang w:val="zh-CN"/>
               </w:rPr>
               <w:t xml:space="preserve">资产负债率&gt;60%/70%(银行豁免)</w:t>
             </w:r>
@@ -3705,7 +3123,6 @@
             <w:r>
               <w:rPr>
                 <w:rFonts w:hint="eastAsia"/>
-                <w:lang w:val="zh-CN"/>
               </w:rPr>
               <w:t xml:space="preserve">偿债能力</w:t>
             </w:r>
@@ -3720,9 +3137,6 @@
               <w:pStyle w:val="Compact"/>
             </w:pPr>
             <w:r>
-              <w:rPr>
-                <w:lang w:val="zh-CN"/>
-              </w:rPr>
               <w:t xml:space="preserve">R7</w:t>
             </w:r>
           </w:p>
@@ -3736,7 +3150,6 @@
             <w:r>
               <w:rPr>
                 <w:rFonts w:hint="eastAsia"/>
-                <w:lang w:val="zh-CN"/>
               </w:rPr>
               <w:t xml:space="preserve">利润含金量不足</w:t>
             </w:r>
@@ -3751,7 +3164,6 @@
             <w:r>
               <w:rPr>
                 <w:rFonts w:hint="eastAsia"/>
-                <w:lang w:val="zh-CN"/>
               </w:rPr>
               <w:t xml:space="preserve">每股经营现金流/每股收益&lt;0.3</w:t>
             </w:r>
@@ -3766,7 +3178,6 @@
             <w:r>
               <w:rPr>
                 <w:rFonts w:hint="eastAsia"/>
-                <w:lang w:val="zh-CN"/>
               </w:rPr>
               <w:t xml:space="preserve">利润质量</w:t>
             </w:r>
@@ -3781,9 +3192,6 @@
               <w:pStyle w:val="Compact"/>
             </w:pPr>
             <w:r>
-              <w:rPr>
-                <w:lang w:val="zh-CN"/>
-              </w:rPr>
               <w:t xml:space="preserve">R8</w:t>
             </w:r>
           </w:p>
@@ -3797,7 +3205,6 @@
             <w:r>
               <w:rPr>
                 <w:rFonts w:hint="eastAsia"/>
-                <w:lang w:val="zh-CN"/>
               </w:rPr>
               <w:t xml:space="preserve">股东高比例质押</w:t>
             </w:r>
@@ -3812,7 +3219,6 @@
             <w:r>
               <w:rPr>
                 <w:rFonts w:hint="eastAsia"/>
-                <w:lang w:val="zh-CN"/>
               </w:rPr>
               <w:t xml:space="preserve">质押占其所持&gt;50%/70%</w:t>
             </w:r>
@@ -3829,7 +3235,6 @@
                 <w:rFonts w:hint="eastAsia"/>
                 <w:b/>
                 <w:bCs/>
-                <w:lang w:val="zh-CN"/>
               </w:rPr>
               <w:t xml:space="preserve">选题一→二咬合点</w:t>
             </w:r>
@@ -3844,9 +3249,6 @@
               <w:pStyle w:val="Compact"/>
             </w:pPr>
             <w:r>
-              <w:rPr>
-                <w:lang w:val="zh-CN"/>
-              </w:rPr>
               <w:t xml:space="preserve">R9</w:t>
             </w:r>
           </w:p>
@@ -3860,7 +3262,6 @@
             <w:r>
               <w:rPr>
                 <w:rFonts w:hint="eastAsia"/>
-                <w:lang w:val="zh-CN"/>
               </w:rPr>
               <w:t xml:space="preserve">质押到期压力</w:t>
             </w:r>
@@ -3875,7 +3276,6 @@
             <w:r>
               <w:rPr>
                 <w:rFonts w:hint="eastAsia"/>
-                <w:lang w:val="zh-CN"/>
               </w:rPr>
               <w:t xml:space="preserve">未来半年到期融资余额&gt;0</w:t>
             </w:r>
@@ -3890,7 +3290,6 @@
             <w:r>
               <w:rPr>
                 <w:rFonts w:hint="eastAsia"/>
-                <w:lang w:val="zh-CN"/>
               </w:rPr>
               <w:t xml:space="preserve">短期偿付风险</w:t>
             </w:r>
@@ -3903,28 +3302,18 @@
         <w:pStyle w:val="BodyText"/>
       </w:pPr>
       <w:r>
-        <w:rPr>
-          <w:lang w:val="zh-CN"/>
-        </w:rPr>
         <w:t xml:space="preserve">R8/R9 </w:t>
       </w:r>
       <w:r>
         <w:rPr>
           <w:rFonts w:hint="eastAsia"/>
-          <w:lang w:val="zh-CN"/>
         </w:rPr>
         <w:t xml:space="preserve">的输入直接来自选题一的公告提取结果</w:t>
       </w:r>
       <w:r>
-        <w:rPr>
-          <w:lang w:val="zh-CN"/>
-        </w:rPr>
         <w:t xml:space="preserve"> ——</w:t>
       </w:r>
       <w:r>
-        <w:rPr>
-          <w:lang w:val="zh-CN"/>
-        </w:rPr>
         <w:t xml:space="preserve"> </w:t>
       </w:r>
       <w:r>
@@ -3932,14 +3321,12 @@
           <w:rFonts w:hint="eastAsia"/>
           <w:b/>
           <w:bCs/>
-          <w:lang w:val="zh-CN"/>
         </w:rPr>
         <w:t xml:space="preserve">提取不是终点,而是预警的输入</w:t>
       </w:r>
       <w:r>
         <w:rPr>
           <w:rFonts w:hint="eastAsia"/>
-          <w:lang w:val="zh-CN"/>
         </w:rPr>
         <w:t xml:space="preserve">,两个选题形成”提取→分析→预警”一体化闭环。</w:t>
       </w:r>
@@ -3951,15 +3338,11 @@
         <w:pStyle w:val="Heading3"/>
       </w:pPr>
       <w:r>
-        <w:rPr>
-          <w:lang w:val="zh-CN"/>
-        </w:rPr>
         <w:t xml:space="preserve">4.6 </w:t>
       </w:r>
       <w:r>
         <w:rPr>
           <w:rFonts w:hint="eastAsia"/>
-          <w:lang w:val="zh-CN"/>
         </w:rPr>
         <w:t xml:space="preserve">全程可追溯(日志层)</w:t>
       </w:r>
@@ -3971,66 +3354,48 @@
       <w:r>
         <w:rPr>
           <w:rFonts w:hint="eastAsia"/>
-          <w:lang w:val="zh-CN"/>
         </w:rPr>
         <w:t xml:space="preserve">每份公告/每次分析生成</w:t>
       </w:r>
       <w:r>
-        <w:rPr>
-          <w:lang w:val="zh-CN"/>
-        </w:rPr>
         <w:t xml:space="preserve"> </w:t>
       </w:r>
       <w:r>
         <w:rPr>
           <w:rStyle w:val="VerbatimChar"/>
-          <w:lang w:val="zh-CN"/>
         </w:rPr>
         <w:t xml:space="preserve">trace.jsonl</w:t>
       </w:r>
       <w:r>
         <w:rPr>
           <w:rFonts w:hint="eastAsia"/>
-          <w:lang w:val="zh-CN"/>
         </w:rPr>
         <w:t xml:space="preserve">:文件访问、解析方式、OCR</w:t>
       </w:r>
       <w:r>
-        <w:rPr>
-          <w:lang w:val="zh-CN"/>
-        </w:rPr>
         <w:t xml:space="preserve"> </w:t>
       </w:r>
       <w:r>
         <w:rPr>
           <w:rFonts w:hint="eastAsia"/>
-          <w:lang w:val="zh-CN"/>
         </w:rPr>
         <w:t xml:space="preserve">过程、工具调用、LLM</w:t>
       </w:r>
       <w:r>
-        <w:rPr>
-          <w:lang w:val="zh-CN"/>
-        </w:rPr>
         <w:t xml:space="preserve"> </w:t>
       </w:r>
       <w:r>
         <w:rPr>
           <w:rFonts w:hint="eastAsia"/>
-          <w:lang w:val="zh-CN"/>
         </w:rPr>
         <w:t xml:space="preserve">请求与响应(含</w:t>
       </w:r>
       <w:r>
-        <w:rPr>
-          <w:lang w:val="zh-CN"/>
-        </w:rPr>
         <w:t xml:space="preserve"> token </w:t>
       </w:r>
       <w:r>
         <w:rPr>
           <w:rFonts w:hint="eastAsia"/>
-          <w:lang w:val="zh-CN"/>
         </w:rPr>
         <w:t xml:space="preserve">用量)、校验结论、溯源结果、结果落盘,逐事件记录,满足”数据来源可核验、执行过程可追溯、运行结果可复现”。</w:t>
       </w:r>
@@ -4045,7 +3410,6 @@
       <w:r>
         <w:rPr>
           <w:rFonts w:hint="eastAsia"/>
-          <w:lang w:val="zh-CN"/>
         </w:rPr>
         <w:t xml:space="preserve">五、创新点</w:t>
       </w:r>
@@ -4063,53 +3427,39 @@
           <w:rFonts w:hint="eastAsia"/>
           <w:b/>
           <w:bCs/>
-          <w:lang w:val="zh-CN"/>
         </w:rPr>
         <w:t xml:space="preserve">选题一体化闭环</w:t>
       </w:r>
       <w:r>
         <w:rPr>
           <w:rFonts w:hint="eastAsia"/>
-          <w:lang w:val="zh-CN"/>
         </w:rPr>
         <w:t xml:space="preserve">:多数参赛作品将选题一、二割裂作答;本项目让选题一的结构化提取结果(质押比例、到期压力)直接驱动选题二的风险预警,形成”公告</w:t>
       </w:r>
       <w:r>
-        <w:rPr>
-          <w:lang w:val="zh-CN"/>
-        </w:rPr>
         <w:t xml:space="preserve"> → </w:t>
       </w:r>
       <w:r>
         <w:rPr>
           <w:rFonts w:hint="eastAsia"/>
-          <w:lang w:val="zh-CN"/>
         </w:rPr>
         <w:t xml:space="preserve">数据</w:t>
       </w:r>
       <w:r>
-        <w:rPr>
-          <w:lang w:val="zh-CN"/>
-        </w:rPr>
         <w:t xml:space="preserve"> → </w:t>
       </w:r>
       <w:r>
         <w:rPr>
           <w:rFonts w:hint="eastAsia"/>
-          <w:lang w:val="zh-CN"/>
         </w:rPr>
         <w:t xml:space="preserve">信号</w:t>
       </w:r>
       <w:r>
-        <w:rPr>
-          <w:lang w:val="zh-CN"/>
-        </w:rPr>
         <w:t xml:space="preserve"> → </w:t>
       </w:r>
       <w:r>
         <w:rPr>
           <w:rFonts w:hint="eastAsia"/>
-          <w:lang w:val="zh-CN"/>
         </w:rPr>
         <w:t xml:space="preserve">预警”完整价值链。</w:t>
       </w:r>
@@ -4127,7 +3477,6 @@
           <w:rFonts w:hint="eastAsia"/>
           <w:b/>
           <w:bCs/>
-          <w:lang w:val="zh-CN"/>
         </w:rPr>
         <w:t xml:space="preserve">三层校验</w:t>
       </w:r>
@@ -4135,7 +3484,6 @@
         <w:rPr>
           <w:b/>
           <w:bCs/>
-          <w:lang w:val="zh-CN"/>
         </w:rPr>
         <w:t xml:space="preserve"> + </w:t>
       </w:r>
@@ -4144,40 +3492,30 @@
           <w:rFonts w:hint="eastAsia"/>
           <w:b/>
           <w:bCs/>
-          <w:lang w:val="zh-CN"/>
         </w:rPr>
         <w:t xml:space="preserve">原文溯源的抗幻觉体系</w:t>
       </w:r>
       <w:r>
         <w:rPr>
           <w:rFonts w:hint="eastAsia"/>
-          <w:lang w:val="zh-CN"/>
         </w:rPr>
         <w:t xml:space="preserve">:不止于”输出</w:t>
       </w:r>
       <w:r>
-        <w:rPr>
-          <w:lang w:val="zh-CN"/>
-        </w:rPr>
         <w:t xml:space="preserve"> </w:t>
       </w:r>
       <w:r>
         <w:rPr>
           <w:rFonts w:hint="eastAsia"/>
-          <w:lang w:val="zh-CN"/>
         </w:rPr>
         <w:t xml:space="preserve">JSON”,而是让每个字段可回原文定位页码,未溯源字段显式标记人工复核</w:t>
       </w:r>
       <w:r>
-        <w:rPr>
-          <w:lang w:val="zh-CN"/>
-        </w:rPr>
         <w:t xml:space="preserve"> —— </w:t>
       </w:r>
       <w:r>
         <w:rPr>
           <w:rFonts w:hint="eastAsia"/>
-          <w:lang w:val="zh-CN"/>
         </w:rPr>
         <w:t xml:space="preserve">直接回应金融场景对幻觉的零容忍。</w:t>
       </w:r>
@@ -4195,20 +3533,15 @@
           <w:rFonts w:hint="eastAsia"/>
           <w:b/>
           <w:bCs/>
-          <w:lang w:val="zh-CN"/>
         </w:rPr>
         <w:t xml:space="preserve">校验-重试闭环的格式保证</w:t>
       </w:r>
       <w:r>
-        <w:rPr>
-          <w:lang w:val="zh-CN"/>
-        </w:rPr>
         <w:t xml:space="preserve">:LLM </w:t>
       </w:r>
       <w:r>
         <w:rPr>
           <w:rFonts w:hint="eastAsia"/>
-          <w:lang w:val="zh-CN"/>
         </w:rPr>
         <w:t xml:space="preserve">输出不合格即携问题清单自动重试,格式规范性由”祈祷模型”变为”工程闭环”。</w:t>
       </w:r>
@@ -4226,14 +3559,12 @@
           <w:rFonts w:hint="eastAsia"/>
           <w:b/>
           <w:bCs/>
-          <w:lang w:val="zh-CN"/>
         </w:rPr>
         <w:t xml:space="preserve">行业口径豁免机制</w:t>
       </w:r>
       <w:r>
         <w:rPr>
           <w:rFonts w:hint="eastAsia"/>
-          <w:lang w:val="zh-CN"/>
         </w:rPr>
         <w:t xml:space="preserve">:银行业等特殊行业的现金流、杠杆口径自动豁免相应规则,体现金融专业性,避免教科书式误报。</w:t>
       </w:r>
@@ -4247,7 +3578,6 @@
       <w:r>
         <w:rPr>
           <w:rFonts w:hint="eastAsia"/>
-          <w:lang w:val="zh-CN"/>
         </w:rPr>
         <w:t xml:space="preserve">六、已实现原型与实验结果</w:t>
       </w:r>
@@ -4258,15 +3588,11 @@
         <w:pStyle w:val="Heading3"/>
       </w:pPr>
       <w:r>
-        <w:rPr>
-          <w:lang w:val="zh-CN"/>
-        </w:rPr>
         <w:t xml:space="preserve">6.1 </w:t>
       </w:r>
       <w:r>
         <w:rPr>
           <w:rFonts w:hint="eastAsia"/>
-          <w:lang w:val="zh-CN"/>
         </w:rPr>
         <w:t xml:space="preserve">选题一:公告结构化提取(三份真实样本,数据来自巨潮资讯网)</w:t>
       </w:r>
@@ -4297,7 +3623,6 @@
             <w:r>
               <w:rPr>
                 <w:rFonts w:hint="eastAsia"/>
-                <w:lang w:val="zh-CN"/>
               </w:rPr>
               <w:t xml:space="preserve">测试样本</w:t>
             </w:r>
@@ -4312,7 +3637,6 @@
             <w:r>
               <w:rPr>
                 <w:rFonts w:hint="eastAsia"/>
-                <w:lang w:val="zh-CN"/>
               </w:rPr>
               <w:t xml:space="preserve">解析方式</w:t>
             </w:r>
@@ -4327,7 +3651,6 @@
             <w:r>
               <w:rPr>
                 <w:rFonts w:hint="eastAsia"/>
-                <w:lang w:val="zh-CN"/>
               </w:rPr>
               <w:t xml:space="preserve">一致性校验</w:t>
             </w:r>
@@ -4342,7 +3665,6 @@
             <w:r>
               <w:rPr>
                 <w:rFonts w:hint="eastAsia"/>
-                <w:lang w:val="zh-CN"/>
               </w:rPr>
               <w:t xml:space="preserve">原文溯源覆盖率</w:t>
             </w:r>
@@ -4359,14 +3681,10 @@
             <w:r>
               <w:rPr>
                 <w:rFonts w:hint="eastAsia"/>
-                <w:lang w:val="zh-CN"/>
               </w:rPr>
               <w:t xml:space="preserve">三湘印象质押及解押公告(文本</w:t>
             </w:r>
             <w:r>
-              <w:rPr>
-                <w:lang w:val="zh-CN"/>
-              </w:rPr>
               <w:t xml:space="preserve"> PDF)</w:t>
             </w:r>
           </w:p>
@@ -4380,7 +3698,6 @@
             <w:r>
               <w:rPr>
                 <w:rFonts w:hint="eastAsia"/>
-                <w:lang w:val="zh-CN"/>
               </w:rPr>
               <w:t xml:space="preserve">文本层</w:t>
             </w:r>
@@ -4396,7 +3713,6 @@
               <w:rPr>
                 <w:b/>
                 <w:bCs/>
-                <w:lang w:val="zh-CN"/>
               </w:rPr>
               <w:t xml:space="preserve">12/12 </w:t>
             </w:r>
@@ -4405,7 +3721,6 @@
                 <w:rFonts w:hint="eastAsia"/>
                 <w:b/>
                 <w:bCs/>
-                <w:lang w:val="zh-CN"/>
               </w:rPr>
               <w:t xml:space="preserve">通过</w:t>
             </w:r>
@@ -4421,20 +3736,15 @@
               <w:rPr>
                 <w:b/>
                 <w:bCs/>
-                <w:lang w:val="zh-CN"/>
               </w:rPr>
               <w:t xml:space="preserve">100%</w:t>
             </w:r>
             <w:r>
-              <w:rPr>
-                <w:lang w:val="zh-CN"/>
-              </w:rPr>
               <w:t xml:space="preserve">(29 </w:t>
             </w:r>
             <w:r>
               <w:rPr>
                 <w:rFonts w:hint="eastAsia"/>
-                <w:lang w:val="zh-CN"/>
               </w:rPr>
               <w:t xml:space="preserve">项字段全部命中)</w:t>
             </w:r>
@@ -4451,14 +3761,10 @@
             <w:r>
               <w:rPr>
                 <w:rFonts w:hint="eastAsia"/>
-                <w:lang w:val="zh-CN"/>
               </w:rPr>
               <w:t xml:space="preserve">贵阳银行质押展期公告(文本</w:t>
             </w:r>
             <w:r>
-              <w:rPr>
-                <w:lang w:val="zh-CN"/>
-              </w:rPr>
               <w:t xml:space="preserve"> PDF)</w:t>
             </w:r>
           </w:p>
@@ -4472,7 +3778,6 @@
             <w:r>
               <w:rPr>
                 <w:rFonts w:hint="eastAsia"/>
-                <w:lang w:val="zh-CN"/>
               </w:rPr>
               <w:t xml:space="preserve">文本层</w:t>
             </w:r>
@@ -4488,7 +3793,6 @@
               <w:rPr>
                 <w:b/>
                 <w:bCs/>
-                <w:lang w:val="zh-CN"/>
               </w:rPr>
               <w:t xml:space="preserve">11/11 </w:t>
             </w:r>
@@ -4497,7 +3801,6 @@
                 <w:rFonts w:hint="eastAsia"/>
                 <w:b/>
                 <w:bCs/>
-                <w:lang w:val="zh-CN"/>
               </w:rPr>
               <w:t xml:space="preserve">通过</w:t>
             </w:r>
@@ -4513,20 +3816,15 @@
               <w:rPr>
                 <w:b/>
                 <w:bCs/>
-                <w:lang w:val="zh-CN"/>
               </w:rPr>
               <w:t xml:space="preserve">100%</w:t>
             </w:r>
             <w:r>
-              <w:rPr>
-                <w:lang w:val="zh-CN"/>
-              </w:rPr>
               <w:t xml:space="preserve">(30 </w:t>
             </w:r>
             <w:r>
               <w:rPr>
                 <w:rFonts w:hint="eastAsia"/>
-                <w:lang w:val="zh-CN"/>
               </w:rPr>
               <w:t xml:space="preserve">项字段全部命中)</w:t>
             </w:r>
@@ -4543,14 +3841,10 @@
             <w:r>
               <w:rPr>
                 <w:rFonts w:hint="eastAsia"/>
-                <w:lang w:val="zh-CN"/>
               </w:rPr>
               <w:t xml:space="preserve">三湘印象公告扫描件(逐页</w:t>
             </w:r>
             <w:r>
-              <w:rPr>
-                <w:lang w:val="zh-CN"/>
-              </w:rPr>
               <w:t xml:space="preserve"> PNG)</w:t>
             </w:r>
           </w:p>
@@ -4562,9 +3856,6 @@
               <w:pStyle w:val="Compact"/>
             </w:pPr>
             <w:r>
-              <w:rPr>
-                <w:lang w:val="zh-CN"/>
-              </w:rPr>
               <w:t xml:space="preserve">OCR</w:t>
             </w:r>
           </w:p>
@@ -4579,7 +3870,6 @@
               <w:rPr>
                 <w:b/>
                 <w:bCs/>
-                <w:lang w:val="zh-CN"/>
               </w:rPr>
               <w:t xml:space="preserve">12/12 </w:t>
             </w:r>
@@ -4588,7 +3878,6 @@
                 <w:rFonts w:hint="eastAsia"/>
                 <w:b/>
                 <w:bCs/>
-                <w:lang w:val="zh-CN"/>
               </w:rPr>
               <w:t xml:space="preserve">通过</w:t>
             </w:r>
@@ -4603,20 +3892,15 @@
             <w:r>
               <w:rPr>
                 <w:rFonts w:hint="eastAsia"/>
-                <w:lang w:val="zh-CN"/>
               </w:rPr>
               <w:t xml:space="preserve">86%(未命中项均为</w:t>
             </w:r>
             <w:r>
-              <w:rPr>
-                <w:lang w:val="zh-CN"/>
-              </w:rPr>
               <w:t xml:space="preserve"> OCR </w:t>
             </w:r>
             <w:r>
               <w:rPr>
                 <w:rFonts w:hint="eastAsia"/>
-                <w:lang w:val="zh-CN"/>
               </w:rPr>
               <w:t xml:space="preserve">噪声字段,已被溯源机制显式标记并提示人工复核)</w:t>
             </w:r>
@@ -4631,28 +3915,22 @@
       <w:r>
         <w:rPr>
           <w:rFonts w:hint="eastAsia"/>
-          <w:lang w:val="zh-CN"/>
         </w:rPr>
         <w:t xml:space="preserve">勾稽校验示例(三湘印象,系统自动生成):</w:t>
       </w:r>
       <w:r>
-        <w:rPr>
-          <w:lang w:val="zh-CN"/>
-        </w:rPr>
         <w:t xml:space="preserve"> </w:t>
       </w:r>
       <w:r>
         <w:rPr>
           <w:rStyle w:val="VerbatimChar"/>
           <w:rFonts w:hint="eastAsia"/>
-          <w:lang w:val="zh-CN"/>
         </w:rPr>
         <w:t xml:space="preserve">黄辉:质押前</w:t>
       </w:r>
       <w:r>
         <w:rPr>
           <w:rStyle w:val="VerbatimChar"/>
-          <w:lang w:val="zh-CN"/>
         </w:rPr>
         <w:t xml:space="preserve"> 151,000,000 − </w:t>
       </w:r>
@@ -4660,14 +3938,12 @@
         <w:rPr>
           <w:rStyle w:val="VerbatimChar"/>
           <w:rFonts w:hint="eastAsia"/>
-          <w:lang w:val="zh-CN"/>
         </w:rPr>
         <w:t xml:space="preserve">解除</w:t>
       </w:r>
       <w:r>
         <w:rPr>
           <w:rStyle w:val="VerbatimChar"/>
-          <w:lang w:val="zh-CN"/>
         </w:rPr>
         <w:t xml:space="preserve"> 75,000,000 + </w:t>
       </w:r>
@@ -4675,14 +3951,12 @@
         <w:rPr>
           <w:rStyle w:val="VerbatimChar"/>
           <w:rFonts w:hint="eastAsia"/>
-          <w:lang w:val="zh-CN"/>
         </w:rPr>
         <w:t xml:space="preserve">新增</w:t>
       </w:r>
       <w:r>
         <w:rPr>
           <w:rStyle w:val="VerbatimChar"/>
-          <w:lang w:val="zh-CN"/>
         </w:rPr>
         <w:t xml:space="preserve"> 51,000,000 = </w:t>
       </w:r>
@@ -4690,34 +3964,25 @@
         <w:rPr>
           <w:rStyle w:val="VerbatimChar"/>
           <w:rFonts w:hint="eastAsia"/>
-          <w:lang w:val="zh-CN"/>
         </w:rPr>
         <w:t xml:space="preserve">127,000,000,与公告披露完全一致</w:t>
       </w:r>
       <w:r>
-        <w:rPr>
-          <w:lang w:val="zh-CN"/>
-        </w:rPr>
         <w:t xml:space="preserve">;</w:t>
       </w:r>
       <w:r>
-        <w:rPr>
-          <w:lang w:val="zh-CN"/>
-        </w:rPr>
         <w:t xml:space="preserve"> </w:t>
       </w:r>
       <w:r>
         <w:rPr>
           <w:rStyle w:val="VerbatimChar"/>
           <w:rFonts w:hint="eastAsia"/>
-          <w:lang w:val="zh-CN"/>
         </w:rPr>
         <w:t xml:space="preserve">新增质押</w:t>
       </w:r>
       <w:r>
         <w:rPr>
           <w:rStyle w:val="VerbatimChar"/>
-          <w:lang w:val="zh-CN"/>
         </w:rPr>
         <w:t xml:space="preserve"> 51,000,000 </w:t>
       </w:r>
@@ -4725,14 +3990,12 @@
         <w:rPr>
           <w:rStyle w:val="VerbatimChar"/>
           <w:rFonts w:hint="eastAsia"/>
-          <w:lang w:val="zh-CN"/>
         </w:rPr>
         <w:t xml:space="preserve">股</w:t>
       </w:r>
       <w:r>
         <w:rPr>
           <w:rStyle w:val="VerbatimChar"/>
-          <w:lang w:val="zh-CN"/>
         </w:rPr>
         <w:t xml:space="preserve"> ÷ </w:t>
       </w:r>
@@ -4740,14 +4003,12 @@
         <w:rPr>
           <w:rStyle w:val="VerbatimChar"/>
           <w:rFonts w:hint="eastAsia"/>
-          <w:lang w:val="zh-CN"/>
         </w:rPr>
         <w:t xml:space="preserve">持股</w:t>
       </w:r>
       <w:r>
         <w:rPr>
           <w:rStyle w:val="VerbatimChar"/>
-          <w:lang w:val="zh-CN"/>
         </w:rPr>
         <w:t xml:space="preserve"> 166,275,402 </w:t>
       </w:r>
@@ -4755,14 +4016,12 @@
         <w:rPr>
           <w:rStyle w:val="VerbatimChar"/>
           <w:rFonts w:hint="eastAsia"/>
-          <w:lang w:val="zh-CN"/>
         </w:rPr>
         <w:t xml:space="preserve">股</w:t>
       </w:r>
       <w:r>
         <w:rPr>
           <w:rStyle w:val="VerbatimChar"/>
-          <w:lang w:val="zh-CN"/>
         </w:rPr>
         <w:t xml:space="preserve"> = </w:t>
       </w:r>
@@ -4770,14 +4029,12 @@
         <w:rPr>
           <w:rStyle w:val="VerbatimChar"/>
           <w:rFonts w:hint="eastAsia"/>
-          <w:lang w:val="zh-CN"/>
         </w:rPr>
         <w:t xml:space="preserve">30.6720%,公告披露</w:t>
       </w:r>
       <w:r>
         <w:rPr>
           <w:rStyle w:val="VerbatimChar"/>
-          <w:lang w:val="zh-CN"/>
         </w:rPr>
         <w:t xml:space="preserve"> </w:t>
       </w:r>
@@ -4785,21 +4042,16 @@
         <w:rPr>
           <w:rStyle w:val="VerbatimChar"/>
           <w:rFonts w:hint="eastAsia"/>
-          <w:lang w:val="zh-CN"/>
         </w:rPr>
         <w:t xml:space="preserve">30.67%(误差</w:t>
       </w:r>
       <w:r>
         <w:rPr>
           <w:rStyle w:val="VerbatimChar"/>
-          <w:lang w:val="zh-CN"/>
         </w:rPr>
         <w:t xml:space="preserve"> 0.01%)</w:t>
       </w:r>
       <w:r>
-        <w:rPr>
-          <w:lang w:val="zh-CN"/>
-        </w:rPr>
         <w:t xml:space="preserve">。</w:t>
       </w:r>
     </w:p>
@@ -4810,15 +4062,11 @@
         <w:pStyle w:val="Heading3"/>
       </w:pPr>
       <w:r>
-        <w:rPr>
-          <w:lang w:val="zh-CN"/>
-        </w:rPr>
         <w:t xml:space="preserve">6.2 </w:t>
       </w:r>
       <w:r>
         <w:rPr>
           <w:rFonts w:hint="eastAsia"/>
-          <w:lang w:val="zh-CN"/>
         </w:rPr>
         <w:t xml:space="preserve">选题二:信用风险预警回溯测试</w:t>
       </w:r>
@@ -4851,7 +4099,6 @@
             <w:r>
               <w:rPr>
                 <w:rFonts w:hint="eastAsia"/>
-                <w:lang w:val="zh-CN"/>
               </w:rPr>
               <w:t xml:space="preserve">公司</w:t>
             </w:r>
@@ -4866,7 +4113,6 @@
             <w:r>
               <w:rPr>
                 <w:rFonts w:hint="eastAsia"/>
-                <w:lang w:val="zh-CN"/>
               </w:rPr>
               <w:t xml:space="preserve">角色</w:t>
             </w:r>
@@ -4881,7 +4127,6 @@
             <w:r>
               <w:rPr>
                 <w:rFonts w:hint="eastAsia"/>
-                <w:lang w:val="zh-CN"/>
               </w:rPr>
               <w:t xml:space="preserve">红色预警</w:t>
             </w:r>
@@ -4896,7 +4141,6 @@
             <w:r>
               <w:rPr>
                 <w:rFonts w:hint="eastAsia"/>
-                <w:lang w:val="zh-CN"/>
               </w:rPr>
               <w:t xml:space="preserve">橙色提示</w:t>
             </w:r>
@@ -4911,7 +4155,6 @@
             <w:r>
               <w:rPr>
                 <w:rFonts w:hint="eastAsia"/>
-                <w:lang w:val="zh-CN"/>
               </w:rPr>
               <w:t xml:space="preserve">系统结论</w:t>
             </w:r>
@@ -4926,7 +4169,6 @@
             <w:r>
               <w:rPr>
                 <w:rFonts w:hint="eastAsia"/>
-                <w:lang w:val="zh-CN"/>
               </w:rPr>
               <w:t xml:space="preserve">事后验证</w:t>
             </w:r>
@@ -4943,7 +4185,6 @@
             <w:r>
               <w:rPr>
                 <w:rFonts w:hint="eastAsia"/>
-                <w:lang w:val="zh-CN"/>
               </w:rPr>
               <w:t xml:space="preserve">康美药业(600518)</w:t>
             </w:r>
@@ -4958,7 +4199,6 @@
             <w:r>
               <w:rPr>
                 <w:rFonts w:hint="eastAsia"/>
-                <w:lang w:val="zh-CN"/>
               </w:rPr>
               <w:t xml:space="preserve">爆雷回溯案例</w:t>
             </w:r>
@@ -4971,15 +4211,11 @@
               <w:pStyle w:val="Compact"/>
             </w:pPr>
             <w:r>
-              <w:rPr>
-                <w:lang w:val="zh-CN"/>
-              </w:rPr>
               <w:t xml:space="preserve">12 </w:t>
             </w:r>
             <w:r>
               <w:rPr>
                 <w:rFonts w:hint="eastAsia"/>
-                <w:lang w:val="zh-CN"/>
               </w:rPr>
               <w:t xml:space="preserve">项</w:t>
             </w:r>
@@ -4992,15 +4228,11 @@
               <w:pStyle w:val="Compact"/>
             </w:pPr>
             <w:r>
-              <w:rPr>
-                <w:lang w:val="zh-CN"/>
-              </w:rPr>
               <w:t xml:space="preserve">11 </w:t>
             </w:r>
             <w:r>
               <w:rPr>
                 <w:rFonts w:hint="eastAsia"/>
-                <w:lang w:val="zh-CN"/>
               </w:rPr>
               <w:t xml:space="preserve">项</w:t>
             </w:r>
@@ -5017,7 +4249,6 @@
                 <w:rFonts w:hint="eastAsia"/>
                 <w:b/>
                 <w:bCs/>
-                <w:lang w:val="zh-CN"/>
               </w:rPr>
               <w:t xml:space="preserve">高风险</w:t>
             </w:r>
@@ -5030,35 +4261,24 @@
               <w:pStyle w:val="Compact"/>
             </w:pPr>
             <w:r>
-              <w:rPr>
-                <w:lang w:val="zh-CN"/>
-              </w:rPr>
               <w:t xml:space="preserve">2019 </w:t>
             </w:r>
             <w:r>
               <w:rPr>
                 <w:rFonts w:hint="eastAsia"/>
-                <w:lang w:val="zh-CN"/>
               </w:rPr>
               <w:t xml:space="preserve">年</w:t>
             </w:r>
             <w:r>
-              <w:rPr>
-                <w:lang w:val="zh-CN"/>
-              </w:rPr>
               <w:t xml:space="preserve"> 300 </w:t>
             </w:r>
             <w:r>
               <w:rPr>
                 <w:rFonts w:hint="eastAsia"/>
-                <w:lang w:val="zh-CN"/>
               </w:rPr>
               <w:t xml:space="preserve">亿造假曝光,系统信号全部提前</w:t>
             </w:r>
             <w:r>
-              <w:rPr>
-                <w:lang w:val="zh-CN"/>
-              </w:rPr>
               <w:t xml:space="preserve"> ✓</w:t>
             </w:r>
           </w:p>
@@ -5074,7 +4294,6 @@
             <w:r>
               <w:rPr>
                 <w:rFonts w:hint="eastAsia"/>
-                <w:lang w:val="zh-CN"/>
               </w:rPr>
               <w:t xml:space="preserve">三湘印象(000863)</w:t>
             </w:r>
@@ -5089,7 +4308,6 @@
             <w:r>
               <w:rPr>
                 <w:rFonts w:hint="eastAsia"/>
-                <w:lang w:val="zh-CN"/>
               </w:rPr>
               <w:t xml:space="preserve">质押提取联动</w:t>
             </w:r>
@@ -5102,15 +4320,11 @@
               <w:pStyle w:val="Compact"/>
             </w:pPr>
             <w:r>
-              <w:rPr>
-                <w:lang w:val="zh-CN"/>
-              </w:rPr>
               <w:t xml:space="preserve">24 </w:t>
             </w:r>
             <w:r>
               <w:rPr>
                 <w:rFonts w:hint="eastAsia"/>
-                <w:lang w:val="zh-CN"/>
               </w:rPr>
               <w:t xml:space="preserve">项</w:t>
             </w:r>
@@ -5123,15 +4337,11 @@
               <w:pStyle w:val="Compact"/>
             </w:pPr>
             <w:r>
-              <w:rPr>
-                <w:lang w:val="zh-CN"/>
-              </w:rPr>
               <w:t xml:space="preserve">18 </w:t>
             </w:r>
             <w:r>
               <w:rPr>
                 <w:rFonts w:hint="eastAsia"/>
-                <w:lang w:val="zh-CN"/>
               </w:rPr>
               <w:t xml:space="preserve">项</w:t>
             </w:r>
@@ -5148,7 +4358,6 @@
                 <w:rFonts w:hint="eastAsia"/>
                 <w:b/>
                 <w:bCs/>
-                <w:lang w:val="zh-CN"/>
               </w:rPr>
               <w:t xml:space="preserve">高风险</w:t>
             </w:r>
@@ -5163,27 +4372,19 @@
             <w:r>
               <w:rPr>
                 <w:rFonts w:hint="eastAsia"/>
-                <w:lang w:val="zh-CN"/>
               </w:rPr>
               <w:t xml:space="preserve">控股股东质押</w:t>
             </w:r>
             <w:r>
-              <w:rPr>
-                <w:lang w:val="zh-CN"/>
-              </w:rPr>
               <w:t xml:space="preserve"> </w:t>
             </w:r>
             <w:r>
               <w:rPr>
                 <w:rFonts w:hint="eastAsia"/>
-                <w:lang w:val="zh-CN"/>
               </w:rPr>
               <w:t xml:space="preserve">76.38%,地产现金流持续为负</w:t>
             </w:r>
             <w:r>
-              <w:rPr>
-                <w:lang w:val="zh-CN"/>
-              </w:rPr>
               <w:t xml:space="preserve"> ✓</w:t>
             </w:r>
           </w:p>
@@ -5199,7 +4400,6 @@
             <w:r>
               <w:rPr>
                 <w:rFonts w:hint="eastAsia"/>
-                <w:lang w:val="zh-CN"/>
               </w:rPr>
               <w:t xml:space="preserve">贵州茅台(600519)</w:t>
             </w:r>
@@ -5214,7 +4414,6 @@
             <w:r>
               <w:rPr>
                 <w:rFonts w:hint="eastAsia"/>
-                <w:lang w:val="zh-CN"/>
               </w:rPr>
               <w:t xml:space="preserve">健康对照</w:t>
             </w:r>
@@ -5227,15 +4426,11 @@
               <w:pStyle w:val="Compact"/>
             </w:pPr>
             <w:r>
-              <w:rPr>
-                <w:lang w:val="zh-CN"/>
-              </w:rPr>
               <w:t xml:space="preserve">0 </w:t>
             </w:r>
             <w:r>
               <w:rPr>
                 <w:rFonts w:hint="eastAsia"/>
-                <w:lang w:val="zh-CN"/>
               </w:rPr>
               <w:t xml:space="preserve">项</w:t>
             </w:r>
@@ -5248,15 +4443,11 @@
               <w:pStyle w:val="Compact"/>
             </w:pPr>
             <w:r>
-              <w:rPr>
-                <w:lang w:val="zh-CN"/>
-              </w:rPr>
               <w:t xml:space="preserve">1 </w:t>
             </w:r>
             <w:r>
               <w:rPr>
                 <w:rFonts w:hint="eastAsia"/>
-                <w:lang w:val="zh-CN"/>
               </w:rPr>
               <w:t xml:space="preserve">项</w:t>
             </w:r>
@@ -5273,7 +4464,6 @@
                 <w:rFonts w:hint="eastAsia"/>
                 <w:b/>
                 <w:bCs/>
-                <w:lang w:val="zh-CN"/>
               </w:rPr>
               <w:t xml:space="preserve">稳健</w:t>
             </w:r>
@@ -5288,14 +4478,10 @@
             <w:r>
               <w:rPr>
                 <w:rFonts w:hint="eastAsia"/>
-                <w:lang w:val="zh-CN"/>
               </w:rPr>
               <w:t xml:space="preserve">白马标杆,无误报</w:t>
             </w:r>
             <w:r>
-              <w:rPr>
-                <w:lang w:val="zh-CN"/>
-              </w:rPr>
               <w:t xml:space="preserve"> ✓</w:t>
             </w:r>
           </w:p>
@@ -5311,7 +4497,6 @@
             <w:r>
               <w:rPr>
                 <w:rFonts w:hint="eastAsia"/>
-                <w:lang w:val="zh-CN"/>
               </w:rPr>
               <w:t xml:space="preserve">贵阳银行(601997)</w:t>
             </w:r>
@@ -5326,7 +4511,6 @@
             <w:r>
               <w:rPr>
                 <w:rFonts w:hint="eastAsia"/>
-                <w:lang w:val="zh-CN"/>
               </w:rPr>
               <w:t xml:space="preserve">行业豁免验证</w:t>
             </w:r>
@@ -5339,15 +4523,11 @@
               <w:pStyle w:val="Compact"/>
             </w:pPr>
             <w:r>
-              <w:rPr>
-                <w:lang w:val="zh-CN"/>
-              </w:rPr>
               <w:t xml:space="preserve">0 </w:t>
             </w:r>
             <w:r>
               <w:rPr>
                 <w:rFonts w:hint="eastAsia"/>
-                <w:lang w:val="zh-CN"/>
               </w:rPr>
               <w:t xml:space="preserve">项</w:t>
             </w:r>
@@ -5360,15 +4540,11 @@
               <w:pStyle w:val="Compact"/>
             </w:pPr>
             <w:r>
-              <w:rPr>
-                <w:lang w:val="zh-CN"/>
-              </w:rPr>
               <w:t xml:space="preserve">0 </w:t>
             </w:r>
             <w:r>
               <w:rPr>
                 <w:rFonts w:hint="eastAsia"/>
-                <w:lang w:val="zh-CN"/>
               </w:rPr>
               <w:t xml:space="preserve">项</w:t>
             </w:r>
@@ -5385,7 +4561,6 @@
                 <w:rFonts w:hint="eastAsia"/>
                 <w:b/>
                 <w:bCs/>
-                <w:lang w:val="zh-CN"/>
               </w:rPr>
               <w:t xml:space="preserve">稳健</w:t>
             </w:r>
@@ -5400,14 +4575,10 @@
             <w:r>
               <w:rPr>
                 <w:rFonts w:hint="eastAsia"/>
-                <w:lang w:val="zh-CN"/>
               </w:rPr>
               <w:t xml:space="preserve">银行业口径豁免生效,无误报</w:t>
             </w:r>
             <w:r>
-              <w:rPr>
-                <w:lang w:val="zh-CN"/>
-              </w:rPr>
               <w:t xml:space="preserve"> ✓</w:t>
             </w:r>
           </w:p>
@@ -5421,7 +4592,6 @@
       <w:r>
         <w:rPr>
           <w:rFonts w:hint="eastAsia"/>
-          <w:lang w:val="zh-CN"/>
         </w:rPr>
         <w:t xml:space="preserve">康美药业关键预警信号时间线(系统自动生成):</w:t>
       </w:r>
@@ -5452,7 +4622,6 @@
             <w:r>
               <w:rPr>
                 <w:rFonts w:hint="eastAsia"/>
-                <w:lang w:val="zh-CN"/>
               </w:rPr>
               <w:t xml:space="preserve">信号期间</w:t>
             </w:r>
@@ -5467,7 +4636,6 @@
             <w:r>
               <w:rPr>
                 <w:rFonts w:hint="eastAsia"/>
-                <w:lang w:val="zh-CN"/>
               </w:rPr>
               <w:t xml:space="preserve">触发规则</w:t>
             </w:r>
@@ -5482,7 +4650,6 @@
             <w:r>
               <w:rPr>
                 <w:rFonts w:hint="eastAsia"/>
-                <w:lang w:val="zh-CN"/>
               </w:rPr>
               <w:t xml:space="preserve">证据(落盘数据)</w:t>
             </w:r>
@@ -5497,7 +4664,6 @@
             <w:r>
               <w:rPr>
                 <w:rFonts w:hint="eastAsia"/>
-                <w:lang w:val="zh-CN"/>
               </w:rPr>
               <w:t xml:space="preserve">与爆雷时点关系</w:t>
             </w:r>
@@ -5512,15 +4678,11 @@
               <w:pStyle w:val="Compact"/>
             </w:pPr>
             <w:r>
-              <w:rPr>
-                <w:lang w:val="zh-CN"/>
-              </w:rPr>
               <w:t xml:space="preserve">2017 </w:t>
             </w:r>
             <w:r>
               <w:rPr>
                 <w:rFonts w:hint="eastAsia"/>
-                <w:lang w:val="zh-CN"/>
               </w:rPr>
               <w:t xml:space="preserve">年报</w:t>
             </w:r>
@@ -5533,15 +4695,11 @@
               <w:pStyle w:val="Compact"/>
             </w:pPr>
             <w:r>
-              <w:rPr>
-                <w:lang w:val="zh-CN"/>
-              </w:rPr>
               <w:t xml:space="preserve">R2 </w:t>
             </w:r>
             <w:r>
               <w:rPr>
                 <w:rFonts w:hint="eastAsia"/>
-                <w:lang w:val="zh-CN"/>
               </w:rPr>
               <w:t xml:space="preserve">非经常性损益异常</w:t>
             </w:r>
@@ -5556,53 +4714,37 @@
             <w:r>
               <w:rPr>
                 <w:rFonts w:hint="eastAsia"/>
-                <w:lang w:val="zh-CN"/>
               </w:rPr>
               <w:t xml:space="preserve">净利润</w:t>
             </w:r>
             <w:r>
-              <w:rPr>
-                <w:lang w:val="zh-CN"/>
-              </w:rPr>
               <w:t xml:space="preserve"> 21.50 </w:t>
             </w:r>
             <w:r>
               <w:rPr>
                 <w:rFonts w:hint="eastAsia"/>
-                <w:lang w:val="zh-CN"/>
               </w:rPr>
               <w:t xml:space="preserve">亿</w:t>
             </w:r>
             <w:r>
-              <w:rPr>
-                <w:lang w:val="zh-CN"/>
-              </w:rPr>
               <w:t xml:space="preserve"> vs </w:t>
             </w:r>
             <w:r>
               <w:rPr>
                 <w:rFonts w:hint="eastAsia"/>
-                <w:lang w:val="zh-CN"/>
               </w:rPr>
               <w:t xml:space="preserve">扣非</w:t>
             </w:r>
             <w:r>
-              <w:rPr>
-                <w:lang w:val="zh-CN"/>
-              </w:rPr>
               <w:t xml:space="preserve"> 40.28 </w:t>
             </w:r>
             <w:r>
               <w:rPr>
                 <w:rFonts w:hint="eastAsia"/>
-                <w:lang w:val="zh-CN"/>
               </w:rPr>
               <w:t xml:space="preserve">亿,差异率</w:t>
             </w:r>
             <w:r>
-              <w:rPr>
-                <w:lang w:val="zh-CN"/>
-              </w:rPr>
               <w:t xml:space="preserve"> 87%</w:t>
             </w:r>
           </w:p>
@@ -5616,20 +4758,15 @@
             <w:r>
               <w:rPr>
                 <w:rFonts w:hint="eastAsia"/>
-                <w:lang w:val="zh-CN"/>
               </w:rPr>
               <w:t xml:space="preserve">早于曝光约</w:t>
             </w:r>
             <w:r>
-              <w:rPr>
-                <w:lang w:val="zh-CN"/>
-              </w:rPr>
               <w:t xml:space="preserve"> 1 </w:t>
             </w:r>
             <w:r>
               <w:rPr>
                 <w:rFonts w:hint="eastAsia"/>
-                <w:lang w:val="zh-CN"/>
               </w:rPr>
               <w:t xml:space="preserve">年</w:t>
             </w:r>
@@ -5644,15 +4781,11 @@
               <w:pStyle w:val="Compact"/>
             </w:pPr>
             <w:r>
-              <w:rPr>
-                <w:lang w:val="zh-CN"/>
-              </w:rPr>
               <w:t xml:space="preserve">2018 </w:t>
             </w:r>
             <w:r>
               <w:rPr>
                 <w:rFonts w:hint="eastAsia"/>
-                <w:lang w:val="zh-CN"/>
               </w:rPr>
               <w:t xml:space="preserve">年报</w:t>
             </w:r>
@@ -5668,7 +4801,6 @@
               <w:rPr>
                 <w:b/>
                 <w:bCs/>
-                <w:lang w:val="zh-CN"/>
               </w:rPr>
               <w:t xml:space="preserve">R1 </w:t>
             </w:r>
@@ -5677,7 +4809,6 @@
                 <w:rFonts w:hint="eastAsia"/>
                 <w:b/>
                 <w:bCs/>
-                <w:lang w:val="zh-CN"/>
               </w:rPr>
               <w:t xml:space="preserve">利润现金流背离</w:t>
             </w:r>
@@ -5692,33 +4823,24 @@
             <w:r>
               <w:rPr>
                 <w:rFonts w:hint="eastAsia"/>
-                <w:lang w:val="zh-CN"/>
               </w:rPr>
               <w:t xml:space="preserve">净利润</w:t>
             </w:r>
             <w:r>
-              <w:rPr>
-                <w:lang w:val="zh-CN"/>
-              </w:rPr>
               <w:t xml:space="preserve"> 3.74 </w:t>
             </w:r>
             <w:r>
               <w:rPr>
                 <w:rFonts w:hint="eastAsia"/>
-                <w:lang w:val="zh-CN"/>
               </w:rPr>
               <w:t xml:space="preserve">亿为正,每股经营现金流</w:t>
             </w:r>
             <w:r>
-              <w:rPr>
-                <w:lang w:val="zh-CN"/>
-              </w:rPr>
               <w:t xml:space="preserve"> -0.64 </w:t>
             </w:r>
             <w:r>
               <w:rPr>
                 <w:rFonts w:hint="eastAsia"/>
-                <w:lang w:val="zh-CN"/>
               </w:rPr>
               <w:t xml:space="preserve">元</w:t>
             </w:r>
@@ -5735,7 +4857,6 @@
                 <w:rFonts w:hint="eastAsia"/>
                 <w:b/>
                 <w:bCs/>
-                <w:lang w:val="zh-CN"/>
               </w:rPr>
               <w:t xml:space="preserve">早于曝光约</w:t>
             </w:r>
@@ -5743,7 +4864,6 @@
               <w:rPr>
                 <w:b/>
                 <w:bCs/>
-                <w:lang w:val="zh-CN"/>
               </w:rPr>
               <w:t xml:space="preserve"> 1 </w:t>
             </w:r>
@@ -5752,7 +4872,6 @@
                 <w:rFonts w:hint="eastAsia"/>
                 <w:b/>
                 <w:bCs/>
-                <w:lang w:val="zh-CN"/>
               </w:rPr>
               <w:t xml:space="preserve">年</w:t>
             </w:r>
@@ -5767,15 +4886,11 @@
               <w:pStyle w:val="Compact"/>
             </w:pPr>
             <w:r>
-              <w:rPr>
-                <w:lang w:val="zh-CN"/>
-              </w:rPr>
               <w:t xml:space="preserve">2018 </w:t>
             </w:r>
             <w:r>
               <w:rPr>
                 <w:rFonts w:hint="eastAsia"/>
-                <w:lang w:val="zh-CN"/>
               </w:rPr>
               <w:t xml:space="preserve">年报</w:t>
             </w:r>
@@ -5788,15 +4903,11 @@
               <w:pStyle w:val="Compact"/>
             </w:pPr>
             <w:r>
-              <w:rPr>
-                <w:lang w:val="zh-CN"/>
-              </w:rPr>
               <w:t xml:space="preserve">R4 </w:t>
             </w:r>
             <w:r>
               <w:rPr>
                 <w:rFonts w:hint="eastAsia"/>
-                <w:lang w:val="zh-CN"/>
               </w:rPr>
               <w:t xml:space="preserve">业绩变脸</w:t>
             </w:r>
@@ -5811,14 +4922,10 @@
             <w:r>
               <w:rPr>
                 <w:rFonts w:hint="eastAsia"/>
-                <w:lang w:val="zh-CN"/>
               </w:rPr>
               <w:t xml:space="preserve">净利润同比</w:t>
             </w:r>
             <w:r>
-              <w:rPr>
-                <w:lang w:val="zh-CN"/>
-              </w:rPr>
               <w:t xml:space="preserve"> -83%</w:t>
             </w:r>
           </w:p>
@@ -5832,20 +4939,15 @@
             <w:r>
               <w:rPr>
                 <w:rFonts w:hint="eastAsia"/>
-                <w:lang w:val="zh-CN"/>
               </w:rPr>
               <w:t xml:space="preserve">早于曝光约</w:t>
             </w:r>
             <w:r>
-              <w:rPr>
-                <w:lang w:val="zh-CN"/>
-              </w:rPr>
               <w:t xml:space="preserve"> 1 </w:t>
             </w:r>
             <w:r>
               <w:rPr>
                 <w:rFonts w:hint="eastAsia"/>
-                <w:lang w:val="zh-CN"/>
               </w:rPr>
               <w:t xml:space="preserve">年</w:t>
             </w:r>
@@ -5860,15 +4962,11 @@
               <w:pStyle w:val="Compact"/>
             </w:pPr>
             <w:r>
-              <w:rPr>
-                <w:lang w:val="zh-CN"/>
-              </w:rPr>
               <w:t xml:space="preserve">2019 </w:t>
             </w:r>
             <w:r>
               <w:rPr>
                 <w:rFonts w:hint="eastAsia"/>
-                <w:lang w:val="zh-CN"/>
               </w:rPr>
               <w:t xml:space="preserve">年报</w:t>
             </w:r>
@@ -5881,15 +4979,11 @@
               <w:pStyle w:val="Compact"/>
             </w:pPr>
             <w:r>
-              <w:rPr>
-                <w:lang w:val="zh-CN"/>
-              </w:rPr>
               <w:t xml:space="preserve">R5 </w:t>
             </w:r>
             <w:r>
               <w:rPr>
                 <w:rFonts w:hint="eastAsia"/>
-                <w:lang w:val="zh-CN"/>
               </w:rPr>
               <w:t xml:space="preserve">持续亏损</w:t>
             </w:r>
@@ -5902,28 +4996,20 @@
               <w:pStyle w:val="Compact"/>
             </w:pPr>
             <w:r>
-              <w:rPr>
-                <w:lang w:val="zh-CN"/>
-              </w:rPr>
               <w:t xml:space="preserve">-46.61 </w:t>
             </w:r>
             <w:r>
               <w:rPr>
                 <w:rFonts w:hint="eastAsia"/>
-                <w:lang w:val="zh-CN"/>
               </w:rPr>
               <w:t xml:space="preserve">亿</w:t>
             </w:r>
             <w:r>
-              <w:rPr>
-                <w:lang w:val="zh-CN"/>
-              </w:rPr>
               <w:t xml:space="preserve"> → -310.85 </w:t>
             </w:r>
             <w:r>
               <w:rPr>
                 <w:rFonts w:hint="eastAsia"/>
-                <w:lang w:val="zh-CN"/>
               </w:rPr>
               <w:t xml:space="preserve">亿</w:t>
             </w:r>
@@ -5938,7 +5024,6 @@
             <w:r>
               <w:rPr>
                 <w:rFonts w:hint="eastAsia"/>
-                <w:lang w:val="zh-CN"/>
               </w:rPr>
               <w:t xml:space="preserve">曝光确认</w:t>
             </w:r>
@@ -5953,15 +5038,11 @@
               <w:pStyle w:val="Compact"/>
             </w:pPr>
             <w:r>
-              <w:rPr>
-                <w:lang w:val="zh-CN"/>
-              </w:rPr>
               <w:t xml:space="preserve">2020 </w:t>
             </w:r>
             <w:r>
               <w:rPr>
                 <w:rFonts w:hint="eastAsia"/>
-                <w:lang w:val="zh-CN"/>
               </w:rPr>
               <w:t xml:space="preserve">年报</w:t>
             </w:r>
@@ -5974,15 +5055,11 @@
               <w:pStyle w:val="Compact"/>
             </w:pPr>
             <w:r>
-              <w:rPr>
-                <w:lang w:val="zh-CN"/>
-              </w:rPr>
               <w:t xml:space="preserve">R6 </w:t>
             </w:r>
             <w:r>
               <w:rPr>
                 <w:rFonts w:hint="eastAsia"/>
-                <w:lang w:val="zh-CN"/>
               </w:rPr>
               <w:t xml:space="preserve">高杠杆</w:t>
             </w:r>
@@ -5997,20 +5074,15 @@
             <w:r>
               <w:rPr>
                 <w:rFonts w:hint="eastAsia"/>
-                <w:lang w:val="zh-CN"/>
               </w:rPr>
               <w:t xml:space="preserve">资产负债率</w:t>
             </w:r>
             <w:r>
-              <w:rPr>
-                <w:lang w:val="zh-CN"/>
-              </w:rPr>
               <w:t xml:space="preserve"> </w:t>
             </w:r>
             <w:r>
               <w:rPr>
                 <w:rFonts w:hint="eastAsia"/>
-                <w:lang w:val="zh-CN"/>
               </w:rPr>
               <w:t xml:space="preserve">119.5%,资不抵债</w:t>
             </w:r>
@@ -6025,7 +5097,6 @@
             <w:r>
               <w:rPr>
                 <w:rFonts w:hint="eastAsia"/>
-                <w:lang w:val="zh-CN"/>
               </w:rPr>
               <w:t xml:space="preserve">事后确认</w:t>
             </w:r>
@@ -6042,7 +5113,6 @@
           <w:rFonts w:hint="eastAsia"/>
           <w:b/>
           <w:bCs/>
-          <w:lang w:val="zh-CN"/>
         </w:rPr>
         <w:t xml:space="preserve">结论:系统的红色信号较造假曝光提前约</w:t>
       </w:r>
@@ -6050,7 +5120,6 @@
         <w:rPr>
           <w:b/>
           <w:bCs/>
-          <w:lang w:val="zh-CN"/>
         </w:rPr>
         <w:t xml:space="preserve"> 1-2 </w:t>
       </w:r>
@@ -6059,7 +5128,6 @@
           <w:rFonts w:hint="eastAsia"/>
           <w:b/>
           <w:bCs/>
-          <w:lang w:val="zh-CN"/>
         </w:rPr>
         <w:t xml:space="preserve">年,回溯验证成立。</w:t>
       </w:r>
@@ -6071,15 +5139,11 @@
         <w:pStyle w:val="Heading3"/>
       </w:pPr>
       <w:r>
-        <w:rPr>
-          <w:lang w:val="zh-CN"/>
-        </w:rPr>
         <w:t xml:space="preserve">6.3 </w:t>
       </w:r>
       <w:r>
         <w:rPr>
           <w:rFonts w:hint="eastAsia"/>
-          <w:lang w:val="zh-CN"/>
         </w:rPr>
         <w:t xml:space="preserve">工程指标</w:t>
       </w:r>
@@ -6095,53 +5159,37 @@
       <w:r>
         <w:rPr>
           <w:rFonts w:hint="eastAsia"/>
-          <w:lang w:val="zh-CN"/>
         </w:rPr>
         <w:t xml:space="preserve">单份公告端到端(解析→提取→校验→溯源)约</w:t>
       </w:r>
       <w:r>
-        <w:rPr>
-          <w:lang w:val="zh-CN"/>
-        </w:rPr>
         <w:t xml:space="preserve"> 1-3 </w:t>
       </w:r>
       <w:r>
         <w:rPr>
           <w:rFonts w:hint="eastAsia"/>
-          <w:lang w:val="zh-CN"/>
         </w:rPr>
         <w:t xml:space="preserve">分钟;LLM</w:t>
       </w:r>
       <w:r>
-        <w:rPr>
-          <w:lang w:val="zh-CN"/>
-        </w:rPr>
         <w:t xml:space="preserve"> </w:t>
       </w:r>
       <w:r>
         <w:rPr>
           <w:rFonts w:hint="eastAsia"/>
-          <w:lang w:val="zh-CN"/>
         </w:rPr>
         <w:t xml:space="preserve">提取首轮通过率约</w:t>
       </w:r>
       <w:r>
-        <w:rPr>
-          <w:lang w:val="zh-CN"/>
-        </w:rPr>
         <w:t xml:space="preserve"> </w:t>
       </w:r>
       <w:r>
         <w:rPr>
           <w:rFonts w:hint="eastAsia"/>
-          <w:lang w:val="zh-CN"/>
         </w:rPr>
         <w:t xml:space="preserve">2/3,经重试闭环后</w:t>
       </w:r>
       <w:r>
-        <w:rPr>
-          <w:lang w:val="zh-CN"/>
-        </w:rPr>
         <w:t xml:space="preserve"> 100%;</w:t>
       </w:r>
     </w:p>
@@ -6156,33 +5204,24 @@
       <w:r>
         <w:rPr>
           <w:rFonts w:hint="eastAsia"/>
-          <w:lang w:val="zh-CN"/>
         </w:rPr>
         <w:t xml:space="preserve">全部产出物:结构化</w:t>
       </w:r>
       <w:r>
-        <w:rPr>
-          <w:lang w:val="zh-CN"/>
-        </w:rPr>
         <w:t xml:space="preserve"> </w:t>
       </w:r>
       <w:r>
         <w:rPr>
           <w:rFonts w:hint="eastAsia"/>
-          <w:lang w:val="zh-CN"/>
         </w:rPr>
         <w:t xml:space="preserve">JSON、校验报告、预警报告、溯源证据、trace</w:t>
       </w:r>
       <w:r>
-        <w:rPr>
-          <w:lang w:val="zh-CN"/>
-        </w:rPr>
         <w:t xml:space="preserve"> </w:t>
       </w:r>
       <w:r>
         <w:rPr>
           <w:rFonts w:hint="eastAsia"/>
-          <w:lang w:val="zh-CN"/>
         </w:rPr>
         <w:t xml:space="preserve">日志,均可离线复现。</w:t>
       </w:r>
@@ -6197,7 +5236,6 @@
       <w:r>
         <w:rPr>
           <w:rFonts w:hint="eastAsia"/>
-          <w:lang w:val="zh-CN"/>
         </w:rPr>
         <w:t xml:space="preserve">七、评测方案(字段级量化自证)</w:t>
       </w:r>
@@ -6215,42 +5253,183 @@
           <w:rFonts w:hint="eastAsia"/>
           <w:b/>
           <w:bCs/>
-          <w:lang w:val="zh-CN"/>
         </w:rPr>
         <w:t xml:space="preserve">评测集构建</w:t>
       </w:r>
       <w:r>
         <w:rPr>
           <w:rFonts w:hint="eastAsia"/>
-          <w:lang w:val="zh-CN"/>
-        </w:rPr>
-        <w:t xml:space="preserve">:从巨潮资讯网采集</w:t>
-      </w:r>
-      <w:r>
-        <w:rPr>
-          <w:lang w:val="zh-CN"/>
-        </w:rPr>
-        <w:t xml:space="preserve"> 20-30 </w:t>
-      </w:r>
-      <w:r>
-        <w:rPr>
-          <w:rFonts w:hint="eastAsia"/>
-          <w:lang w:val="zh-CN"/>
-        </w:rPr>
-        <w:t xml:space="preserve">份质押/中标/股权变动公告,人工标注关键字段作为</w:t>
-      </w:r>
-      <w:r>
-        <w:rPr>
-          <w:lang w:val="zh-CN"/>
-        </w:rPr>
-        <w:t xml:space="preserve"> Gold </w:t>
-      </w:r>
-      <w:r>
-        <w:rPr>
-          <w:rFonts w:hint="eastAsia"/>
-          <w:lang w:val="zh-CN"/>
-        </w:rPr>
-        <w:t xml:space="preserve">Standard(已完成采集工具与标注规范设计);</w:t>
+        </w:rPr>
+        <w:t xml:space="preserve">:采集工具已实现(</w:t>
+      </w:r>
+      <w:r>
+        <w:rPr>
+          <w:rStyle w:val="VerbatimChar"/>
+        </w:rPr>
+        <w:t xml:space="preserve">eval_collect.py</w:t>
+      </w:r>
+      <w:r>
+        <w:rPr>
+          <w:rFonts w:hint="eastAsia"/>
+        </w:rPr>
+        <w:t xml:space="preserve">,从巨潮资讯网检索下载,元数据留痕)。</w:t>
+      </w:r>
+      <w:r>
+        <w:t xml:space="preserve"> </w:t>
+      </w:r>
+      <w:r>
+        <w:rPr>
+          <w:rFonts w:hint="eastAsia"/>
+          <w:b/>
+          <w:bCs/>
+        </w:rPr>
+        <w:t xml:space="preserve">首轮已采集</w:t>
+      </w:r>
+      <w:r>
+        <w:rPr>
+          <w:b/>
+          <w:bCs/>
+        </w:rPr>
+        <w:t xml:space="preserve"> 10 </w:t>
+      </w:r>
+      <w:r>
+        <w:rPr>
+          <w:rFonts w:hint="eastAsia"/>
+          <w:b/>
+          <w:bCs/>
+        </w:rPr>
+        <w:t xml:space="preserve">份未见质押公告并完成批量评测</w:t>
+      </w:r>
+      <w:r>
+        <w:t xml:space="preserve">(</w:t>
+      </w:r>
+      <w:r>
+        <w:rPr>
+          <w:rStyle w:val="VerbatimChar"/>
+        </w:rPr>
+        <w:t xml:space="preserve">eval_run.py</w:t>
+      </w:r>
+      <w:r>
+        <w:t xml:space="preserve">):</w:t>
+      </w:r>
+    </w:p>
+    <w:p>
+      <w:pPr>
+        <w:pStyle w:val="Compact"/>
+        <w:numPr>
+          <w:ilvl w:val="1"/>
+          <w:numId w:val="1009"/>
+        </w:numPr>
+      </w:pPr>
+      <w:r>
+        <w:t xml:space="preserve">10/10 </w:t>
+      </w:r>
+      <w:r>
+        <w:rPr>
+          <w:rFonts w:hint="eastAsia"/>
+        </w:rPr>
+        <w:t xml:space="preserve">全部跑通(LLM</w:t>
+      </w:r>
+      <w:r>
+        <w:t xml:space="preserve"> </w:t>
+      </w:r>
+      <w:r>
+        <w:rPr>
+          <w:rFonts w:hint="eastAsia"/>
+        </w:rPr>
+        <w:t xml:space="preserve">路径),平均原文溯源覆盖率约</w:t>
+      </w:r>
+      <w:r>
+        <w:t xml:space="preserve"> 90%;</w:t>
+      </w:r>
+    </w:p>
+    <w:p>
+      <w:pPr>
+        <w:pStyle w:val="Compact"/>
+        <w:numPr>
+          <w:ilvl w:val="1"/>
+          <w:numId w:val="1009"/>
+        </w:numPr>
+      </w:pPr>
+      <w:r>
+        <w:t xml:space="preserve">4 </w:t>
+      </w:r>
+      <w:r>
+        <w:rPr>
+          <w:rFonts w:hint="eastAsia"/>
+        </w:rPr>
+        <w:t xml:space="preserve">份样本全部校验通过,其余多仅差</w:t>
+      </w:r>
+      <w:r>
+        <w:t xml:space="preserve"> 1-2 </w:t>
+      </w:r>
+      <w:r>
+        <w:rPr>
+          <w:rFonts w:hint="eastAsia"/>
+        </w:rPr>
+        <w:t xml:space="preserve">项;</w:t>
+      </w:r>
+    </w:p>
+    <w:p>
+      <w:pPr>
+        <w:pStyle w:val="Compact"/>
+        <w:numPr>
+          <w:ilvl w:val="1"/>
+          <w:numId w:val="1009"/>
+        </w:numPr>
+      </w:pPr>
+      <w:r>
+        <w:rPr>
+          <w:rFonts w:hint="eastAsia"/>
+          <w:b/>
+          <w:bCs/>
+        </w:rPr>
+        <w:t xml:space="preserve">校验机制主动发现</w:t>
+      </w:r>
+      <w:r>
+        <w:rPr>
+          <w:b/>
+          <w:bCs/>
+        </w:rPr>
+        <w:t xml:space="preserve"> 2 </w:t>
+      </w:r>
+      <w:r>
+        <w:rPr>
+          <w:rFonts w:hint="eastAsia"/>
+          <w:b/>
+          <w:bCs/>
+        </w:rPr>
+        <w:t xml:space="preserve">例提取偏差</w:t>
+      </w:r>
+      <w:r>
+        <w:rPr>
+          <w:rFonts w:hint="eastAsia"/>
+        </w:rPr>
+        <w:t xml:space="preserve">(一致行动人合并披露口径差异、累计质押数字误植)——</w:t>
+      </w:r>
+      <w:r>
+        <w:t xml:space="preserve"> </w:t>
+      </w:r>
+      <w:r>
+        <w:rPr>
+          <w:rFonts w:hint="eastAsia"/>
+        </w:rPr>
+        <w:t xml:space="preserve">证明三层校验不是摆设,而是能抓真问题的质量闸门;</w:t>
+      </w:r>
+    </w:p>
+    <w:p>
+      <w:pPr>
+        <w:pStyle w:val="Compact"/>
+        <w:numPr>
+          <w:ilvl w:val="1"/>
+          <w:numId w:val="1009"/>
+        </w:numPr>
+      </w:pPr>
+      <w:r>
+        <w:rPr>
+          <w:rFonts w:hint="eastAsia"/>
+        </w:rPr>
+        <w:t xml:space="preserve">预告/拟签署类公告(无累计质押表)已识别为”勾稽不适用”,不误报。</w:t>
       </w:r>
     </w:p>
     <w:p>
@@ -6266,42 +5445,41 @@
           <w:rFonts w:hint="eastAsia"/>
           <w:b/>
           <w:bCs/>
-          <w:lang w:val="zh-CN"/>
         </w:rPr>
         <w:t xml:space="preserve">指标</w:t>
       </w:r>
       <w:r>
         <w:rPr>
           <w:rFonts w:hint="eastAsia"/>
-          <w:lang w:val="zh-CN"/>
         </w:rPr>
         <w:t xml:space="preserve">:字段级精确率/召回率/F1(参照</w:t>
       </w:r>
       <w:r>
-        <w:rPr>
-          <w:lang w:val="zh-CN"/>
-        </w:rPr>
         <w:t xml:space="preserve"> FinReasoning </w:t>
       </w:r>
       <w:r>
         <w:rPr>
           <w:rFonts w:hint="eastAsia"/>
-          <w:lang w:val="zh-CN"/>
         </w:rPr>
         <w:t xml:space="preserve">的</w:t>
       </w:r>
       <w:r>
-        <w:rPr>
-          <w:lang w:val="zh-CN"/>
-        </w:rPr>
         <w:t xml:space="preserve"> F1-Score(Field) </w:t>
       </w:r>
       <w:r>
         <w:rPr>
           <w:rFonts w:hint="eastAsia"/>
-          <w:lang w:val="zh-CN"/>
-        </w:rPr>
-        <w:t xml:space="preserve">口径),勾稽校验通过率,溯源覆盖率,误报率;</w:t>
+        </w:rPr>
+        <w:t xml:space="preserve">口径),</w:t>
+      </w:r>
+      <w:r>
+        <w:t xml:space="preserve"> </w:t>
+      </w:r>
+      <w:r>
+        <w:rPr>
+          <w:rFonts w:hint="eastAsia"/>
+        </w:rPr>
+        <w:t xml:space="preserve">勾稽校验通过率,溯源覆盖率,误报率;</w:t>
       </w:r>
     </w:p>
     <w:p>
@@ -6317,33 +5495,24 @@
           <w:rFonts w:hint="eastAsia"/>
           <w:b/>
           <w:bCs/>
-          <w:lang w:val="zh-CN"/>
         </w:rPr>
         <w:t xml:space="preserve">双模型对照</w:t>
       </w:r>
       <w:r>
-        <w:rPr>
-          <w:lang w:val="zh-CN"/>
-        </w:rPr>
         <w:t xml:space="preserve">:DeepSeek </w:t>
       </w:r>
       <w:r>
         <w:rPr>
           <w:rFonts w:hint="eastAsia"/>
-          <w:lang w:val="zh-CN"/>
         </w:rPr>
         <w:t xml:space="preserve">与</w:t>
       </w:r>
       <w:r>
-        <w:rPr>
-          <w:lang w:val="zh-CN"/>
-        </w:rPr>
         <w:t xml:space="preserve"> Kimi </w:t>
       </w:r>
       <w:r>
         <w:rPr>
           <w:rFonts w:hint="eastAsia"/>
-          <w:lang w:val="zh-CN"/>
         </w:rPr>
         <w:t xml:space="preserve">双线路并行评测,验证模型无关性;</w:t>
       </w:r>
@@ -6361,42 +5530,73 @@
           <w:rFonts w:hint="eastAsia"/>
           <w:b/>
           <w:bCs/>
-          <w:lang w:val="zh-CN"/>
         </w:rPr>
         <w:t xml:space="preserve">时序合规</w:t>
       </w:r>
       <w:r>
         <w:rPr>
           <w:rFonts w:hint="eastAsia"/>
-          <w:lang w:val="zh-CN"/>
         </w:rPr>
         <w:t xml:space="preserve">:风险回溯测试严格用</w:t>
       </w:r>
       <w:r>
-        <w:rPr>
-          <w:lang w:val="zh-CN"/>
-        </w:rPr>
         <w:t xml:space="preserve"> T </w:t>
       </w:r>
       <w:r>
         <w:rPr>
           <w:rFonts w:hint="eastAsia"/>
-          <w:lang w:val="zh-CN"/>
         </w:rPr>
         <w:t xml:space="preserve">期及以前数据预测</w:t>
       </w:r>
       <w:r>
-        <w:rPr>
-          <w:lang w:val="zh-CN"/>
-        </w:rPr>
         <w:t xml:space="preserve"> T+1 </w:t>
       </w:r>
       <w:r>
         <w:rPr>
           <w:rFonts w:hint="eastAsia"/>
-          <w:lang w:val="zh-CN"/>
-        </w:rPr>
-        <w:t xml:space="preserve">期风险,杜绝前视偏差。</w:t>
+        </w:rPr>
+        <w:t xml:space="preserve">期风险,杜绝前视偏差;</w:t>
+      </w:r>
+    </w:p>
+    <w:p>
+      <w:pPr>
+        <w:pStyle w:val="Compact"/>
+        <w:numPr>
+          <w:ilvl w:val="0"/>
+          <w:numId w:val="1008"/>
+        </w:numPr>
+      </w:pPr>
+      <w:r>
+        <w:rPr>
+          <w:rFonts w:hint="eastAsia"/>
+          <w:b/>
+          <w:bCs/>
+        </w:rPr>
+        <w:t xml:space="preserve">下一步</w:t>
+      </w:r>
+      <w:r>
+        <w:rPr>
+          <w:rFonts w:hint="eastAsia"/>
+        </w:rPr>
+        <w:t xml:space="preserve">:评测集扩充至</w:t>
+      </w:r>
+      <w:r>
+        <w:t xml:space="preserve"> 30 </w:t>
+      </w:r>
+      <w:r>
+        <w:rPr>
+          <w:rFonts w:hint="eastAsia"/>
+        </w:rPr>
+        <w:t xml:space="preserve">份并人工标注</w:t>
+      </w:r>
+      <w:r>
+        <w:t xml:space="preserve"> Gold </w:t>
+      </w:r>
+      <w:r>
+        <w:rPr>
+          <w:rFonts w:hint="eastAsia"/>
+        </w:rPr>
+        <w:t xml:space="preserve">Standard,覆盖中标、股权变动类型。</w:t>
       </w:r>
     </w:p>
     <w:bookmarkEnd w:id="28"/>
@@ -6408,7 +5608,6 @@
       <w:r>
         <w:rPr>
           <w:rFonts w:hint="eastAsia"/>
-          <w:lang w:val="zh-CN"/>
         </w:rPr>
         <w:t xml:space="preserve">八、竞赛要求符合性声明</w:t>
       </w:r>
@@ -6418,7 +5617,7 @@
         <w:pStyle w:val="Compact"/>
         <w:numPr>
           <w:ilvl w:val="0"/>
-          <w:numId w:val="1009"/>
+          <w:numId w:val="1010"/>
         </w:numPr>
       </w:pPr>
       <w:r>
@@ -6426,27 +5625,21 @@
           <w:rFonts w:hint="eastAsia"/>
           <w:b/>
           <w:bCs/>
-          <w:lang w:val="zh-CN"/>
         </w:rPr>
         <w:t xml:space="preserve">大语言模型</w:t>
       </w:r>
       <w:r>
         <w:rPr>
           <w:rFonts w:hint="eastAsia"/>
-          <w:lang w:val="zh-CN"/>
         </w:rPr>
         <w:t xml:space="preserve">:DeepSeek(主力)/</w:t>
       </w:r>
       <w:r>
-        <w:rPr>
-          <w:lang w:val="zh-CN"/>
-        </w:rPr>
         <w:t xml:space="preserve"> </w:t>
       </w:r>
       <w:r>
         <w:rPr>
           <w:rFonts w:hint="eastAsia"/>
-          <w:lang w:val="zh-CN"/>
         </w:rPr>
         <w:t xml:space="preserve">Kimi(备用),均为</w:t>
       </w:r>
@@ -6455,27 +5648,21 @@
           <w:rFonts w:hint="eastAsia"/>
           <w:b/>
           <w:bCs/>
-          <w:lang w:val="zh-CN"/>
         </w:rPr>
         <w:t xml:space="preserve">国产大模型</w:t>
       </w:r>
       <w:r>
         <w:rPr>
           <w:rFonts w:hint="eastAsia"/>
-          <w:lang w:val="zh-CN"/>
         </w:rPr>
         <w:t xml:space="preserve">,经</w:t>
       </w:r>
       <w:r>
-        <w:rPr>
-          <w:lang w:val="zh-CN"/>
-        </w:rPr>
         <w:t xml:space="preserve"> OpenAI </w:t>
       </w:r>
       <w:r>
         <w:rPr>
           <w:rFonts w:hint="eastAsia"/>
-          <w:lang w:val="zh-CN"/>
         </w:rPr>
         <w:t xml:space="preserve">兼容协议调用;</w:t>
       </w:r>
@@ -6485,7 +5672,7 @@
         <w:pStyle w:val="Compact"/>
         <w:numPr>
           <w:ilvl w:val="0"/>
-          <w:numId w:val="1009"/>
+          <w:numId w:val="1010"/>
         </w:numPr>
       </w:pPr>
       <w:r>
@@ -6493,27 +5680,21 @@
           <w:rFonts w:hint="eastAsia"/>
           <w:b/>
           <w:bCs/>
-          <w:lang w:val="zh-CN"/>
         </w:rPr>
         <w:t xml:space="preserve">成果形式</w:t>
       </w:r>
       <w:r>
         <w:rPr>
           <w:rFonts w:hint="eastAsia"/>
-          <w:lang w:val="zh-CN"/>
         </w:rPr>
         <w:t xml:space="preserve">:结构化数据(JSON)+</w:t>
       </w:r>
       <w:r>
-        <w:rPr>
-          <w:lang w:val="zh-CN"/>
-        </w:rPr>
         <w:t xml:space="preserve"> </w:t>
       </w:r>
       <w:r>
         <w:rPr>
           <w:rFonts w:hint="eastAsia"/>
-          <w:lang w:val="zh-CN"/>
         </w:rPr>
         <w:t xml:space="preserve">校验/预警报告(Markdown/表格),不依赖自然语言对话记录;</w:t>
       </w:r>
@@ -6523,7 +5704,7 @@
         <w:pStyle w:val="Compact"/>
         <w:numPr>
           <w:ilvl w:val="0"/>
-          <w:numId w:val="1009"/>
+          <w:numId w:val="1010"/>
         </w:numPr>
       </w:pPr>
       <w:r>
@@ -6531,40 +5712,30 @@
           <w:rFonts w:hint="eastAsia"/>
           <w:b/>
           <w:bCs/>
-          <w:lang w:val="zh-CN"/>
         </w:rPr>
         <w:t xml:space="preserve">运行环境</w:t>
       </w:r>
       <w:r>
         <w:rPr>
           <w:rFonts w:hint="eastAsia"/>
-          <w:lang w:val="zh-CN"/>
         </w:rPr>
         <w:t xml:space="preserve">:封闭/半封闭</w:t>
       </w:r>
       <w:r>
-        <w:rPr>
-          <w:lang w:val="zh-CN"/>
-        </w:rPr>
         <w:t xml:space="preserve"> —— </w:t>
       </w:r>
       <w:r>
         <w:rPr>
           <w:rFonts w:hint="eastAsia"/>
-          <w:lang w:val="zh-CN"/>
         </w:rPr>
         <w:t xml:space="preserve">财务数据已落盘为</w:t>
       </w:r>
       <w:r>
-        <w:rPr>
-          <w:lang w:val="zh-CN"/>
-        </w:rPr>
         <w:t xml:space="preserve"> </w:t>
       </w:r>
       <w:r>
         <w:rPr>
           <w:rFonts w:hint="eastAsia"/>
-          <w:lang w:val="zh-CN"/>
         </w:rPr>
         <w:t xml:space="preserve">CSV,演示不依赖实时网络;公告样本本地化;</w:t>
       </w:r>
@@ -6574,7 +5745,7 @@
         <w:pStyle w:val="Compact"/>
         <w:numPr>
           <w:ilvl w:val="0"/>
-          <w:numId w:val="1009"/>
+          <w:numId w:val="1010"/>
         </w:numPr>
       </w:pPr>
       <w:r>
@@ -6582,14 +5753,12 @@
           <w:rFonts w:hint="eastAsia"/>
           <w:b/>
           <w:bCs/>
-          <w:lang w:val="zh-CN"/>
         </w:rPr>
         <w:t xml:space="preserve">可复现</w:t>
       </w:r>
       <w:r>
         <w:rPr>
           <w:rFonts w:hint="eastAsia"/>
-          <w:lang w:val="zh-CN"/>
         </w:rPr>
         <w:t xml:space="preserve">:提供完整源代码、依赖清单、运行说明;关键流程一键运行;</w:t>
       </w:r>
@@ -6599,7 +5768,7 @@
         <w:pStyle w:val="Compact"/>
         <w:numPr>
           <w:ilvl w:val="0"/>
-          <w:numId w:val="1009"/>
+          <w:numId w:val="1010"/>
         </w:numPr>
       </w:pPr>
       <w:r>
@@ -6607,40 +5776,30 @@
           <w:rFonts w:hint="eastAsia"/>
           <w:b/>
           <w:bCs/>
-          <w:lang w:val="zh-CN"/>
         </w:rPr>
         <w:t xml:space="preserve">可追溯</w:t>
       </w:r>
       <w:r>
         <w:rPr>
           <w:rFonts w:hint="eastAsia"/>
-          <w:lang w:val="zh-CN"/>
         </w:rPr>
         <w:t xml:space="preserve">:全链路</w:t>
       </w:r>
       <w:r>
-        <w:rPr>
-          <w:lang w:val="zh-CN"/>
-        </w:rPr>
         <w:t xml:space="preserve"> trace.jsonl </w:t>
       </w:r>
       <w:r>
         <w:rPr>
           <w:rFonts w:hint="eastAsia"/>
-          <w:lang w:val="zh-CN"/>
         </w:rPr>
         <w:t xml:space="preserve">日志</w:t>
       </w:r>
       <w:r>
-        <w:rPr>
-          <w:lang w:val="zh-CN"/>
-        </w:rPr>
         <w:t xml:space="preserve"> + </w:t>
       </w:r>
       <w:r>
         <w:rPr>
           <w:rFonts w:hint="eastAsia"/>
-          <w:lang w:val="zh-CN"/>
         </w:rPr>
         <w:t xml:space="preserve">字段级原文溯源页码。</w:t>
       </w:r>
@@ -6654,7 +5813,6 @@
       <w:r>
         <w:rPr>
           <w:rFonts w:hint="eastAsia"/>
-          <w:lang w:val="zh-CN"/>
         </w:rPr>
         <w:t xml:space="preserve">九、开源组件与第三方资源清单(合规声明)</w:t>
       </w:r>
@@ -6685,7 +5843,6 @@
             <w:r>
               <w:rPr>
                 <w:rFonts w:hint="eastAsia"/>
-                <w:lang w:val="zh-CN"/>
               </w:rPr>
               <w:t xml:space="preserve">组件</w:t>
             </w:r>
@@ -6700,7 +5857,6 @@
             <w:r>
               <w:rPr>
                 <w:rFonts w:hint="eastAsia"/>
-                <w:lang w:val="zh-CN"/>
               </w:rPr>
               <w:t xml:space="preserve">来源</w:t>
             </w:r>
@@ -6715,7 +5871,6 @@
             <w:r>
               <w:rPr>
                 <w:rFonts w:hint="eastAsia"/>
-                <w:lang w:val="zh-CN"/>
               </w:rPr>
               <w:t xml:space="preserve">许可证</w:t>
             </w:r>
@@ -6730,7 +5885,6 @@
             <w:r>
               <w:rPr>
                 <w:rFonts w:hint="eastAsia"/>
-                <w:lang w:val="zh-CN"/>
               </w:rPr>
               <w:t xml:space="preserve">使用范围</w:t>
             </w:r>
@@ -6745,15 +5899,11 @@
               <w:pStyle w:val="Compact"/>
             </w:pPr>
             <w:r>
-              <w:rPr>
-                <w:lang w:val="zh-CN"/>
-              </w:rPr>
               <w:t xml:space="preserve">DeepSeek / </w:t>
             </w:r>
             <w:r>
               <w:rPr>
                 <w:rFonts w:hint="eastAsia"/>
-                <w:lang w:val="zh-CN"/>
               </w:rPr>
               <w:t xml:space="preserve">Kimi(月之暗面)</w:t>
             </w:r>
@@ -6768,14 +5918,10 @@
             <w:r>
               <w:rPr>
                 <w:rFonts w:hint="eastAsia"/>
-                <w:lang w:val="zh-CN"/>
               </w:rPr>
               <w:t xml:space="preserve">官方</w:t>
             </w:r>
             <w:r>
-              <w:rPr>
-                <w:lang w:val="zh-CN"/>
-              </w:rPr>
               <w:t xml:space="preserve"> API</w:t>
             </w:r>
           </w:p>
@@ -6789,20 +5935,15 @@
             <w:r>
               <w:rPr>
                 <w:rFonts w:hint="eastAsia"/>
-                <w:lang w:val="zh-CN"/>
               </w:rPr>
               <w:t xml:space="preserve">商业</w:t>
             </w:r>
             <w:r>
-              <w:rPr>
-                <w:lang w:val="zh-CN"/>
-              </w:rPr>
               <w:t xml:space="preserve"> API </w:t>
             </w:r>
             <w:r>
               <w:rPr>
                 <w:rFonts w:hint="eastAsia"/>
-                <w:lang w:val="zh-CN"/>
               </w:rPr>
               <w:t xml:space="preserve">服务</w:t>
             </w:r>
@@ -6817,20 +5958,15 @@
             <w:r>
               <w:rPr>
                 <w:rFonts w:hint="eastAsia"/>
-                <w:lang w:val="zh-CN"/>
               </w:rPr>
               <w:t xml:space="preserve">核心推理引擎(权重不提交,仅</w:t>
             </w:r>
             <w:r>
-              <w:rPr>
-                <w:lang w:val="zh-CN"/>
-              </w:rPr>
               <w:t xml:space="preserve"> API </w:t>
             </w:r>
             <w:r>
               <w:rPr>
                 <w:rFonts w:hint="eastAsia"/>
-                <w:lang w:val="zh-CN"/>
               </w:rPr>
               <w:t xml:space="preserve">调用)</w:t>
             </w:r>
@@ -6845,9 +5981,6 @@
               <w:pStyle w:val="Compact"/>
             </w:pPr>
             <w:r>
-              <w:rPr>
-                <w:lang w:val="zh-CN"/>
-              </w:rPr>
               <w:t xml:space="preserve">RapidOCR</w:t>
             </w:r>
           </w:p>
@@ -6859,9 +5992,6 @@
               <w:pStyle w:val="Compact"/>
             </w:pPr>
             <w:r>
-              <w:rPr>
-                <w:lang w:val="zh-CN"/>
-              </w:rPr>
               <w:t xml:space="preserve">RapidAI</w:t>
             </w:r>
           </w:p>
@@ -6873,9 +6003,6 @@
               <w:pStyle w:val="Compact"/>
             </w:pPr>
             <w:r>
-              <w:rPr>
-                <w:lang w:val="zh-CN"/>
-              </w:rPr>
               <w:t xml:space="preserve">Apache-2.0</w:t>
             </w:r>
           </w:p>
@@ -6889,20 +6016,15 @@
             <w:r>
               <w:rPr>
                 <w:rFonts w:hint="eastAsia"/>
-                <w:lang w:val="zh-CN"/>
               </w:rPr>
               <w:t xml:space="preserve">扫描件</w:t>
             </w:r>
             <w:r>
-              <w:rPr>
-                <w:lang w:val="zh-CN"/>
-              </w:rPr>
               <w:t xml:space="preserve"> OCR </w:t>
             </w:r>
             <w:r>
               <w:rPr>
                 <w:rFonts w:hint="eastAsia"/>
-                <w:lang w:val="zh-CN"/>
               </w:rPr>
               <w:t xml:space="preserve">识别</w:t>
             </w:r>
@@ -6917,9 +6039,6 @@
               <w:pStyle w:val="Compact"/>
             </w:pPr>
             <w:r>
-              <w:rPr>
-                <w:lang w:val="zh-CN"/>
-              </w:rPr>
               <w:t xml:space="preserve">PyMuPDF / pypdf / pdfplumber</w:t>
             </w:r>
           </w:p>
@@ -6931,9 +6050,6 @@
               <w:pStyle w:val="Compact"/>
             </w:pPr>
             <w:r>
-              <w:rPr>
-                <w:lang w:val="zh-CN"/>
-              </w:rPr>
               <w:t xml:space="preserve">PyPI</w:t>
             </w:r>
           </w:p>
@@ -6945,9 +6061,6 @@
               <w:pStyle w:val="Compact"/>
             </w:pPr>
             <w:r>
-              <w:rPr>
-                <w:lang w:val="zh-CN"/>
-              </w:rPr>
               <w:t xml:space="preserve">AGPL-3.0 / BSD / MIT</w:t>
             </w:r>
           </w:p>
@@ -6959,15 +6072,11 @@
               <w:pStyle w:val="Compact"/>
             </w:pPr>
             <w:r>
-              <w:rPr>
-                <w:lang w:val="zh-CN"/>
-              </w:rPr>
               <w:t xml:space="preserve">PDF </w:t>
             </w:r>
             <w:r>
               <w:rPr>
                 <w:rFonts w:hint="eastAsia"/>
-                <w:lang w:val="zh-CN"/>
               </w:rPr>
               <w:t xml:space="preserve">文本与表格解析</w:t>
             </w:r>
@@ -6982,9 +6091,6 @@
               <w:pStyle w:val="Compact"/>
             </w:pPr>
             <w:r>
-              <w:rPr>
-                <w:lang w:val="zh-CN"/>
-              </w:rPr>
               <w:t xml:space="preserve">akshare</w:t>
             </w:r>
           </w:p>
@@ -6996,9 +6102,6 @@
               <w:pStyle w:val="Compact"/>
             </w:pPr>
             <w:r>
-              <w:rPr>
-                <w:lang w:val="zh-CN"/>
-              </w:rPr>
               <w:t xml:space="preserve">akfamily</w:t>
             </w:r>
           </w:p>
@@ -7010,9 +6113,6 @@
               <w:pStyle w:val="Compact"/>
             </w:pPr>
             <w:r>
-              <w:rPr>
-                <w:lang w:val="zh-CN"/>
-              </w:rPr>
               <w:t xml:space="preserve">MIT</w:t>
             </w:r>
           </w:p>
@@ -7026,7 +6126,6 @@
             <w:r>
               <w:rPr>
                 <w:rFonts w:hint="eastAsia"/>
-                <w:lang w:val="zh-CN"/>
               </w:rPr>
               <w:t xml:space="preserve">公开财务数据采集</w:t>
             </w:r>
@@ -7041,9 +6140,6 @@
               <w:pStyle w:val="Compact"/>
             </w:pPr>
             <w:r>
-              <w:rPr>
-                <w:lang w:val="zh-CN"/>
-              </w:rPr>
               <w:t xml:space="preserve">pandas</w:t>
             </w:r>
           </w:p>
@@ -7055,9 +6151,6 @@
               <w:pStyle w:val="Compact"/>
             </w:pPr>
             <w:r>
-              <w:rPr>
-                <w:lang w:val="zh-CN"/>
-              </w:rPr>
               <w:t xml:space="preserve">PyPI</w:t>
             </w:r>
           </w:p>
@@ -7069,9 +6162,6 @@
               <w:pStyle w:val="Compact"/>
             </w:pPr>
             <w:r>
-              <w:rPr>
-                <w:lang w:val="zh-CN"/>
-              </w:rPr>
               <w:t xml:space="preserve">BSD-3</w:t>
             </w:r>
           </w:p>
@@ -7085,7 +6175,6 @@
             <w:r>
               <w:rPr>
                 <w:rFonts w:hint="eastAsia"/>
-                <w:lang w:val="zh-CN"/>
               </w:rPr>
               <w:t xml:space="preserve">数据处理</w:t>
             </w:r>
@@ -7100,9 +6189,6 @@
               <w:pStyle w:val="Compact"/>
             </w:pPr>
             <w:r>
-              <w:rPr>
-                <w:lang w:val="zh-CN"/>
-              </w:rPr>
               <w:t xml:space="preserve">pydantic</w:t>
             </w:r>
           </w:p>
@@ -7114,9 +6200,6 @@
               <w:pStyle w:val="Compact"/>
             </w:pPr>
             <w:r>
-              <w:rPr>
-                <w:lang w:val="zh-CN"/>
-              </w:rPr>
               <w:t xml:space="preserve">PyPI</w:t>
             </w:r>
           </w:p>
@@ -7128,9 +6211,6 @@
               <w:pStyle w:val="Compact"/>
             </w:pPr>
             <w:r>
-              <w:rPr>
-                <w:lang w:val="zh-CN"/>
-              </w:rPr>
               <w:t xml:space="preserve">MIT</w:t>
             </w:r>
           </w:p>
@@ -7142,15 +6222,11 @@
               <w:pStyle w:val="Compact"/>
             </w:pPr>
             <w:r>
-              <w:rPr>
-                <w:lang w:val="zh-CN"/>
-              </w:rPr>
               <w:t xml:space="preserve">Schema </w:t>
             </w:r>
             <w:r>
               <w:rPr>
                 <w:rFonts w:hint="eastAsia"/>
-                <w:lang w:val="zh-CN"/>
               </w:rPr>
               <w:t xml:space="preserve">强校验</w:t>
             </w:r>
@@ -7165,9 +6241,6 @@
               <w:pStyle w:val="Compact"/>
             </w:pPr>
             <w:r>
-              <w:rPr>
-                <w:lang w:val="zh-CN"/>
-              </w:rPr>
               <w:t xml:space="preserve">RUC-NLPIR/FinSight</w:t>
             </w:r>
           </w:p>
@@ -7179,9 +6252,6 @@
               <w:pStyle w:val="Compact"/>
             </w:pPr>
             <w:r>
-              <w:rPr>
-                <w:lang w:val="zh-CN"/>
-              </w:rPr>
               <w:t xml:space="preserve">GitHub</w:t>
             </w:r>
           </w:p>
@@ -7193,9 +6263,6 @@
               <w:pStyle w:val="Compact"/>
             </w:pPr>
             <w:r>
-              <w:rPr>
-                <w:lang w:val="zh-CN"/>
-              </w:rPr>
               <w:t xml:space="preserve">GPL-3.0</w:t>
             </w:r>
           </w:p>
@@ -7211,7 +6278,6 @@
                 <w:rFonts w:hint="eastAsia"/>
                 <w:b/>
                 <w:bCs/>
-                <w:lang w:val="zh-CN"/>
               </w:rPr>
               <w:t xml:space="preserve">仅借鉴多智能体架构思想,未使用其代码;本系统全部业务代码为团队自主实现</w:t>
             </w:r>
@@ -7226,60 +6292,45 @@
       <w:r>
         <w:rPr>
           <w:rFonts w:hint="eastAsia"/>
-          <w:lang w:val="zh-CN"/>
         </w:rPr>
         <w:t xml:space="preserve">参考了</w:t>
       </w:r>
       <w:r>
-        <w:rPr>
-          <w:lang w:val="zh-CN"/>
-        </w:rPr>
         <w:t xml:space="preserve"> CCKS </w:t>
       </w:r>
       <w:r>
         <w:rPr>
           <w:rFonts w:hint="eastAsia"/>
-          <w:lang w:val="zh-CN"/>
         </w:rPr>
         <w:t xml:space="preserve">金融事件抽取冠军方案的事件</w:t>
       </w:r>
       <w:r>
-        <w:rPr>
-          <w:lang w:val="zh-CN"/>
-        </w:rPr>
         <w:t xml:space="preserve"> Schema </w:t>
       </w:r>
       <w:r>
         <w:rPr>
           <w:rFonts w:hint="eastAsia"/>
-          <w:lang w:val="zh-CN"/>
         </w:rPr>
         <w:t xml:space="preserve">设计思路、</w:t>
       </w:r>
       <w:r>
         <w:rPr>
           <w:rFonts w:hint="eastAsia"/>
-          <w:lang w:val="zh-CN"/>
         </w:rPr>
         <w:t xml:space="preserve">“先分类后抽取”</w:t>
       </w:r>
       <w:r>
         <w:rPr>
           <w:rFonts w:hint="eastAsia"/>
-          <w:lang w:val="zh-CN"/>
         </w:rPr>
         <w:t xml:space="preserve">流程,以及</w:t>
       </w:r>
       <w:r>
-        <w:rPr>
-          <w:lang w:val="zh-CN"/>
-        </w:rPr>
         <w:t xml:space="preserve"> Google LangExtract </w:t>
       </w:r>
       <w:r>
         <w:rPr>
           <w:rFonts w:hint="eastAsia"/>
-          <w:lang w:val="zh-CN"/>
         </w:rPr>
         <w:t xml:space="preserve">的来源锚定思想,均为思路借鉴,无代码复制。</w:t>
       </w:r>
@@ -7293,7 +6344,6 @@
       <w:r>
         <w:rPr>
           <w:rFonts w:hint="eastAsia"/>
-          <w:lang w:val="zh-CN"/>
         </w:rPr>
         <w:t xml:space="preserve">十、进度计划</w:t>
       </w:r>
@@ -7324,7 +6374,6 @@
             <w:r>
               <w:rPr>
                 <w:rFonts w:hint="eastAsia"/>
-                <w:lang w:val="zh-CN"/>
               </w:rPr>
               <w:t xml:space="preserve">阶段</w:t>
             </w:r>
@@ -7339,7 +6388,6 @@
             <w:r>
               <w:rPr>
                 <w:rFonts w:hint="eastAsia"/>
-                <w:lang w:val="zh-CN"/>
               </w:rPr>
               <w:t xml:space="preserve">时间</w:t>
             </w:r>
@@ -7354,7 +6402,6 @@
             <w:r>
               <w:rPr>
                 <w:rFonts w:hint="eastAsia"/>
-                <w:lang w:val="zh-CN"/>
               </w:rPr>
               <w:t xml:space="preserve">内容</w:t>
             </w:r>
@@ -7369,7 +6416,6 @@
             <w:r>
               <w:rPr>
                 <w:rFonts w:hint="eastAsia"/>
-                <w:lang w:val="zh-CN"/>
               </w:rPr>
               <w:t xml:space="preserve">状态</w:t>
             </w:r>
@@ -7386,7 +6432,6 @@
             <w:r>
               <w:rPr>
                 <w:rFonts w:hint="eastAsia"/>
-                <w:lang w:val="zh-CN"/>
               </w:rPr>
               <w:t xml:space="preserve">原型开发</w:t>
             </w:r>
@@ -7399,15 +6444,11 @@
               <w:pStyle w:val="Compact"/>
             </w:pPr>
             <w:r>
-              <w:rPr>
-                <w:lang w:val="zh-CN"/>
-              </w:rPr>
               <w:t xml:space="preserve">9 </w:t>
             </w:r>
             <w:r>
               <w:rPr>
                 <w:rFonts w:hint="eastAsia"/>
-                <w:lang w:val="zh-CN"/>
               </w:rPr>
               <w:t xml:space="preserve">月中下旬</w:t>
             </w:r>
@@ -7422,7 +6463,6 @@
             <w:r>
               <w:rPr>
                 <w:rFonts w:hint="eastAsia"/>
-                <w:lang w:val="zh-CN"/>
               </w:rPr>
               <w:t xml:space="preserve">提取/校验/溯源/预警全链路原型</w:t>
             </w:r>
@@ -7439,7 +6479,6 @@
                 <w:rFonts w:hint="eastAsia"/>
                 <w:b/>
                 <w:bCs/>
-                <w:lang w:val="zh-CN"/>
               </w:rPr>
               <w:t xml:space="preserve">已完成</w:t>
             </w:r>
@@ -7456,7 +6495,6 @@
             <w:r>
               <w:rPr>
                 <w:rFonts w:hint="eastAsia"/>
-                <w:lang w:val="zh-CN"/>
               </w:rPr>
               <w:t xml:space="preserve">初赛材料</w:t>
             </w:r>
@@ -7469,9 +6507,6 @@
               <w:pStyle w:val="Compact"/>
             </w:pPr>
             <w:r>
-              <w:rPr>
-                <w:lang w:val="zh-CN"/>
-              </w:rPr>
               <w:t xml:space="preserve">9/27-10/18</w:t>
             </w:r>
           </w:p>
@@ -7485,20 +6520,15 @@
             <w:r>
               <w:rPr>
                 <w:rFonts w:hint="eastAsia"/>
-                <w:lang w:val="zh-CN"/>
               </w:rPr>
               <w:t xml:space="preserve">计划书(本文档)、5</w:t>
             </w:r>
             <w:r>
-              <w:rPr>
-                <w:lang w:val="zh-CN"/>
-              </w:rPr>
               <w:t xml:space="preserve"> </w:t>
             </w:r>
             <w:r>
               <w:rPr>
                 <w:rFonts w:hint="eastAsia"/>
-                <w:lang w:val="zh-CN"/>
               </w:rPr>
               <w:t xml:space="preserve">分钟演示视频、评测集构建</w:t>
             </w:r>
@@ -7513,7 +6543,6 @@
             <w:r>
               <w:rPr>
                 <w:rFonts w:hint="eastAsia"/>
-                <w:lang w:val="zh-CN"/>
               </w:rPr>
               <w:t xml:space="preserve">进行中</w:t>
             </w:r>
@@ -7530,7 +6559,6 @@
             <w:r>
               <w:rPr>
                 <w:rFonts w:hint="eastAsia"/>
-                <w:lang w:val="zh-CN"/>
               </w:rPr>
               <w:t xml:space="preserve">初赛评审</w:t>
             </w:r>
@@ -7543,15 +6571,11 @@
               <w:pStyle w:val="Compact"/>
             </w:pPr>
             <w:r>
-              <w:rPr>
-                <w:lang w:val="zh-CN"/>
-              </w:rPr>
               <w:t xml:space="preserve">10/18-11 </w:t>
             </w:r>
             <w:r>
               <w:rPr>
                 <w:rFonts w:hint="eastAsia"/>
-                <w:lang w:val="zh-CN"/>
               </w:rPr>
               <w:t xml:space="preserve">月中</w:t>
             </w:r>
@@ -7566,7 +6590,6 @@
             <w:r>
               <w:rPr>
                 <w:rFonts w:hint="eastAsia"/>
-                <w:lang w:val="zh-CN"/>
               </w:rPr>
               <w:t xml:space="preserve">根据反馈迭代</w:t>
             </w:r>
@@ -7581,7 +6604,6 @@
             <w:r>
               <w:rPr>
                 <w:rFonts w:hint="eastAsia"/>
-                <w:lang w:val="zh-CN"/>
               </w:rPr>
               <w:t xml:space="preserve">待开始</w:t>
             </w:r>
@@ -7598,7 +6620,6 @@
             <w:r>
               <w:rPr>
                 <w:rFonts w:hint="eastAsia"/>
-                <w:lang w:val="zh-CN"/>
               </w:rPr>
               <w:t xml:space="preserve">决赛准备</w:t>
             </w:r>
@@ -7611,15 +6632,11 @@
               <w:pStyle w:val="Compact"/>
             </w:pPr>
             <w:r>
-              <w:rPr>
-                <w:lang w:val="zh-CN"/>
-              </w:rPr>
               <w:t xml:space="preserve">11 </w:t>
             </w:r>
             <w:r>
               <w:rPr>
                 <w:rFonts w:hint="eastAsia"/>
-                <w:lang w:val="zh-CN"/>
               </w:rPr>
               <w:t xml:space="preserve">月</w:t>
             </w:r>
@@ -7634,33 +6651,24 @@
             <w:r>
               <w:rPr>
                 <w:rFonts w:hint="eastAsia"/>
-                <w:lang w:val="zh-CN"/>
               </w:rPr>
               <w:t xml:space="preserve">评测集扩充至</w:t>
             </w:r>
             <w:r>
-              <w:rPr>
-                <w:lang w:val="zh-CN"/>
-              </w:rPr>
               <w:t xml:space="preserve"> 30+ </w:t>
             </w:r>
             <w:r>
               <w:rPr>
                 <w:rFonts w:hint="eastAsia"/>
-                <w:lang w:val="zh-CN"/>
               </w:rPr>
               <w:t xml:space="preserve">份、Web</w:t>
             </w:r>
             <w:r>
-              <w:rPr>
-                <w:lang w:val="zh-CN"/>
-              </w:rPr>
               <w:t xml:space="preserve"> </w:t>
             </w:r>
             <w:r>
               <w:rPr>
                 <w:rFonts w:hint="eastAsia"/>
-                <w:lang w:val="zh-CN"/>
               </w:rPr>
               <w:t xml:space="preserve">演示界面、中标/股权变动公告类型扩展、现场演示数据准备</w:t>
             </w:r>
@@ -7675,7 +6683,6 @@
             <w:r>
               <w:rPr>
                 <w:rFonts w:hint="eastAsia"/>
-                <w:lang w:val="zh-CN"/>
               </w:rPr>
               <w:t xml:space="preserve">待开始</w:t>
             </w:r>
@@ -7692,7 +6699,6 @@
       <w:r>
         <w:rPr>
           <w:rFonts w:hint="eastAsia"/>
-          <w:lang w:val="zh-CN"/>
         </w:rPr>
         <w:t xml:space="preserve">十一、团队分工</w:t>
       </w:r>
@@ -7720,7 +6726,6 @@
             <w:r>
               <w:rPr>
                 <w:rFonts w:hint="eastAsia"/>
-                <w:lang w:val="zh-CN"/>
               </w:rPr>
               <w:t xml:space="preserve">成员</w:t>
             </w:r>
@@ -7735,7 +6740,6 @@
             <w:r>
               <w:rPr>
                 <w:rFonts w:hint="eastAsia"/>
-                <w:lang w:val="zh-CN"/>
               </w:rPr>
               <w:t xml:space="preserve">分工</w:t>
             </w:r>
@@ -7752,14 +6756,10 @@
             <w:r>
               <w:rPr>
                 <w:rFonts w:hint="eastAsia"/>
-                <w:lang w:val="zh-CN"/>
               </w:rPr>
               <w:t xml:space="preserve">【队长</w:t>
             </w:r>
             <w:r>
-              <w:rPr>
-                <w:lang w:val="zh-CN"/>
-              </w:rPr>
               <w:t xml:space="preserve"> XXX】</w:t>
             </w:r>
           </w:p>
@@ -7773,7 +6773,6 @@
             <w:r>
               <w:rPr>
                 <w:rFonts w:hint="eastAsia"/>
-                <w:lang w:val="zh-CN"/>
               </w:rPr>
               <w:t xml:space="preserve">项目管理、计划书撰写、视频制作</w:t>
             </w:r>
@@ -7790,7 +6789,6 @@
             <w:r>
               <w:rPr>
                 <w:rFonts w:hint="eastAsia"/>
-                <w:lang w:val="zh-CN"/>
               </w:rPr>
               <w:t xml:space="preserve">【玉兰】</w:t>
             </w:r>
@@ -7805,7 +6803,6 @@
             <w:r>
               <w:rPr>
                 <w:rFonts w:hint="eastAsia"/>
-                <w:lang w:val="zh-CN"/>
               </w:rPr>
               <w:t xml:space="preserve">智能体架构设计、多智能体编排</w:t>
             </w:r>
@@ -7822,7 +6819,6 @@
             <w:r>
               <w:rPr>
                 <w:rFonts w:hint="eastAsia"/>
-                <w:lang w:val="zh-CN"/>
               </w:rPr>
               <w:t xml:space="preserve">【XXX(数字经济)】</w:t>
             </w:r>
@@ -7837,7 +6833,6 @@
             <w:r>
               <w:rPr>
                 <w:rFonts w:hint="eastAsia"/>
-                <w:lang w:val="zh-CN"/>
               </w:rPr>
               <w:t xml:space="preserve">金融逻辑把关、红旗规则口径、信用风险学术依据</w:t>
             </w:r>
@@ -7852,9 +6847,6 @@
               <w:pStyle w:val="Compact"/>
             </w:pPr>
             <w:r>
-              <w:rPr>
-                <w:lang w:val="zh-CN"/>
-              </w:rPr>
               <w:t xml:space="preserve">【XXX】</w:t>
             </w:r>
           </w:p>
@@ -7868,7 +6860,6 @@
             <w:r>
               <w:rPr>
                 <w:rFonts w:hint="eastAsia"/>
-                <w:lang w:val="zh-CN"/>
               </w:rPr>
               <w:t xml:space="preserve">数据采集、评测集标注、测试</w:t>
             </w:r>
@@ -7885,7 +6876,6 @@
       <w:r>
         <w:rPr>
           <w:rFonts w:hint="eastAsia"/>
-          <w:lang w:val="zh-CN"/>
         </w:rPr>
         <w:t xml:space="preserve">十二、风险与应对</w:t>
       </w:r>
@@ -7914,7 +6904,6 @@
             <w:r>
               <w:rPr>
                 <w:rFonts w:hint="eastAsia"/>
-                <w:lang w:val="zh-CN"/>
               </w:rPr>
               <w:t xml:space="preserve">风险</w:t>
             </w:r>
@@ -7929,7 +6918,6 @@
             <w:r>
               <w:rPr>
                 <w:rFonts w:hint="eastAsia"/>
-                <w:lang w:val="zh-CN"/>
               </w:rPr>
               <w:t xml:space="preserve">应对</w:t>
             </w:r>
@@ -7946,7 +6934,6 @@
             <w:r>
               <w:rPr>
                 <w:rFonts w:hint="eastAsia"/>
-                <w:lang w:val="zh-CN"/>
               </w:rPr>
               <w:t xml:space="preserve">公开数据接口失效</w:t>
             </w:r>
@@ -7961,20 +6948,15 @@
             <w:r>
               <w:rPr>
                 <w:rFonts w:hint="eastAsia"/>
-                <w:lang w:val="zh-CN"/>
               </w:rPr>
               <w:t xml:space="preserve">双源采集</w:t>
             </w:r>
             <w:r>
-              <w:rPr>
-                <w:lang w:val="zh-CN"/>
-              </w:rPr>
               <w:t xml:space="preserve"> + </w:t>
             </w:r>
             <w:r>
               <w:rPr>
                 <w:rFonts w:hint="eastAsia"/>
-                <w:lang w:val="zh-CN"/>
               </w:rPr>
               <w:t xml:space="preserve">数据提前落盘,演示离线可运行</w:t>
             </w:r>
@@ -7989,15 +6971,11 @@
               <w:pStyle w:val="Compact"/>
             </w:pPr>
             <w:r>
-              <w:rPr>
-                <w:lang w:val="zh-CN"/>
-              </w:rPr>
               <w:t xml:space="preserve">LLM </w:t>
             </w:r>
             <w:r>
               <w:rPr>
                 <w:rFonts w:hint="eastAsia"/>
-                <w:lang w:val="zh-CN"/>
               </w:rPr>
               <w:t xml:space="preserve">服务波动</w:t>
             </w:r>
@@ -8010,15 +6988,11 @@
               <w:pStyle w:val="Compact"/>
             </w:pPr>
             <w:r>
-              <w:rPr>
-                <w:lang w:val="zh-CN"/>
-              </w:rPr>
               <w:t xml:space="preserve">DeepSeek/Kimi </w:t>
             </w:r>
             <w:r>
               <w:rPr>
                 <w:rFonts w:hint="eastAsia"/>
-                <w:lang w:val="zh-CN"/>
               </w:rPr>
               <w:t xml:space="preserve">双线路热备;规则兜底路径可独立完成提取</w:t>
             </w:r>
@@ -8035,20 +7009,15 @@
             <w:r>
               <w:rPr>
                 <w:rFonts w:hint="eastAsia"/>
-                <w:lang w:val="zh-CN"/>
               </w:rPr>
               <w:t xml:space="preserve">扫描件</w:t>
             </w:r>
             <w:r>
-              <w:rPr>
-                <w:lang w:val="zh-CN"/>
-              </w:rPr>
               <w:t xml:space="preserve"> OCR </w:t>
             </w:r>
             <w:r>
               <w:rPr>
                 <w:rFonts w:hint="eastAsia"/>
-                <w:lang w:val="zh-CN"/>
               </w:rPr>
               <w:t xml:space="preserve">噪声</w:t>
             </w:r>
@@ -8063,7 +7032,6 @@
             <w:r>
               <w:rPr>
                 <w:rFonts w:hint="eastAsia"/>
-                <w:lang w:val="zh-CN"/>
               </w:rPr>
               <w:t xml:space="preserve">溯源机制显式标记低置信字段,提示人工复核,不误报</w:t>
             </w:r>
@@ -8080,7 +7048,6 @@
             <w:r>
               <w:rPr>
                 <w:rFonts w:hint="eastAsia"/>
-                <w:lang w:val="zh-CN"/>
               </w:rPr>
               <w:t xml:space="preserve">评测集规模有限</w:t>
             </w:r>
@@ -8095,33 +7062,24 @@
             <w:r>
               <w:rPr>
                 <w:rFonts w:hint="eastAsia"/>
-                <w:lang w:val="zh-CN"/>
               </w:rPr>
               <w:t xml:space="preserve">初赛</w:t>
             </w:r>
             <w:r>
-              <w:rPr>
-                <w:lang w:val="zh-CN"/>
-              </w:rPr>
               <w:t xml:space="preserve"> 20-30 </w:t>
             </w:r>
             <w:r>
               <w:rPr>
                 <w:rFonts w:hint="eastAsia"/>
-                <w:lang w:val="zh-CN"/>
               </w:rPr>
               <w:t xml:space="preserve">份,决赛扩充至</w:t>
             </w:r>
             <w:r>
-              <w:rPr>
-                <w:lang w:val="zh-CN"/>
-              </w:rPr>
               <w:t xml:space="preserve"> 30+ </w:t>
             </w:r>
             <w:r>
               <w:rPr>
                 <w:rFonts w:hint="eastAsia"/>
-                <w:lang w:val="zh-CN"/>
               </w:rPr>
               <w:t xml:space="preserve">并引入中标/股权变动类型</w:t>
             </w:r>
@@ -8138,20 +7096,15 @@
       <w:r>
         <w:rPr>
           <w:rFonts w:hint="eastAsia"/>
-          <w:lang w:val="zh-CN"/>
         </w:rPr>
         <w:t xml:space="preserve">附录</w:t>
       </w:r>
       <w:r>
-        <w:rPr>
-          <w:lang w:val="zh-CN"/>
-        </w:rPr>
         <w:t xml:space="preserve"> </w:t>
       </w:r>
       <w:r>
         <w:rPr>
           <w:rFonts w:hint="eastAsia"/>
-          <w:lang w:val="zh-CN"/>
         </w:rPr>
         <w:t xml:space="preserve">A:参考资料</w:t>
       </w:r>
@@ -8161,19 +7114,15 @@
         <w:pStyle w:val="Compact"/>
         <w:numPr>
           <w:ilvl w:val="0"/>
-          <w:numId w:val="1010"/>
+          <w:numId w:val="1011"/>
         </w:numPr>
       </w:pPr>
       <w:r>
-        <w:rPr>
-          <w:lang w:val="zh-CN"/>
-        </w:rPr>
         <w:t xml:space="preserve">2026 </w:t>
       </w:r>
       <w:r>
         <w:rPr>
           <w:rFonts w:hint="eastAsia"/>
-          <w:lang w:val="zh-CN"/>
         </w:rPr>
         <w:t xml:space="preserve">年北京市大学生金融人工智能竞赛通知(北京市教育委员会,2026-08)</w:t>
       </w:r>
@@ -8183,19 +7132,15 @@
         <w:pStyle w:val="Compact"/>
         <w:numPr>
           <w:ilvl w:val="0"/>
-          <w:numId w:val="1010"/>
+          <w:numId w:val="1011"/>
         </w:numPr>
       </w:pPr>
       <w:r>
-        <w:rPr>
-          <w:lang w:val="zh-CN"/>
-        </w:rPr>
         <w:t xml:space="preserve">RUC-NLPIR/FinSight(AFAC2025 </w:t>
       </w:r>
       <w:r>
         <w:rPr>
           <w:rFonts w:hint="eastAsia"/>
-          <w:lang w:val="zh-CN"/>
         </w:rPr>
         <w:t xml:space="preserve">冠军,多智能体研报架构参考,GPL-3.0)</w:t>
       </w:r>
@@ -8205,19 +7150,15 @@
         <w:pStyle w:val="Compact"/>
         <w:numPr>
           <w:ilvl w:val="0"/>
-          <w:numId w:val="1010"/>
+          <w:numId w:val="1011"/>
         </w:numPr>
       </w:pPr>
       <w:r>
-        <w:rPr>
-          <w:lang w:val="zh-CN"/>
-        </w:rPr>
         <w:t xml:space="preserve">MetaGLM/FinGLM(SMP2023 </w:t>
       </w:r>
       <w:r>
         <w:rPr>
           <w:rFonts w:hint="eastAsia"/>
-          <w:lang w:val="zh-CN"/>
         </w:rPr>
         <w:t xml:space="preserve">金融大模型挑战赛方案集)</w:t>
       </w:r>
@@ -8227,19 +7168,15 @@
         <w:pStyle w:val="Compact"/>
         <w:numPr>
           <w:ilvl w:val="0"/>
-          <w:numId w:val="1010"/>
+          <w:numId w:val="1011"/>
         </w:numPr>
       </w:pPr>
       <w:r>
-        <w:rPr>
-          <w:lang w:val="zh-CN"/>
-        </w:rPr>
         <w:t xml:space="preserve">Beneish M-score / Piotroski F-score </w:t>
       </w:r>
       <w:r>
         <w:rPr>
           <w:rFonts w:hint="eastAsia"/>
-          <w:lang w:val="zh-CN"/>
         </w:rPr>
         <w:t xml:space="preserve">财务舞弊识别经典模型</w:t>
       </w:r>
@@ -8249,19 +7186,15 @@
         <w:pStyle w:val="Compact"/>
         <w:numPr>
           <w:ilvl w:val="0"/>
-          <w:numId w:val="1010"/>
+          <w:numId w:val="1011"/>
         </w:numPr>
       </w:pPr>
       <w:r>
-        <w:rPr>
-          <w:lang w:val="zh-CN"/>
-        </w:rPr>
         <w:t xml:space="preserve">Google </w:t>
       </w:r>
       <w:r>
         <w:rPr>
           <w:rFonts w:hint="eastAsia"/>
-          <w:lang w:val="zh-CN"/>
         </w:rPr>
         <w:t xml:space="preserve">LangExtract(来源锚定思想)、567-labs/Instructor(校验重试模式)</w:t>
       </w:r>
@@ -8705,6 +7638,9 @@
     <w:abstractNumId w:val="991"/>
   </w:num>
   <w:num w:numId="1010">
+    <w:abstractNumId w:val="991"/>
+  </w:num>
+  <w:num w:numId="1011">
     <w:abstractNumId w:val="99411"/>
     <w:lvlOverride w:ilvl="0">
       <w:startOverride w:val="1"/>

--- a/提交材料/项目计划书.docx
+++ b/提交材料/项目计划书.docx
@@ -2,33 +2,7 @@
 <file path=word/document.xml><?xml version="1.0" encoding="utf-8"?>
 <w:document xmlns:w="http://schemas.openxmlformats.org/wordprocessingml/2006/main" xmlns:m="http://schemas.openxmlformats.org/officeDocument/2006/math" xmlns:r="http://schemas.openxmlformats.org/officeDocument/2006/relationships" xmlns:o="urn:schemas-microsoft-com:office:office" xmlns:v="urn:schemas-microsoft-com:vml" xmlns:w10="urn:schemas-microsoft-com:office:word" xmlns:a="http://schemas.openxmlformats.org/drawingml/2006/main" xmlns:pic="http://schemas.openxmlformats.org/drawingml/2006/picture" xmlns:wp="http://schemas.openxmlformats.org/drawingml/2006/wordprocessingDrawing">
   <w:body>
-    <w:sdt>
-      <w:sdtPr>
-        <w:docPartObj>
-          <w:docPartGallery w:val="Table of Contents"/>
-          <w:docPartUnique/>
-        </w:docPartObj>
-      </w:sdtPr>
-      <w:sdtContent>
-        <w:p>
-          <w:pPr>
-            <w:pStyle w:val="TOCHeading"/>
-          </w:pPr>
-          <w:r>
-            <w:t xml:space="preserve">Table of Contents</w:t>
-          </w:r>
-        </w:p>
-        <w:p>
-          <w:r>
-            <w:fldChar w:fldCharType="begin" w:dirty="true"/>
-            <w:instrText xml:space="preserve">TOC \o "1-2" \h \z \u</w:instrText>
-            <w:fldChar w:fldCharType="separate"/>
-            <w:fldChar w:fldCharType="end"/>
-          </w:r>
-        </w:p>
-      </w:sdtContent>
-    </w:sdt>
-    <w:bookmarkStart w:id="35" w:name="驼研信鉴-基于公告与财报多源结构化提取的上市公司信用风险预警智能体"/>
+    <w:bookmarkStart w:id="42" w:name="驼研信鉴-基于公告与财报多源结构化提取的上市公司信用风险预警智能体"/>
     <w:p>
       <w:pPr>
         <w:pStyle w:val="Heading1"/>
@@ -49,7 +23,7 @@
         <w:t xml:space="preserve">基于公告与财报多源结构化提取的上市公司信用风险预警智能体</w:t>
       </w:r>
     </w:p>
-    <w:bookmarkStart w:id="9" w:name="项目计划书"/>
+    <w:bookmarkStart w:id="9" w:name="项目计划书技术报告版"/>
     <w:p>
       <w:pPr>
         <w:pStyle w:val="Heading2"/>
@@ -58,7 +32,7 @@
         <w:rPr>
           <w:rFonts w:hint="eastAsia"/>
         </w:rPr>
-        <w:t xml:space="preserve">项目计划书</w:t>
+        <w:t xml:space="preserve">项目计划书(技术报告版)</w:t>
       </w:r>
     </w:p>
     <w:p>
@@ -214,7 +188,7 @@
         <w:rPr>
           <w:rFonts w:hint="eastAsia"/>
         </w:rPr>
-        <w:t xml:space="preserve">上市公司风险暴露之前,公告与财报中早已埋下信号:控股股东高比例质押、利润与现金流背离、非经常性损益粉饰……但公告以非标准化</w:t>
+        <w:t xml:space="preserve">上市公司信用风险暴露之前,质押公告与财务报表中往往早已存在先兆信号,但公告以非标准化</w:t>
       </w:r>
       <w:r>
         <w:t xml:space="preserve"> </w:t>
@@ -223,115 +197,156 @@
         <w:rPr>
           <w:rFonts w:hint="eastAsia"/>
         </w:rPr>
-        <w:t xml:space="preserve">PDF/扫描件发布,人工阅读难以规模化监控。</w:t>
+        <w:t xml:space="preserve">PDF/扫描件发布,人工监控难以规模化,通用大模型直接分析又存在幻觉与不可溯源问题。本文提出”驼研·信鉴”——一个基于公告与财报多源结构化提取的上市公司信用风险预警智能体。系统采用六层架构:(1)数据层融合巨潮公告与双源财报数据并全程留痕;(2)解析层支持文本</w:t>
+      </w:r>
+      <w:r>
+        <w:t xml:space="preserve"> PDF </w:t>
+      </w:r>
+      <w:r>
+        <w:rPr>
+          <w:rFonts w:hint="eastAsia"/>
+        </w:rPr>
+        <w:t xml:space="preserve">与扫描件双通道;(3)提取层以国产大模型为核心,辅以”校验-重试闭环”保证格式规范;(4)校验层构建”Schema</w:t>
+      </w:r>
+      <w:r>
+        <w:t xml:space="preserve"> </w:t>
+      </w:r>
+      <w:r>
+        <w:rPr>
+          <w:rFonts w:hint="eastAsia"/>
+        </w:rPr>
+        <w:t xml:space="preserve">合规—跨字段勾稽—原文溯源”三层校验体系;(5)分析层遵循”代码算数、模型说理”原则完成指标计算;(6)预警层以红旗规则引擎输出风险结论,并支持行业口径豁免。在三份工程样本上,系统通过全部</w:t>
+      </w:r>
+      <w:r>
+        <w:t xml:space="preserve"> 12/11/12 </w:t>
+      </w:r>
+      <w:r>
+        <w:rPr>
+          <w:rFonts w:hint="eastAsia"/>
+        </w:rPr>
+        <w:t xml:space="preserve">项一致性校验,文本件原文溯源覆盖率达</w:t>
+      </w:r>
+      <w:r>
+        <w:t xml:space="preserve"> </w:t>
+      </w:r>
+      <w:r>
+        <w:rPr>
+          <w:rFonts w:hint="eastAsia"/>
+        </w:rPr>
+        <w:t xml:space="preserve">100%;在</w:t>
+      </w:r>
+      <w:r>
+        <w:t xml:space="preserve"> 30 </w:t>
+      </w:r>
+      <w:r>
+        <w:rPr>
+          <w:rFonts w:hint="eastAsia"/>
+        </w:rPr>
+        <w:t xml:space="preserve">份未见真实公告的评测集上,系统</w:t>
+      </w:r>
+      <w:r>
+        <w:t xml:space="preserve"> 100% </w:t>
+      </w:r>
+      <w:r>
+        <w:rPr>
+          <w:rFonts w:hint="eastAsia"/>
+        </w:rPr>
+        <w:t xml:space="preserve">跑通,18</w:t>
+      </w:r>
+      <w:r>
+        <w:t xml:space="preserve"> </w:t>
+      </w:r>
+      <w:r>
+        <w:rPr>
+          <w:rFonts w:hint="eastAsia"/>
+        </w:rPr>
+        <w:t xml:space="preserve">份(60%)校验项全部通过、校验项总通过率</w:t>
+      </w:r>
+      <w:r>
+        <w:t xml:space="preserve"> </w:t>
+      </w:r>
+      <w:r>
+        <w:rPr>
+          <w:rFonts w:hint="eastAsia"/>
+        </w:rPr>
+        <w:t xml:space="preserve">93.5%(217/232),平均原文溯源覆盖率</w:t>
+      </w:r>
+      <w:r>
+        <w:t xml:space="preserve"> </w:t>
+      </w:r>
+      <w:r>
+        <w:rPr>
+          <w:rFonts w:hint="eastAsia"/>
+        </w:rPr>
+        <w:t xml:space="preserve">91.5%,校验机制主动发现多例真实提取偏差;消融对照显示</w:t>
+      </w:r>
+      <w:r>
+        <w:t xml:space="preserve"> LLM </w:t>
+      </w:r>
+      <w:r>
+        <w:rPr>
+          <w:rFonts w:hint="eastAsia"/>
+        </w:rPr>
+        <w:t xml:space="preserve">路径的提取召回显著优于纯规则路径(校验全过率</w:t>
+      </w:r>
+      <w:r>
+        <w:t xml:space="preserve"> 60% vs </w:t>
+      </w:r>
+      <w:r>
+        <w:rPr>
+          <w:rFonts w:hint="eastAsia"/>
+        </w:rPr>
+        <w:t xml:space="preserve">20%,平均每份提取记录</w:t>
+      </w:r>
+      <w:r>
+        <w:t xml:space="preserve"> 1.67 </w:t>
+      </w:r>
+      <w:r>
+        <w:rPr>
+          <w:rFonts w:hint="eastAsia"/>
+        </w:rPr>
+        <w:t xml:space="preserve">条</w:t>
+      </w:r>
+      <w:r>
+        <w:t xml:space="preserve"> vs 0.40 </w:t>
+      </w:r>
+      <w:r>
+        <w:rPr>
+          <w:rFonts w:hint="eastAsia"/>
+        </w:rPr>
+        <w:t xml:space="preserve">条)。风险预警回溯实验表明,系统对康美药业造假案的红色预警较曝光时点提前约</w:t>
+      </w:r>
+      <w:r>
+        <w:t xml:space="preserve"> 1-2 </w:t>
+      </w:r>
+      <w:r>
+        <w:rPr>
+          <w:rFonts w:hint="eastAsia"/>
+        </w:rPr>
+        <w:t xml:space="preserve">年,而对贵州茅台、贵阳银行等健康标的零误报。</w:t>
       </w:r>
     </w:p>
     <w:p>
       <w:pPr>
         <w:pStyle w:val="BodyText"/>
       </w:pPr>
-      <w:r>
-        <w:rPr>
-          <w:rFonts w:hint="eastAsia"/>
-        </w:rPr>
-        <w:t xml:space="preserve">本项目构建”</w:t>
-      </w:r>
       <w:r>
         <w:rPr>
           <w:rFonts w:hint="eastAsia"/>
           <w:b/>
           <w:bCs/>
         </w:rPr>
-        <w:t xml:space="preserve">驼研·信鉴</w:t>
-      </w:r>
-      <w:r>
-        <w:rPr>
-          <w:rFonts w:hint="eastAsia"/>
-        </w:rPr>
-        <w:t xml:space="preserve">”智能体:从公告与财报中</w:t>
-      </w:r>
-      <w:r>
-        <w:rPr>
-          <w:rFonts w:hint="eastAsia"/>
-          <w:b/>
-          <w:bCs/>
-        </w:rPr>
-        <w:t xml:space="preserve">提取</w:t>
-      </w:r>
-      <w:r>
-        <w:rPr>
-          <w:rFonts w:hint="eastAsia"/>
-        </w:rPr>
-        <w:t xml:space="preserve">多源结构化数据(选题一),用代码</w:t>
-      </w:r>
-      <w:r>
-        <w:rPr>
-          <w:rFonts w:hint="eastAsia"/>
-          <w:b/>
-          <w:bCs/>
-        </w:rPr>
-        <w:t xml:space="preserve">算准</w:t>
-      </w:r>
-      <w:r>
-        <w:rPr>
-          <w:rFonts w:hint="eastAsia"/>
-        </w:rPr>
-        <w:t xml:space="preserve">每一项财务指标(选题二),以红旗规则引擎</w:t>
-      </w:r>
-      <w:r>
-        <w:rPr>
-          <w:rFonts w:hint="eastAsia"/>
-          <w:b/>
-          <w:bCs/>
-        </w:rPr>
-        <w:t xml:space="preserve">预警</w:t>
-      </w:r>
-      <w:r>
-        <w:rPr>
-          <w:rFonts w:hint="eastAsia"/>
-        </w:rPr>
-        <w:t xml:space="preserve">信用风险,并做到每一个数字都可溯源到原文证据、每一步执行都可追溯复现。</w:t>
-      </w:r>
-    </w:p>
-    <w:p>
-      <w:pPr>
-        <w:pStyle w:val="BodyText"/>
-      </w:pPr>
-      <w:r>
-        <w:rPr>
-          <w:rFonts w:hint="eastAsia"/>
-          <w:b/>
-          <w:bCs/>
-        </w:rPr>
-        <w:t xml:space="preserve">当前已完成可运行原型</w:t>
-      </w:r>
-      <w:r>
-        <w:rPr>
-          <w:rFonts w:hint="eastAsia"/>
-        </w:rPr>
-        <w:t xml:space="preserve">:质押公告提取在三份真实样本上通过全部一致性校验(12/12、11/11、12/12),原文溯源覆盖率文本件</w:t>
-      </w:r>
-      <w:r>
-        <w:t xml:space="preserve"> </w:t>
-      </w:r>
-      <w:r>
-        <w:rPr>
-          <w:rFonts w:hint="eastAsia"/>
-        </w:rPr>
-        <w:t xml:space="preserve">100%;财务预警引擎对康美药业的回溯测试中,提前于爆雷</w:t>
-      </w:r>
-      <w:r>
-        <w:t xml:space="preserve"> 1-2 </w:t>
-      </w:r>
-      <w:r>
-        <w:rPr>
-          <w:rFonts w:hint="eastAsia"/>
-        </w:rPr>
-        <w:t xml:space="preserve">年识别出”利润与现金流背离”等红色信号;对贵州茅台、贵阳银行等健康标的零误报。</w:t>
+        <w:t xml:space="preserve">关键词</w:t>
+      </w:r>
+      <w:r>
+        <w:rPr>
+          <w:rFonts w:hint="eastAsia"/>
+        </w:rPr>
+        <w:t xml:space="preserve">:金融人工智能;信息抽取;大语言模型;勾稽校验;来源溯源;信用风险预警</w:t>
       </w:r>
     </w:p>
     <w:bookmarkEnd w:id="10"/>
-    <w:bookmarkStart w:id="13" w:name="一项目背景与痛点"/>
+    <w:bookmarkStart w:id="13" w:name="一引言"/>
     <w:p>
       <w:pPr>
         <w:pStyle w:val="Heading2"/>
@@ -340,10 +355,10 @@
         <w:rPr>
           <w:rFonts w:hint="eastAsia"/>
         </w:rPr>
-        <w:t xml:space="preserve">一、项目背景与痛点</w:t>
-      </w:r>
-    </w:p>
-    <w:bookmarkStart w:id="11" w:name="业务痛点"/>
+        <w:t xml:space="preserve">一、引言</w:t>
+      </w:r>
+    </w:p>
+    <w:bookmarkStart w:id="11" w:name="背景与问题"/>
     <w:p>
       <w:pPr>
         <w:pStyle w:val="Heading3"/>
@@ -355,7 +370,18 @@
         <w:rPr>
           <w:rFonts w:hint="eastAsia"/>
         </w:rPr>
-        <w:t xml:space="preserve">业务痛点</w:t>
+        <w:t xml:space="preserve">背景与问题</w:t>
+      </w:r>
+    </w:p>
+    <w:p>
+      <w:pPr>
+        <w:pStyle w:val="FirstParagraph"/>
+      </w:pPr>
+      <w:r>
+        <w:rPr>
+          <w:rFonts w:hint="eastAsia"/>
+        </w:rPr>
+        <w:t xml:space="preserve">金融投研工作涉及材料整理、数据提取、财务分析等多个环节。其中两类基础任务长期困扰从业者:</w:t>
       </w:r>
     </w:p>
     <w:p>
@@ -372,22 +398,22 @@
           <w:b/>
           <w:bCs/>
         </w:rPr>
-        <w:t xml:space="preserve">公告非结构化</w:t>
-      </w:r>
-      <w:r>
-        <w:rPr>
-          <w:rFonts w:hint="eastAsia"/>
-        </w:rPr>
-        <w:t xml:space="preserve">:质押、中标、股权变动等关键公告以</w:t>
-      </w:r>
-      <w:r>
-        <w:t xml:space="preserve"> </w:t>
-      </w:r>
-      <w:r>
-        <w:rPr>
-          <w:rFonts w:hint="eastAsia"/>
-        </w:rPr>
-        <w:t xml:space="preserve">PDF/扫描件发布,格式千差万别,关键字段(股东、股数、比例、日期、质权人)散落在正文与复杂表格中,人工提取慢、易错、无法规模化。</w:t>
+        <w:t xml:space="preserve">公告结构化难</w:t>
+      </w:r>
+      <w:r>
+        <w:rPr>
+          <w:rFonts w:hint="eastAsia"/>
+        </w:rPr>
+        <w:t xml:space="preserve">:股权质押、中标、股权变动等公告以非标准化</w:t>
+      </w:r>
+      <w:r>
+        <w:t xml:space="preserve"> PDF </w:t>
+      </w:r>
+      <w:r>
+        <w:rPr>
+          <w:rFonts w:hint="eastAsia"/>
+        </w:rPr>
+        <w:t xml:space="preserve">乃至扫描件发布,关键字段散落在正文与多级表头的复杂表格中,人工提取慢、易错、不可规模化;</w:t>
       </w:r>
     </w:p>
     <w:p>
@@ -410,64 +436,30 @@
         <w:rPr>
           <w:rFonts w:hint="eastAsia"/>
         </w:rPr>
-        <w:t xml:space="preserve">:同比/环比计算、非经常性损益识别、会计口径变化、利润与现金流背离等分析需要专业训练,普通投资者与基层风控人员难以完成。</w:t>
-      </w:r>
-    </w:p>
-    <w:p>
-      <w:pPr>
-        <w:pStyle w:val="Compact"/>
-        <w:numPr>
-          <w:ilvl w:val="0"/>
-          <w:numId w:val="1001"/>
-        </w:numPr>
-      </w:pPr>
+        <w:t xml:space="preserve">:同比/环比核算、非经常性损益识别、利润与现金流背离识别等需要专业训练,而通用大模型直接作答存在数字幻觉、无法溯源,不满足投研严谨性要求。</w:t>
+      </w:r>
+    </w:p>
+    <w:p>
+      <w:pPr>
+        <w:pStyle w:val="FirstParagraph"/>
+      </w:pPr>
+      <w:r>
+        <w:rPr>
+          <w:rFonts w:hint="eastAsia"/>
+        </w:rPr>
+        <w:t xml:space="preserve">与此同时,信用风险事件的先兆信号(控股股东高比例质押、利润含金量下降等)恰恰分散在上述两类材料中。</w:t>
+      </w:r>
       <w:r>
         <w:rPr>
           <w:rFonts w:hint="eastAsia"/>
           <w:b/>
           <w:bCs/>
         </w:rPr>
-        <w:t xml:space="preserve">风险发现滞后</w:t>
-      </w:r>
-      <w:r>
-        <w:rPr>
-          <w:rFonts w:hint="eastAsia"/>
-        </w:rPr>
-        <w:t xml:space="preserve">:股权质押爆仓、财务造假等风险事件,其先兆信号(高质押比例、存贷双高、利润含金量下降)在公开材料中早已存在,但缺乏自动化工具将其串联成预警。</w:t>
-      </w:r>
-    </w:p>
-    <w:p>
-      <w:pPr>
-        <w:pStyle w:val="Compact"/>
-        <w:numPr>
-          <w:ilvl w:val="0"/>
-          <w:numId w:val="1001"/>
-        </w:numPr>
-      </w:pPr>
-      <w:r>
-        <w:rPr>
-          <w:b/>
-          <w:bCs/>
-        </w:rPr>
-        <w:t xml:space="preserve">AI </w:t>
-      </w:r>
-      <w:r>
-        <w:rPr>
-          <w:rFonts w:hint="eastAsia"/>
-          <w:b/>
-          <w:bCs/>
-        </w:rPr>
-        <w:t xml:space="preserve">回答不可信</w:t>
-      </w:r>
-      <w:r>
-        <w:rPr>
-          <w:rFonts w:hint="eastAsia"/>
-        </w:rPr>
-        <w:t xml:space="preserve">:通用大模型直接回答金融问题存在幻觉,数字无法溯源,不满足投研场景的严谨性要求。</w:t>
+        <w:t xml:space="preserve">单独做提取或单独做分析,都无法回答”这家公司是否正在积累风险”这一真问题。</w:t>
       </w:r>
     </w:p>
     <w:bookmarkEnd w:id="11"/>
-    <w:bookmarkStart w:id="12" w:name="真实案例康美药业的教训"/>
+    <w:bookmarkStart w:id="12" w:name="本文贡献"/>
     <w:p>
       <w:pPr>
         <w:pStyle w:val="Heading3"/>
@@ -479,1674 +471,7 @@
         <w:rPr>
           <w:rFonts w:hint="eastAsia"/>
         </w:rPr>
-        <w:t xml:space="preserve">真实案例:康美药业的教训</w:t>
-      </w:r>
-    </w:p>
-    <w:p>
-      <w:pPr>
-        <w:pStyle w:val="FirstParagraph"/>
-      </w:pPr>
-      <w:r>
-        <w:rPr>
-          <w:rFonts w:hint="eastAsia"/>
-        </w:rPr>
-        <w:t xml:space="preserve">康美药业</w:t>
-      </w:r>
-      <w:r>
-        <w:t xml:space="preserve"> 2019 </w:t>
-      </w:r>
-      <w:r>
-        <w:rPr>
-          <w:rFonts w:hint="eastAsia"/>
-        </w:rPr>
-        <w:t xml:space="preserve">年爆出</w:t>
-      </w:r>
-      <w:r>
-        <w:t xml:space="preserve"> 300 </w:t>
-      </w:r>
-      <w:r>
-        <w:rPr>
-          <w:rFonts w:hint="eastAsia"/>
-        </w:rPr>
-        <w:t xml:space="preserve">亿货币资金造假案,震惊市场。但回溯其公开财报:</w:t>
-      </w:r>
-      <w:r>
-        <w:rPr>
-          <w:b/>
-          <w:bCs/>
-        </w:rPr>
-        <w:t xml:space="preserve">2018 </w:t>
-      </w:r>
-      <w:r>
-        <w:rPr>
-          <w:rFonts w:hint="eastAsia"/>
-          <w:b/>
-          <w:bCs/>
-        </w:rPr>
-        <w:t xml:space="preserve">年报净利润</w:t>
-      </w:r>
-      <w:r>
-        <w:rPr>
-          <w:b/>
-          <w:bCs/>
-        </w:rPr>
-        <w:t xml:space="preserve"> 3.74 </w:t>
-      </w:r>
-      <w:r>
-        <w:rPr>
-          <w:rFonts w:hint="eastAsia"/>
-          <w:b/>
-          <w:bCs/>
-        </w:rPr>
-        <w:t xml:space="preserve">亿元,每股经营现金流却已为</w:t>
-      </w:r>
-      <w:r>
-        <w:rPr>
-          <w:b/>
-          <w:bCs/>
-        </w:rPr>
-        <w:t xml:space="preserve"> -0.64 </w:t>
-      </w:r>
-      <w:r>
-        <w:rPr>
-          <w:rFonts w:hint="eastAsia"/>
-          <w:b/>
-          <w:bCs/>
-        </w:rPr>
-        <w:t xml:space="preserve">元</w:t>
-      </w:r>
-      <w:r>
-        <w:t xml:space="preserve">;2017 </w:t>
-      </w:r>
-      <w:r>
-        <w:rPr>
-          <w:rFonts w:hint="eastAsia"/>
-        </w:rPr>
-        <w:t xml:space="preserve">年净利润与扣非净利润差异率高达</w:t>
-      </w:r>
-      <w:r>
-        <w:t xml:space="preserve"> </w:t>
-      </w:r>
-      <w:r>
-        <w:rPr>
-          <w:rFonts w:hint="eastAsia"/>
-        </w:rPr>
-        <w:t xml:space="preserve">87%。这些信号均早于监管立案与市场崩盘。如果存在自动化工具持续监控这些信号,风险本可被提前发现。本项目即以此为出发点。</w:t>
-      </w:r>
-    </w:p>
-    <w:bookmarkEnd w:id="12"/>
-    <w:bookmarkEnd w:id="13"/>
-    <w:bookmarkStart w:id="14" w:name="二需求分析与竞赛考察点逐项对齐"/>
-    <w:p>
-      <w:pPr>
-        <w:pStyle w:val="Heading2"/>
-      </w:pPr>
-      <w:r>
-        <w:rPr>
-          <w:rFonts w:hint="eastAsia"/>
-        </w:rPr>
-        <w:t xml:space="preserve">二、需求分析:与竞赛考察点逐项对齐</w:t>
-      </w:r>
-    </w:p>
-    <w:tbl>
-      <w:tblPr>
-        <w:tblStyle w:val="Table"/>
-        <w:tblW w:type="pct" w:w="5000"/>
-        <w:tblLayout w:type="fixed"/>
-        <w:tblLook w:firstRow="1" w:lastRow="0" w:firstColumn="0" w:lastColumn="0" w:noHBand="0" w:noVBand="0" w:val="0020"/>
-      </w:tblPr>
-      <w:tblGrid>
-        <w:gridCol w:w="2640"/>
-        <w:gridCol w:w="2640"/>
-        <w:gridCol w:w="2640"/>
-      </w:tblGrid>
-      <w:tr>
-        <w:trPr>
-          <w:tblHeader w:val="on"/>
-        </w:trPr>
-        <w:tc>
-          <w:tcPr/>
-          <w:p>
-            <w:pPr>
-              <w:pStyle w:val="Compact"/>
-            </w:pPr>
-            <w:r>
-              <w:rPr>
-                <w:rFonts w:hint="eastAsia"/>
-              </w:rPr>
-              <w:t xml:space="preserve">竞赛考察点(通知原文)</w:t>
-            </w:r>
-          </w:p>
-        </w:tc>
-        <w:tc>
-          <w:tcPr/>
-          <w:p>
-            <w:pPr>
-              <w:pStyle w:val="Compact"/>
-            </w:pPr>
-            <w:r>
-              <w:rPr>
-                <w:rFonts w:hint="eastAsia"/>
-              </w:rPr>
-              <w:t xml:space="preserve">本项目对应设计</w:t>
-            </w:r>
-          </w:p>
-        </w:tc>
-        <w:tc>
-          <w:tcPr/>
-          <w:p>
-            <w:pPr>
-              <w:pStyle w:val="Compact"/>
-            </w:pPr>
-            <w:r>
-              <w:rPr>
-                <w:rFonts w:hint="eastAsia"/>
-              </w:rPr>
-              <w:t xml:space="preserve">状态</w:t>
-            </w:r>
-          </w:p>
-        </w:tc>
-      </w:tr>
-      <w:tr>
-        <w:tc>
-          <w:tcPr/>
-          <w:p>
-            <w:pPr>
-              <w:pStyle w:val="Compact"/>
-            </w:pPr>
-            <w:r>
-              <w:rPr>
-                <w:rFonts w:hint="eastAsia"/>
-              </w:rPr>
-              <w:t xml:space="preserve">字段提取完整性(选题一)</w:t>
-            </w:r>
-          </w:p>
-        </w:tc>
-        <w:tc>
-          <w:tcPr/>
-          <w:p>
-            <w:pPr>
-              <w:pStyle w:val="Compact"/>
-            </w:pPr>
-            <w:r>
-              <w:t xml:space="preserve">LLM </w:t>
-            </w:r>
-            <w:r>
-              <w:rPr>
-                <w:rFonts w:hint="eastAsia"/>
-              </w:rPr>
-              <w:t xml:space="preserve">提取</w:t>
-            </w:r>
-            <w:r>
-              <w:t xml:space="preserve"> + </w:t>
-            </w:r>
-            <w:r>
-              <w:rPr>
-                <w:rFonts w:hint="eastAsia"/>
-              </w:rPr>
-              <w:t xml:space="preserve">规则兜底双通道;字段级</w:t>
-            </w:r>
-            <w:r>
-              <w:t xml:space="preserve"> F1 </w:t>
-            </w:r>
-            <w:r>
-              <w:rPr>
-                <w:rFonts w:hint="eastAsia"/>
-              </w:rPr>
-              <w:t xml:space="preserve">自评体系</w:t>
-            </w:r>
-          </w:p>
-        </w:tc>
-        <w:tc>
-          <w:tcPr/>
-          <w:p>
-            <w:pPr>
-              <w:pStyle w:val="Compact"/>
-            </w:pPr>
-            <w:r>
-              <w:rPr>
-                <w:rFonts w:hint="eastAsia"/>
-              </w:rPr>
-              <w:t xml:space="preserve">已实现</w:t>
-            </w:r>
-          </w:p>
-        </w:tc>
-      </w:tr>
-      <w:tr>
-        <w:tc>
-          <w:tcPr/>
-          <w:p>
-            <w:pPr>
-              <w:pStyle w:val="Compact"/>
-            </w:pPr>
-            <w:r>
-              <w:rPr>
-                <w:rFonts w:hint="eastAsia"/>
-              </w:rPr>
-              <w:t xml:space="preserve">格式规范性(选题一)</w:t>
-            </w:r>
-          </w:p>
-        </w:tc>
-        <w:tc>
-          <w:tcPr/>
-          <w:p>
-            <w:pPr>
-              <w:pStyle w:val="Compact"/>
-            </w:pPr>
-            <w:r>
-              <w:t xml:space="preserve">Pydantic Schema </w:t>
-            </w:r>
-            <w:r>
-              <w:rPr>
-                <w:rFonts w:hint="eastAsia"/>
-              </w:rPr>
-              <w:t xml:space="preserve">强校验</w:t>
-            </w:r>
-            <w:r>
-              <w:t xml:space="preserve"> + </w:t>
-            </w:r>
-            <w:r>
-              <w:rPr>
-                <w:rFonts w:hint="eastAsia"/>
-              </w:rPr>
-              <w:t xml:space="preserve">校验-重试闭环(不合格输出自动打回修正)</w:t>
-            </w:r>
-          </w:p>
-        </w:tc>
-        <w:tc>
-          <w:tcPr/>
-          <w:p>
-            <w:pPr>
-              <w:pStyle w:val="Compact"/>
-            </w:pPr>
-            <w:r>
-              <w:rPr>
-                <w:rFonts w:hint="eastAsia"/>
-              </w:rPr>
-              <w:t xml:space="preserve">已实现</w:t>
-            </w:r>
-          </w:p>
-        </w:tc>
-      </w:tr>
-      <w:tr>
-        <w:tc>
-          <w:tcPr/>
-          <w:p>
-            <w:pPr>
-              <w:pStyle w:val="Compact"/>
-            </w:pPr>
-            <w:r>
-              <w:rPr>
-                <w:rFonts w:hint="eastAsia"/>
-              </w:rPr>
-              <w:t xml:space="preserve">表格解析准确性(选题一)</w:t>
-            </w:r>
-          </w:p>
-        </w:tc>
-        <w:tc>
-          <w:tcPr/>
-          <w:p>
-            <w:pPr>
-              <w:pStyle w:val="Compact"/>
-            </w:pPr>
-            <w:r>
-              <w:t xml:space="preserve">pdfplumber </w:t>
-            </w:r>
-            <w:r>
-              <w:rPr>
-                <w:rFonts w:hint="eastAsia"/>
-              </w:rPr>
-              <w:t xml:space="preserve">表格结构解析</w:t>
-            </w:r>
-            <w:r>
-              <w:t xml:space="preserve"> + OCR </w:t>
-            </w:r>
-            <w:r>
-              <w:rPr>
-                <w:rFonts w:hint="eastAsia"/>
-              </w:rPr>
-              <w:t xml:space="preserve">行框坐标重建</w:t>
-            </w:r>
-            <w:r>
-              <w:t xml:space="preserve"> + LLM </w:t>
-            </w:r>
-            <w:r>
-              <w:rPr>
-                <w:rFonts w:hint="eastAsia"/>
-              </w:rPr>
-              <w:t xml:space="preserve">全文理解</w:t>
-            </w:r>
-          </w:p>
-        </w:tc>
-        <w:tc>
-          <w:tcPr/>
-          <w:p>
-            <w:pPr>
-              <w:pStyle w:val="Compact"/>
-            </w:pPr>
-            <w:r>
-              <w:rPr>
-                <w:rFonts w:hint="eastAsia"/>
-              </w:rPr>
-              <w:t xml:space="preserve">已实现</w:t>
-            </w:r>
-          </w:p>
-        </w:tc>
-      </w:tr>
-      <w:tr>
-        <w:tc>
-          <w:tcPr/>
-          <w:p>
-            <w:pPr>
-              <w:pStyle w:val="Compact"/>
-            </w:pPr>
-            <w:r>
-              <w:rPr>
-                <w:rFonts w:hint="eastAsia"/>
-              </w:rPr>
-              <w:t xml:space="preserve">结果一致性(选题一)</w:t>
-            </w:r>
-          </w:p>
-        </w:tc>
-        <w:tc>
-          <w:tcPr/>
-          <w:p>
-            <w:pPr>
-              <w:pStyle w:val="Compact"/>
-            </w:pPr>
-            <w:r>
-              <w:rPr>
-                <w:rFonts w:hint="eastAsia"/>
-              </w:rPr>
-              <w:t xml:space="preserve">三层校验体系:Schema</w:t>
-            </w:r>
-            <w:r>
-              <w:t xml:space="preserve"> </w:t>
-            </w:r>
-            <w:r>
-              <w:rPr>
-                <w:rFonts w:hint="eastAsia"/>
-              </w:rPr>
-              <w:t xml:space="preserve">合规</w:t>
-            </w:r>
-            <w:r>
-              <w:t xml:space="preserve"> → </w:t>
-            </w:r>
-            <w:r>
-              <w:rPr>
-                <w:rFonts w:hint="eastAsia"/>
-              </w:rPr>
-              <w:t xml:space="preserve">跨字段勾稽</w:t>
-            </w:r>
-            <w:r>
-              <w:t xml:space="preserve"> → </w:t>
-            </w:r>
-            <w:r>
-              <w:rPr>
-                <w:rFonts w:hint="eastAsia"/>
-              </w:rPr>
-              <w:t xml:space="preserve">原文溯源</w:t>
-            </w:r>
-          </w:p>
-        </w:tc>
-        <w:tc>
-          <w:tcPr/>
-          <w:p>
-            <w:pPr>
-              <w:pStyle w:val="Compact"/>
-            </w:pPr>
-            <w:r>
-              <w:rPr>
-                <w:rFonts w:hint="eastAsia"/>
-              </w:rPr>
-              <w:t xml:space="preserve">已实现</w:t>
-            </w:r>
-          </w:p>
-        </w:tc>
-      </w:tr>
-      <w:tr>
-        <w:tc>
-          <w:tcPr/>
-          <w:p>
-            <w:pPr>
-              <w:pStyle w:val="Compact"/>
-            </w:pPr>
-            <w:r>
-              <w:rPr>
-                <w:rFonts w:hint="eastAsia"/>
-              </w:rPr>
-              <w:t xml:space="preserve">同比/环比计算准确性(选题二)</w:t>
-            </w:r>
-          </w:p>
-        </w:tc>
-        <w:tc>
-          <w:tcPr/>
-          <w:p>
-            <w:pPr>
-              <w:pStyle w:val="Compact"/>
-            </w:pPr>
-            <w:r>
-              <w:rPr>
-                <w:rFonts w:hint="eastAsia"/>
-              </w:rPr>
-              <w:t xml:space="preserve">所有指标由代码对落盘数据计算,</w:t>
-            </w:r>
-            <w:r>
-              <w:rPr>
-                <w:rFonts w:hint="eastAsia"/>
-                <w:b/>
-                <w:bCs/>
-              </w:rPr>
-              <w:t xml:space="preserve">不经</w:t>
-            </w:r>
-            <w:r>
-              <w:rPr>
-                <w:b/>
-                <w:bCs/>
-              </w:rPr>
-              <w:t xml:space="preserve"> LLM </w:t>
-            </w:r>
-            <w:r>
-              <w:rPr>
-                <w:rFonts w:hint="eastAsia"/>
-                <w:b/>
-                <w:bCs/>
-              </w:rPr>
-              <w:t xml:space="preserve">口算</w:t>
-            </w:r>
-            <w:r>
-              <w:rPr>
-                <w:rFonts w:hint="eastAsia"/>
-              </w:rPr>
-              <w:t xml:space="preserve">;双数据源交叉</w:t>
-            </w:r>
-          </w:p>
-        </w:tc>
-        <w:tc>
-          <w:tcPr/>
-          <w:p>
-            <w:pPr>
-              <w:pStyle w:val="Compact"/>
-            </w:pPr>
-            <w:r>
-              <w:rPr>
-                <w:rFonts w:hint="eastAsia"/>
-              </w:rPr>
-              <w:t xml:space="preserve">已实现</w:t>
-            </w:r>
-          </w:p>
-        </w:tc>
-      </w:tr>
-      <w:tr>
-        <w:tc>
-          <w:tcPr/>
-          <w:p>
-            <w:pPr>
-              <w:pStyle w:val="Compact"/>
-            </w:pPr>
-            <w:r>
-              <w:rPr>
-                <w:rFonts w:hint="eastAsia"/>
-              </w:rPr>
-              <w:t xml:space="preserve">非经常性损益识别(选题二)</w:t>
-            </w:r>
-          </w:p>
-        </w:tc>
-        <w:tc>
-          <w:tcPr/>
-          <w:p>
-            <w:pPr>
-              <w:pStyle w:val="Compact"/>
-            </w:pPr>
-            <w:r>
-              <w:t xml:space="preserve">R2 </w:t>
-            </w:r>
-            <w:r>
-              <w:rPr>
-                <w:rFonts w:hint="eastAsia"/>
-              </w:rPr>
-              <w:t xml:space="preserve">规则:净利润与扣非净利润差异率</w:t>
-            </w:r>
-            <w:r>
-              <w:t xml:space="preserve"> &gt; 30% </w:t>
-            </w:r>
-            <w:r>
-              <w:rPr>
-                <w:rFonts w:hint="eastAsia"/>
-              </w:rPr>
-              <w:t xml:space="preserve">触发预警</w:t>
-            </w:r>
-          </w:p>
-        </w:tc>
-        <w:tc>
-          <w:tcPr/>
-          <w:p>
-            <w:pPr>
-              <w:pStyle w:val="Compact"/>
-            </w:pPr>
-            <w:r>
-              <w:rPr>
-                <w:rFonts w:hint="eastAsia"/>
-              </w:rPr>
-              <w:t xml:space="preserve">已实现</w:t>
-            </w:r>
-          </w:p>
-        </w:tc>
-      </w:tr>
-      <w:tr>
-        <w:tc>
-          <w:tcPr/>
-          <w:p>
-            <w:pPr>
-              <w:pStyle w:val="Compact"/>
-            </w:pPr>
-            <w:r>
-              <w:rPr>
-                <w:rFonts w:hint="eastAsia"/>
-              </w:rPr>
-              <w:t xml:space="preserve">会计口径变化识别(选题二)</w:t>
-            </w:r>
-          </w:p>
-        </w:tc>
-        <w:tc>
-          <w:tcPr/>
-          <w:p>
-            <w:pPr>
-              <w:pStyle w:val="Compact"/>
-            </w:pPr>
-            <w:r>
-              <w:rPr>
-                <w:rFonts w:hint="eastAsia"/>
-              </w:rPr>
-              <w:t xml:space="preserve">行业口径豁免机制(银行业现金流/杠杆规则自动豁免)</w:t>
-            </w:r>
-          </w:p>
-        </w:tc>
-        <w:tc>
-          <w:tcPr/>
-          <w:p>
-            <w:pPr>
-              <w:pStyle w:val="Compact"/>
-            </w:pPr>
-            <w:r>
-              <w:rPr>
-                <w:rFonts w:hint="eastAsia"/>
-              </w:rPr>
-              <w:t xml:space="preserve">已实现</w:t>
-            </w:r>
-          </w:p>
-        </w:tc>
-      </w:tr>
-      <w:tr>
-        <w:tc>
-          <w:tcPr/>
-          <w:p>
-            <w:pPr>
-              <w:pStyle w:val="Compact"/>
-            </w:pPr>
-            <w:r>
-              <w:rPr>
-                <w:rFonts w:hint="eastAsia"/>
-              </w:rPr>
-              <w:t xml:space="preserve">利润与现金流背离识别(选题二)</w:t>
-            </w:r>
-          </w:p>
-        </w:tc>
-        <w:tc>
-          <w:tcPr/>
-          <w:p>
-            <w:pPr>
-              <w:pStyle w:val="Compact"/>
-            </w:pPr>
-            <w:r>
-              <w:t xml:space="preserve">R1/R7 </w:t>
-            </w:r>
-            <w:r>
-              <w:rPr>
-                <w:rFonts w:hint="eastAsia"/>
-              </w:rPr>
-              <w:t xml:space="preserve">规则:净利润为证伪不了负现金流,利润含金量量化</w:t>
-            </w:r>
-          </w:p>
-        </w:tc>
-        <w:tc>
-          <w:tcPr/>
-          <w:p>
-            <w:pPr>
-              <w:pStyle w:val="Compact"/>
-            </w:pPr>
-            <w:r>
-              <w:rPr>
-                <w:rFonts w:hint="eastAsia"/>
-              </w:rPr>
-              <w:t xml:space="preserve">已实现</w:t>
-            </w:r>
-          </w:p>
-        </w:tc>
-      </w:tr>
-      <w:tr>
-        <w:tc>
-          <w:tcPr/>
-          <w:p>
-            <w:pPr>
-              <w:pStyle w:val="Compact"/>
-            </w:pPr>
-            <w:r>
-              <w:rPr>
-                <w:rFonts w:hint="eastAsia"/>
-              </w:rPr>
-              <w:t xml:space="preserve">数据来源可核验、过程可追溯、结果可复现</w:t>
-            </w:r>
-          </w:p>
-        </w:tc>
-        <w:tc>
-          <w:tcPr/>
-          <w:p>
-            <w:pPr>
-              <w:pStyle w:val="Compact"/>
-            </w:pPr>
-            <w:r>
-              <w:rPr>
-                <w:rFonts w:hint="eastAsia"/>
-              </w:rPr>
-              <w:t xml:space="preserve">全链路</w:t>
-            </w:r>
-            <w:r>
-              <w:t xml:space="preserve"> JSONL </w:t>
-            </w:r>
-            <w:r>
-              <w:rPr>
-                <w:rFonts w:hint="eastAsia"/>
-              </w:rPr>
-              <w:t xml:space="preserve">日志</w:t>
-            </w:r>
-            <w:r>
-              <w:t xml:space="preserve"> + </w:t>
-            </w:r>
-            <w:r>
-              <w:rPr>
-                <w:rFonts w:hint="eastAsia"/>
-              </w:rPr>
-              <w:t xml:space="preserve">原文溯源页码</w:t>
-            </w:r>
-            <w:r>
-              <w:t xml:space="preserve"> + </w:t>
-            </w:r>
-            <w:r>
-              <w:rPr>
-                <w:rFonts w:hint="eastAsia"/>
-              </w:rPr>
-              <w:t xml:space="preserve">采集元数据留痕</w:t>
-            </w:r>
-          </w:p>
-        </w:tc>
-        <w:tc>
-          <w:tcPr/>
-          <w:p>
-            <w:pPr>
-              <w:pStyle w:val="Compact"/>
-            </w:pPr>
-            <w:r>
-              <w:rPr>
-                <w:rFonts w:hint="eastAsia"/>
-              </w:rPr>
-              <w:t xml:space="preserve">已实现</w:t>
-            </w:r>
-          </w:p>
-        </w:tc>
-      </w:tr>
-      <w:tr>
-        <w:tc>
-          <w:tcPr/>
-          <w:p>
-            <w:pPr>
-              <w:pStyle w:val="Compact"/>
-            </w:pPr>
-            <w:r>
-              <w:rPr>
-                <w:rFonts w:hint="eastAsia"/>
-              </w:rPr>
-              <w:t xml:space="preserve">不得仅提交自然语言对话记录</w:t>
-            </w:r>
-          </w:p>
-        </w:tc>
-        <w:tc>
-          <w:tcPr/>
-          <w:p>
-            <w:pPr>
-              <w:pStyle w:val="Compact"/>
-            </w:pPr>
-            <w:r>
-              <w:rPr>
-                <w:rFonts w:hint="eastAsia"/>
-              </w:rPr>
-              <w:t xml:space="preserve">输出结构化</w:t>
-            </w:r>
-            <w:r>
-              <w:t xml:space="preserve"> JSON + </w:t>
-            </w:r>
-            <w:r>
-              <w:rPr>
-                <w:rFonts w:hint="eastAsia"/>
-              </w:rPr>
-              <w:t xml:space="preserve">校验报告</w:t>
-            </w:r>
-            <w:r>
-              <w:t xml:space="preserve"> + </w:t>
-            </w:r>
-            <w:r>
-              <w:rPr>
-                <w:rFonts w:hint="eastAsia"/>
-              </w:rPr>
-              <w:t xml:space="preserve">预警分析报告</w:t>
-            </w:r>
-          </w:p>
-        </w:tc>
-        <w:tc>
-          <w:tcPr/>
-          <w:p>
-            <w:pPr>
-              <w:pStyle w:val="Compact"/>
-            </w:pPr>
-            <w:r>
-              <w:rPr>
-                <w:rFonts w:hint="eastAsia"/>
-              </w:rPr>
-              <w:t xml:space="preserve">已实现</w:t>
-            </w:r>
-          </w:p>
-        </w:tc>
-      </w:tr>
-    </w:tbl>
-    <w:bookmarkEnd w:id="14"/>
-    <w:bookmarkStart w:id="15" w:name="三系统架构设计"/>
-    <w:p>
-      <w:pPr>
-        <w:pStyle w:val="Heading2"/>
-      </w:pPr>
-      <w:r>
-        <w:rPr>
-          <w:rFonts w:hint="eastAsia"/>
-        </w:rPr>
-        <w:t xml:space="preserve">三、系统架构设计</w:t>
-      </w:r>
-    </w:p>
-    <w:p>
-      <w:pPr>
-        <w:pStyle w:val="SourceCode"/>
-      </w:pPr>
-      <w:r>
-        <w:rPr>
-          <w:rStyle w:val="VerbatimChar"/>
-        </w:rPr>
-        <w:t xml:space="preserve">┌──────────────────────────────────────────────────────────────────┐</w:t>
-      </w:r>
-      <w:r>
-        <w:br/>
-      </w:r>
-      <w:r>
-        <w:rPr>
-          <w:rStyle w:val="VerbatimChar"/>
-        </w:rPr>
-        <w:t xml:space="preserve">│                </w:t>
-      </w:r>
-      <w:r>
-        <w:rPr>
-          <w:rStyle w:val="VerbatimChar"/>
-          <w:rFonts w:hint="eastAsia"/>
-        </w:rPr>
-        <w:t xml:space="preserve">驼研·信鉴</w:t>
-      </w:r>
-      <w:r>
-        <w:rPr>
-          <w:rStyle w:val="VerbatimChar"/>
-        </w:rPr>
-        <w:t xml:space="preserve"> · </w:t>
-      </w:r>
-      <w:r>
-        <w:rPr>
-          <w:rStyle w:val="VerbatimChar"/>
-          <w:rFonts w:hint="eastAsia"/>
-        </w:rPr>
-        <w:t xml:space="preserve">信用风险预警智能体</w:t>
-      </w:r>
-      <w:r>
-        <w:rPr>
-          <w:rStyle w:val="VerbatimChar"/>
-        </w:rPr>
-        <w:t xml:space="preserve">                      │</w:t>
-      </w:r>
-      <w:r>
-        <w:br/>
-      </w:r>
-      <w:r>
-        <w:rPr>
-          <w:rStyle w:val="VerbatimChar"/>
-        </w:rPr>
-        <w:t xml:space="preserve">├──────────────────────────────────────────────────────────────────┤</w:t>
-      </w:r>
-      <w:r>
-        <w:br/>
-      </w:r>
-      <w:r>
-        <w:rPr>
-          <w:rStyle w:val="VerbatimChar"/>
-        </w:rPr>
-        <w:t xml:space="preserve">│ </w:t>
-      </w:r>
-      <w:r>
-        <w:rPr>
-          <w:rStyle w:val="VerbatimChar"/>
-          <w:rFonts w:hint="eastAsia"/>
-        </w:rPr>
-        <w:t xml:space="preserve">输出层</w:t>
-      </w:r>
-      <w:r>
-        <w:rPr>
-          <w:rStyle w:val="VerbatimChar"/>
-        </w:rPr>
-        <w:t xml:space="preserve">  </w:t>
-      </w:r>
-      <w:r>
-        <w:rPr>
-          <w:rStyle w:val="VerbatimChar"/>
-          <w:rFonts w:hint="eastAsia"/>
-        </w:rPr>
-        <w:t xml:space="preserve">结构化</w:t>
-      </w:r>
-      <w:r>
-        <w:rPr>
-          <w:rStyle w:val="VerbatimChar"/>
-        </w:rPr>
-        <w:t xml:space="preserve"> JSON │ </w:t>
-      </w:r>
-      <w:r>
-        <w:rPr>
-          <w:rStyle w:val="VerbatimChar"/>
-          <w:rFonts w:hint="eastAsia"/>
-        </w:rPr>
-        <w:t xml:space="preserve">一致性校验报告</w:t>
-      </w:r>
-      <w:r>
-        <w:rPr>
-          <w:rStyle w:val="VerbatimChar"/>
-        </w:rPr>
-        <w:t xml:space="preserve"> │ </w:t>
-      </w:r>
-      <w:r>
-        <w:rPr>
-          <w:rStyle w:val="VerbatimChar"/>
-          <w:rFonts w:hint="eastAsia"/>
-        </w:rPr>
-        <w:t xml:space="preserve">风险预警报告</w:t>
-      </w:r>
-      <w:r>
-        <w:rPr>
-          <w:rStyle w:val="VerbatimChar"/>
-        </w:rPr>
-        <w:t xml:space="preserve"> │ </w:t>
-      </w:r>
-      <w:r>
-        <w:rPr>
-          <w:rStyle w:val="VerbatimChar"/>
-          <w:rFonts w:hint="eastAsia"/>
-        </w:rPr>
-        <w:t xml:space="preserve">溯源证据链</w:t>
-      </w:r>
-      <w:r>
-        <w:rPr>
-          <w:rStyle w:val="VerbatimChar"/>
-        </w:rPr>
-        <w:t xml:space="preserve">     │</w:t>
-      </w:r>
-      <w:r>
-        <w:br/>
-      </w:r>
-      <w:r>
-        <w:rPr>
-          <w:rStyle w:val="VerbatimChar"/>
-        </w:rPr>
-        <w:t xml:space="preserve">├──────────────────────────────────────────────────────────────────┤</w:t>
-      </w:r>
-      <w:r>
-        <w:br/>
-      </w:r>
-      <w:r>
-        <w:rPr>
-          <w:rStyle w:val="VerbatimChar"/>
-        </w:rPr>
-        <w:t xml:space="preserve">│ </w:t>
-      </w:r>
-      <w:r>
-        <w:rPr>
-          <w:rStyle w:val="VerbatimChar"/>
-          <w:rFonts w:hint="eastAsia"/>
-        </w:rPr>
-        <w:t xml:space="preserve">预警层</w:t>
-      </w:r>
-      <w:r>
-        <w:rPr>
-          <w:rStyle w:val="VerbatimChar"/>
-        </w:rPr>
-        <w:t xml:space="preserve">  </w:t>
-      </w:r>
-      <w:r>
-        <w:rPr>
-          <w:rStyle w:val="VerbatimChar"/>
-          <w:rFonts w:hint="eastAsia"/>
-        </w:rPr>
-        <w:t xml:space="preserve">红旗规则引擎</w:t>
-      </w:r>
-      <w:r>
-        <w:rPr>
-          <w:rStyle w:val="VerbatimChar"/>
-        </w:rPr>
-        <w:t xml:space="preserve"> </w:t>
-      </w:r>
-      <w:r>
-        <w:rPr>
-          <w:rStyle w:val="VerbatimChar"/>
-          <w:rFonts w:hint="eastAsia"/>
-        </w:rPr>
-        <w:t xml:space="preserve">R1-R9(利润现金流背离/非经常性损益/高质押……)</w:t>
-      </w:r>
-      <w:r>
-        <w:rPr>
-          <w:rStyle w:val="VerbatimChar"/>
-        </w:rPr>
-        <w:t xml:space="preserve">  │</w:t>
-      </w:r>
-      <w:r>
-        <w:br/>
-      </w:r>
-      <w:r>
-        <w:rPr>
-          <w:rStyle w:val="VerbatimChar"/>
-        </w:rPr>
-        <w:t xml:space="preserve">│         </w:t>
-      </w:r>
-      <w:r>
-        <w:rPr>
-          <w:rStyle w:val="VerbatimChar"/>
-          <w:rFonts w:hint="eastAsia"/>
-        </w:rPr>
-        <w:t xml:space="preserve">行业口径豁免(银行等特殊行业)</w:t>
-      </w:r>
-      <w:r>
-        <w:rPr>
-          <w:rStyle w:val="VerbatimChar"/>
-        </w:rPr>
-        <w:t xml:space="preserve">  │ </w:t>
-      </w:r>
-      <w:r>
-        <w:rPr>
-          <w:rStyle w:val="VerbatimChar"/>
-          <w:rFonts w:hint="eastAsia"/>
-        </w:rPr>
-        <w:t xml:space="preserve">综合风险评级</w:t>
-      </w:r>
-      <w:r>
-        <w:rPr>
-          <w:rStyle w:val="VerbatimChar"/>
-        </w:rPr>
-        <w:t xml:space="preserve">               │</w:t>
-      </w:r>
-      <w:r>
-        <w:br/>
-      </w:r>
-      <w:r>
-        <w:rPr>
-          <w:rStyle w:val="VerbatimChar"/>
-        </w:rPr>
-        <w:t xml:space="preserve">├──────────────────────────────────────────────────────────────────┤</w:t>
-      </w:r>
-      <w:r>
-        <w:br/>
-      </w:r>
-      <w:r>
-        <w:rPr>
-          <w:rStyle w:val="VerbatimChar"/>
-        </w:rPr>
-        <w:t xml:space="preserve">│ </w:t>
-      </w:r>
-      <w:r>
-        <w:rPr>
-          <w:rStyle w:val="VerbatimChar"/>
-          <w:rFonts w:hint="eastAsia"/>
-        </w:rPr>
-        <w:t xml:space="preserve">分析层</w:t>
-      </w:r>
-      <w:r>
-        <w:rPr>
-          <w:rStyle w:val="VerbatimChar"/>
-        </w:rPr>
-        <w:t xml:space="preserve">  </w:t>
-      </w:r>
-      <w:r>
-        <w:rPr>
-          <w:rStyle w:val="VerbatimChar"/>
-          <w:rFonts w:hint="eastAsia"/>
-        </w:rPr>
-        <w:t xml:space="preserve">财务指标计算引擎(纯代码:同比/环比/比率,LLM</w:t>
-      </w:r>
-      <w:r>
-        <w:rPr>
-          <w:rStyle w:val="VerbatimChar"/>
-        </w:rPr>
-        <w:t xml:space="preserve"> </w:t>
-      </w:r>
-      <w:r>
-        <w:rPr>
-          <w:rStyle w:val="VerbatimChar"/>
-          <w:rFonts w:hint="eastAsia"/>
-        </w:rPr>
-        <w:t xml:space="preserve">不碰数字)</w:t>
-      </w:r>
-      <w:r>
-        <w:rPr>
-          <w:rStyle w:val="VerbatimChar"/>
-        </w:rPr>
-        <w:t xml:space="preserve">      │</w:t>
-      </w:r>
-      <w:r>
-        <w:br/>
-      </w:r>
-      <w:r>
-        <w:rPr>
-          <w:rStyle w:val="VerbatimChar"/>
-        </w:rPr>
-        <w:t xml:space="preserve">├──────────────────────────────────────────────────────────────────┤</w:t>
-      </w:r>
-      <w:r>
-        <w:br/>
-      </w:r>
-      <w:r>
-        <w:rPr>
-          <w:rStyle w:val="VerbatimChar"/>
-        </w:rPr>
-        <w:t xml:space="preserve">│ </w:t>
-      </w:r>
-      <w:r>
-        <w:rPr>
-          <w:rStyle w:val="VerbatimChar"/>
-          <w:rFonts w:hint="eastAsia"/>
-        </w:rPr>
-        <w:t xml:space="preserve">校验层</w:t>
-      </w:r>
-      <w:r>
-        <w:rPr>
-          <w:rStyle w:val="VerbatimChar"/>
-        </w:rPr>
-        <w:t xml:space="preserve">  ①Schema </w:t>
-      </w:r>
-      <w:r>
-        <w:rPr>
-          <w:rStyle w:val="VerbatimChar"/>
-          <w:rFonts w:hint="eastAsia"/>
-        </w:rPr>
-        <w:t xml:space="preserve">合规校验</w:t>
-      </w:r>
-      <w:r>
-        <w:rPr>
-          <w:rStyle w:val="VerbatimChar"/>
-        </w:rPr>
-        <w:t xml:space="preserve"> </w:t>
-      </w:r>
-      <w:r>
-        <w:rPr>
-          <w:rStyle w:val="VerbatimChar"/>
-          <w:rFonts w:hint="eastAsia"/>
-        </w:rPr>
-        <w:t xml:space="preserve">②跨字段勾稽校验(6</w:t>
-      </w:r>
-      <w:r>
-        <w:rPr>
-          <w:rStyle w:val="VerbatimChar"/>
-        </w:rPr>
-        <w:t xml:space="preserve"> </w:t>
-      </w:r>
-      <w:r>
-        <w:rPr>
-          <w:rStyle w:val="VerbatimChar"/>
-          <w:rFonts w:hint="eastAsia"/>
-        </w:rPr>
-        <w:t xml:space="preserve">类勾稽关系)</w:t>
-      </w:r>
-      <w:r>
-        <w:rPr>
-          <w:rStyle w:val="VerbatimChar"/>
-        </w:rPr>
-        <w:t xml:space="preserve">            │</w:t>
-      </w:r>
-      <w:r>
-        <w:br/>
-      </w:r>
-      <w:r>
-        <w:rPr>
-          <w:rStyle w:val="VerbatimChar"/>
-        </w:rPr>
-        <w:t xml:space="preserve">│         </w:t>
-      </w:r>
-      <w:r>
-        <w:rPr>
-          <w:rStyle w:val="VerbatimChar"/>
-          <w:rFonts w:hint="eastAsia"/>
-        </w:rPr>
-        <w:t xml:space="preserve">③原文溯源校验(逐字段回原文找证据,幻觉无处遁形)</w:t>
-      </w:r>
-      <w:r>
-        <w:rPr>
-          <w:rStyle w:val="VerbatimChar"/>
-        </w:rPr>
-        <w:t xml:space="preserve">           │</w:t>
-      </w:r>
-      <w:r>
-        <w:br/>
-      </w:r>
-      <w:r>
-        <w:rPr>
-          <w:rStyle w:val="VerbatimChar"/>
-        </w:rPr>
-        <w:t xml:space="preserve">├──────────────────────────────────────────────────────────────────┤</w:t>
-      </w:r>
-      <w:r>
-        <w:br/>
-      </w:r>
-      <w:r>
-        <w:rPr>
-          <w:rStyle w:val="VerbatimChar"/>
-        </w:rPr>
-        <w:t xml:space="preserve">│ </w:t>
-      </w:r>
-      <w:r>
-        <w:rPr>
-          <w:rStyle w:val="VerbatimChar"/>
-          <w:rFonts w:hint="eastAsia"/>
-        </w:rPr>
-        <w:t xml:space="preserve">提取层</w:t>
-      </w:r>
-      <w:r>
-        <w:rPr>
-          <w:rStyle w:val="VerbatimChar"/>
-        </w:rPr>
-        <w:t xml:space="preserve">  LLM </w:t>
-      </w:r>
-      <w:r>
-        <w:rPr>
-          <w:rStyle w:val="VerbatimChar"/>
-          <w:rFonts w:hint="eastAsia"/>
-        </w:rPr>
-        <w:t xml:space="preserve">提取(国产大模型)＋校验-重试闭环</w:t>
-      </w:r>
-      <w:r>
-        <w:rPr>
-          <w:rStyle w:val="VerbatimChar"/>
-        </w:rPr>
-        <w:t xml:space="preserve"> </w:t>
-      </w:r>
-      <w:r>
-        <w:rPr>
-          <w:rStyle w:val="VerbatimChar"/>
-          <w:rFonts w:hint="eastAsia"/>
-        </w:rPr>
-        <w:t xml:space="preserve">＋</w:t>
-      </w:r>
-      <w:r>
-        <w:rPr>
-          <w:rStyle w:val="VerbatimChar"/>
-        </w:rPr>
-        <w:t xml:space="preserve"> </w:t>
-      </w:r>
-      <w:r>
-        <w:rPr>
-          <w:rStyle w:val="VerbatimChar"/>
-          <w:rFonts w:hint="eastAsia"/>
-        </w:rPr>
-        <w:t xml:space="preserve">规则兜底双通道</w:t>
-      </w:r>
-      <w:r>
-        <w:rPr>
-          <w:rStyle w:val="VerbatimChar"/>
-        </w:rPr>
-        <w:t xml:space="preserve">      │</w:t>
-      </w:r>
-      <w:r>
-        <w:br/>
-      </w:r>
-      <w:r>
-        <w:rPr>
-          <w:rStyle w:val="VerbatimChar"/>
-        </w:rPr>
-        <w:t xml:space="preserve">├──────────────────────────────────────────────────────────────────┤</w:t>
-      </w:r>
-      <w:r>
-        <w:br/>
-      </w:r>
-      <w:r>
-        <w:rPr>
-          <w:rStyle w:val="VerbatimChar"/>
-        </w:rPr>
-        <w:t xml:space="preserve">│ </w:t>
-      </w:r>
-      <w:r>
-        <w:rPr>
-          <w:rStyle w:val="VerbatimChar"/>
-          <w:rFonts w:hint="eastAsia"/>
-        </w:rPr>
-        <w:t xml:space="preserve">解析层</w:t>
-      </w:r>
-      <w:r>
-        <w:rPr>
-          <w:rStyle w:val="VerbatimChar"/>
-        </w:rPr>
-        <w:t xml:space="preserve">  </w:t>
-      </w:r>
-      <w:r>
-        <w:rPr>
-          <w:rStyle w:val="VerbatimChar"/>
-          <w:rFonts w:hint="eastAsia"/>
-        </w:rPr>
-        <w:t xml:space="preserve">文本</w:t>
-      </w:r>
-      <w:r>
-        <w:rPr>
-          <w:rStyle w:val="VerbatimChar"/>
-        </w:rPr>
-        <w:t xml:space="preserve"> PDF </w:t>
-      </w:r>
-      <w:r>
-        <w:rPr>
-          <w:rStyle w:val="VerbatimChar"/>
-          <w:rFonts w:hint="eastAsia"/>
-        </w:rPr>
-        <w:t xml:space="preserve">直读(pypdf/pdfplumber)│</w:t>
-      </w:r>
-      <w:r>
-        <w:rPr>
-          <w:rStyle w:val="VerbatimChar"/>
-        </w:rPr>
-        <w:t xml:space="preserve"> </w:t>
-      </w:r>
-      <w:r>
-        <w:rPr>
-          <w:rStyle w:val="VerbatimChar"/>
-          <w:rFonts w:hint="eastAsia"/>
-        </w:rPr>
-        <w:t xml:space="preserve">扫描件</w:t>
-      </w:r>
-      <w:r>
-        <w:rPr>
-          <w:rStyle w:val="VerbatimChar"/>
-        </w:rPr>
-        <w:t xml:space="preserve"> OCR(RapidOCR +    │</w:t>
-      </w:r>
-      <w:r>
-        <w:br/>
-      </w:r>
-      <w:r>
-        <w:rPr>
-          <w:rStyle w:val="VerbatimChar"/>
-        </w:rPr>
-        <w:t xml:space="preserve">│         </w:t>
-      </w:r>
-      <w:r>
-        <w:rPr>
-          <w:rStyle w:val="VerbatimChar"/>
-          <w:rFonts w:hint="eastAsia"/>
-        </w:rPr>
-        <w:t xml:space="preserve">表格坐标重建)│</w:t>
-      </w:r>
-      <w:r>
-        <w:rPr>
-          <w:rStyle w:val="VerbatimChar"/>
-        </w:rPr>
-        <w:t xml:space="preserve"> </w:t>
-      </w:r>
-      <w:r>
-        <w:rPr>
-          <w:rStyle w:val="VerbatimChar"/>
-          <w:rFonts w:hint="eastAsia"/>
-        </w:rPr>
-        <w:t xml:space="preserve">表格结构识别</w:t>
-      </w:r>
-      <w:r>
-        <w:rPr>
-          <w:rStyle w:val="VerbatimChar"/>
-        </w:rPr>
-        <w:t xml:space="preserve">                                  │</w:t>
-      </w:r>
-      <w:r>
-        <w:br/>
-      </w:r>
-      <w:r>
-        <w:rPr>
-          <w:rStyle w:val="VerbatimChar"/>
-        </w:rPr>
-        <w:t xml:space="preserve">├──────────────────────────────────────────────────────────────────┤</w:t>
-      </w:r>
-      <w:r>
-        <w:br/>
-      </w:r>
-      <w:r>
-        <w:rPr>
-          <w:rStyle w:val="VerbatimChar"/>
-        </w:rPr>
-        <w:t xml:space="preserve">│ </w:t>
-      </w:r>
-      <w:r>
-        <w:rPr>
-          <w:rStyle w:val="VerbatimChar"/>
-          <w:rFonts w:hint="eastAsia"/>
-        </w:rPr>
-        <w:t xml:space="preserve">数据层</w:t>
-      </w:r>
-      <w:r>
-        <w:rPr>
-          <w:rStyle w:val="VerbatimChar"/>
-        </w:rPr>
-        <w:t xml:space="preserve">  </w:t>
-      </w:r>
-      <w:r>
-        <w:rPr>
-          <w:rStyle w:val="VerbatimChar"/>
-          <w:rFonts w:hint="eastAsia"/>
-        </w:rPr>
-        <w:t xml:space="preserve">巨潮公告</w:t>
-      </w:r>
-      <w:r>
-        <w:rPr>
-          <w:rStyle w:val="VerbatimChar"/>
-        </w:rPr>
-        <w:t xml:space="preserve"> </w:t>
-      </w:r>
-      <w:r>
-        <w:rPr>
-          <w:rStyle w:val="VerbatimChar"/>
-          <w:rFonts w:hint="eastAsia"/>
-        </w:rPr>
-        <w:t xml:space="preserve">PDF/扫描件</w:t>
-      </w:r>
-      <w:r>
-        <w:rPr>
-          <w:rStyle w:val="VerbatimChar"/>
-        </w:rPr>
-        <w:t xml:space="preserve"> │ akshare </w:t>
-      </w:r>
-      <w:r>
-        <w:rPr>
-          <w:rStyle w:val="VerbatimChar"/>
-          <w:rFonts w:hint="eastAsia"/>
-        </w:rPr>
-        <w:t xml:space="preserve">双源财报数据(同花顺+新浪)</w:t>
-      </w:r>
-      <w:r>
-        <w:rPr>
-          <w:rStyle w:val="VerbatimChar"/>
-        </w:rPr>
-        <w:t xml:space="preserve">    │</w:t>
-      </w:r>
-      <w:r>
-        <w:br/>
-      </w:r>
-      <w:r>
-        <w:rPr>
-          <w:rStyle w:val="VerbatimChar"/>
-        </w:rPr>
-        <w:t xml:space="preserve">│         </w:t>
-      </w:r>
-      <w:r>
-        <w:rPr>
-          <w:rStyle w:val="VerbatimChar"/>
-          <w:rFonts w:hint="eastAsia"/>
-        </w:rPr>
-        <w:t xml:space="preserve">落盘</w:t>
-      </w:r>
-      <w:r>
-        <w:rPr>
-          <w:rStyle w:val="VerbatimChar"/>
-        </w:rPr>
-        <w:t xml:space="preserve"> CSV + </w:t>
-      </w:r>
-      <w:r>
-        <w:rPr>
-          <w:rStyle w:val="VerbatimChar"/>
-          <w:rFonts w:hint="eastAsia"/>
-        </w:rPr>
-        <w:t xml:space="preserve">采集元数据(来源/时间/行数)</w:t>
-      </w:r>
-      <w:r>
-        <w:rPr>
-          <w:rStyle w:val="VerbatimChar"/>
-        </w:rPr>
-        <w:t xml:space="preserve">                      │</w:t>
-      </w:r>
-      <w:r>
-        <w:br/>
-      </w:r>
-      <w:r>
-        <w:rPr>
-          <w:rStyle w:val="VerbatimChar"/>
-        </w:rPr>
-        <w:t xml:space="preserve">├──────────────────────────────────────────────────────────────────┤</w:t>
-      </w:r>
-      <w:r>
-        <w:br/>
-      </w:r>
-      <w:r>
-        <w:rPr>
-          <w:rStyle w:val="VerbatimChar"/>
-        </w:rPr>
-        <w:t xml:space="preserve">│ </w:t>
-      </w:r>
-      <w:r>
-        <w:rPr>
-          <w:rStyle w:val="VerbatimChar"/>
-          <w:rFonts w:hint="eastAsia"/>
-        </w:rPr>
-        <w:t xml:space="preserve">日志层</w:t>
-      </w:r>
-      <w:r>
-        <w:rPr>
-          <w:rStyle w:val="VerbatimChar"/>
-        </w:rPr>
-        <w:t xml:space="preserve">  </w:t>
-      </w:r>
-      <w:r>
-        <w:rPr>
-          <w:rStyle w:val="VerbatimChar"/>
-          <w:rFonts w:hint="eastAsia"/>
-        </w:rPr>
-        <w:t xml:space="preserve">trace.jsonl:文件访问/工具调用/LLM</w:t>
-      </w:r>
-      <w:r>
-        <w:rPr>
-          <w:rStyle w:val="VerbatimChar"/>
-        </w:rPr>
-        <w:t xml:space="preserve"> </w:t>
-      </w:r>
-      <w:r>
-        <w:rPr>
-          <w:rStyle w:val="VerbatimChar"/>
-          <w:rFonts w:hint="eastAsia"/>
-        </w:rPr>
-        <w:t xml:space="preserve">请求响应/校验结论</w:t>
-      </w:r>
-      <w:r>
-        <w:rPr>
-          <w:rStyle w:val="VerbatimChar"/>
-        </w:rPr>
-        <w:t xml:space="preserve"> </w:t>
-      </w:r>
-      <w:r>
-        <w:rPr>
-          <w:rStyle w:val="VerbatimChar"/>
-          <w:rFonts w:hint="eastAsia"/>
-        </w:rPr>
-        <w:t xml:space="preserve">全留痕</w:t>
-      </w:r>
-      <w:r>
-        <w:rPr>
-          <w:rStyle w:val="VerbatimChar"/>
-        </w:rPr>
-        <w:t xml:space="preserve"> │</w:t>
-      </w:r>
-      <w:r>
-        <w:br/>
-      </w:r>
-      <w:r>
-        <w:rPr>
-          <w:rStyle w:val="VerbatimChar"/>
-        </w:rPr>
-        <w:t xml:space="preserve">└──────────────────────────────────────────────────────────────────┘</w:t>
-      </w:r>
-    </w:p>
-    <w:p>
-      <w:pPr>
-        <w:pStyle w:val="FirstParagraph"/>
-      </w:pPr>
-      <w:r>
-        <w:rPr>
-          <w:rFonts w:hint="eastAsia"/>
-          <w:b/>
-          <w:bCs/>
-        </w:rPr>
-        <w:t xml:space="preserve">与竞赛源码模块要求的对应关系</w:t>
-      </w:r>
-      <w:r>
-        <w:rPr>
-          <w:rFonts w:hint="eastAsia"/>
-        </w:rPr>
-        <w:t xml:space="preserve">:编排框架</w:t>
-      </w:r>
-      <w:r>
-        <w:t xml:space="preserve"> =</w:t>
-      </w:r>
-      <w:r>
-        <w:t xml:space="preserve"> </w:t>
-      </w:r>
-      <w:r>
-        <w:rPr>
-          <w:rStyle w:val="VerbatimChar"/>
-        </w:rPr>
-        <w:t xml:space="preserve">run.py</w:t>
-      </w:r>
-      <w:r>
-        <w:rPr>
-          <w:rFonts w:hint="eastAsia"/>
-        </w:rPr>
-        <w:t xml:space="preserve">(流程编排);Tool</w:t>
-      </w:r>
-      <w:r>
-        <w:t xml:space="preserve"> = </w:t>
-      </w:r>
-      <w:r>
-        <w:rPr>
-          <w:rFonts w:hint="eastAsia"/>
-        </w:rPr>
-        <w:t xml:space="preserve">解析/提取/校验/溯源工具函数;Prompt</w:t>
-      </w:r>
-      <w:r>
-        <w:t xml:space="preserve"> =</w:t>
-      </w:r>
-      <w:r>
-        <w:t xml:space="preserve"> </w:t>
-      </w:r>
-      <w:r>
-        <w:rPr>
-          <w:rStyle w:val="VerbatimChar"/>
-        </w:rPr>
-        <w:t xml:space="preserve">prompts/pledge_extract.md</w:t>
-      </w:r>
-      <w:r>
-        <w:rPr>
-          <w:rFonts w:hint="eastAsia"/>
-        </w:rPr>
-        <w:t xml:space="preserve">(含少样本示例);数据处理</w:t>
-      </w:r>
-      <w:r>
-        <w:t xml:space="preserve"> =</w:t>
-      </w:r>
-      <w:r>
-        <w:t xml:space="preserve"> </w:t>
-      </w:r>
-      <w:r>
-        <w:rPr>
-          <w:rStyle w:val="VerbatimChar"/>
-        </w:rPr>
-        <w:t xml:space="preserve">parser.py</w:t>
-      </w:r>
-      <w:r>
-        <w:t xml:space="preserve">/</w:t>
-      </w:r>
-      <w:r>
-        <w:rPr>
-          <w:rStyle w:val="VerbatimChar"/>
-        </w:rPr>
-        <w:t xml:space="preserve">fin_data.py</w:t>
-      </w:r>
-      <w:r>
-        <w:rPr>
-          <w:rFonts w:hint="eastAsia"/>
-        </w:rPr>
-        <w:t xml:space="preserve">;日志记录</w:t>
-      </w:r>
-      <w:r>
-        <w:t xml:space="preserve"> =</w:t>
-      </w:r>
-      <w:r>
-        <w:t xml:space="preserve"> </w:t>
-      </w:r>
-      <w:r>
-        <w:rPr>
-          <w:rStyle w:val="VerbatimChar"/>
-        </w:rPr>
-        <w:t xml:space="preserve">tracing.py</w:t>
-      </w:r>
-      <w:r>
-        <w:t xml:space="preserve">;Skill/MCP </w:t>
-      </w:r>
-      <w:r>
-        <w:rPr>
-          <w:rFonts w:hint="eastAsia"/>
-        </w:rPr>
-        <w:t xml:space="preserve">接口在架构中预留(决赛阶段以</w:t>
-      </w:r>
-      <w:r>
-        <w:t xml:space="preserve"> MCP </w:t>
-      </w:r>
-      <w:r>
-        <w:rPr>
-          <w:rFonts w:hint="eastAsia"/>
-        </w:rPr>
-        <w:t xml:space="preserve">形式封装工具)。</w:t>
-      </w:r>
-    </w:p>
-    <w:bookmarkEnd w:id="15"/>
-    <w:bookmarkStart w:id="22" w:name="四核心技术方案"/>
-    <w:p>
-      <w:pPr>
-        <w:pStyle w:val="Heading2"/>
-      </w:pPr>
-      <w:r>
-        <w:rPr>
-          <w:rFonts w:hint="eastAsia"/>
-        </w:rPr>
-        <w:t xml:space="preserve">四、核心技术方案</w:t>
-      </w:r>
-    </w:p>
-    <w:bookmarkStart w:id="16" w:name="多源文档解析数据层解析层"/>
-    <w:p>
-      <w:pPr>
-        <w:pStyle w:val="Heading3"/>
-      </w:pPr>
-      <w:r>
-        <w:t xml:space="preserve">4.1 </w:t>
-      </w:r>
-      <w:r>
-        <w:rPr>
-          <w:rFonts w:hint="eastAsia"/>
-        </w:rPr>
-        <w:t xml:space="preserve">多源文档解析(数据层/解析层)</w:t>
+        <w:t xml:space="preserve">本文贡献</w:t>
       </w:r>
     </w:p>
     <w:p>
@@ -2163,32 +488,13 @@
           <w:b/>
           <w:bCs/>
         </w:rPr>
-        <w:t xml:space="preserve">文本层</w:t>
-      </w:r>
-      <w:r>
-        <w:rPr>
-          <w:b/>
-          <w:bCs/>
-        </w:rPr>
-        <w:t xml:space="preserve"> PDF</w:t>
-      </w:r>
-      <w:r>
-        <w:t xml:space="preserve">:pypdf </w:t>
-      </w:r>
-      <w:r>
-        <w:rPr>
-          <w:rFonts w:hint="eastAsia"/>
-        </w:rPr>
-        <w:t xml:space="preserve">抽取全文,pdfplumber</w:t>
-      </w:r>
-      <w:r>
-        <w:t xml:space="preserve"> </w:t>
-      </w:r>
-      <w:r>
-        <w:rPr>
-          <w:rFonts w:hint="eastAsia"/>
-        </w:rPr>
-        <w:t xml:space="preserve">解析表格结构,处理多级表头纵向拼接;</w:t>
+        <w:t xml:space="preserve">提出”提取-分析-预警”一体化智能体架构</w:t>
+      </w:r>
+      <w:r>
+        <w:rPr>
+          <w:rFonts w:hint="eastAsia"/>
+        </w:rPr>
+        <w:t xml:space="preserve">:选题一的结构化提取结果(质押比例、到期压力)直接作为选题二预警引擎的输入,两个任务形成闭环而非拼凑;</w:t>
       </w:r>
     </w:p>
     <w:p>
@@ -2205,34 +511,40 @@
           <w:b/>
           <w:bCs/>
         </w:rPr>
-        <w:t xml:space="preserve">扫描件</w:t>
-      </w:r>
-      <w:r>
-        <w:t xml:space="preserve">:PyMuPDF </w:t>
-      </w:r>
-      <w:r>
-        <w:rPr>
-          <w:rFonts w:hint="eastAsia"/>
-        </w:rPr>
-        <w:t xml:space="preserve">渲染页面</w:t>
-      </w:r>
-      <w:r>
-        <w:t xml:space="preserve"> → RapidOCR </w:t>
-      </w:r>
-      <w:r>
-        <w:rPr>
-          <w:rFonts w:hint="eastAsia"/>
-        </w:rPr>
-        <w:t xml:space="preserve">识别</w:t>
-      </w:r>
-      <w:r>
-        <w:t xml:space="preserve"> → </w:t>
-      </w:r>
-      <w:r>
-        <w:rPr>
-          <w:rFonts w:hint="eastAsia"/>
-        </w:rPr>
-        <w:t xml:space="preserve">按行框坐标重建表格结构;</w:t>
+        <w:t xml:space="preserve">设计”校验-重试闭环</w:t>
+      </w:r>
+      <w:r>
+        <w:rPr>
+          <w:b/>
+          <w:bCs/>
+        </w:rPr>
+        <w:t xml:space="preserve"> + </w:t>
+      </w:r>
+      <w:r>
+        <w:rPr>
+          <w:rFonts w:hint="eastAsia"/>
+          <w:b/>
+          <w:bCs/>
+        </w:rPr>
+        <w:t xml:space="preserve">三层校验”的抗幻觉提取框架</w:t>
+      </w:r>
+      <w:r>
+        <w:t xml:space="preserve">:LLM </w:t>
+      </w:r>
+      <w:r>
+        <w:rPr>
+          <w:rFonts w:hint="eastAsia"/>
+        </w:rPr>
+        <w:t xml:space="preserve">输出经</w:t>
+      </w:r>
+      <w:r>
+        <w:t xml:space="preserve"> Schema </w:t>
+      </w:r>
+      <w:r>
+        <w:rPr>
+          <w:rFonts w:hint="eastAsia"/>
+        </w:rPr>
+        <w:t xml:space="preserve">与业务规则校验,不合格携带问题清单自动重试;提取结果再经勾稽一致性与原文溯源双重核验,未溯源字段显式标记人工复核;</w:t>
       </w:r>
     </w:p>
     <w:p>
@@ -2249,47 +561,1681 @@
           <w:b/>
           <w:bCs/>
         </w:rPr>
-        <w:t xml:space="preserve">自动判别</w:t>
-      </w:r>
-      <w:r>
-        <w:rPr>
-          <w:rFonts w:hint="eastAsia"/>
-        </w:rPr>
-        <w:t xml:space="preserve">:文本层过少的页面自动判定为扫描页并切换</w:t>
-      </w:r>
-      <w:r>
-        <w:t xml:space="preserve"> OCR </w:t>
-      </w:r>
-      <w:r>
-        <w:rPr>
-          <w:rFonts w:hint="eastAsia"/>
-        </w:rPr>
-        <w:t xml:space="preserve">通道。</w:t>
+        <w:t xml:space="preserve">实现”代码算数、模型说理”的财务分析纪律与红旗规则引擎</w:t>
+      </w:r>
+      <w:r>
+        <w:rPr>
+          <w:b/>
+          <w:bCs/>
+        </w:rPr>
+        <w:t xml:space="preserve"> R1-R9</w:t>
+      </w:r>
+      <w:r>
+        <w:rPr>
+          <w:rFonts w:hint="eastAsia"/>
+        </w:rPr>
+        <w:t xml:space="preserve">:所有指标由程序对落盘数据计算,支持银行业等行业口径豁免,质押链式规则直接由提取结果驱动;</w:t>
+      </w:r>
+    </w:p>
+    <w:p>
+      <w:pPr>
+        <w:pStyle w:val="Compact"/>
+        <w:numPr>
+          <w:ilvl w:val="0"/>
+          <w:numId w:val="1002"/>
+        </w:numPr>
+      </w:pPr>
+      <w:r>
+        <w:rPr>
+          <w:rFonts w:hint="eastAsia"/>
+          <w:b/>
+          <w:bCs/>
+        </w:rPr>
+        <w:t xml:space="preserve">完成可复现的实证评估</w:t>
+      </w:r>
+      <w:r>
+        <w:rPr>
+          <w:rFonts w:hint="eastAsia"/>
+        </w:rPr>
+        <w:t xml:space="preserve">:含</w:t>
+      </w:r>
+      <w:r>
+        <w:t xml:space="preserve"> 30 </w:t>
+      </w:r>
+      <w:r>
+        <w:rPr>
+          <w:rFonts w:hint="eastAsia"/>
+        </w:rPr>
+        <w:t xml:space="preserve">份未见公告的提取评测、LLM/规则双路径消融对照、康美药业回溯验证与健康标的误报检验,全链路日志留痕。</w:t>
+      </w:r>
+    </w:p>
+    <w:bookmarkEnd w:id="12"/>
+    <w:bookmarkEnd w:id="13"/>
+    <w:bookmarkStart w:id="18" w:name="二相关工作"/>
+    <w:p>
+      <w:pPr>
+        <w:pStyle w:val="Heading2"/>
+      </w:pPr>
+      <w:r>
+        <w:rPr>
+          <w:rFonts w:hint="eastAsia"/>
+        </w:rPr>
+        <w:t xml:space="preserve">二、相关工作</w:t>
+      </w:r>
+    </w:p>
+    <w:bookmarkStart w:id="14" w:name="金融文档信息抽取"/>
+    <w:p>
+      <w:pPr>
+        <w:pStyle w:val="Heading3"/>
+      </w:pPr>
+      <w:r>
+        <w:t xml:space="preserve">2.1 </w:t>
+      </w:r>
+      <w:r>
+        <w:rPr>
+          <w:rFonts w:hint="eastAsia"/>
+        </w:rPr>
+        <w:t xml:space="preserve">金融文档信息抽取</w:t>
+      </w:r>
+    </w:p>
+    <w:p>
+      <w:pPr>
+        <w:pStyle w:val="FirstParagraph"/>
+      </w:pPr>
+      <w:r>
+        <w:rPr>
+          <w:rFonts w:hint="eastAsia"/>
+        </w:rPr>
+        <w:t xml:space="preserve">中文金融信息抽取以</w:t>
+      </w:r>
+      <w:r>
+        <w:t xml:space="preserve"> CCKS/SMP </w:t>
+      </w:r>
+      <w:r>
+        <w:rPr>
+          <w:rFonts w:hint="eastAsia"/>
+        </w:rPr>
+        <w:t xml:space="preserve">系列竞赛为代表。CCKS</w:t>
+      </w:r>
+      <w:r>
+        <w:t xml:space="preserve"> 2020 </w:t>
+      </w:r>
+      <w:r>
+        <w:rPr>
+          <w:rFonts w:hint="eastAsia"/>
+        </w:rPr>
+        <w:t xml:space="preserve">金融篇章级事件抽取冠军方案(DeepIE)确立了”事件类型—主体—要素”三层</w:t>
+      </w:r>
+      <w:r>
+        <w:t xml:space="preserve"> Schema </w:t>
+      </w:r>
+      <w:r>
+        <w:rPr>
+          <w:rFonts w:hint="eastAsia"/>
+        </w:rPr>
+        <w:t xml:space="preserve">范式,其”先分类公告类型、再按类型抽取要素”的流水线思想与本系统的两阶段</w:t>
+      </w:r>
+      <w:r>
+        <w:t xml:space="preserve"> Prompt </w:t>
+      </w:r>
+      <w:r>
+        <w:rPr>
+          <w:rFonts w:hint="eastAsia"/>
+        </w:rPr>
+        <w:t xml:space="preserve">设计同构;CCKS</w:t>
+      </w:r>
+      <w:r>
+        <w:t xml:space="preserve"> 2021 </w:t>
+      </w:r>
+      <w:r>
+        <w:rPr>
+          <w:rFonts w:hint="eastAsia"/>
+        </w:rPr>
+        <w:t xml:space="preserve">优胜方案进一步引入篇章级与因果关系抽取。与上述依赖标注数据训练专用模型的路线不同,本系统以国产大模型为通用抽取器,无需训练数据即可覆盖质押/中标/股权变动等多类型公告,更适合小样本、多题型的竞赛场景。</w:t>
+      </w:r>
+    </w:p>
+    <w:bookmarkEnd w:id="14"/>
+    <w:bookmarkStart w:id="15" w:name="文档智能与表格解析"/>
+    <w:p>
+      <w:pPr>
+        <w:pStyle w:val="Heading3"/>
+      </w:pPr>
+      <w:r>
+        <w:t xml:space="preserve">2.2 </w:t>
+      </w:r>
+      <w:r>
+        <w:rPr>
+          <w:rFonts w:hint="eastAsia"/>
+        </w:rPr>
+        <w:t xml:space="preserve">文档智能与表格解析</w:t>
+      </w:r>
+    </w:p>
+    <w:p>
+      <w:pPr>
+        <w:pStyle w:val="FirstParagraph"/>
+      </w:pPr>
+      <w:r>
+        <w:rPr>
+          <w:rFonts w:hint="eastAsia"/>
+        </w:rPr>
+        <w:t xml:space="preserve">文档解析领域,MinerU(上海</w:t>
+      </w:r>
+      <w:r>
+        <w:t xml:space="preserve"> AI </w:t>
+      </w:r>
+      <w:r>
+        <w:rPr>
+          <w:rFonts w:hint="eastAsia"/>
+        </w:rPr>
+        <w:t xml:space="preserve">Lab)、PaddleOCR/PP-StructureV3、Docling(IBM)等开源工具在复杂版式与表格结构重建上达到很高水平;dots.ocr</w:t>
+      </w:r>
+      <w:r>
+        <w:t xml:space="preserve"> </w:t>
+      </w:r>
+      <w:r>
+        <w:rPr>
+          <w:rFonts w:hint="eastAsia"/>
+        </w:rPr>
+        <w:t xml:space="preserve">等新兴视觉语言模型进一步简化了”检测+识别”流水线。本系统当前采用</w:t>
+      </w:r>
+      <w:r>
+        <w:t xml:space="preserve"> pypdf/pdfplumber + RapidOCR </w:t>
+      </w:r>
+      <w:r>
+        <w:rPr>
+          <w:rFonts w:hint="eastAsia"/>
+        </w:rPr>
+        <w:t xml:space="preserve">的轻量组合实现文本/扫描双通道解析,并将</w:t>
+      </w:r>
+      <w:r>
+        <w:t xml:space="preserve"> MinerU </w:t>
+      </w:r>
+      <w:r>
+        <w:rPr>
+          <w:rFonts w:hint="eastAsia"/>
+        </w:rPr>
+        <w:t xml:space="preserve">与</w:t>
+      </w:r>
+      <w:r>
+        <w:t xml:space="preserve"> PP-StructureV3 </w:t>
+      </w:r>
+      <w:r>
+        <w:rPr>
+          <w:rFonts w:hint="eastAsia"/>
+        </w:rPr>
+        <w:t xml:space="preserve">列为决赛阶段的升级路径,以进一步增强合并单元格等复杂表格的解析能力。</w:t>
+      </w:r>
+    </w:p>
+    <w:bookmarkEnd w:id="15"/>
+    <w:bookmarkStart w:id="16" w:name="金融大模型与多智能体投研系统"/>
+    <w:p>
+      <w:pPr>
+        <w:pStyle w:val="Heading3"/>
+      </w:pPr>
+      <w:r>
+        <w:t xml:space="preserve">2.3 </w:t>
+      </w:r>
+      <w:r>
+        <w:rPr>
+          <w:rFonts w:hint="eastAsia"/>
+        </w:rPr>
+        <w:t xml:space="preserve">金融大模型与多智能体投研系统</w:t>
+      </w:r>
+    </w:p>
+    <w:p>
+      <w:pPr>
+        <w:pStyle w:val="FirstParagraph"/>
+      </w:pPr>
+      <w:r>
+        <w:t xml:space="preserve">FinGLM(SMP2023 </w:t>
+      </w:r>
+      <w:r>
+        <w:rPr>
+          <w:rFonts w:hint="eastAsia"/>
+        </w:rPr>
+        <w:t xml:space="preserve">方案集)、DISC-FinLLM(复旦)、FinQwen(阿里通义)代表了中文金融大模型的三条路线;FinRobot(AI4Finance)确立了”确定性计算</w:t>
+      </w:r>
+      <w:r>
+        <w:t xml:space="preserve"> + LLM </w:t>
+      </w:r>
+      <w:r>
+        <w:rPr>
+          <w:rFonts w:hint="eastAsia"/>
+        </w:rPr>
+        <w:t xml:space="preserve">叙述”的工程原则——所有估值与指标计算由代码完成,LLM</w:t>
+      </w:r>
+      <w:r>
+        <w:t xml:space="preserve"> </w:t>
+      </w:r>
+      <w:r>
+        <w:rPr>
+          <w:rFonts w:hint="eastAsia"/>
+        </w:rPr>
+        <w:t xml:space="preserve">仅负责推理与叙述;TradingAgents</w:t>
+      </w:r>
+      <w:r>
+        <w:t xml:space="preserve"> </w:t>
+      </w:r>
+      <w:r>
+        <w:rPr>
+          <w:rFonts w:hint="eastAsia"/>
+        </w:rPr>
+        <w:t xml:space="preserve">的多空辩论机制与决策留痕设计提升了归因稳健性;FinSight(人大高瓴,AFAC2025</w:t>
+      </w:r>
+      <w:r>
+        <w:t xml:space="preserve"> </w:t>
+      </w:r>
+      <w:r>
+        <w:rPr>
+          <w:rFonts w:hint="eastAsia"/>
+        </w:rPr>
+        <w:t xml:space="preserve">冠军)验证了代码驱动多智能体在研报生成上的有效性。本系统吸收上述工程的”计算纪律”与”留痕设计”,但聚焦点不同:上述系统面向研报生成或交易决策,本系统面向</w:t>
+      </w:r>
+      <w:r>
+        <w:rPr>
+          <w:rFonts w:hint="eastAsia"/>
+          <w:b/>
+          <w:bCs/>
+        </w:rPr>
+        <w:t xml:space="preserve">公告级结构化提取与信用风险预警的咬合闭环</w:t>
+      </w:r>
+      <w:r>
+        <w:rPr>
+          <w:rFonts w:hint="eastAsia"/>
+        </w:rPr>
+        <w:t xml:space="preserve">,并以勾稽校验与原文溯源保证字段级正确性。</w:t>
       </w:r>
     </w:p>
     <w:bookmarkEnd w:id="16"/>
-    <w:bookmarkStart w:id="17" w:name="llm-结构化提取-校验-重试闭环提取层"/>
+    <w:bookmarkStart w:id="17" w:name="财务风险与舞弊识别"/>
     <w:p>
       <w:pPr>
         <w:pStyle w:val="Heading3"/>
       </w:pPr>
       <w:r>
-        <w:t xml:space="preserve">4.2 LLM </w:t>
-      </w:r>
-      <w:r>
-        <w:rPr>
-          <w:rFonts w:hint="eastAsia"/>
-        </w:rPr>
-        <w:t xml:space="preserve">结构化提取</w:t>
-      </w:r>
-      <w:r>
-        <w:t xml:space="preserve"> + </w:t>
-      </w:r>
-      <w:r>
-        <w:rPr>
-          <w:rFonts w:hint="eastAsia"/>
-        </w:rPr>
-        <w:t xml:space="preserve">校验-重试闭环(提取层)</w:t>
+        <w:t xml:space="preserve">2.4 </w:t>
+      </w:r>
+      <w:r>
+        <w:rPr>
+          <w:rFonts w:hint="eastAsia"/>
+        </w:rPr>
+        <w:t xml:space="preserve">财务风险与舞弊识别</w:t>
+      </w:r>
+    </w:p>
+    <w:p>
+      <w:pPr>
+        <w:pStyle w:val="FirstParagraph"/>
+      </w:pPr>
+      <w:r>
+        <w:rPr>
+          <w:rFonts w:hint="eastAsia"/>
+        </w:rPr>
+        <w:t xml:space="preserve">经典模型包括</w:t>
+      </w:r>
+      <w:r>
+        <w:t xml:space="preserve"> Beneish M-score </w:t>
+      </w:r>
+      <w:r>
+        <w:rPr>
+          <w:rFonts w:hint="eastAsia"/>
+        </w:rPr>
+        <w:t xml:space="preserve">与</w:t>
+      </w:r>
+      <w:r>
+        <w:t xml:space="preserve"> Piotroski </w:t>
+      </w:r>
+      <w:r>
+        <w:rPr>
+          <w:rFonts w:hint="eastAsia"/>
+        </w:rPr>
+        <w:t xml:space="preserve">F-score;学术界对</w:t>
+      </w:r>
+      <w:r>
+        <w:t xml:space="preserve"> ST </w:t>
+      </w:r>
+      <w:r>
+        <w:rPr>
+          <w:rFonts w:hint="eastAsia"/>
+        </w:rPr>
+        <w:t xml:space="preserve">预测、债券违约预测已有成熟研究(如</w:t>
+      </w:r>
+      <w:r>
+        <w:t xml:space="preserve"> PrST </w:t>
+      </w:r>
+      <w:r>
+        <w:rPr>
+          <w:rFonts w:hint="eastAsia"/>
+        </w:rPr>
+        <w:t xml:space="preserve">模型以</w:t>
+      </w:r>
+      <w:r>
+        <w:t xml:space="preserve"> T </w:t>
+      </w:r>
+      <w:r>
+        <w:rPr>
+          <w:rFonts w:hint="eastAsia"/>
+        </w:rPr>
+        <w:t xml:space="preserve">期财报预测</w:t>
+      </w:r>
+      <w:r>
+        <w:t xml:space="preserve"> T+1/T+2 </w:t>
+      </w:r>
+      <w:r>
+        <w:rPr>
+          <w:rFonts w:hint="eastAsia"/>
+        </w:rPr>
+        <w:t xml:space="preserve">困境,严格避免前视偏差)。本系统的红旗规则引擎吸收了上述模型的指标思想(利润现金流背离、非经常性损益占比等),并将其落地为可直接运行在公告提取结果与公开财报数据上的工程规则,且每条规则附证据与数据来源,支持人工复核。</w:t>
+      </w:r>
+    </w:p>
+    <w:bookmarkEnd w:id="17"/>
+    <w:bookmarkEnd w:id="18"/>
+    <w:bookmarkStart w:id="21" w:name="三问题定义与系统架构"/>
+    <w:p>
+      <w:pPr>
+        <w:pStyle w:val="Heading2"/>
+      </w:pPr>
+      <w:r>
+        <w:rPr>
+          <w:rFonts w:hint="eastAsia"/>
+        </w:rPr>
+        <w:t xml:space="preserve">三、问题定义与系统架构</w:t>
+      </w:r>
+    </w:p>
+    <w:bookmarkStart w:id="19" w:name="问题定义"/>
+    <w:p>
+      <w:pPr>
+        <w:pStyle w:val="Heading3"/>
+      </w:pPr>
+      <w:r>
+        <w:t xml:space="preserve">3.1 </w:t>
+      </w:r>
+      <w:r>
+        <w:rPr>
+          <w:rFonts w:hint="eastAsia"/>
+        </w:rPr>
+        <w:t xml:space="preserve">问题定义</w:t>
+      </w:r>
+    </w:p>
+    <w:p>
+      <w:pPr>
+        <w:pStyle w:val="FirstParagraph"/>
+      </w:pPr>
+      <w:r>
+        <w:rPr>
+          <w:rFonts w:hint="eastAsia"/>
+          <w:b/>
+          <w:bCs/>
+        </w:rPr>
+        <w:t xml:space="preserve">任务一(公告结构化提取)</w:t>
+      </w:r>
+      <w:r>
+        <w:rPr>
+          <w:rFonts w:hint="eastAsia"/>
+        </w:rPr>
+        <w:t xml:space="preserve">:给定公告文档</w:t>
+      </w:r>
+      <w:r>
+        <w:t xml:space="preserve"> d(PDF </w:t>
+      </w:r>
+      <w:r>
+        <w:rPr>
+          <w:rFonts w:hint="eastAsia"/>
+        </w:rPr>
+        <w:t xml:space="preserve">或扫描件),输出符合预定义</w:t>
+      </w:r>
+      <w:r>
+        <w:t xml:space="preserve"> Schema </w:t>
+      </w:r>
+      <w:r>
+        <w:rPr>
+          <w:rFonts w:hint="eastAsia"/>
+        </w:rPr>
+        <w:t xml:space="preserve">的结构化记录</w:t>
+      </w:r>
+      <w:r>
+        <w:t xml:space="preserve"> R(d) = {doc_meta, records[], cumulative[], </w:t>
+      </w:r>
+      <w:r>
+        <w:rPr>
+          <w:rFonts w:hint="eastAsia"/>
+        </w:rPr>
+        <w:t xml:space="preserve">risk_items[]},要求字段完整、格式规范、结果一致。</w:t>
+      </w:r>
+    </w:p>
+    <w:p>
+      <w:pPr>
+        <w:pStyle w:val="BodyText"/>
+      </w:pPr>
+      <w:r>
+        <w:rPr>
+          <w:rFonts w:hint="eastAsia"/>
+          <w:b/>
+          <w:bCs/>
+        </w:rPr>
+        <w:t xml:space="preserve">任务二(信用风险预警)</w:t>
+      </w:r>
+      <w:r>
+        <w:rPr>
+          <w:rFonts w:hint="eastAsia"/>
+        </w:rPr>
+        <w:t xml:space="preserve">:给定公司</w:t>
+      </w:r>
+      <w:r>
+        <w:t xml:space="preserve"> c </w:t>
+      </w:r>
+      <w:r>
+        <w:rPr>
+          <w:rFonts w:hint="eastAsia"/>
+        </w:rPr>
+        <w:t xml:space="preserve">的多年期财务序列</w:t>
+      </w:r>
+      <w:r>
+        <w:t xml:space="preserve"> F(c) </w:t>
+      </w:r>
+      <w:r>
+        <w:rPr>
+          <w:rFonts w:hint="eastAsia"/>
+        </w:rPr>
+        <w:t xml:space="preserve">与公告提取结果</w:t>
+      </w:r>
+      <w:r>
+        <w:t xml:space="preserve"> </w:t>
+      </w:r>
+      <w:r>
+        <w:rPr>
+          <w:rFonts w:hint="eastAsia"/>
+        </w:rPr>
+        <w:t xml:space="preserve">R(·),输出预警集合</w:t>
+      </w:r>
+      <w:r>
+        <w:t xml:space="preserve"> W(c) = {(rule, period, evidence, severity)} </w:t>
+      </w:r>
+      <w:r>
+        <w:rPr>
+          <w:rFonts w:hint="eastAsia"/>
+        </w:rPr>
+        <w:t xml:space="preserve">与综合评级</w:t>
+      </w:r>
+      <w:r>
+        <w:t xml:space="preserve"> verdict(c) ∈ </w:t>
+      </w:r>
+      <w:r>
+        <w:rPr>
+          <w:rFonts w:hint="eastAsia"/>
+        </w:rPr>
+        <w:t xml:space="preserve">{稳健,</w:t>
+      </w:r>
+      <w:r>
+        <w:t xml:space="preserve"> </w:t>
+      </w:r>
+      <w:r>
+        <w:rPr>
+          <w:rFonts w:hint="eastAsia"/>
+        </w:rPr>
+        <w:t xml:space="preserve">关注,</w:t>
+      </w:r>
+      <w:r>
+        <w:t xml:space="preserve"> </w:t>
+      </w:r>
+      <w:r>
+        <w:rPr>
+          <w:rFonts w:hint="eastAsia"/>
+        </w:rPr>
+        <w:t xml:space="preserve">高风险}。</w:t>
+      </w:r>
+    </w:p>
+    <w:bookmarkEnd w:id="19"/>
+    <w:bookmarkStart w:id="20" w:name="六层架构"/>
+    <w:p>
+      <w:pPr>
+        <w:pStyle w:val="Heading3"/>
+      </w:pPr>
+      <w:r>
+        <w:t xml:space="preserve">3.2 </w:t>
+      </w:r>
+      <w:r>
+        <w:rPr>
+          <w:rFonts w:hint="eastAsia"/>
+        </w:rPr>
+        <w:t xml:space="preserve">六层架构</w:t>
+      </w:r>
+    </w:p>
+    <w:p>
+      <w:pPr>
+        <w:pStyle w:val="SourceCode"/>
+      </w:pPr>
+      <w:r>
+        <w:rPr>
+          <w:rStyle w:val="VerbatimChar"/>
+        </w:rPr>
+        <w:t xml:space="preserve">┌──────────────────────────────────────────────────────────────────┐</w:t>
+      </w:r>
+      <w:r>
+        <w:br/>
+      </w:r>
+      <w:r>
+        <w:rPr>
+          <w:rStyle w:val="VerbatimChar"/>
+        </w:rPr>
+        <w:t xml:space="preserve">│                </w:t>
+      </w:r>
+      <w:r>
+        <w:rPr>
+          <w:rStyle w:val="VerbatimChar"/>
+          <w:rFonts w:hint="eastAsia"/>
+        </w:rPr>
+        <w:t xml:space="preserve">驼研·信鉴</w:t>
+      </w:r>
+      <w:r>
+        <w:rPr>
+          <w:rStyle w:val="VerbatimChar"/>
+        </w:rPr>
+        <w:t xml:space="preserve"> · </w:t>
+      </w:r>
+      <w:r>
+        <w:rPr>
+          <w:rStyle w:val="VerbatimChar"/>
+          <w:rFonts w:hint="eastAsia"/>
+        </w:rPr>
+        <w:t xml:space="preserve">信用风险预警智能体</w:t>
+      </w:r>
+      <w:r>
+        <w:rPr>
+          <w:rStyle w:val="VerbatimChar"/>
+        </w:rPr>
+        <w:t xml:space="preserve">                      │</w:t>
+      </w:r>
+      <w:r>
+        <w:br/>
+      </w:r>
+      <w:r>
+        <w:rPr>
+          <w:rStyle w:val="VerbatimChar"/>
+        </w:rPr>
+        <w:t xml:space="preserve">├──────────────────────────────────────────────────────────────────┤</w:t>
+      </w:r>
+      <w:r>
+        <w:br/>
+      </w:r>
+      <w:r>
+        <w:rPr>
+          <w:rStyle w:val="VerbatimChar"/>
+        </w:rPr>
+        <w:t xml:space="preserve">│ </w:t>
+      </w:r>
+      <w:r>
+        <w:rPr>
+          <w:rStyle w:val="VerbatimChar"/>
+          <w:rFonts w:hint="eastAsia"/>
+        </w:rPr>
+        <w:t xml:space="preserve">输出层</w:t>
+      </w:r>
+      <w:r>
+        <w:rPr>
+          <w:rStyle w:val="VerbatimChar"/>
+        </w:rPr>
+        <w:t xml:space="preserve">  </w:t>
+      </w:r>
+      <w:r>
+        <w:rPr>
+          <w:rStyle w:val="VerbatimChar"/>
+          <w:rFonts w:hint="eastAsia"/>
+        </w:rPr>
+        <w:t xml:space="preserve">结构化</w:t>
+      </w:r>
+      <w:r>
+        <w:rPr>
+          <w:rStyle w:val="VerbatimChar"/>
+        </w:rPr>
+        <w:t xml:space="preserve"> JSON │ </w:t>
+      </w:r>
+      <w:r>
+        <w:rPr>
+          <w:rStyle w:val="VerbatimChar"/>
+          <w:rFonts w:hint="eastAsia"/>
+        </w:rPr>
+        <w:t xml:space="preserve">一致性校验报告</w:t>
+      </w:r>
+      <w:r>
+        <w:rPr>
+          <w:rStyle w:val="VerbatimChar"/>
+        </w:rPr>
+        <w:t xml:space="preserve"> │ </w:t>
+      </w:r>
+      <w:r>
+        <w:rPr>
+          <w:rStyle w:val="VerbatimChar"/>
+          <w:rFonts w:hint="eastAsia"/>
+        </w:rPr>
+        <w:t xml:space="preserve">风险预警报告</w:t>
+      </w:r>
+      <w:r>
+        <w:rPr>
+          <w:rStyle w:val="VerbatimChar"/>
+        </w:rPr>
+        <w:t xml:space="preserve"> │ </w:t>
+      </w:r>
+      <w:r>
+        <w:rPr>
+          <w:rStyle w:val="VerbatimChar"/>
+          <w:rFonts w:hint="eastAsia"/>
+        </w:rPr>
+        <w:t xml:space="preserve">溯源证据链</w:t>
+      </w:r>
+      <w:r>
+        <w:rPr>
+          <w:rStyle w:val="VerbatimChar"/>
+        </w:rPr>
+        <w:t xml:space="preserve">     │</w:t>
+      </w:r>
+      <w:r>
+        <w:br/>
+      </w:r>
+      <w:r>
+        <w:rPr>
+          <w:rStyle w:val="VerbatimChar"/>
+        </w:rPr>
+        <w:t xml:space="preserve">│ </w:t>
+      </w:r>
+      <w:r>
+        <w:rPr>
+          <w:rStyle w:val="VerbatimChar"/>
+          <w:rFonts w:hint="eastAsia"/>
+        </w:rPr>
+        <w:t xml:space="preserve">预警层</w:t>
+      </w:r>
+      <w:r>
+        <w:rPr>
+          <w:rStyle w:val="VerbatimChar"/>
+        </w:rPr>
+        <w:t xml:space="preserve">  </w:t>
+      </w:r>
+      <w:r>
+        <w:rPr>
+          <w:rStyle w:val="VerbatimChar"/>
+          <w:rFonts w:hint="eastAsia"/>
+        </w:rPr>
+        <w:t xml:space="preserve">红旗规则引擎</w:t>
+      </w:r>
+      <w:r>
+        <w:rPr>
+          <w:rStyle w:val="VerbatimChar"/>
+        </w:rPr>
+        <w:t xml:space="preserve"> R1-R9 │ </w:t>
+      </w:r>
+      <w:r>
+        <w:rPr>
+          <w:rStyle w:val="VerbatimChar"/>
+          <w:rFonts w:hint="eastAsia"/>
+        </w:rPr>
+        <w:t xml:space="preserve">行业口径豁免</w:t>
+      </w:r>
+      <w:r>
+        <w:rPr>
+          <w:rStyle w:val="VerbatimChar"/>
+        </w:rPr>
+        <w:t xml:space="preserve"> │ </w:t>
+      </w:r>
+      <w:r>
+        <w:rPr>
+          <w:rStyle w:val="VerbatimChar"/>
+          <w:rFonts w:hint="eastAsia"/>
+        </w:rPr>
+        <w:t xml:space="preserve">综合风险评级</w:t>
+      </w:r>
+      <w:r>
+        <w:rPr>
+          <w:rStyle w:val="VerbatimChar"/>
+        </w:rPr>
+        <w:t xml:space="preserve">            │</w:t>
+      </w:r>
+      <w:r>
+        <w:br/>
+      </w:r>
+      <w:r>
+        <w:rPr>
+          <w:rStyle w:val="VerbatimChar"/>
+        </w:rPr>
+        <w:t xml:space="preserve">│ </w:t>
+      </w:r>
+      <w:r>
+        <w:rPr>
+          <w:rStyle w:val="VerbatimChar"/>
+          <w:rFonts w:hint="eastAsia"/>
+        </w:rPr>
+        <w:t xml:space="preserve">分析层</w:t>
+      </w:r>
+      <w:r>
+        <w:rPr>
+          <w:rStyle w:val="VerbatimChar"/>
+        </w:rPr>
+        <w:t xml:space="preserve">  </w:t>
+      </w:r>
+      <w:r>
+        <w:rPr>
+          <w:rStyle w:val="VerbatimChar"/>
+          <w:rFonts w:hint="eastAsia"/>
+        </w:rPr>
+        <w:t xml:space="preserve">财务指标计算引擎(纯代码:同比/环比/比率,LLM</w:t>
+      </w:r>
+      <w:r>
+        <w:rPr>
+          <w:rStyle w:val="VerbatimChar"/>
+        </w:rPr>
+        <w:t xml:space="preserve"> </w:t>
+      </w:r>
+      <w:r>
+        <w:rPr>
+          <w:rStyle w:val="VerbatimChar"/>
+          <w:rFonts w:hint="eastAsia"/>
+        </w:rPr>
+        <w:t xml:space="preserve">不碰数字)</w:t>
+      </w:r>
+      <w:r>
+        <w:rPr>
+          <w:rStyle w:val="VerbatimChar"/>
+        </w:rPr>
+        <w:t xml:space="preserve">      │</w:t>
+      </w:r>
+      <w:r>
+        <w:br/>
+      </w:r>
+      <w:r>
+        <w:rPr>
+          <w:rStyle w:val="VerbatimChar"/>
+        </w:rPr>
+        <w:t xml:space="preserve">│ </w:t>
+      </w:r>
+      <w:r>
+        <w:rPr>
+          <w:rStyle w:val="VerbatimChar"/>
+          <w:rFonts w:hint="eastAsia"/>
+        </w:rPr>
+        <w:t xml:space="preserve">校验层</w:t>
+      </w:r>
+      <w:r>
+        <w:rPr>
+          <w:rStyle w:val="VerbatimChar"/>
+        </w:rPr>
+        <w:t xml:space="preserve">  ①Schema </w:t>
+      </w:r>
+      <w:r>
+        <w:rPr>
+          <w:rStyle w:val="VerbatimChar"/>
+          <w:rFonts w:hint="eastAsia"/>
+        </w:rPr>
+        <w:t xml:space="preserve">合规</w:t>
+      </w:r>
+      <w:r>
+        <w:rPr>
+          <w:rStyle w:val="VerbatimChar"/>
+        </w:rPr>
+        <w:t xml:space="preserve"> </w:t>
+      </w:r>
+      <w:r>
+        <w:rPr>
+          <w:rStyle w:val="VerbatimChar"/>
+          <w:rFonts w:hint="eastAsia"/>
+        </w:rPr>
+        <w:t xml:space="preserve">②六类跨字段勾稽</w:t>
+      </w:r>
+      <w:r>
+        <w:rPr>
+          <w:rStyle w:val="VerbatimChar"/>
+        </w:rPr>
+        <w:t xml:space="preserve"> </w:t>
+      </w:r>
+      <w:r>
+        <w:rPr>
+          <w:rStyle w:val="VerbatimChar"/>
+          <w:rFonts w:hint="eastAsia"/>
+        </w:rPr>
+        <w:t xml:space="preserve">③原文溯源(逐字段定位页码)</w:t>
+      </w:r>
+      <w:r>
+        <w:rPr>
+          <w:rStyle w:val="VerbatimChar"/>
+        </w:rPr>
+        <w:t xml:space="preserve">    │</w:t>
+      </w:r>
+      <w:r>
+        <w:br/>
+      </w:r>
+      <w:r>
+        <w:rPr>
+          <w:rStyle w:val="VerbatimChar"/>
+        </w:rPr>
+        <w:t xml:space="preserve">│ </w:t>
+      </w:r>
+      <w:r>
+        <w:rPr>
+          <w:rStyle w:val="VerbatimChar"/>
+          <w:rFonts w:hint="eastAsia"/>
+        </w:rPr>
+        <w:t xml:space="preserve">提取层</w:t>
+      </w:r>
+      <w:r>
+        <w:rPr>
+          <w:rStyle w:val="VerbatimChar"/>
+        </w:rPr>
+        <w:t xml:space="preserve">  </w:t>
+      </w:r>
+      <w:r>
+        <w:rPr>
+          <w:rStyle w:val="VerbatimChar"/>
+          <w:rFonts w:hint="eastAsia"/>
+        </w:rPr>
+        <w:t xml:space="preserve">国产</w:t>
+      </w:r>
+      <w:r>
+        <w:rPr>
+          <w:rStyle w:val="VerbatimChar"/>
+        </w:rPr>
+        <w:t xml:space="preserve"> LLM </w:t>
+      </w:r>
+      <w:r>
+        <w:rPr>
+          <w:rStyle w:val="VerbatimChar"/>
+          <w:rFonts w:hint="eastAsia"/>
+        </w:rPr>
+        <w:t xml:space="preserve">提取</w:t>
+      </w:r>
+      <w:r>
+        <w:rPr>
+          <w:rStyle w:val="VerbatimChar"/>
+        </w:rPr>
+        <w:t xml:space="preserve"> </w:t>
+      </w:r>
+      <w:r>
+        <w:rPr>
+          <w:rStyle w:val="VerbatimChar"/>
+          <w:rFonts w:hint="eastAsia"/>
+        </w:rPr>
+        <w:t xml:space="preserve">＋</w:t>
+      </w:r>
+      <w:r>
+        <w:rPr>
+          <w:rStyle w:val="VerbatimChar"/>
+        </w:rPr>
+        <w:t xml:space="preserve"> </w:t>
+      </w:r>
+      <w:r>
+        <w:rPr>
+          <w:rStyle w:val="VerbatimChar"/>
+          <w:rFonts w:hint="eastAsia"/>
+        </w:rPr>
+        <w:t xml:space="preserve">校验-重试闭环</w:t>
+      </w:r>
+      <w:r>
+        <w:rPr>
+          <w:rStyle w:val="VerbatimChar"/>
+        </w:rPr>
+        <w:t xml:space="preserve"> </w:t>
+      </w:r>
+      <w:r>
+        <w:rPr>
+          <w:rStyle w:val="VerbatimChar"/>
+          <w:rFonts w:hint="eastAsia"/>
+        </w:rPr>
+        <w:t xml:space="preserve">＋</w:t>
+      </w:r>
+      <w:r>
+        <w:rPr>
+          <w:rStyle w:val="VerbatimChar"/>
+        </w:rPr>
+        <w:t xml:space="preserve"> </w:t>
+      </w:r>
+      <w:r>
+        <w:rPr>
+          <w:rStyle w:val="VerbatimChar"/>
+          <w:rFonts w:hint="eastAsia"/>
+        </w:rPr>
+        <w:t xml:space="preserve">规则兜底双通道</w:t>
+      </w:r>
+      <w:r>
+        <w:rPr>
+          <w:rStyle w:val="VerbatimChar"/>
+        </w:rPr>
+        <w:t xml:space="preserve">            │</w:t>
+      </w:r>
+      <w:r>
+        <w:br/>
+      </w:r>
+      <w:r>
+        <w:rPr>
+          <w:rStyle w:val="VerbatimChar"/>
+        </w:rPr>
+        <w:t xml:space="preserve">│ </w:t>
+      </w:r>
+      <w:r>
+        <w:rPr>
+          <w:rStyle w:val="VerbatimChar"/>
+          <w:rFonts w:hint="eastAsia"/>
+        </w:rPr>
+        <w:t xml:space="preserve">解析层</w:t>
+      </w:r>
+      <w:r>
+        <w:rPr>
+          <w:rStyle w:val="VerbatimChar"/>
+        </w:rPr>
+        <w:t xml:space="preserve">  </w:t>
+      </w:r>
+      <w:r>
+        <w:rPr>
+          <w:rStyle w:val="VerbatimChar"/>
+          <w:rFonts w:hint="eastAsia"/>
+        </w:rPr>
+        <w:t xml:space="preserve">文本</w:t>
+      </w:r>
+      <w:r>
+        <w:rPr>
+          <w:rStyle w:val="VerbatimChar"/>
+        </w:rPr>
+        <w:t xml:space="preserve"> PDF(pypdf/pdfplumber)│ </w:t>
+      </w:r>
+      <w:r>
+        <w:rPr>
+          <w:rStyle w:val="VerbatimChar"/>
+          <w:rFonts w:hint="eastAsia"/>
+        </w:rPr>
+        <w:t xml:space="preserve">扫描件</w:t>
+      </w:r>
+      <w:r>
+        <w:rPr>
+          <w:rStyle w:val="VerbatimChar"/>
+        </w:rPr>
+        <w:t xml:space="preserve"> </w:t>
+      </w:r>
+      <w:r>
+        <w:rPr>
+          <w:rStyle w:val="VerbatimChar"/>
+          <w:rFonts w:hint="eastAsia"/>
+        </w:rPr>
+        <w:t xml:space="preserve">OCR(RapidOCR+坐标重建)</w:t>
+      </w:r>
+      <w:r>
+        <w:rPr>
+          <w:rStyle w:val="VerbatimChar"/>
+        </w:rPr>
+        <w:t xml:space="preserve"> │</w:t>
+      </w:r>
+      <w:r>
+        <w:br/>
+      </w:r>
+      <w:r>
+        <w:rPr>
+          <w:rStyle w:val="VerbatimChar"/>
+        </w:rPr>
+        <w:t xml:space="preserve">│ </w:t>
+      </w:r>
+      <w:r>
+        <w:rPr>
+          <w:rStyle w:val="VerbatimChar"/>
+          <w:rFonts w:hint="eastAsia"/>
+        </w:rPr>
+        <w:t xml:space="preserve">数据层</w:t>
+      </w:r>
+      <w:r>
+        <w:rPr>
+          <w:rStyle w:val="VerbatimChar"/>
+        </w:rPr>
+        <w:t xml:space="preserve">  </w:t>
+      </w:r>
+      <w:r>
+        <w:rPr>
+          <w:rStyle w:val="VerbatimChar"/>
+          <w:rFonts w:hint="eastAsia"/>
+        </w:rPr>
+        <w:t xml:space="preserve">巨潮公告</w:t>
+      </w:r>
+      <w:r>
+        <w:rPr>
+          <w:rStyle w:val="VerbatimChar"/>
+        </w:rPr>
+        <w:t xml:space="preserve"> │ akshare </w:t>
+      </w:r>
+      <w:r>
+        <w:rPr>
+          <w:rStyle w:val="VerbatimChar"/>
+          <w:rFonts w:hint="eastAsia"/>
+        </w:rPr>
+        <w:t xml:space="preserve">双源财报(同花顺+新浪)│</w:t>
+      </w:r>
+      <w:r>
+        <w:rPr>
+          <w:rStyle w:val="VerbatimChar"/>
+        </w:rPr>
+        <w:t xml:space="preserve"> </w:t>
+      </w:r>
+      <w:r>
+        <w:rPr>
+          <w:rStyle w:val="VerbatimChar"/>
+          <w:rFonts w:hint="eastAsia"/>
+        </w:rPr>
+        <w:t xml:space="preserve">采集元数据留痕</w:t>
+      </w:r>
+      <w:r>
+        <w:rPr>
+          <w:rStyle w:val="VerbatimChar"/>
+        </w:rPr>
+        <w:t xml:space="preserve">   │</w:t>
+      </w:r>
+      <w:r>
+        <w:br/>
+      </w:r>
+      <w:r>
+        <w:rPr>
+          <w:rStyle w:val="VerbatimChar"/>
+        </w:rPr>
+        <w:t xml:space="preserve">│ </w:t>
+      </w:r>
+      <w:r>
+        <w:rPr>
+          <w:rStyle w:val="VerbatimChar"/>
+          <w:rFonts w:hint="eastAsia"/>
+        </w:rPr>
+        <w:t xml:space="preserve">日志层</w:t>
+      </w:r>
+      <w:r>
+        <w:rPr>
+          <w:rStyle w:val="VerbatimChar"/>
+        </w:rPr>
+        <w:t xml:space="preserve">  </w:t>
+      </w:r>
+      <w:r>
+        <w:rPr>
+          <w:rStyle w:val="VerbatimChar"/>
+          <w:rFonts w:hint="eastAsia"/>
+        </w:rPr>
+        <w:t xml:space="preserve">trace.jsonl:文件访问/工具调用/LLM</w:t>
+      </w:r>
+      <w:r>
+        <w:rPr>
+          <w:rStyle w:val="VerbatimChar"/>
+        </w:rPr>
+        <w:t xml:space="preserve"> </w:t>
+      </w:r>
+      <w:r>
+        <w:rPr>
+          <w:rStyle w:val="VerbatimChar"/>
+          <w:rFonts w:hint="eastAsia"/>
+        </w:rPr>
+        <w:t xml:space="preserve">请求/校验结论</w:t>
+      </w:r>
+      <w:r>
+        <w:rPr>
+          <w:rStyle w:val="VerbatimChar"/>
+        </w:rPr>
+        <w:t xml:space="preserve"> </w:t>
+      </w:r>
+      <w:r>
+        <w:rPr>
+          <w:rStyle w:val="VerbatimChar"/>
+          <w:rFonts w:hint="eastAsia"/>
+        </w:rPr>
+        <w:t xml:space="preserve">全留痕</w:t>
+      </w:r>
+      <w:r>
+        <w:rPr>
+          <w:rStyle w:val="VerbatimChar"/>
+        </w:rPr>
+        <w:t xml:space="preserve">      │</w:t>
+      </w:r>
+      <w:r>
+        <w:br/>
+      </w:r>
+      <w:r>
+        <w:rPr>
+          <w:rStyle w:val="VerbatimChar"/>
+        </w:rPr>
+        <w:t xml:space="preserve">└──────────────────────────────────────────────────────────────────┘</w:t>
+      </w:r>
+    </w:p>
+    <w:p>
+      <w:pPr>
+        <w:pStyle w:val="FirstParagraph"/>
+      </w:pPr>
+      <w:r>
+        <w:rPr>
+          <w:rFonts w:hint="eastAsia"/>
+        </w:rPr>
+        <w:t xml:space="preserve">与竞赛源码模块要求的对应:编排框架=</w:t>
+      </w:r>
+      <w:r>
+        <w:rPr>
+          <w:rStyle w:val="VerbatimChar"/>
+        </w:rPr>
+        <w:t xml:space="preserve">run.py</w:t>
+      </w:r>
+      <w:r>
+        <w:rPr>
+          <w:rFonts w:hint="eastAsia"/>
+        </w:rPr>
+        <w:t xml:space="preserve">;Tool=解析/提取/校验/溯源/分析工具函数;Prompt=</w:t>
+      </w:r>
+      <w:r>
+        <w:rPr>
+          <w:rStyle w:val="VerbatimChar"/>
+        </w:rPr>
+        <w:t xml:space="preserve">prompts/pledge_extract.md</w:t>
+      </w:r>
+      <w:r>
+        <w:rPr>
+          <w:rFonts w:hint="eastAsia"/>
+        </w:rPr>
+        <w:t xml:space="preserve">;数据处理=</w:t>
+      </w:r>
+      <w:r>
+        <w:rPr>
+          <w:rStyle w:val="VerbatimChar"/>
+        </w:rPr>
+        <w:t xml:space="preserve">parser.py</w:t>
+      </w:r>
+      <w:r>
+        <w:t xml:space="preserve">/</w:t>
+      </w:r>
+      <w:r>
+        <w:rPr>
+          <w:rStyle w:val="VerbatimChar"/>
+        </w:rPr>
+        <w:t xml:space="preserve">fin_data.py</w:t>
+      </w:r>
+      <w:r>
+        <w:rPr>
+          <w:rFonts w:hint="eastAsia"/>
+        </w:rPr>
+        <w:t xml:space="preserve">;日志记录=</w:t>
+      </w:r>
+      <w:r>
+        <w:rPr>
+          <w:rStyle w:val="VerbatimChar"/>
+        </w:rPr>
+        <w:t xml:space="preserve">tracing.py</w:t>
+      </w:r>
+      <w:r>
+        <w:t xml:space="preserve">;Skill/MCP </w:t>
+      </w:r>
+      <w:r>
+        <w:rPr>
+          <w:rFonts w:hint="eastAsia"/>
+        </w:rPr>
+        <w:t xml:space="preserve">接口预留(决赛封装)。</w:t>
+      </w:r>
+    </w:p>
+    <w:bookmarkEnd w:id="20"/>
+    <w:bookmarkEnd w:id="21"/>
+    <w:bookmarkStart w:id="28" w:name="四方法"/>
+    <w:p>
+      <w:pPr>
+        <w:pStyle w:val="Heading2"/>
+      </w:pPr>
+      <w:r>
+        <w:rPr>
+          <w:rFonts w:hint="eastAsia"/>
+        </w:rPr>
+        <w:t xml:space="preserve">四、方法</w:t>
+      </w:r>
+    </w:p>
+    <w:bookmarkStart w:id="22" w:name="多源文档解析"/>
+    <w:p>
+      <w:pPr>
+        <w:pStyle w:val="Heading3"/>
+      </w:pPr>
+      <w:r>
+        <w:t xml:space="preserve">4.1 </w:t>
+      </w:r>
+      <w:r>
+        <w:rPr>
+          <w:rFonts w:hint="eastAsia"/>
+        </w:rPr>
+        <w:t xml:space="preserve">多源文档解析</w:t>
+      </w:r>
+    </w:p>
+    <w:p>
+      <w:pPr>
+        <w:pStyle w:val="FirstParagraph"/>
+      </w:pPr>
+      <w:r>
+        <w:rPr>
+          <w:rFonts w:hint="eastAsia"/>
+        </w:rPr>
+        <w:t xml:space="preserve">文本层</w:t>
+      </w:r>
+      <w:r>
+        <w:t xml:space="preserve"> PDF </w:t>
+      </w:r>
+      <w:r>
+        <w:rPr>
+          <w:rFonts w:hint="eastAsia"/>
+        </w:rPr>
+        <w:t xml:space="preserve">由</w:t>
+      </w:r>
+      <w:r>
+        <w:t xml:space="preserve"> pypdf </w:t>
+      </w:r>
+      <w:r>
+        <w:rPr>
+          <w:rFonts w:hint="eastAsia"/>
+        </w:rPr>
+        <w:t xml:space="preserve">抽取全文、pdfplumber</w:t>
+      </w:r>
+      <w:r>
+        <w:t xml:space="preserve"> </w:t>
+      </w:r>
+      <w:r>
+        <w:rPr>
+          <w:rFonts w:hint="eastAsia"/>
+        </w:rPr>
+        <w:t xml:space="preserve">解析表格并处理多级表头纵向拼接;扫描件经</w:t>
+      </w:r>
+      <w:r>
+        <w:t xml:space="preserve"> PyMuPDF </w:t>
+      </w:r>
+      <w:r>
+        <w:rPr>
+          <w:rFonts w:hint="eastAsia"/>
+        </w:rPr>
+        <w:t xml:space="preserve">渲染、RapidOCR</w:t>
+      </w:r>
+      <w:r>
+        <w:t xml:space="preserve"> </w:t>
+      </w:r>
+      <w:r>
+        <w:rPr>
+          <w:rFonts w:hint="eastAsia"/>
+        </w:rPr>
+        <w:t xml:space="preserve">识别后,按行框坐标重建表格结构。文本层过少的页面自动判定为扫描页并切换通道,保证两类输入统一进入下游。</w:t>
+      </w:r>
+    </w:p>
+    <w:bookmarkEnd w:id="22"/>
+    <w:bookmarkStart w:id="23" w:name="校验-重试闭环的结构化提取"/>
+    <w:p>
+      <w:pPr>
+        <w:pStyle w:val="Heading3"/>
+      </w:pPr>
+      <w:r>
+        <w:t xml:space="preserve">4.2 </w:t>
+      </w:r>
+      <w:r>
+        <w:rPr>
+          <w:rFonts w:hint="eastAsia"/>
+        </w:rPr>
+        <w:t xml:space="preserve">校验-重试闭环的结构化提取</w:t>
+      </w:r>
+    </w:p>
+    <w:p>
+      <w:pPr>
+        <w:pStyle w:val="FirstParagraph"/>
+      </w:pPr>
+      <w:r>
+        <w:t xml:space="preserve">LLM </w:t>
+      </w:r>
+      <w:r>
+        <w:rPr>
+          <w:rFonts w:hint="eastAsia"/>
+        </w:rPr>
+        <w:t xml:space="preserve">提取并非一次调用,而是闭环(算法</w:t>
+      </w:r>
+      <w:r>
+        <w:t xml:space="preserve"> 1):</w:t>
+      </w:r>
+    </w:p>
+    <w:p>
+      <w:pPr>
+        <w:pStyle w:val="SourceCode"/>
+      </w:pPr>
+      <w:r>
+        <w:rPr>
+          <w:rStyle w:val="VerbatimChar"/>
+          <w:rFonts w:hint="eastAsia"/>
+        </w:rPr>
+        <w:t xml:space="preserve">算法</w:t>
+      </w:r>
+      <w:r>
+        <w:rPr>
+          <w:rStyle w:val="VerbatimChar"/>
+        </w:rPr>
+        <w:t xml:space="preserve"> 1: </w:t>
+      </w:r>
+      <w:r>
+        <w:rPr>
+          <w:rStyle w:val="VerbatimChar"/>
+          <w:rFonts w:hint="eastAsia"/>
+        </w:rPr>
+        <w:t xml:space="preserve">校验-重试闭环提取</w:t>
+      </w:r>
+      <w:r>
+        <w:br/>
+      </w:r>
+      <w:r>
+        <w:rPr>
+          <w:rStyle w:val="VerbatimChar"/>
+          <w:rFonts w:hint="eastAsia"/>
+        </w:rPr>
+        <w:t xml:space="preserve">输入:</w:t>
+      </w:r>
+      <w:r>
+        <w:rPr>
+          <w:rStyle w:val="VerbatimChar"/>
+        </w:rPr>
+        <w:t xml:space="preserve"> </w:t>
+      </w:r>
+      <w:r>
+        <w:rPr>
+          <w:rStyle w:val="VerbatimChar"/>
+          <w:rFonts w:hint="eastAsia"/>
+        </w:rPr>
+        <w:t xml:space="preserve">公告全文</w:t>
+      </w:r>
+      <w:r>
+        <w:rPr>
+          <w:rStyle w:val="VerbatimChar"/>
+        </w:rPr>
+        <w:t xml:space="preserve"> T,Prompt </w:t>
+      </w:r>
+      <w:r>
+        <w:rPr>
+          <w:rStyle w:val="VerbatimChar"/>
+          <w:rFonts w:hint="eastAsia"/>
+        </w:rPr>
+        <w:t xml:space="preserve">模板</w:t>
+      </w:r>
+      <w:r>
+        <w:rPr>
+          <w:rStyle w:val="VerbatimChar"/>
+        </w:rPr>
+        <w:t xml:space="preserve"> </w:t>
+      </w:r>
+      <w:r>
+        <w:rPr>
+          <w:rStyle w:val="VerbatimChar"/>
+          <w:rFonts w:hint="eastAsia"/>
+        </w:rPr>
+        <w:t xml:space="preserve">P,最大轮数</w:t>
+      </w:r>
+      <w:r>
+        <w:rPr>
+          <w:rStyle w:val="VerbatimChar"/>
+        </w:rPr>
+        <w:t xml:space="preserve"> K=3</w:t>
+      </w:r>
+      <w:r>
+        <w:br/>
+      </w:r>
+      <w:r>
+        <w:rPr>
+          <w:rStyle w:val="VerbatimChar"/>
+        </w:rPr>
+        <w:t xml:space="preserve">1:  messages ← [P(T)]</w:t>
+      </w:r>
+      <w:r>
+        <w:br/>
+      </w:r>
+      <w:r>
+        <w:rPr>
+          <w:rStyle w:val="VerbatimChar"/>
+        </w:rPr>
+        <w:t xml:space="preserve">2:  for k = 1..K do</w:t>
+      </w:r>
+      <w:r>
+        <w:br/>
+      </w:r>
+      <w:r>
+        <w:rPr>
+          <w:rStyle w:val="VerbatimChar"/>
+        </w:rPr>
+        <w:t xml:space="preserve">3:    y_k ← LLM(messages)            # JSON </w:t>
+      </w:r>
+      <w:r>
+        <w:rPr>
+          <w:rStyle w:val="VerbatimChar"/>
+          <w:rFonts w:hint="eastAsia"/>
+        </w:rPr>
+        <w:t xml:space="preserve">输出模式</w:t>
+      </w:r>
+      <w:r>
+        <w:br/>
+      </w:r>
+      <w:r>
+        <w:rPr>
+          <w:rStyle w:val="VerbatimChar"/>
+        </w:rPr>
+        <w:t xml:space="preserve">4:    E ← </w:t>
+      </w:r>
+      <w:r>
+        <w:rPr>
+          <w:rStyle w:val="VerbatimChar"/>
+          <w:rFonts w:hint="eastAsia"/>
+        </w:rPr>
+        <w:t xml:space="preserve">Schema校验(y_k)</w:t>
+      </w:r>
+      <w:r>
+        <w:rPr>
+          <w:rStyle w:val="VerbatimChar"/>
+        </w:rPr>
+        <w:t xml:space="preserve"> ∪ </w:t>
+      </w:r>
+      <w:r>
+        <w:rPr>
+          <w:rStyle w:val="VerbatimChar"/>
+          <w:rFonts w:hint="eastAsia"/>
+        </w:rPr>
+        <w:t xml:space="preserve">业务规则校验(y_k)</w:t>
+      </w:r>
+      <w:r>
+        <w:br/>
+      </w:r>
+      <w:r>
+        <w:rPr>
+          <w:rStyle w:val="VerbatimChar"/>
+        </w:rPr>
+        <w:t xml:space="preserve">5:    if E = ∅ then return y_k       # </w:t>
+      </w:r>
+      <w:r>
+        <w:rPr>
+          <w:rStyle w:val="VerbatimChar"/>
+          <w:rFonts w:hint="eastAsia"/>
+        </w:rPr>
+        <w:t xml:space="preserve">通过:输出</w:t>
+      </w:r>
+      <w:r>
+        <w:br/>
+      </w:r>
+      <w:r>
+        <w:rPr>
+          <w:rStyle w:val="VerbatimChar"/>
+        </w:rPr>
+        <w:t xml:space="preserve">6:    messages ← messages + [y_k, </w:t>
+      </w:r>
+      <w:r>
+        <w:rPr>
+          <w:rStyle w:val="VerbatimChar"/>
+          <w:rFonts w:hint="eastAsia"/>
+        </w:rPr>
+        <w:t xml:space="preserve">问题清单(E)]</w:t>
+      </w:r>
+      <w:r>
+        <w:rPr>
+          <w:rStyle w:val="VerbatimChar"/>
+        </w:rPr>
+        <w:t xml:space="preserve">   # </w:t>
+      </w:r>
+      <w:r>
+        <w:rPr>
+          <w:rStyle w:val="VerbatimChar"/>
+          <w:rFonts w:hint="eastAsia"/>
+        </w:rPr>
+        <w:t xml:space="preserve">错误回灌</w:t>
+      </w:r>
+      <w:r>
+        <w:br/>
+      </w:r>
+      <w:r>
+        <w:rPr>
+          <w:rStyle w:val="VerbatimChar"/>
+        </w:rPr>
+        <w:t xml:space="preserve">7:  return </w:t>
+      </w:r>
+      <w:r>
+        <w:rPr>
+          <w:rStyle w:val="VerbatimChar"/>
+          <w:rFonts w:hint="eastAsia"/>
+        </w:rPr>
+        <w:t xml:space="preserve">异常</w:t>
+      </w:r>
+      <w:r>
+        <w:rPr>
+          <w:rStyle w:val="VerbatimChar"/>
+        </w:rPr>
+        <w:t xml:space="preserve"> → </w:t>
+      </w:r>
+      <w:r>
+        <w:rPr>
+          <w:rStyle w:val="VerbatimChar"/>
+          <w:rFonts w:hint="eastAsia"/>
+        </w:rPr>
+        <w:t xml:space="preserve">回退规则提取路径</w:t>
+      </w:r>
+      <w:r>
+        <w:rPr>
+          <w:rStyle w:val="VerbatimChar"/>
+        </w:rPr>
+        <w:t xml:space="preserve">    # </w:t>
+      </w:r>
+      <w:r>
+        <w:rPr>
+          <w:rStyle w:val="VerbatimChar"/>
+          <w:rFonts w:hint="eastAsia"/>
+        </w:rPr>
+        <w:t xml:space="preserve">兜底:管线永不中断</w:t>
+      </w:r>
+    </w:p>
+    <w:p>
+      <w:pPr>
+        <w:pStyle w:val="FirstParagraph"/>
+      </w:pPr>
+      <w:r>
+        <w:rPr>
+          <w:rFonts w:hint="eastAsia"/>
+        </w:rPr>
+        <w:t xml:space="preserve">业务规则校验包括:证券代码</w:t>
+      </w:r>
+      <w:r>
+        <w:t xml:space="preserve"> 6 </w:t>
+      </w:r>
+      <w:r>
+        <w:rPr>
+          <w:rFonts w:hint="eastAsia"/>
+        </w:rPr>
+        <w:t xml:space="preserve">位数字、记录类型枚举合法性、股数为正整数、比例值域</w:t>
+      </w:r>
+      <w:r>
+        <w:t xml:space="preserve"> </w:t>
+      </w:r>
+      <w:r>
+        <w:rPr>
+          <w:rFonts w:hint="eastAsia"/>
+        </w:rPr>
+        <w:t xml:space="preserve">[0,100]、质押类公告记录非空等。端点差异(如个别模型仅允许特定</w:t>
+      </w:r>
+      <w:r>
+        <w:t xml:space="preserve"> </w:t>
+      </w:r>
+      <w:r>
+        <w:rPr>
+          <w:rFonts w:hint="eastAsia"/>
+        </w:rPr>
+        <w:t xml:space="preserve">temperature)由客户端自动探测适配。</w:t>
+      </w:r>
+    </w:p>
+    <w:bookmarkEnd w:id="23"/>
+    <w:bookmarkStart w:id="24" w:name="三层校验体系"/>
+    <w:p>
+      <w:pPr>
+        <w:pStyle w:val="Heading3"/>
+      </w:pPr>
+      <w:r>
+        <w:t xml:space="preserve">4.3 </w:t>
+      </w:r>
+      <w:r>
+        <w:rPr>
+          <w:rFonts w:hint="eastAsia"/>
+        </w:rPr>
+        <w:t xml:space="preserve">三层校验体系</w:t>
+      </w:r>
+    </w:p>
+    <w:p>
+      <w:pPr>
+        <w:pStyle w:val="FirstParagraph"/>
+      </w:pPr>
+      <w:r>
+        <w:rPr>
+          <w:rFonts w:hint="eastAsia"/>
+          <w:b/>
+          <w:bCs/>
+        </w:rPr>
+        <w:t xml:space="preserve">第一层</w:t>
+      </w:r>
+      <w:r>
+        <w:rPr>
+          <w:b/>
+          <w:bCs/>
+        </w:rPr>
+        <w:t xml:space="preserve"> Schema </w:t>
+      </w:r>
+      <w:r>
+        <w:rPr>
+          <w:rFonts w:hint="eastAsia"/>
+          <w:b/>
+          <w:bCs/>
+        </w:rPr>
+        <w:t xml:space="preserve">合规</w:t>
+      </w:r>
+      <w:r>
+        <w:t xml:space="preserve">:pydantic </w:t>
+      </w:r>
+      <w:r>
+        <w:rPr>
+          <w:rFonts w:hint="eastAsia"/>
+        </w:rPr>
+        <w:t xml:space="preserve">强类型校验,杜绝格式错误。</w:t>
+      </w:r>
+    </w:p>
+    <w:p>
+      <w:pPr>
+        <w:pStyle w:val="BodyText"/>
+      </w:pPr>
+      <w:r>
+        <w:rPr>
+          <w:rFonts w:hint="eastAsia"/>
+          <w:b/>
+          <w:bCs/>
+        </w:rPr>
+        <w:t xml:space="preserve">第二层</w:t>
+      </w:r>
+      <w:r>
+        <w:rPr>
+          <w:b/>
+          <w:bCs/>
+        </w:rPr>
+        <w:t xml:space="preserve"> </w:t>
+      </w:r>
+      <w:r>
+        <w:rPr>
+          <w:rFonts w:hint="eastAsia"/>
+          <w:b/>
+          <w:bCs/>
+        </w:rPr>
+        <w:t xml:space="preserve">跨字段勾稽</w:t>
+      </w:r>
+      <w:r>
+        <w:t xml:space="preserve">(6 </w:t>
+      </w:r>
+      <w:r>
+        <w:rPr>
+          <w:rFonts w:hint="eastAsia"/>
+        </w:rPr>
+        <w:t xml:space="preserve">类,核心公式):</w:t>
       </w:r>
     </w:p>
     <w:p>
@@ -2304,52 +2250,16 @@
         <w:rPr>
           <w:rFonts w:hint="eastAsia"/>
         </w:rPr>
-        <w:t xml:space="preserve">国产大模型(主力</w:t>
-      </w:r>
-      <w:r>
-        <w:t xml:space="preserve"> </w:t>
-      </w:r>
-      <w:r>
-        <w:rPr>
-          <w:rFonts w:hint="eastAsia"/>
-        </w:rPr>
-        <w:t xml:space="preserve">DeepSeek,备用</w:t>
-      </w:r>
-      <w:r>
-        <w:t xml:space="preserve"> </w:t>
-      </w:r>
-      <w:r>
-        <w:rPr>
-          <w:rFonts w:hint="eastAsia"/>
-        </w:rPr>
-        <w:t xml:space="preserve">Kimi,均为</w:t>
-      </w:r>
-      <w:r>
-        <w:t xml:space="preserve"> OpenAI </w:t>
-      </w:r>
-      <w:r>
-        <w:rPr>
-          <w:rFonts w:hint="eastAsia"/>
-        </w:rPr>
-        <w:t xml:space="preserve">兼容协议),少样本</w:t>
-      </w:r>
-      <w:r>
-        <w:t xml:space="preserve"> Prompt </w:t>
-      </w:r>
-      <w:r>
-        <w:rPr>
-          <w:rFonts w:hint="eastAsia"/>
-        </w:rPr>
-        <w:t xml:space="preserve">约束</w:t>
-      </w:r>
-      <w:r>
-        <w:t xml:space="preserve"> JSON </w:t>
-      </w:r>
-      <w:r>
-        <w:rPr>
-          <w:rFonts w:hint="eastAsia"/>
-        </w:rPr>
-        <w:t xml:space="preserve">输出;</w:t>
+        <w:t xml:space="preserve">累计勾稽:post_pledge</w:t>
+      </w:r>
+      <w:r>
+        <w:t xml:space="preserve"> = pre_pledge − release + </w:t>
+      </w:r>
+      <w:r>
+        <w:rPr>
+          <w:rFonts w:hint="eastAsia"/>
+        </w:rPr>
+        <w:t xml:space="preserve">new(展期不改股数)</w:t>
       </w:r>
     </w:p>
     <w:p>
@@ -2363,75 +2273,20 @@
       <w:r>
         <w:rPr>
           <w:rFonts w:hint="eastAsia"/>
-          <w:b/>
-          <w:bCs/>
-        </w:rPr>
-        <w:t xml:space="preserve">校验-重试闭环</w:t>
-      </w:r>
-      <w:r>
-        <w:rPr>
-          <w:rFonts w:hint="eastAsia"/>
-        </w:rPr>
-        <w:t xml:space="preserve">(自研,参考</w:t>
-      </w:r>
-      <w:r>
-        <w:t xml:space="preserve"> Instructor </w:t>
-      </w:r>
-      <w:r>
-        <w:rPr>
-          <w:rFonts w:hint="eastAsia"/>
-        </w:rPr>
-        <w:t xml:space="preserve">模式):每轮输出先经</w:t>
-      </w:r>
-      <w:r>
-        <w:t xml:space="preserve"> Schema </w:t>
-      </w:r>
-      <w:r>
-        <w:rPr>
-          <w:rFonts w:hint="eastAsia"/>
-        </w:rPr>
-        <w:t xml:space="preserve">强校验</w:t>
-      </w:r>
-      <w:r>
-        <w:t xml:space="preserve"> + </w:t>
-      </w:r>
-      <w:r>
-        <w:rPr>
-          <w:rFonts w:hint="eastAsia"/>
-        </w:rPr>
-        <w:t xml:space="preserve">业务规则校验(证券代码格式、记录类型枚举、股数为正整数、比例值域</w:t>
-      </w:r>
-      <w:r>
-        <w:t xml:space="preserve"> </w:t>
-      </w:r>
-      <w:r>
-        <w:rPr>
-          <w:rFonts w:hint="eastAsia"/>
-        </w:rPr>
-        <w:t xml:space="preserve">[0,100]、质押类公告记录非空),不通过则将</w:t>
-      </w:r>
-      <w:r>
-        <w:rPr>
-          <w:rFonts w:hint="eastAsia"/>
-          <w:b/>
-          <w:bCs/>
-        </w:rPr>
-        <w:t xml:space="preserve">问题清单回灌给模型修正</w:t>
-      </w:r>
-      <w:r>
-        <w:rPr>
-          <w:rFonts w:hint="eastAsia"/>
-        </w:rPr>
-        <w:t xml:space="preserve">,最多</w:t>
-      </w:r>
-      <w:r>
-        <w:t xml:space="preserve"> 3 </w:t>
-      </w:r>
-      <w:r>
-        <w:rPr>
-          <w:rFonts w:hint="eastAsia"/>
-        </w:rPr>
-        <w:t xml:space="preserve">轮,全程留痕;</w:t>
+        </w:rPr>
+        <w:t xml:space="preserve">占其所持勾稽:shares</w:t>
+      </w:r>
+      <w:r>
+        <w:t xml:space="preserve"> / holding_shares ≈ </w:t>
+      </w:r>
+      <w:r>
+        <w:rPr>
+          <w:rFonts w:hint="eastAsia"/>
+        </w:rPr>
+        <w:t xml:space="preserve">pct_of_held(相对误差容忍</w:t>
+      </w:r>
+      <w:r>
+        <w:t xml:space="preserve"> 1%)</w:t>
       </w:r>
     </w:p>
     <w:p>
@@ -2446,23 +2301,10 @@
         <w:rPr>
           <w:rFonts w:hint="eastAsia"/>
         </w:rPr>
-        <w:t xml:space="preserve">规则提取路径作为兜底与交叉参照,任何单一环节失效都不影响系统整体可运行。</w:t>
-      </w:r>
-    </w:p>
-    <w:bookmarkEnd w:id="17"/>
-    <w:bookmarkStart w:id="18" w:name="三层校验体系校验层对应结果一致性"/>
-    <w:p>
-      <w:pPr>
-        <w:pStyle w:val="Heading3"/>
-      </w:pPr>
-      <w:r>
-        <w:t xml:space="preserve">4.3 </w:t>
-      </w:r>
-      <w:r>
-        <w:rPr>
-          <w:rFonts w:hint="eastAsia"/>
-        </w:rPr>
-        <w:t xml:space="preserve">三层校验体系(校验层)——对应”结果一致性”</w:t>
+        <w:t xml:space="preserve">占总股本勾稽:shares</w:t>
+      </w:r>
+      <w:r>
+        <w:t xml:space="preserve"> / (holding_shares / holding_pct) ≈ pct_of_total</w:t>
       </w:r>
     </w:p>
     <w:p>
@@ -2470,32 +2312,26 @@
         <w:pStyle w:val="Compact"/>
         <w:numPr>
           <w:ilvl w:val="0"/>
-          <w:numId w:val="1004"/>
+          <w:numId w:val="1003"/>
         </w:numPr>
       </w:pPr>
       <w:r>
         <w:rPr>
-          <w:b/>
-          <w:bCs/>
-        </w:rPr>
-        <w:t xml:space="preserve">Schema </w:t>
-      </w:r>
-      <w:r>
-        <w:rPr>
-          <w:rFonts w:hint="eastAsia"/>
-          <w:b/>
-          <w:bCs/>
-        </w:rPr>
-        <w:t xml:space="preserve">合规校验</w:t>
-      </w:r>
-      <w:r>
-        <w:t xml:space="preserve">:pydantic </w:t>
-      </w:r>
-      <w:r>
-        <w:rPr>
-          <w:rFonts w:hint="eastAsia"/>
-        </w:rPr>
-        <w:t xml:space="preserve">强类型,杜绝格式错误;</w:t>
+          <w:rFonts w:hint="eastAsia"/>
+        </w:rPr>
+        <w:t xml:space="preserve">风险提示勾稽:一年内到期股数</w:t>
+      </w:r>
+      <w:r>
+        <w:t xml:space="preserve"> == </w:t>
+      </w:r>
+      <w:r>
+        <w:rPr>
+          <w:rFonts w:hint="eastAsia"/>
+        </w:rPr>
+        <w:t xml:space="preserve">post_pledge;半年内到期</w:t>
+      </w:r>
+      <w:r>
+        <w:t xml:space="preserve"> ≤ max(post_pledge)</w:t>
       </w:r>
     </w:p>
     <w:p>
@@ -2503,25 +2339,23 @@
         <w:pStyle w:val="Compact"/>
         <w:numPr>
           <w:ilvl w:val="0"/>
-          <w:numId w:val="1004"/>
+          <w:numId w:val="1003"/>
         </w:numPr>
       </w:pPr>
       <w:r>
         <w:rPr>
           <w:rFonts w:hint="eastAsia"/>
-          <w:b/>
-          <w:bCs/>
-        </w:rPr>
-        <w:t xml:space="preserve">跨字段勾稽校验</w:t>
-      </w:r>
-      <w:r>
-        <w:t xml:space="preserve">(6 </w:t>
-      </w:r>
-      <w:r>
-        <w:rPr>
-          <w:rFonts w:hint="eastAsia"/>
-        </w:rPr>
-        <w:t xml:space="preserve">类):记录类型完整性、累计质押勾稽(质押后=质押前−解除+新增)、占其所持比例勾稽、占总股本勾稽(总股本由持股比例反推)、风险提示勾稽、合计行加总/加权勾稽;</w:t>
+        </w:rPr>
+        <w:t xml:space="preserve">合计行勾稽:合计行</w:t>
+      </w:r>
+      <w:r>
+        <w:t xml:space="preserve"> = </w:t>
+      </w:r>
+      <w:r>
+        <w:rPr>
+          <w:rFonts w:hint="eastAsia"/>
+        </w:rPr>
+        <w:t xml:space="preserve">明细行加总(比例列为加权)</w:t>
       </w:r>
     </w:p>
     <w:p>
@@ -2529,8 +2363,28 @@
         <w:pStyle w:val="Compact"/>
         <w:numPr>
           <w:ilvl w:val="0"/>
-          <w:numId w:val="1004"/>
+          <w:numId w:val="1003"/>
         </w:numPr>
+      </w:pPr>
+      <w:r>
+        <w:rPr>
+          <w:rFonts w:hint="eastAsia"/>
+        </w:rPr>
+        <w:t xml:space="preserve">完整性:公告类型</w:t>
+      </w:r>
+      <w:r>
+        <w:t xml:space="preserve"> ↔ </w:t>
+      </w:r>
+      <w:r>
+        <w:rPr>
+          <w:rFonts w:hint="eastAsia"/>
+        </w:rPr>
+        <w:t xml:space="preserve">记录类型匹配;预告类公告无累计表时勾稽项判定”不适用”而非误报</w:t>
+      </w:r>
+    </w:p>
+    <w:p>
+      <w:pPr>
+        <w:pStyle w:val="FirstParagraph"/>
       </w:pPr>
       <w:r>
         <w:rPr>
@@ -2538,161 +2392,122 @@
           <w:b/>
           <w:bCs/>
         </w:rPr>
-        <w:t xml:space="preserve">原文溯源校验</w:t>
-      </w:r>
-      <w:r>
-        <w:rPr>
-          <w:rFonts w:hint="eastAsia"/>
-        </w:rPr>
-        <w:t xml:space="preserve">(自研</w:t>
-      </w:r>
-      <w:r>
-        <w:t xml:space="preserve"> </w:t>
-      </w:r>
-      <w:r>
-        <w:rPr>
-          <w:rStyle w:val="VerbatimChar"/>
-        </w:rPr>
-        <w:t xml:space="preserve">grounding.py</w:t>
-      </w:r>
-      <w:r>
-        <w:rPr>
-          <w:rFonts w:hint="eastAsia"/>
-        </w:rPr>
-        <w:t xml:space="preserve">):每个已提取字段的值逐页回原文搜索证据,标注页码;找不到证据的字段显式标记”未溯源”并提示人工复核</w:t>
-      </w:r>
-      <w:r>
-        <w:t xml:space="preserve"> —— </w:t>
-      </w:r>
-      <w:r>
-        <w:rPr>
-          <w:rFonts w:hint="eastAsia"/>
-        </w:rPr>
-        <w:t xml:space="preserve">既控幻觉,又控误报。</w:t>
-      </w:r>
-    </w:p>
-    <w:bookmarkEnd w:id="18"/>
-    <w:bookmarkStart w:id="19" w:name="确定性指标计算-双源数据采集数据层分析层"/>
-    <w:p>
-      <w:pPr>
-        <w:pStyle w:val="Heading3"/>
-      </w:pPr>
-      <w:r>
-        <w:t xml:space="preserve">4.4 </w:t>
-      </w:r>
-      <w:r>
-        <w:rPr>
-          <w:rFonts w:hint="eastAsia"/>
-        </w:rPr>
-        <w:t xml:space="preserve">确定性指标计算</w:t>
-      </w:r>
-      <w:r>
-        <w:t xml:space="preserve"> + </w:t>
-      </w:r>
-      <w:r>
-        <w:rPr>
-          <w:rFonts w:hint="eastAsia"/>
-        </w:rPr>
-        <w:t xml:space="preserve">双源数据采集(数据层/分析层)</w:t>
-      </w:r>
-    </w:p>
-    <w:p>
-      <w:pPr>
-        <w:pStyle w:val="Compact"/>
-        <w:numPr>
-          <w:ilvl w:val="0"/>
-          <w:numId w:val="1005"/>
-        </w:numPr>
-      </w:pPr>
-      <w:r>
-        <w:rPr>
-          <w:rFonts w:hint="eastAsia"/>
-        </w:rPr>
-        <w:t xml:space="preserve">财务数据经</w:t>
-      </w:r>
-      <w:r>
-        <w:t xml:space="preserve"> akshare </w:t>
-      </w:r>
-      <w:r>
-        <w:rPr>
-          <w:rFonts w:hint="eastAsia"/>
-        </w:rPr>
-        <w:t xml:space="preserve">公开接口采集(同花顺财务摘要</w:t>
-      </w:r>
-      <w:r>
-        <w:t xml:space="preserve"> + </w:t>
-      </w:r>
-      <w:r>
-        <w:rPr>
-          <w:rFonts w:hint="eastAsia"/>
-        </w:rPr>
-        <w:t xml:space="preserve">新浪财务指标双源),落盘</w:t>
-      </w:r>
-      <w:r>
-        <w:t xml:space="preserve"> CSV </w:t>
-      </w:r>
-      <w:r>
-        <w:rPr>
-          <w:rFonts w:hint="eastAsia"/>
-        </w:rPr>
-        <w:t xml:space="preserve">并生成采集元数据(来源、时间、行数),</w:t>
-      </w:r>
-      <w:r>
-        <w:rPr>
-          <w:rFonts w:hint="eastAsia"/>
+        <w:t xml:space="preserve">第三层</w:t>
+      </w:r>
+      <w:r>
+        <w:rPr>
           <w:b/>
           <w:bCs/>
         </w:rPr>
-        <w:t xml:space="preserve">演示不依赖实时网络</w:t>
-      </w:r>
-      <w:r>
-        <w:t xml:space="preserve">;</w:t>
-      </w:r>
-    </w:p>
-    <w:p>
-      <w:pPr>
-        <w:pStyle w:val="Compact"/>
-        <w:numPr>
-          <w:ilvl w:val="0"/>
-          <w:numId w:val="1005"/>
-        </w:numPr>
-      </w:pPr>
-      <w:r>
-        <w:rPr>
-          <w:rFonts w:hint="eastAsia"/>
-        </w:rPr>
-        <w:t xml:space="preserve">同比、环比、比率等指标全部由</w:t>
-      </w:r>
-      <w:r>
-        <w:t xml:space="preserve"> Python </w:t>
-      </w:r>
-      <w:r>
-        <w:rPr>
-          <w:rFonts w:hint="eastAsia"/>
-        </w:rPr>
-        <w:t xml:space="preserve">代码计算,LLM</w:t>
-      </w:r>
-      <w:r>
         <w:t xml:space="preserve"> </w:t>
       </w:r>
       <w:r>
         <w:rPr>
           <w:rFonts w:hint="eastAsia"/>
-        </w:rPr>
-        <w:t xml:space="preserve">只做归因叙述</w:t>
-      </w:r>
-      <w:r>
-        <w:t xml:space="preserve"> —— </w:t>
-      </w:r>
-      <w:r>
-        <w:rPr>
-          <w:rFonts w:hint="eastAsia"/>
-        </w:rPr>
-        <w:t xml:space="preserve">这是”计算准确性”的工程纪律。</w:t>
-      </w:r>
-    </w:p>
-    <w:bookmarkEnd w:id="19"/>
-    <w:bookmarkStart w:id="20" w:name="红旗规则引擎预警层"/>
+          <w:b/>
+          <w:bCs/>
+        </w:rPr>
+        <w:t xml:space="preserve">原文溯源</w:t>
+      </w:r>
+      <w:r>
+        <w:rPr>
+          <w:rFonts w:hint="eastAsia"/>
+        </w:rPr>
+        <w:t xml:space="preserve">:对每个已提取字段的值生成写法变体(千分位/日期格式/百分比),逐页回原文归一化搜索;命中则记录页码与证据片段,未命中显式标记”未溯源”并提示人工复核。覆盖率</w:t>
+      </w:r>
+      <w:r>
+        <w:t xml:space="preserve"> = </w:t>
+      </w:r>
+      <w:r>
+        <w:rPr>
+          <w:rFonts w:hint="eastAsia"/>
+        </w:rPr>
+        <w:t xml:space="preserve">命中字段数</w:t>
+      </w:r>
+      <w:r>
+        <w:t xml:space="preserve"> / </w:t>
+      </w:r>
+      <w:r>
+        <w:rPr>
+          <w:rFonts w:hint="eastAsia"/>
+        </w:rPr>
+        <w:t xml:space="preserve">参与溯源字段总数。</w:t>
+      </w:r>
+    </w:p>
+    <w:bookmarkEnd w:id="24"/>
+    <w:bookmarkStart w:id="25" w:name="确定性指标计算与双源数据采集"/>
+    <w:p>
+      <w:pPr>
+        <w:pStyle w:val="Heading3"/>
+      </w:pPr>
+      <w:r>
+        <w:t xml:space="preserve">4.4 </w:t>
+      </w:r>
+      <w:r>
+        <w:rPr>
+          <w:rFonts w:hint="eastAsia"/>
+        </w:rPr>
+        <w:t xml:space="preserve">确定性指标计算与双源数据采集</w:t>
+      </w:r>
+    </w:p>
+    <w:p>
+      <w:pPr>
+        <w:pStyle w:val="FirstParagraph"/>
+      </w:pPr>
+      <w:r>
+        <w:rPr>
+          <w:rFonts w:hint="eastAsia"/>
+        </w:rPr>
+        <w:t xml:space="preserve">财务数据经</w:t>
+      </w:r>
+      <w:r>
+        <w:t xml:space="preserve"> akshare </w:t>
+      </w:r>
+      <w:r>
+        <w:rPr>
+          <w:rFonts w:hint="eastAsia"/>
+        </w:rPr>
+        <w:t xml:space="preserve">公开接口双源采集(同花顺财务摘要</w:t>
+      </w:r>
+      <w:r>
+        <w:t xml:space="preserve"> + </w:t>
+      </w:r>
+      <w:r>
+        <w:rPr>
+          <w:rFonts w:hint="eastAsia"/>
+        </w:rPr>
+        <w:t xml:space="preserve">新浪财务指标),落盘</w:t>
+      </w:r>
+      <w:r>
+        <w:t xml:space="preserve"> CSV </w:t>
+      </w:r>
+      <w:r>
+        <w:rPr>
+          <w:rFonts w:hint="eastAsia"/>
+        </w:rPr>
+        <w:t xml:space="preserve">并生成采集元数据(来源、时间、行数);同比、环比、比率一律由代码计算,LLM</w:t>
+      </w:r>
+      <w:r>
+        <w:t xml:space="preserve"> </w:t>
+      </w:r>
+      <w:r>
+        <w:rPr>
+          <w:rFonts w:hint="eastAsia"/>
+        </w:rPr>
+        <w:t xml:space="preserve">仅做归因叙述——</w:t>
+      </w:r>
+      <w:r>
+        <w:rPr>
+          <w:rFonts w:hint="eastAsia"/>
+        </w:rPr>
+        <w:t xml:space="preserve">“数字不出模型口”</w:t>
+      </w:r>
+      <w:r>
+        <w:t xml:space="preserve">。</w:t>
+      </w:r>
+    </w:p>
+    <w:bookmarkEnd w:id="25"/>
+    <w:bookmarkStart w:id="26" w:name="红旗规则引擎预警层"/>
     <w:p>
       <w:pPr>
         <w:pStyle w:val="Heading3"/>
@@ -2881,7 +2696,7 @@
               <w:rPr>
                 <w:rFonts w:hint="eastAsia"/>
               </w:rPr>
-              <w:t xml:space="preserve">|净利润−扣非|/|净利润|&gt;30%</w:t>
+              <w:t xml:space="preserve">|净利润−扣非|/|净利润|&gt;30%(净利润≥5000万)</w:t>
             </w:r>
           </w:p>
         </w:tc>
@@ -2991,7 +2806,7 @@
               <w:rPr>
                 <w:rFonts w:hint="eastAsia"/>
               </w:rPr>
-              <w:t xml:space="preserve">净利润同比降幅&gt;30%/50%</w:t>
+              <w:t xml:space="preserve">净利润同比降幅&gt;30%(橙)/50%(红)</w:t>
             </w:r>
           </w:p>
         </w:tc>
@@ -3046,30 +2861,24 @@
               <w:rPr>
                 <w:rFonts w:hint="eastAsia"/>
               </w:rPr>
-              <w:t xml:space="preserve">连续两年净利润为负(ST</w:t>
-            </w:r>
-            <w:r>
-              <w:t xml:space="preserve"> </w:t>
-            </w:r>
-            <w:r>
-              <w:rPr>
-                <w:rFonts w:hint="eastAsia"/>
-              </w:rPr>
-              <w:t xml:space="preserve">风险)</w:t>
-            </w:r>
-          </w:p>
-        </w:tc>
-        <w:tc>
-          <w:tcPr/>
-          <w:p>
-            <w:pPr>
-              <w:pStyle w:val="Compact"/>
-            </w:pPr>
-            <w:r>
-              <w:rPr>
-                <w:rFonts w:hint="eastAsia"/>
-              </w:rPr>
-              <w:t xml:space="preserve">异常信号</w:t>
+              <w:t xml:space="preserve">连续两年净利润为负</w:t>
+            </w:r>
+          </w:p>
+        </w:tc>
+        <w:tc>
+          <w:tcPr/>
+          <w:p>
+            <w:pPr>
+              <w:pStyle w:val="Compact"/>
+            </w:pPr>
+            <w:r>
+              <w:t xml:space="preserve">ST </w:t>
+            </w:r>
+            <w:r>
+              <w:rPr>
+                <w:rFonts w:hint="eastAsia"/>
+              </w:rPr>
+              <w:t xml:space="preserve">风险</w:t>
             </w:r>
           </w:p>
         </w:tc>
@@ -3110,7 +2919,7 @@
               <w:rPr>
                 <w:rFonts w:hint="eastAsia"/>
               </w:rPr>
-              <w:t xml:space="preserve">资产负债率&gt;60%/70%(银行豁免)</w:t>
+              <w:t xml:space="preserve">资产负债率&gt;60%(橙)/70%(红),银行业豁免</w:t>
             </w:r>
           </w:p>
         </w:tc>
@@ -3220,23 +3029,21 @@
               <w:rPr>
                 <w:rFonts w:hint="eastAsia"/>
               </w:rPr>
-              <w:t xml:space="preserve">质押占其所持&gt;50%/70%</w:t>
-            </w:r>
-          </w:p>
-        </w:tc>
-        <w:tc>
-          <w:tcPr/>
-          <w:p>
-            <w:pPr>
-              <w:pStyle w:val="Compact"/>
-            </w:pPr>
-            <w:r>
-              <w:rPr>
-                <w:rFonts w:hint="eastAsia"/>
-                <w:b/>
-                <w:bCs/>
-              </w:rPr>
-              <w:t xml:space="preserve">选题一→二咬合点</w:t>
+              <w:t xml:space="preserve">质押占其所持&gt;50%(橙)/70%(红),由选题一提取结果驱动</w:t>
+            </w:r>
+          </w:p>
+        </w:tc>
+        <w:tc>
+          <w:tcPr/>
+          <w:p>
+            <w:pPr>
+              <w:pStyle w:val="Compact"/>
+            </w:pPr>
+            <w:r>
+              <w:rPr>
+                <w:rFonts w:hint="eastAsia"/>
+              </w:rPr>
+              <w:t xml:space="preserve">咬合点</w:t>
             </w:r>
           </w:p>
         </w:tc>
@@ -3277,21 +3084,21 @@
               <w:rPr>
                 <w:rFonts w:hint="eastAsia"/>
               </w:rPr>
-              <w:t xml:space="preserve">未来半年到期融资余额&gt;0</w:t>
-            </w:r>
-          </w:p>
-        </w:tc>
-        <w:tc>
-          <w:tcPr/>
-          <w:p>
-            <w:pPr>
-              <w:pStyle w:val="Compact"/>
-            </w:pPr>
-            <w:r>
-              <w:rPr>
-                <w:rFonts w:hint="eastAsia"/>
-              </w:rPr>
-              <w:t xml:space="preserve">短期偿付风险</w:t>
+              <w:t xml:space="preserve">未来半年到期融资余额&gt;0,由提取结果驱动</w:t>
+            </w:r>
+          </w:p>
+        </w:tc>
+        <w:tc>
+          <w:tcPr/>
+          <w:p>
+            <w:pPr>
+              <w:pStyle w:val="Compact"/>
+            </w:pPr>
+            <w:r>
+              <w:rPr>
+                <w:rFonts w:hint="eastAsia"/>
+              </w:rPr>
+              <w:t xml:space="preserve">短期偿付</w:t>
             </w:r>
           </w:p>
         </w:tc>
@@ -3302,16 +3109,28 @@
         <w:pStyle w:val="BodyText"/>
       </w:pPr>
       <w:r>
-        <w:t xml:space="preserve">R8/R9 </w:t>
-      </w:r>
-      <w:r>
-        <w:rPr>
-          <w:rFonts w:hint="eastAsia"/>
-        </w:rPr>
-        <w:t xml:space="preserve">的输入直接来自选题一的公告提取结果</w:t>
-      </w:r>
-      <w:r>
-        <w:t xml:space="preserve"> ——</w:t>
+        <w:rPr>
+          <w:rFonts w:hint="eastAsia"/>
+        </w:rPr>
+        <w:t xml:space="preserve">综合评级:存在红色规则</w:t>
+      </w:r>
+      <w:r>
+        <w:t xml:space="preserve"> → </w:t>
+      </w:r>
+      <w:r>
+        <w:rPr>
+          <w:rFonts w:hint="eastAsia"/>
+        </w:rPr>
+        <w:t xml:space="preserve">高风险;橙色</w:t>
+      </w:r>
+      <w:r>
+        <w:t xml:space="preserve"> ≥2 → </w:t>
+      </w:r>
+      <w:r>
+        <w:rPr>
+          <w:rFonts w:hint="eastAsia"/>
+        </w:rPr>
+        <w:t xml:space="preserve">关注;否则</w:t>
       </w:r>
       <w:r>
         <w:t xml:space="preserve"> </w:t>
@@ -3319,20 +3138,12 @@
       <w:r>
         <w:rPr>
           <w:rFonts w:hint="eastAsia"/>
-          <w:b/>
-          <w:bCs/>
-        </w:rPr>
-        <w:t xml:space="preserve">提取不是终点,而是预警的输入</w:t>
-      </w:r>
-      <w:r>
-        <w:rPr>
-          <w:rFonts w:hint="eastAsia"/>
-        </w:rPr>
-        <w:t xml:space="preserve">,两个选题形成”提取→分析→预警”一体化闭环。</w:t>
-      </w:r>
-    </w:p>
-    <w:bookmarkEnd w:id="20"/>
-    <w:bookmarkStart w:id="21" w:name="全程可追溯日志层"/>
+        </w:rPr>
+        <w:t xml:space="preserve">稳健。银行业等特殊行业的现金流、杠杆口径自动豁免相应规则,避免教科书式误报。</w:t>
+      </w:r>
+    </w:p>
+    <w:bookmarkEnd w:id="26"/>
+    <w:bookmarkStart w:id="27" w:name="可追溯性设计"/>
     <w:p>
       <w:pPr>
         <w:pStyle w:val="Heading3"/>
@@ -3344,7 +3155,7 @@
         <w:rPr>
           <w:rFonts w:hint="eastAsia"/>
         </w:rPr>
-        <w:t xml:space="preserve">全程可追溯(日志层)</w:t>
+        <w:t xml:space="preserve">可追溯性设计</w:t>
       </w:r>
     </w:p>
     <w:p>
@@ -3355,22 +3166,16 @@
         <w:rPr>
           <w:rFonts w:hint="eastAsia"/>
         </w:rPr>
-        <w:t xml:space="preserve">每份公告/每次分析生成</w:t>
+        <w:t xml:space="preserve">每份文档生成</w:t>
       </w:r>
       <w:r>
         <w:t xml:space="preserve"> </w:t>
       </w:r>
       <w:r>
         <w:rPr>
-          <w:rStyle w:val="VerbatimChar"/>
-        </w:rPr>
-        <w:t xml:space="preserve">trace.jsonl</w:t>
-      </w:r>
-      <w:r>
-        <w:rPr>
-          <w:rFonts w:hint="eastAsia"/>
-        </w:rPr>
-        <w:t xml:space="preserve">:文件访问、解析方式、OCR</w:t>
+          <w:rFonts w:hint="eastAsia"/>
+        </w:rPr>
+        <w:t xml:space="preserve">trace.jsonl:文件访问、解析方式、OCR</w:t>
       </w:r>
       <w:r>
         <w:t xml:space="preserve"> </w:t>
@@ -3397,12 +3202,21 @@
         <w:rPr>
           <w:rFonts w:hint="eastAsia"/>
         </w:rPr>
-        <w:t xml:space="preserve">用量)、校验结论、溯源结果、结果落盘,逐事件记录,满足”数据来源可核验、执行过程可追溯、运行结果可复现”。</w:t>
-      </w:r>
-    </w:p>
-    <w:bookmarkEnd w:id="21"/>
-    <w:bookmarkEnd w:id="22"/>
-    <w:bookmarkStart w:id="23" w:name="五创新点"/>
+        <w:t xml:space="preserve">用量)、校验结论、溯源结果、结果落盘,逐事件记录;数据采集生成</w:t>
+      </w:r>
+      <w:r>
+        <w:t xml:space="preserve"> </w:t>
+      </w:r>
+      <w:r>
+        <w:rPr>
+          <w:rFonts w:hint="eastAsia"/>
+        </w:rPr>
+        <w:t xml:space="preserve">fetch_meta.json。满足”来源可核验、过程可追溯、结果可复现”。</w:t>
+      </w:r>
+    </w:p>
+    <w:bookmarkEnd w:id="27"/>
+    <w:bookmarkEnd w:id="28"/>
+    <w:bookmarkStart w:id="35" w:name="五实验"/>
     <w:p>
       <w:pPr>
         <w:pStyle w:val="Heading2"/>
@@ -3411,7 +3225,22 @@
         <w:rPr>
           <w:rFonts w:hint="eastAsia"/>
         </w:rPr>
-        <w:t xml:space="preserve">五、创新点</w:t>
+        <w:t xml:space="preserve">五、实验</w:t>
+      </w:r>
+    </w:p>
+    <w:bookmarkStart w:id="29" w:name="实验设置"/>
+    <w:p>
+      <w:pPr>
+        <w:pStyle w:val="Heading3"/>
+      </w:pPr>
+      <w:r>
+        <w:t xml:space="preserve">5.1 </w:t>
+      </w:r>
+      <w:r>
+        <w:rPr>
+          <w:rFonts w:hint="eastAsia"/>
+        </w:rPr>
+        <w:t xml:space="preserve">实验设置</w:t>
       </w:r>
     </w:p>
     <w:p>
@@ -3419,7 +3248,7 @@
         <w:pStyle w:val="Compact"/>
         <w:numPr>
           <w:ilvl w:val="0"/>
-          <w:numId w:val="1006"/>
+          <w:numId w:val="1004"/>
         </w:numPr>
       </w:pPr>
       <w:r>
@@ -3428,40 +3257,70 @@
           <w:b/>
           <w:bCs/>
         </w:rPr>
-        <w:t xml:space="preserve">选题一体化闭环</w:t>
-      </w:r>
-      <w:r>
-        <w:rPr>
-          <w:rFonts w:hint="eastAsia"/>
-        </w:rPr>
-        <w:t xml:space="preserve">:多数参赛作品将选题一、二割裂作答;本项目让选题一的结构化提取结果(质押比例、到期压力)直接驱动选题二的风险预警,形成”公告</w:t>
-      </w:r>
-      <w:r>
-        <w:t xml:space="preserve"> → </w:t>
-      </w:r>
-      <w:r>
-        <w:rPr>
-          <w:rFonts w:hint="eastAsia"/>
-        </w:rPr>
-        <w:t xml:space="preserve">数据</w:t>
-      </w:r>
-      <w:r>
-        <w:t xml:space="preserve"> → </w:t>
-      </w:r>
-      <w:r>
-        <w:rPr>
-          <w:rFonts w:hint="eastAsia"/>
-        </w:rPr>
-        <w:t xml:space="preserve">信号</w:t>
-      </w:r>
-      <w:r>
-        <w:t xml:space="preserve"> → </w:t>
-      </w:r>
-      <w:r>
-        <w:rPr>
-          <w:rFonts w:hint="eastAsia"/>
-        </w:rPr>
-        <w:t xml:space="preserve">预警”完整价值链。</w:t>
+        <w:t xml:space="preserve">数据集</w:t>
+      </w:r>
+      <w:r>
+        <w:t xml:space="preserve">:(a) </w:t>
+      </w:r>
+      <w:r>
+        <w:rPr>
+          <w:rFonts w:hint="eastAsia"/>
+        </w:rPr>
+        <w:t xml:space="preserve">工程样本</w:t>
+      </w:r>
+      <w:r>
+        <w:t xml:space="preserve"> 3 </w:t>
+      </w:r>
+      <w:r>
+        <w:rPr>
+          <w:rFonts w:hint="eastAsia"/>
+        </w:rPr>
+        <w:t xml:space="preserve">份(三湘印象质押及解押公告文本版/扫描件版、贵阳银行质押展期公告);(b)</w:t>
+      </w:r>
+      <w:r>
+        <w:t xml:space="preserve"> </w:t>
+      </w:r>
+      <w:r>
+        <w:rPr>
+          <w:rFonts w:hint="eastAsia"/>
+        </w:rPr>
+        <w:t xml:space="preserve">评测集</w:t>
+      </w:r>
+      <w:r>
+        <w:t xml:space="preserve"> 30 </w:t>
+      </w:r>
+      <w:r>
+        <w:rPr>
+          <w:rFonts w:hint="eastAsia"/>
+        </w:rPr>
+        <w:t xml:space="preserve">份(2026</w:t>
+      </w:r>
+      <w:r>
+        <w:t xml:space="preserve"> </w:t>
+      </w:r>
+      <w:r>
+        <w:rPr>
+          <w:rFonts w:hint="eastAsia"/>
+        </w:rPr>
+        <w:t xml:space="preserve">年</w:t>
+      </w:r>
+      <w:r>
+        <w:t xml:space="preserve"> 6-9 </w:t>
+      </w:r>
+      <w:r>
+        <w:rPr>
+          <w:rFonts w:hint="eastAsia"/>
+        </w:rPr>
+        <w:t xml:space="preserve">月巨潮资讯网真实质押类公告,自动采集、来源</w:t>
+      </w:r>
+      <w:r>
+        <w:t xml:space="preserve"> URL </w:t>
+      </w:r>
+      <w:r>
+        <w:rPr>
+          <w:rFonts w:hint="eastAsia"/>
+        </w:rPr>
+        <w:t xml:space="preserve">留痕,对系统完全未见);</w:t>
       </w:r>
     </w:p>
     <w:p>
@@ -3469,7 +3328,7 @@
         <w:pStyle w:val="Compact"/>
         <w:numPr>
           <w:ilvl w:val="0"/>
-          <w:numId w:val="1006"/>
+          <w:numId w:val="1004"/>
         </w:numPr>
       </w:pPr>
       <w:r>
@@ -3478,28 +3337,13 @@
           <w:b/>
           <w:bCs/>
         </w:rPr>
-        <w:t xml:space="preserve">三层校验</w:t>
-      </w:r>
-      <w:r>
-        <w:rPr>
-          <w:b/>
-          <w:bCs/>
-        </w:rPr>
-        <w:t xml:space="preserve"> + </w:t>
-      </w:r>
-      <w:r>
-        <w:rPr>
-          <w:rFonts w:hint="eastAsia"/>
-          <w:b/>
-          <w:bCs/>
-        </w:rPr>
-        <w:t xml:space="preserve">原文溯源的抗幻觉体系</w:t>
-      </w:r>
-      <w:r>
-        <w:rPr>
-          <w:rFonts w:hint="eastAsia"/>
-        </w:rPr>
-        <w:t xml:space="preserve">:不止于”输出</w:t>
+        <w:t xml:space="preserve">模型</w:t>
+      </w:r>
+      <w:r>
+        <w:rPr>
+          <w:rFonts w:hint="eastAsia"/>
+        </w:rPr>
+        <w:t xml:space="preserve">:主力</w:t>
       </w:r>
       <w:r>
         <w:t xml:space="preserve"> </w:t>
@@ -3508,16 +3352,16 @@
         <w:rPr>
           <w:rFonts w:hint="eastAsia"/>
         </w:rPr>
-        <w:t xml:space="preserve">JSON”,而是让每个字段可回原文定位页码,未溯源字段显式标记人工复核</w:t>
-      </w:r>
-      <w:r>
-        <w:t xml:space="preserve"> —— </w:t>
-      </w:r>
-      <w:r>
-        <w:rPr>
-          <w:rFonts w:hint="eastAsia"/>
-        </w:rPr>
-        <w:t xml:space="preserve">直接回应金融场景对幻觉的零容忍。</w:t>
+        <w:t xml:space="preserve">DeepSeek(temperature=0,保证可复现),备用</w:t>
+      </w:r>
+      <w:r>
+        <w:t xml:space="preserve"> </w:t>
+      </w:r>
+      <w:r>
+        <w:rPr>
+          <w:rFonts w:hint="eastAsia"/>
+        </w:rPr>
+        <w:t xml:space="preserve">Kimi(月之暗面),均国产;</w:t>
       </w:r>
     </w:p>
     <w:p>
@@ -3525,7 +3369,7 @@
         <w:pStyle w:val="Compact"/>
         <w:numPr>
           <w:ilvl w:val="0"/>
-          <w:numId w:val="1006"/>
+          <w:numId w:val="1004"/>
         </w:numPr>
       </w:pPr>
       <w:r>
@@ -3534,16 +3378,13 @@
           <w:b/>
           <w:bCs/>
         </w:rPr>
-        <w:t xml:space="preserve">校验-重试闭环的格式保证</w:t>
-      </w:r>
-      <w:r>
-        <w:t xml:space="preserve">:LLM </w:t>
-      </w:r>
-      <w:r>
-        <w:rPr>
-          <w:rFonts w:hint="eastAsia"/>
-        </w:rPr>
-        <w:t xml:space="preserve">输出不合格即携问题清单自动重试,格式规范性由”祈祷模型”变为”工程闭环”。</w:t>
+        <w:t xml:space="preserve">对照</w:t>
+      </w:r>
+      <w:r>
+        <w:rPr>
+          <w:rFonts w:hint="eastAsia"/>
+        </w:rPr>
+        <w:t xml:space="preserve">:规则提取路径(正则+表格结构解析)作为消融基线;</w:t>
       </w:r>
     </w:p>
     <w:p>
@@ -3551,7 +3392,7 @@
         <w:pStyle w:val="Compact"/>
         <w:numPr>
           <w:ilvl w:val="0"/>
-          <w:numId w:val="1006"/>
+          <w:numId w:val="1004"/>
         </w:numPr>
       </w:pPr>
       <w:r>
@@ -3560,41 +3401,35 @@
           <w:b/>
           <w:bCs/>
         </w:rPr>
-        <w:t xml:space="preserve">行业口径豁免机制</w:t>
-      </w:r>
-      <w:r>
-        <w:rPr>
-          <w:rFonts w:hint="eastAsia"/>
-        </w:rPr>
-        <w:t xml:space="preserve">:银行业等特殊行业的现金流、杠杆口径自动豁免相应规则,体现金融专业性,避免教科书式误报。</w:t>
-      </w:r>
-    </w:p>
-    <w:bookmarkEnd w:id="23"/>
-    <w:bookmarkStart w:id="27" w:name="六已实现原型与实验结果"/>
-    <w:p>
-      <w:pPr>
-        <w:pStyle w:val="Heading2"/>
-      </w:pPr>
-      <w:r>
-        <w:rPr>
-          <w:rFonts w:hint="eastAsia"/>
-        </w:rPr>
-        <w:t xml:space="preserve">六、已实现原型与实验结果</w:t>
-      </w:r>
-    </w:p>
-    <w:bookmarkStart w:id="24" w:name="选题一公告结构化提取三份真实样本数据来自巨潮资讯网"/>
+        <w:t xml:space="preserve">环境</w:t>
+      </w:r>
+      <w:r>
+        <w:t xml:space="preserve">:Windows 11,Python 3,CPU </w:t>
+      </w:r>
+      <w:r>
+        <w:rPr>
+          <w:rFonts w:hint="eastAsia"/>
+        </w:rPr>
+        <w:t xml:space="preserve">即可运行,无需</w:t>
+      </w:r>
+      <w:r>
+        <w:t xml:space="preserve"> GPU。</w:t>
+      </w:r>
+    </w:p>
+    <w:bookmarkEnd w:id="29"/>
+    <w:bookmarkStart w:id="30" w:name="主实验工程样本提取质量"/>
     <w:p>
       <w:pPr>
         <w:pStyle w:val="Heading3"/>
       </w:pPr>
       <w:r>
-        <w:t xml:space="preserve">6.1 </w:t>
-      </w:r>
-      <w:r>
-        <w:rPr>
-          <w:rFonts w:hint="eastAsia"/>
-        </w:rPr>
-        <w:t xml:space="preserve">选题一:公告结构化提取(三份真实样本,数据来自巨潮资讯网)</w:t>
+        <w:t xml:space="preserve">5.2 </w:t>
+      </w:r>
+      <w:r>
+        <w:rPr>
+          <w:rFonts w:hint="eastAsia"/>
+        </w:rPr>
+        <w:t xml:space="preserve">主实验:工程样本提取质量</w:t>
       </w:r>
     </w:p>
     <w:tbl>
@@ -3746,7 +3581,7 @@
               <w:rPr>
                 <w:rFonts w:hint="eastAsia"/>
               </w:rPr>
-              <w:t xml:space="preserve">项字段全部命中)</w:t>
+              <w:t xml:space="preserve">项)</w:t>
             </w:r>
           </w:p>
         </w:tc>
@@ -3826,7 +3661,7 @@
               <w:rPr>
                 <w:rFonts w:hint="eastAsia"/>
               </w:rPr>
-              <w:t xml:space="preserve">项字段全部命中)</w:t>
+              <w:t xml:space="preserve">项)</w:t>
             </w:r>
           </w:p>
         </w:tc>
@@ -3902,7 +3737,7 @@
               <w:rPr>
                 <w:rFonts w:hint="eastAsia"/>
               </w:rPr>
-              <w:t xml:space="preserve">噪声字段,已被溯源机制显式标记并提示人工复核)</w:t>
+              <w:t xml:space="preserve">噪声字段,已显式标记)</w:t>
             </w:r>
           </w:p>
         </w:tc>
@@ -3916,59 +3751,110 @@
         <w:rPr>
           <w:rFonts w:hint="eastAsia"/>
         </w:rPr>
-        <w:t xml:space="preserve">勾稽校验示例(三湘印象,系统自动生成):</w:t>
+        <w:t xml:space="preserve">勾稽校验示例(系统自动生成):</w:t>
+      </w:r>
+      <w:r>
+        <w:rPr>
+          <w:rStyle w:val="VerbatimChar"/>
+          <w:rFonts w:hint="eastAsia"/>
+        </w:rPr>
+        <w:t xml:space="preserve">黄辉:质押前</w:t>
+      </w:r>
+      <w:r>
+        <w:rPr>
+          <w:rStyle w:val="VerbatimChar"/>
+        </w:rPr>
+        <w:t xml:space="preserve"> 151,000,000 − </w:t>
+      </w:r>
+      <w:r>
+        <w:rPr>
+          <w:rStyle w:val="VerbatimChar"/>
+          <w:rFonts w:hint="eastAsia"/>
+        </w:rPr>
+        <w:t xml:space="preserve">解除</w:t>
+      </w:r>
+      <w:r>
+        <w:rPr>
+          <w:rStyle w:val="VerbatimChar"/>
+        </w:rPr>
+        <w:t xml:space="preserve"> 75,000,000 + </w:t>
+      </w:r>
+      <w:r>
+        <w:rPr>
+          <w:rStyle w:val="VerbatimChar"/>
+          <w:rFonts w:hint="eastAsia"/>
+        </w:rPr>
+        <w:t xml:space="preserve">新增</w:t>
+      </w:r>
+      <w:r>
+        <w:rPr>
+          <w:rStyle w:val="VerbatimChar"/>
+        </w:rPr>
+        <w:t xml:space="preserve"> 51,000,000 = </w:t>
+      </w:r>
+      <w:r>
+        <w:rPr>
+          <w:rStyle w:val="VerbatimChar"/>
+          <w:rFonts w:hint="eastAsia"/>
+        </w:rPr>
+        <w:t xml:space="preserve">127,000,000,与公告披露完全一致</w:t>
+      </w:r>
+      <w:r>
+        <w:t xml:space="preserve">。</w:t>
+      </w:r>
+    </w:p>
+    <w:bookmarkEnd w:id="30"/>
+    <w:bookmarkStart w:id="31" w:name="评测集主实验30-份未见公告"/>
+    <w:p>
+      <w:pPr>
+        <w:pStyle w:val="Heading3"/>
+      </w:pPr>
+      <w:r>
+        <w:t xml:space="preserve">5.3 </w:t>
+      </w:r>
+      <w:r>
+        <w:rPr>
+          <w:rFonts w:hint="eastAsia"/>
+        </w:rPr>
+        <w:t xml:space="preserve">评测集主实验(30</w:t>
       </w:r>
       <w:r>
         <w:t xml:space="preserve"> </w:t>
       </w:r>
       <w:r>
         <w:rPr>
-          <w:rStyle w:val="VerbatimChar"/>
-          <w:rFonts w:hint="eastAsia"/>
-        </w:rPr>
-        <w:t xml:space="preserve">黄辉:质押前</w:t>
-      </w:r>
-      <w:r>
-        <w:rPr>
-          <w:rStyle w:val="VerbatimChar"/>
-        </w:rPr>
-        <w:t xml:space="preserve"> 151,000,000 − </w:t>
-      </w:r>
-      <w:r>
-        <w:rPr>
-          <w:rStyle w:val="VerbatimChar"/>
-          <w:rFonts w:hint="eastAsia"/>
-        </w:rPr>
-        <w:t xml:space="preserve">解除</w:t>
-      </w:r>
-      <w:r>
-        <w:rPr>
-          <w:rStyle w:val="VerbatimChar"/>
-        </w:rPr>
-        <w:t xml:space="preserve"> 75,000,000 + </w:t>
-      </w:r>
-      <w:r>
-        <w:rPr>
-          <w:rStyle w:val="VerbatimChar"/>
-          <w:rFonts w:hint="eastAsia"/>
-        </w:rPr>
-        <w:t xml:space="preserve">新增</w:t>
-      </w:r>
-      <w:r>
-        <w:rPr>
-          <w:rStyle w:val="VerbatimChar"/>
-        </w:rPr>
-        <w:t xml:space="preserve"> 51,000,000 = </w:t>
-      </w:r>
-      <w:r>
-        <w:rPr>
-          <w:rStyle w:val="VerbatimChar"/>
-          <w:rFonts w:hint="eastAsia"/>
-        </w:rPr>
-        <w:t xml:space="preserve">127,000,000,与公告披露完全一致</w:t>
-      </w:r>
-      <w:r>
-        <w:t xml:space="preserve">;</w:t>
+          <w:rFonts w:hint="eastAsia"/>
+        </w:rPr>
+        <w:t xml:space="preserve">份未见公告)</w:t>
+      </w:r>
+    </w:p>
+    <w:p>
+      <w:pPr>
+        <w:pStyle w:val="FirstParagraph"/>
+      </w:pPr>
+      <w:r>
+        <w:rPr>
+          <w:rFonts w:hint="eastAsia"/>
+        </w:rPr>
+        <w:t xml:space="preserve">评测集为</w:t>
+      </w:r>
+      <w:r>
+        <w:t xml:space="preserve"> 2026 </w:t>
+      </w:r>
+      <w:r>
+        <w:rPr>
+          <w:rFonts w:hint="eastAsia"/>
+        </w:rPr>
+        <w:t xml:space="preserve">年</w:t>
+      </w:r>
+      <w:r>
+        <w:t xml:space="preserve"> 6-9 </w:t>
+      </w:r>
+      <w:r>
+        <w:rPr>
+          <w:rFonts w:hint="eastAsia"/>
+        </w:rPr>
+        <w:t xml:space="preserve">月巨潮资讯网真实披露的质押类公告,由</w:t>
       </w:r>
       <w:r>
         <w:t xml:space="preserve"> </w:t>
@@ -3976,99 +3862,780 @@
       <w:r>
         <w:rPr>
           <w:rStyle w:val="VerbatimChar"/>
-          <w:rFonts w:hint="eastAsia"/>
-        </w:rPr>
-        <w:t xml:space="preserve">新增质押</w:t>
-      </w:r>
-      <w:r>
-        <w:rPr>
-          <w:rStyle w:val="VerbatimChar"/>
-        </w:rPr>
-        <w:t xml:space="preserve"> 51,000,000 </w:t>
-      </w:r>
-      <w:r>
-        <w:rPr>
-          <w:rStyle w:val="VerbatimChar"/>
-          <w:rFonts w:hint="eastAsia"/>
-        </w:rPr>
-        <w:t xml:space="preserve">股</w:t>
-      </w:r>
-      <w:r>
-        <w:rPr>
-          <w:rStyle w:val="VerbatimChar"/>
-        </w:rPr>
-        <w:t xml:space="preserve"> ÷ </w:t>
-      </w:r>
-      <w:r>
-        <w:rPr>
-          <w:rStyle w:val="VerbatimChar"/>
-          <w:rFonts w:hint="eastAsia"/>
-        </w:rPr>
-        <w:t xml:space="preserve">持股</w:t>
-      </w:r>
-      <w:r>
-        <w:rPr>
-          <w:rStyle w:val="VerbatimChar"/>
-        </w:rPr>
-        <w:t xml:space="preserve"> 166,275,402 </w:t>
-      </w:r>
-      <w:r>
-        <w:rPr>
-          <w:rStyle w:val="VerbatimChar"/>
-          <w:rFonts w:hint="eastAsia"/>
-        </w:rPr>
-        <w:t xml:space="preserve">股</w:t>
-      </w:r>
-      <w:r>
-        <w:rPr>
-          <w:rStyle w:val="VerbatimChar"/>
-        </w:rPr>
-        <w:t xml:space="preserve"> = </w:t>
-      </w:r>
-      <w:r>
-        <w:rPr>
-          <w:rStyle w:val="VerbatimChar"/>
-          <w:rFonts w:hint="eastAsia"/>
-        </w:rPr>
-        <w:t xml:space="preserve">30.6720%,公告披露</w:t>
-      </w:r>
-      <w:r>
-        <w:rPr>
-          <w:rStyle w:val="VerbatimChar"/>
-        </w:rPr>
+        </w:rPr>
+        <w:t xml:space="preserve">eval_collect.py</w:t>
+      </w:r>
+      <w:r>
         <w:t xml:space="preserve"> </w:t>
       </w:r>
       <w:r>
         <w:rPr>
-          <w:rStyle w:val="VerbatimChar"/>
-          <w:rFonts w:hint="eastAsia"/>
-        </w:rPr>
-        <w:t xml:space="preserve">30.67%(误差</w:t>
-      </w:r>
-      <w:r>
-        <w:rPr>
-          <w:rStyle w:val="VerbatimChar"/>
-        </w:rPr>
-        <w:t xml:space="preserve"> 0.01%)</w:t>
+          <w:rFonts w:hint="eastAsia"/>
+        </w:rPr>
+        <w:t xml:space="preserve">自动采集并留痕(来源</w:t>
+      </w:r>
+      <w:r>
+        <w:t xml:space="preserve"> </w:t>
+      </w:r>
+      <w:r>
+        <w:rPr>
+          <w:rFonts w:hint="eastAsia"/>
+        </w:rPr>
+        <w:t xml:space="preserve">URL、采集时间),系统开发过程中从未接触该集合。子类型分布:新增质押</w:t>
+      </w:r>
+      <w:r>
+        <w:t xml:space="preserve"> 15 </w:t>
+      </w:r>
+      <w:r>
+        <w:rPr>
+          <w:rFonts w:hint="eastAsia"/>
+        </w:rPr>
+        <w:t xml:space="preserve">份、解除质押</w:t>
+      </w:r>
+      <w:r>
+        <w:t xml:space="preserve"> 7 </w:t>
+      </w:r>
+      <w:r>
+        <w:rPr>
+          <w:rFonts w:hint="eastAsia"/>
+        </w:rPr>
+        <w:t xml:space="preserve">份、质押及解除质押混合</w:t>
+      </w:r>
+      <w:r>
+        <w:t xml:space="preserve"> 5 </w:t>
+      </w:r>
+      <w:r>
+        <w:rPr>
+          <w:rFonts w:hint="eastAsia"/>
+        </w:rPr>
+        <w:t xml:space="preserve">份、质押展期</w:t>
+      </w:r>
+      <w:r>
+        <w:t xml:space="preserve"> 2 </w:t>
+      </w:r>
+      <w:r>
+        <w:rPr>
+          <w:rFonts w:hint="eastAsia"/>
+        </w:rPr>
+        <w:t xml:space="preserve">份、其他</w:t>
+      </w:r>
+      <w:r>
+        <w:t xml:space="preserve"> 1 </w:t>
+      </w:r>
+      <w:r>
+        <w:rPr>
+          <w:rFonts w:hint="eastAsia"/>
+        </w:rPr>
+        <w:t xml:space="preserve">份。</w:t>
+      </w:r>
+    </w:p>
+    <w:tbl>
+      <w:tblPr>
+        <w:tblStyle w:val="Table"/>
+        <w:tblW w:type="auto" w:w="0"/>
+        <w:tblLook w:firstRow="1" w:lastRow="0" w:firstColumn="0" w:lastColumn="0" w:noHBand="0" w:noVBand="0" w:val="0020"/>
+      </w:tblPr>
+      <w:tblGrid>
+        <w:gridCol w:w="3960"/>
+        <w:gridCol w:w="3960"/>
+      </w:tblGrid>
+      <w:tr>
+        <w:trPr>
+          <w:tblHeader w:val="on"/>
+        </w:trPr>
+        <w:tc>
+          <w:tcPr/>
+          <w:p>
+            <w:pPr>
+              <w:pStyle w:val="Compact"/>
+            </w:pPr>
+            <w:r>
+              <w:rPr>
+                <w:rFonts w:hint="eastAsia"/>
+              </w:rPr>
+              <w:t xml:space="preserve">指标</w:t>
+            </w:r>
+          </w:p>
+        </w:tc>
+        <w:tc>
+          <w:tcPr/>
+          <w:p>
+            <w:pPr>
+              <w:pStyle w:val="Compact"/>
+            </w:pPr>
+            <w:r>
+              <w:rPr>
+                <w:rFonts w:hint="eastAsia"/>
+              </w:rPr>
+              <w:t xml:space="preserve">结果</w:t>
+            </w:r>
+          </w:p>
+        </w:tc>
+      </w:tr>
+      <w:tr>
+        <w:tc>
+          <w:tcPr/>
+          <w:p>
+            <w:pPr>
+              <w:pStyle w:val="Compact"/>
+            </w:pPr>
+            <w:r>
+              <w:rPr>
+                <w:rFonts w:hint="eastAsia"/>
+              </w:rPr>
+              <w:t xml:space="preserve">跑通率</w:t>
+            </w:r>
+          </w:p>
+        </w:tc>
+        <w:tc>
+          <w:tcPr/>
+          <w:p>
+            <w:pPr>
+              <w:pStyle w:val="Compact"/>
+            </w:pPr>
+            <w:r>
+              <w:rPr>
+                <w:b/>
+                <w:bCs/>
+              </w:rPr>
+              <w:t xml:space="preserve">30/30(100%)</w:t>
+            </w:r>
+            <w:r>
+              <w:rPr>
+                <w:rFonts w:hint="eastAsia"/>
+              </w:rPr>
+              <w:t xml:space="preserve">,全部走</w:t>
+            </w:r>
+            <w:r>
+              <w:t xml:space="preserve"> LLM </w:t>
+            </w:r>
+            <w:r>
+              <w:rPr>
+                <w:rFonts w:hint="eastAsia"/>
+              </w:rPr>
+              <w:t xml:space="preserve">路径,无一份触发兜底</w:t>
+            </w:r>
+          </w:p>
+        </w:tc>
+      </w:tr>
+      <w:tr>
+        <w:tc>
+          <w:tcPr/>
+          <w:p>
+            <w:pPr>
+              <w:pStyle w:val="Compact"/>
+            </w:pPr>
+            <w:r>
+              <w:rPr>
+                <w:rFonts w:hint="eastAsia"/>
+              </w:rPr>
+              <w:t xml:space="preserve">校验全过率(文档级)</w:t>
+            </w:r>
+          </w:p>
+        </w:tc>
+        <w:tc>
+          <w:tcPr/>
+          <w:p>
+            <w:pPr>
+              <w:pStyle w:val="Compact"/>
+            </w:pPr>
+            <w:r>
+              <w:rPr>
+                <w:b/>
+                <w:bCs/>
+              </w:rPr>
+              <w:t xml:space="preserve">18/30(60%)</w:t>
+            </w:r>
+            <w:r>
+              <w:rPr>
+                <w:rFonts w:hint="eastAsia"/>
+              </w:rPr>
+              <w:t xml:space="preserve">;其余</w:t>
+            </w:r>
+            <w:r>
+              <w:t xml:space="preserve"> 12 </w:t>
+            </w:r>
+            <w:r>
+              <w:rPr>
+                <w:rFonts w:hint="eastAsia"/>
+              </w:rPr>
+              <w:t xml:space="preserve">份平均仅差</w:t>
+            </w:r>
+            <w:r>
+              <w:t xml:space="preserve"> 1.3 </w:t>
+            </w:r>
+            <w:r>
+              <w:rPr>
+                <w:rFonts w:hint="eastAsia"/>
+              </w:rPr>
+              <w:t xml:space="preserve">项</w:t>
+            </w:r>
+          </w:p>
+        </w:tc>
+      </w:tr>
+      <w:tr>
+        <w:tc>
+          <w:tcPr/>
+          <w:p>
+            <w:pPr>
+              <w:pStyle w:val="Compact"/>
+            </w:pPr>
+            <w:r>
+              <w:rPr>
+                <w:rFonts w:hint="eastAsia"/>
+              </w:rPr>
+              <w:t xml:space="preserve">校验项总通过率(字段级)</w:t>
+            </w:r>
+          </w:p>
+        </w:tc>
+        <w:tc>
+          <w:tcPr/>
+          <w:p>
+            <w:pPr>
+              <w:pStyle w:val="Compact"/>
+            </w:pPr>
+            <w:r>
+              <w:rPr>
+                <w:b/>
+                <w:bCs/>
+              </w:rPr>
+              <w:t xml:space="preserve">217/232(93.5%)</w:t>
+            </w:r>
+          </w:p>
+        </w:tc>
+      </w:tr>
+      <w:tr>
+        <w:tc>
+          <w:tcPr/>
+          <w:p>
+            <w:pPr>
+              <w:pStyle w:val="Compact"/>
+            </w:pPr>
+            <w:r>
+              <w:rPr>
+                <w:rFonts w:hint="eastAsia"/>
+              </w:rPr>
+              <w:t xml:space="preserve">平均原文溯源覆盖率</w:t>
+            </w:r>
+          </w:p>
+        </w:tc>
+        <w:tc>
+          <w:tcPr/>
+          <w:p>
+            <w:pPr>
+              <w:pStyle w:val="Compact"/>
+            </w:pPr>
+            <w:r>
+              <w:rPr>
+                <w:b/>
+                <w:bCs/>
+              </w:rPr>
+              <w:t xml:space="preserve">91.5%</w:t>
+            </w:r>
+            <w:r>
+              <w:t xml:space="preserve">(14 </w:t>
+            </w:r>
+            <w:r>
+              <w:rPr>
+                <w:rFonts w:hint="eastAsia"/>
+              </w:rPr>
+              <w:t xml:space="preserve">份达</w:t>
+            </w:r>
+            <w:r>
+              <w:t xml:space="preserve"> 100%)</w:t>
+            </w:r>
+          </w:p>
+        </w:tc>
+      </w:tr>
+      <w:tr>
+        <w:tc>
+          <w:tcPr/>
+          <w:p>
+            <w:pPr>
+              <w:pStyle w:val="Compact"/>
+            </w:pPr>
+            <w:r>
+              <w:rPr>
+                <w:rFonts w:hint="eastAsia"/>
+              </w:rPr>
+              <w:t xml:space="preserve">平均每份提取质押记录</w:t>
+            </w:r>
+          </w:p>
+        </w:tc>
+        <w:tc>
+          <w:tcPr/>
+          <w:p>
+            <w:pPr>
+              <w:pStyle w:val="Compact"/>
+            </w:pPr>
+            <w:r>
+              <w:t xml:space="preserve">1.67 </w:t>
+            </w:r>
+            <w:r>
+              <w:rPr>
+                <w:rFonts w:hint="eastAsia"/>
+              </w:rPr>
+              <w:t xml:space="preserve">条(最多</w:t>
+            </w:r>
+            <w:r>
+              <w:t xml:space="preserve"> 7 </w:t>
+            </w:r>
+            <w:r>
+              <w:rPr>
+                <w:rFonts w:hint="eastAsia"/>
+              </w:rPr>
+              <w:t xml:space="preserve">条,天和防务多股东展期)</w:t>
+            </w:r>
+          </w:p>
+        </w:tc>
+      </w:tr>
+    </w:tbl>
+    <w:p>
+      <w:pPr>
+        <w:pStyle w:val="BodyText"/>
+      </w:pPr>
+      <w:r>
+        <w:rPr>
+          <w:rFonts w:hint="eastAsia"/>
+        </w:rPr>
+        <w:t xml:space="preserve">代表性样例:天和防务(7</w:t>
+      </w:r>
+      <w:r>
+        <w:t xml:space="preserve"> </w:t>
+      </w:r>
+      <w:r>
+        <w:rPr>
+          <w:rFonts w:hint="eastAsia"/>
+        </w:rPr>
+        <w:t xml:space="preserve">条展期记录,19/20</w:t>
+      </w:r>
+      <w:r>
+        <w:t xml:space="preserve"> </w:t>
+      </w:r>
+      <w:r>
+        <w:rPr>
+          <w:rFonts w:hint="eastAsia"/>
+        </w:rPr>
+        <w:t xml:space="preserve">校验、溯源</w:t>
+      </w:r>
+      <w:r>
+        <w:t xml:space="preserve"> </w:t>
+      </w:r>
+      <w:r>
+        <w:rPr>
+          <w:rFonts w:hint="eastAsia"/>
+        </w:rPr>
+        <w:t xml:space="preserve">100%);坤彩科技(13/13、溯源</w:t>
+      </w:r>
+      <w:r>
+        <w:t xml:space="preserve"> </w:t>
+      </w:r>
+      <w:r>
+        <w:rPr>
+          <w:rFonts w:hint="eastAsia"/>
+        </w:rPr>
+        <w:t xml:space="preserve">100%);万集科技(3</w:t>
+      </w:r>
+      <w:r>
+        <w:t xml:space="preserve"> </w:t>
+      </w:r>
+      <w:r>
+        <w:rPr>
+          <w:rFonts w:hint="eastAsia"/>
+        </w:rPr>
+        <w:t xml:space="preserve">条记录,11/12、溯源</w:t>
+      </w:r>
+      <w:r>
+        <w:t xml:space="preserve"> </w:t>
+      </w:r>
+      <w:r>
+        <w:rPr>
+          <w:rFonts w:hint="eastAsia"/>
+        </w:rPr>
+        <w:t xml:space="preserve">82.4%)。完整逐份结果见</w:t>
+      </w:r>
+      <w:r>
+        <w:t xml:space="preserve"> </w:t>
+      </w:r>
+      <w:r>
+        <w:rPr>
+          <w:rStyle w:val="VerbatimChar"/>
+        </w:rPr>
+        <w:t xml:space="preserve">output/eval/eval_summary.json</w:t>
       </w:r>
       <w:r>
         <w:t xml:space="preserve">。</w:t>
       </w:r>
     </w:p>
-    <w:bookmarkEnd w:id="24"/>
-    <w:bookmarkStart w:id="25" w:name="选题二信用风险预警回溯测试"/>
+    <w:bookmarkEnd w:id="31"/>
+    <w:bookmarkStart w:id="32" w:name="消融实验llm-提取路径-vs-纯规则路径"/>
     <w:p>
       <w:pPr>
         <w:pStyle w:val="Heading3"/>
       </w:pPr>
       <w:r>
-        <w:t xml:space="preserve">6.2 </w:t>
-      </w:r>
-      <w:r>
-        <w:rPr>
-          <w:rFonts w:hint="eastAsia"/>
-        </w:rPr>
-        <w:t xml:space="preserve">选题二:信用风险预警回溯测试</w:t>
+        <w:t xml:space="preserve">5.4 </w:t>
+      </w:r>
+      <w:r>
+        <w:rPr>
+          <w:rFonts w:hint="eastAsia"/>
+        </w:rPr>
+        <w:t xml:space="preserve">消融实验:LLM</w:t>
+      </w:r>
+      <w:r>
+        <w:t xml:space="preserve"> </w:t>
+      </w:r>
+      <w:r>
+        <w:rPr>
+          <w:rFonts w:hint="eastAsia"/>
+        </w:rPr>
+        <w:t xml:space="preserve">提取路径</w:t>
+      </w:r>
+      <w:r>
+        <w:t xml:space="preserve"> vs </w:t>
+      </w:r>
+      <w:r>
+        <w:rPr>
+          <w:rFonts w:hint="eastAsia"/>
+        </w:rPr>
+        <w:t xml:space="preserve">纯规则路径</w:t>
+      </w:r>
+    </w:p>
+    <w:p>
+      <w:pPr>
+        <w:pStyle w:val="FirstParagraph"/>
+      </w:pPr>
+      <w:r>
+        <w:rPr>
+          <w:rFonts w:hint="eastAsia"/>
+        </w:rPr>
+        <w:t xml:space="preserve">为回答”大模型在提取环节的增量价值”,对同一评测集</w:t>
+      </w:r>
+      <w:r>
+        <w:t xml:space="preserve"> 30 </w:t>
+      </w:r>
+      <w:r>
+        <w:rPr>
+          <w:rFonts w:hint="eastAsia"/>
+        </w:rPr>
+        <w:t xml:space="preserve">份公告分别运行</w:t>
+      </w:r>
+      <w:r>
+        <w:t xml:space="preserve"> LLM </w:t>
+      </w:r>
+      <w:r>
+        <w:rPr>
+          <w:rFonts w:hint="eastAsia"/>
+        </w:rPr>
+        <w:t xml:space="preserve">路径与纯规则路径(正则+表格结构解析,无</w:t>
+      </w:r>
+      <w:r>
+        <w:t xml:space="preserve"> </w:t>
+      </w:r>
+      <w:r>
+        <w:rPr>
+          <w:rFonts w:hint="eastAsia"/>
+        </w:rPr>
+        <w:t xml:space="preserve">LLM),对照结果(</w:t>
+      </w:r>
+      <w:r>
+        <w:rPr>
+          <w:rStyle w:val="VerbatimChar"/>
+        </w:rPr>
+        <w:t xml:space="preserve">output/eval/compare_llm_vs_rules.json</w:t>
+      </w:r>
+      <w:r>
+        <w:t xml:space="preserve">):</w:t>
+      </w:r>
+    </w:p>
+    <w:tbl>
+      <w:tblPr>
+        <w:tblStyle w:val="Table"/>
+        <w:tblW w:type="auto" w:w="0"/>
+        <w:tblLook w:firstRow="1" w:lastRow="0" w:firstColumn="0" w:lastColumn="0" w:noHBand="0" w:noVBand="0" w:val="0020"/>
+      </w:tblPr>
+      <w:tblGrid>
+        <w:gridCol w:w="2640"/>
+        <w:gridCol w:w="2640"/>
+        <w:gridCol w:w="2640"/>
+      </w:tblGrid>
+      <w:tr>
+        <w:trPr>
+          <w:tblHeader w:val="on"/>
+        </w:trPr>
+        <w:tc>
+          <w:tcPr/>
+          <w:p>
+            <w:pPr>
+              <w:pStyle w:val="Compact"/>
+            </w:pPr>
+            <w:r>
+              <w:rPr>
+                <w:rFonts w:hint="eastAsia"/>
+              </w:rPr>
+              <w:t xml:space="preserve">指标</w:t>
+            </w:r>
+          </w:p>
+        </w:tc>
+        <w:tc>
+          <w:tcPr/>
+          <w:p>
+            <w:pPr>
+              <w:pStyle w:val="Compact"/>
+            </w:pPr>
+            <w:r>
+              <w:t xml:space="preserve">LLM </w:t>
+            </w:r>
+            <w:r>
+              <w:rPr>
+                <w:rFonts w:hint="eastAsia"/>
+              </w:rPr>
+              <w:t xml:space="preserve">路径</w:t>
+            </w:r>
+          </w:p>
+        </w:tc>
+        <w:tc>
+          <w:tcPr/>
+          <w:p>
+            <w:pPr>
+              <w:pStyle w:val="Compact"/>
+            </w:pPr>
+            <w:r>
+              <w:rPr>
+                <w:rFonts w:hint="eastAsia"/>
+              </w:rPr>
+              <w:t xml:space="preserve">纯规则路径</w:t>
+            </w:r>
+          </w:p>
+        </w:tc>
+      </w:tr>
+      <w:tr>
+        <w:tc>
+          <w:tcPr/>
+          <w:p>
+            <w:pPr>
+              <w:pStyle w:val="Compact"/>
+            </w:pPr>
+            <w:r>
+              <w:rPr>
+                <w:rFonts w:hint="eastAsia"/>
+              </w:rPr>
+              <w:t xml:space="preserve">平均每份提取记录</w:t>
+            </w:r>
+          </w:p>
+        </w:tc>
+        <w:tc>
+          <w:tcPr/>
+          <w:p>
+            <w:pPr>
+              <w:pStyle w:val="Compact"/>
+            </w:pPr>
+            <w:r>
+              <w:rPr>
+                <w:b/>
+                <w:bCs/>
+              </w:rPr>
+              <w:t xml:space="preserve">1.67 </w:t>
+            </w:r>
+            <w:r>
+              <w:rPr>
+                <w:rFonts w:hint="eastAsia"/>
+                <w:b/>
+                <w:bCs/>
+              </w:rPr>
+              <w:t xml:space="preserve">条</w:t>
+            </w:r>
+          </w:p>
+        </w:tc>
+        <w:tc>
+          <w:tcPr/>
+          <w:p>
+            <w:pPr>
+              <w:pStyle w:val="Compact"/>
+            </w:pPr>
+            <w:r>
+              <w:t xml:space="preserve">0.40 </w:t>
+            </w:r>
+            <w:r>
+              <w:rPr>
+                <w:rFonts w:hint="eastAsia"/>
+              </w:rPr>
+              <w:t xml:space="preserve">条</w:t>
+            </w:r>
+          </w:p>
+        </w:tc>
+      </w:tr>
+      <w:tr>
+        <w:tc>
+          <w:tcPr/>
+          <w:p>
+            <w:pPr>
+              <w:pStyle w:val="Compact"/>
+            </w:pPr>
+            <w:r>
+              <w:rPr>
+                <w:rFonts w:hint="eastAsia"/>
+              </w:rPr>
+              <w:t xml:space="preserve">平均每份累计表条目</w:t>
+            </w:r>
+          </w:p>
+        </w:tc>
+        <w:tc>
+          <w:tcPr/>
+          <w:p>
+            <w:pPr>
+              <w:pStyle w:val="Compact"/>
+            </w:pPr>
+            <w:r>
+              <w:rPr>
+                <w:b/>
+                <w:bCs/>
+              </w:rPr>
+              <w:t xml:space="preserve">2.40 </w:t>
+            </w:r>
+            <w:r>
+              <w:rPr>
+                <w:rFonts w:hint="eastAsia"/>
+                <w:b/>
+                <w:bCs/>
+              </w:rPr>
+              <w:t xml:space="preserve">条</w:t>
+            </w:r>
+          </w:p>
+        </w:tc>
+        <w:tc>
+          <w:tcPr/>
+          <w:p>
+            <w:pPr>
+              <w:pStyle w:val="Compact"/>
+            </w:pPr>
+            <w:r>
+              <w:t xml:space="preserve">1.57 </w:t>
+            </w:r>
+            <w:r>
+              <w:rPr>
+                <w:rFonts w:hint="eastAsia"/>
+              </w:rPr>
+              <w:t xml:space="preserve">条</w:t>
+            </w:r>
+          </w:p>
+        </w:tc>
+      </w:tr>
+      <w:tr>
+        <w:tc>
+          <w:tcPr/>
+          <w:p>
+            <w:pPr>
+              <w:pStyle w:val="Compact"/>
+            </w:pPr>
+            <w:r>
+              <w:rPr>
+                <w:rFonts w:hint="eastAsia"/>
+              </w:rPr>
+              <w:t xml:space="preserve">校验全过(文档级)</w:t>
+            </w:r>
+          </w:p>
+        </w:tc>
+        <w:tc>
+          <w:tcPr/>
+          <w:p>
+            <w:pPr>
+              <w:pStyle w:val="Compact"/>
+            </w:pPr>
+            <w:r>
+              <w:rPr>
+                <w:b/>
+                <w:bCs/>
+              </w:rPr>
+              <w:t xml:space="preserve">18/30(60%)</w:t>
+            </w:r>
+          </w:p>
+        </w:tc>
+        <w:tc>
+          <w:tcPr/>
+          <w:p>
+            <w:pPr>
+              <w:pStyle w:val="Compact"/>
+            </w:pPr>
+            <w:r>
+              <w:t xml:space="preserve">6/30(20%)</w:t>
+            </w:r>
+          </w:p>
+        </w:tc>
+      </w:tr>
+    </w:tbl>
+    <w:p>
+      <w:pPr>
+        <w:pStyle w:val="BodyText"/>
+      </w:pPr>
+      <w:r>
+        <w:rPr>
+          <w:rFonts w:hint="eastAsia"/>
+        </w:rPr>
+        <w:t xml:space="preserve">规则路径在</w:t>
+      </w:r>
+      <w:r>
+        <w:t xml:space="preserve"> 24/30 </w:t>
+      </w:r>
+      <w:r>
+        <w:rPr>
+          <w:rFonts w:hint="eastAsia"/>
+        </w:rPr>
+        <w:t xml:space="preserve">份公告上提取不到任何质押记录——不同券商/上市公司的公告版式差异极大,正则与表格结构假设频繁失效;LLM</w:t>
+      </w:r>
+      <w:r>
+        <w:t xml:space="preserve"> </w:t>
+      </w:r>
+      <w:r>
+        <w:rPr>
+          <w:rFonts w:hint="eastAsia"/>
+        </w:rPr>
+        <w:t xml:space="preserve">路径则对版式变化稳健。</w:t>
+      </w:r>
+      <w:r>
+        <w:rPr>
+          <w:rFonts w:hint="eastAsia"/>
+          <w:b/>
+          <w:bCs/>
+        </w:rPr>
+        <w:t xml:space="preserve">结论:LLM</w:t>
+      </w:r>
+      <w:r>
+        <w:rPr>
+          <w:b/>
+          <w:bCs/>
+        </w:rPr>
+        <w:t xml:space="preserve"> </w:t>
+      </w:r>
+      <w:r>
+        <w:rPr>
+          <w:rFonts w:hint="eastAsia"/>
+          <w:b/>
+          <w:bCs/>
+        </w:rPr>
+        <w:t xml:space="preserve">提供提取召回的主体能力,校验-重试闭环与三层校验提供正确性保证,二者缺一不可</w:t>
+      </w:r>
+      <w:r>
+        <w:rPr>
+          <w:rFonts w:hint="eastAsia"/>
+        </w:rPr>
+        <w:t xml:space="preserve">——这也正是系统将规则路径降级为”兜底与交叉参照”角色的实证依据。</w:t>
+      </w:r>
+    </w:p>
+    <w:bookmarkEnd w:id="32"/>
+    <w:bookmarkStart w:id="33" w:name="风险预警回溯实验"/>
+    <w:p>
+      <w:pPr>
+        <w:pStyle w:val="Heading3"/>
+      </w:pPr>
+      <w:r>
+        <w:t xml:space="preserve">5.5 </w:t>
+      </w:r>
+      <w:r>
+        <w:rPr>
+          <w:rFonts w:hint="eastAsia"/>
+        </w:rPr>
+        <w:t xml:space="preserve">风险预警回溯实验</w:t>
       </w:r>
     </w:p>
     <w:tbl>
@@ -4276,7 +4843,7 @@
               <w:rPr>
                 <w:rFonts w:hint="eastAsia"/>
               </w:rPr>
-              <w:t xml:space="preserve">亿造假曝光,系统信号全部提前</w:t>
+              <w:t xml:space="preserve">亿造假曝光,信号全部提前</w:t>
             </w:r>
             <w:r>
               <w:t xml:space="preserve"> ✓</w:t>
@@ -4576,7 +5143,7 @@
               <w:rPr>
                 <w:rFonts w:hint="eastAsia"/>
               </w:rPr>
-              <w:t xml:space="preserve">银行业口径豁免生效,无误报</w:t>
+              <w:t xml:space="preserve">银行业口径豁免生效</w:t>
             </w:r>
             <w:r>
               <w:t xml:space="preserve"> ✓</w:t>
@@ -4593,7 +5160,7 @@
         <w:rPr>
           <w:rFonts w:hint="eastAsia"/>
         </w:rPr>
-        <w:t xml:space="preserve">康美药业关键预警信号时间线(系统自动生成):</w:t>
+        <w:t xml:space="preserve">康美药业预警信号时间线(系统自动生成,证据均可回溯至落盘数据):</w:t>
       </w:r>
     </w:p>
     <w:tbl>
@@ -4651,7 +5218,7 @@
               <w:rPr>
                 <w:rFonts w:hint="eastAsia"/>
               </w:rPr>
-              <w:t xml:space="preserve">证据(落盘数据)</w:t>
+              <w:t xml:space="preserve">证据</w:t>
             </w:r>
           </w:p>
         </w:tc>
@@ -5129,23 +5696,34 @@
           <w:b/>
           <w:bCs/>
         </w:rPr>
-        <w:t xml:space="preserve">年,回溯验证成立。</w:t>
-      </w:r>
-    </w:p>
-    <w:bookmarkEnd w:id="25"/>
-    <w:bookmarkStart w:id="26" w:name="工程指标"/>
+        <w:t xml:space="preserve">年,回溯验证成立;健康标的零误报,行业豁免机制有效。</w:t>
+      </w:r>
+    </w:p>
+    <w:bookmarkEnd w:id="33"/>
+    <w:bookmarkStart w:id="34" w:name="错误分析"/>
     <w:p>
       <w:pPr>
         <w:pStyle w:val="Heading3"/>
       </w:pPr>
       <w:r>
-        <w:t xml:space="preserve">6.3 </w:t>
-      </w:r>
-      <w:r>
-        <w:rPr>
-          <w:rFonts w:hint="eastAsia"/>
-        </w:rPr>
-        <w:t xml:space="preserve">工程指标</w:t>
+        <w:t xml:space="preserve">5.6 </w:t>
+      </w:r>
+      <w:r>
+        <w:rPr>
+          <w:rFonts w:hint="eastAsia"/>
+        </w:rPr>
+        <w:t xml:space="preserve">错误分析</w:t>
+      </w:r>
+    </w:p>
+    <w:p>
+      <w:pPr>
+        <w:pStyle w:val="FirstParagraph"/>
+      </w:pPr>
+      <w:r>
+        <w:rPr>
+          <w:rFonts w:hint="eastAsia"/>
+        </w:rPr>
+        <w:t xml:space="preserve">评测中校验层主动捕获三类典型偏差,展示系统的自我发现能力:</w:t>
       </w:r>
     </w:p>
     <w:p>
@@ -5153,44 +5731,22 @@
         <w:pStyle w:val="Compact"/>
         <w:numPr>
           <w:ilvl w:val="0"/>
-          <w:numId w:val="1007"/>
+          <w:numId w:val="1005"/>
         </w:numPr>
       </w:pPr>
       <w:r>
         <w:rPr>
           <w:rFonts w:hint="eastAsia"/>
-        </w:rPr>
-        <w:t xml:space="preserve">单份公告端到端(解析→提取→校验→溯源)约</w:t>
-      </w:r>
-      <w:r>
-        <w:t xml:space="preserve"> 1-3 </w:t>
-      </w:r>
-      <w:r>
-        <w:rPr>
-          <w:rFonts w:hint="eastAsia"/>
-        </w:rPr>
-        <w:t xml:space="preserve">分钟;LLM</w:t>
-      </w:r>
-      <w:r>
-        <w:t xml:space="preserve"> </w:t>
-      </w:r>
-      <w:r>
-        <w:rPr>
-          <w:rFonts w:hint="eastAsia"/>
-        </w:rPr>
-        <w:t xml:space="preserve">提取首轮通过率约</w:t>
-      </w:r>
-      <w:r>
-        <w:t xml:space="preserve"> </w:t>
-      </w:r>
-      <w:r>
-        <w:rPr>
-          <w:rFonts w:hint="eastAsia"/>
-        </w:rPr>
-        <w:t xml:space="preserve">2/3,经重试闭环后</w:t>
-      </w:r>
-      <w:r>
-        <w:t xml:space="preserve"> 100%;</w:t>
+          <w:b/>
+          <w:bCs/>
+        </w:rPr>
+        <w:t xml:space="preserve">一致行动人口径差异</w:t>
+      </w:r>
+      <w:r>
+        <w:rPr>
+          <w:rFonts w:hint="eastAsia"/>
+        </w:rPr>
+        <w:t xml:space="preserve">(万通发展,3/5):公告中记录表按”股东个体”口径披露占比(100%),累计表按”控股股东及一致行动人合并”口径披露,二者不直接可比;勾稽校验正确识别该差异。后续将引入”口径标注”字段区分个体/合并口径;</w:t>
       </w:r>
     </w:p>
     <w:p>
@@ -5198,14 +5754,22 @@
         <w:pStyle w:val="Compact"/>
         <w:numPr>
           <w:ilvl w:val="0"/>
-          <w:numId w:val="1007"/>
+          <w:numId w:val="1005"/>
         </w:numPr>
       </w:pPr>
       <w:r>
         <w:rPr>
           <w:rFonts w:hint="eastAsia"/>
-        </w:rPr>
-        <w:t xml:space="preserve">全部产出物:结构化</w:t>
+          <w:b/>
+          <w:bCs/>
+        </w:rPr>
+        <w:t xml:space="preserve">累计数字误植</w:t>
+      </w:r>
+      <w:r>
+        <w:rPr>
+          <w:rFonts w:hint="eastAsia"/>
+        </w:rPr>
+        <w:t xml:space="preserve">(惠发食品,9/11):LLM</w:t>
       </w:r>
       <w:r>
         <w:t xml:space="preserve"> </w:t>
@@ -5214,7 +5778,16 @@
         <w:rPr>
           <w:rFonts w:hint="eastAsia"/>
         </w:rPr>
-        <w:t xml:space="preserve">JSON、校验报告、预警报告、溯源证据、trace</w:t>
+        <w:t xml:space="preserve">将风险提示段数字误植为质押前累计数(15,700,000</w:t>
+      </w:r>
+      <w:r>
+        <w:t xml:space="preserve"> vs </w:t>
+      </w:r>
+      <w:r>
+        <w:rPr>
+          <w:rFonts w:hint="eastAsia"/>
+        </w:rPr>
+        <w:t xml:space="preserve">正确值</w:t>
       </w:r>
       <w:r>
         <w:t xml:space="preserve"> </w:t>
@@ -5223,21 +5796,7 @@
         <w:rPr>
           <w:rFonts w:hint="eastAsia"/>
         </w:rPr>
-        <w:t xml:space="preserve">日志,均可离线复现。</w:t>
-      </w:r>
-    </w:p>
-    <w:bookmarkEnd w:id="26"/>
-    <w:bookmarkEnd w:id="27"/>
-    <w:bookmarkStart w:id="28" w:name="七评测方案字段级量化自证"/>
-    <w:p>
-      <w:pPr>
-        <w:pStyle w:val="Heading2"/>
-      </w:pPr>
-      <w:r>
-        <w:rPr>
-          <w:rFonts w:hint="eastAsia"/>
-        </w:rPr>
-        <w:t xml:space="preserve">七、评测方案(字段级量化自证)</w:t>
+        <w:t xml:space="preserve">50,700,000),累计勾稽等式立即失衡报警——证明勾稽校验能抓真问题;</w:t>
       </w:r>
     </w:p>
     <w:p>
@@ -5245,7 +5804,7 @@
         <w:pStyle w:val="Compact"/>
         <w:numPr>
           <w:ilvl w:val="0"/>
-          <w:numId w:val="1008"/>
+          <w:numId w:val="1005"/>
         </w:numPr>
       </w:pPr>
       <w:r>
@@ -5254,81 +5813,199 @@
           <w:b/>
           <w:bCs/>
         </w:rPr>
-        <w:t xml:space="preserve">评测集构建</w:t>
-      </w:r>
-      <w:r>
-        <w:rPr>
-          <w:rFonts w:hint="eastAsia"/>
-        </w:rPr>
-        <w:t xml:space="preserve">:采集工具已实现(</w:t>
-      </w:r>
-      <w:r>
-        <w:rPr>
-          <w:rStyle w:val="VerbatimChar"/>
-        </w:rPr>
-        <w:t xml:space="preserve">eval_collect.py</w:t>
-      </w:r>
-      <w:r>
-        <w:rPr>
-          <w:rFonts w:hint="eastAsia"/>
-        </w:rPr>
-        <w:t xml:space="preserve">,从巨潮资讯网检索下载,元数据留痕)。</w:t>
+        <w:t xml:space="preserve">预告类公告误报</w:t>
+      </w:r>
+      <w:r>
+        <w:rPr>
+          <w:rFonts w:hint="eastAsia"/>
+        </w:rPr>
+        <w:t xml:space="preserve">(东望时代”拟签署质押合同”,修复后</w:t>
       </w:r>
       <w:r>
         <w:t xml:space="preserve"> </w:t>
       </w:r>
+      <w:r>
+        <w:rPr>
+          <w:rFonts w:hint="eastAsia"/>
+        </w:rPr>
+        <w:t xml:space="preserve">3/3):该类公告无累计质押表,初版校验误报</w:t>
+      </w:r>
+      <w:r>
+        <w:t xml:space="preserve"> 3 </w:t>
+      </w:r>
+      <w:r>
+        <w:rPr>
+          <w:rFonts w:hint="eastAsia"/>
+        </w:rPr>
+        <w:t xml:space="preserve">项失败;已修复为”勾稽不适用”判定,展示校验体系的场景适应性迭代。</w:t>
+      </w:r>
+    </w:p>
+    <w:p>
+      <w:pPr>
+        <w:pStyle w:val="FirstParagraph"/>
+      </w:pPr>
+      <w:r>
+        <w:rPr>
+          <w:rFonts w:hint="eastAsia"/>
+        </w:rPr>
+        <w:t xml:space="preserve">此外,*ST</w:t>
+      </w:r>
+      <w:r>
+        <w:t xml:space="preserve"> </w:t>
+      </w:r>
+      <w:r>
+        <w:rPr>
+          <w:rFonts w:hint="eastAsia"/>
+        </w:rPr>
+        <w:t xml:space="preserve">春天(溯源</w:t>
+      </w:r>
+      <w:r>
+        <w:t xml:space="preserve"> </w:t>
+      </w:r>
+      <w:r>
+        <w:rPr>
+          <w:rFonts w:hint="eastAsia"/>
+        </w:rPr>
+        <w:t xml:space="preserve">61.1%)等个别低覆盖率样本的未命中字段集中于人名/机构名的</w:t>
+      </w:r>
+      <w:r>
+        <w:t xml:space="preserve"> OCR </w:t>
+      </w:r>
+      <w:r>
+        <w:rPr>
+          <w:rFonts w:hint="eastAsia"/>
+        </w:rPr>
+        <w:t xml:space="preserve">噪声与单位换算表述差异,均被溯源机制显式标记供人工复核,而非静默放过。</w:t>
+      </w:r>
+    </w:p>
+    <w:bookmarkEnd w:id="34"/>
+    <w:bookmarkEnd w:id="35"/>
+    <w:bookmarkStart w:id="36" w:name="六讨论"/>
+    <w:p>
+      <w:pPr>
+        <w:pStyle w:val="Heading2"/>
+      </w:pPr>
+      <w:r>
+        <w:rPr>
+          <w:rFonts w:hint="eastAsia"/>
+        </w:rPr>
+        <w:t xml:space="preserve">六、讨论</w:t>
+      </w:r>
+    </w:p>
+    <w:p>
+      <w:pPr>
+        <w:pStyle w:val="FirstParagraph"/>
+      </w:pPr>
       <w:r>
         <w:rPr>
           <w:rFonts w:hint="eastAsia"/>
           <w:b/>
           <w:bCs/>
         </w:rPr>
-        <w:t xml:space="preserve">首轮已采集</w:t>
-      </w:r>
-      <w:r>
-        <w:rPr>
+        <w:t xml:space="preserve">局限性</w:t>
+      </w:r>
+      <w:r>
+        <w:t xml:space="preserve">:① </w:t>
+      </w:r>
+      <w:r>
+        <w:rPr>
+          <w:rFonts w:hint="eastAsia"/>
+        </w:rPr>
+        <w:t xml:space="preserve">当前</w:t>
+      </w:r>
+      <w:r>
+        <w:t xml:space="preserve"> Schema </w:t>
+      </w:r>
+      <w:r>
+        <w:rPr>
+          <w:rFonts w:hint="eastAsia"/>
+        </w:rPr>
+        <w:t xml:space="preserve">覆盖质押/解押/展期三类事件,中标、股权变动类型将在决赛阶段扩展;②</w:t>
+      </w:r>
+      <w:r>
+        <w:t xml:space="preserve"> </w:t>
+      </w:r>
+      <w:r>
+        <w:rPr>
+          <w:rFonts w:hint="eastAsia"/>
+        </w:rPr>
+        <w:t xml:space="preserve">扫描件</w:t>
+      </w:r>
+      <w:r>
+        <w:t xml:space="preserve"> OCR </w:t>
+      </w:r>
+      <w:r>
+        <w:rPr>
+          <w:rFonts w:hint="eastAsia"/>
+        </w:rPr>
+        <w:t xml:space="preserve">噪声仍影响个别字段(本系统以溯源机制显式标记而非掩盖);③</w:t>
+      </w:r>
+      <w:r>
+        <w:t xml:space="preserve"> </w:t>
+      </w:r>
+      <w:r>
+        <w:rPr>
+          <w:rFonts w:hint="eastAsia"/>
+        </w:rPr>
+        <w:t xml:space="preserve">红旗规则阈值为经验设定,后续可基于标注数据集做阈值寻优;④</w:t>
+      </w:r>
+      <w:r>
+        <w:t xml:space="preserve"> </w:t>
+      </w:r>
+      <w:r>
+        <w:rPr>
+          <w:rFonts w:hint="eastAsia"/>
+        </w:rPr>
+        <w:t xml:space="preserve">评测集当前</w:t>
+      </w:r>
+      <w:r>
+        <w:t xml:space="preserve"> 30 </w:t>
+      </w:r>
+      <w:r>
+        <w:rPr>
+          <w:rFonts w:hint="eastAsia"/>
+        </w:rPr>
+        <w:t xml:space="preserve">份,人工标注</w:t>
+      </w:r>
+      <w:r>
+        <w:t xml:space="preserve"> Gold Standard </w:t>
+      </w:r>
+      <w:r>
+        <w:rPr>
+          <w:rFonts w:hint="eastAsia"/>
+        </w:rPr>
+        <w:t xml:space="preserve">后可计算字段级</w:t>
+      </w:r>
+      <w:r>
+        <w:t xml:space="preserve"> F1。</w:t>
+      </w:r>
+    </w:p>
+    <w:p>
+      <w:pPr>
+        <w:pStyle w:val="BodyText"/>
+      </w:pPr>
+      <w:r>
+        <w:rPr>
+          <w:rFonts w:hint="eastAsia"/>
           <w:b/>
           <w:bCs/>
         </w:rPr>
-        <w:t xml:space="preserve"> 10 </w:t>
-      </w:r>
-      <w:r>
-        <w:rPr>
-          <w:rFonts w:hint="eastAsia"/>
-          <w:b/>
-          <w:bCs/>
-        </w:rPr>
-        <w:t xml:space="preserve">份未见质押公告并完成批量评测</w:t>
-      </w:r>
-      <w:r>
-        <w:t xml:space="preserve">(</w:t>
-      </w:r>
-      <w:r>
-        <w:rPr>
-          <w:rStyle w:val="VerbatimChar"/>
-        </w:rPr>
-        <w:t xml:space="preserve">eval_run.py</w:t>
-      </w:r>
-      <w:r>
-        <w:t xml:space="preserve">):</w:t>
-      </w:r>
-    </w:p>
-    <w:p>
-      <w:pPr>
-        <w:pStyle w:val="Compact"/>
-        <w:numPr>
-          <w:ilvl w:val="1"/>
-          <w:numId w:val="1009"/>
-        </w:numPr>
-      </w:pPr>
-      <w:r>
-        <w:t xml:space="preserve">10/10 </w:t>
-      </w:r>
-      <w:r>
-        <w:rPr>
-          <w:rFonts w:hint="eastAsia"/>
-        </w:rPr>
-        <w:t xml:space="preserve">全部跑通(LLM</w:t>
+        <w:t xml:space="preserve">有效性威胁与对策</w:t>
+      </w:r>
+      <w:r>
+        <w:rPr>
+          <w:rFonts w:hint="eastAsia"/>
+        </w:rPr>
+        <w:t xml:space="preserve">:公开数据接口存在失效可能(双源采集</w:t>
+      </w:r>
+      <w:r>
+        <w:t xml:space="preserve"> + </w:t>
+      </w:r>
+      <w:r>
+        <w:rPr>
+          <w:rFonts w:hint="eastAsia"/>
+        </w:rPr>
+        <w:t xml:space="preserve">数据落盘,演示离线可复现);LLM</w:t>
       </w:r>
       <w:r>
         <w:t xml:space="preserve"> </w:t>
@@ -5337,75 +6014,7 @@
         <w:rPr>
           <w:rFonts w:hint="eastAsia"/>
         </w:rPr>
-        <w:t xml:space="preserve">路径),平均原文溯源覆盖率约</w:t>
-      </w:r>
-      <w:r>
-        <w:t xml:space="preserve"> 90%;</w:t>
-      </w:r>
-    </w:p>
-    <w:p>
-      <w:pPr>
-        <w:pStyle w:val="Compact"/>
-        <w:numPr>
-          <w:ilvl w:val="1"/>
-          <w:numId w:val="1009"/>
-        </w:numPr>
-      </w:pPr>
-      <w:r>
-        <w:t xml:space="preserve">4 </w:t>
-      </w:r>
-      <w:r>
-        <w:rPr>
-          <w:rFonts w:hint="eastAsia"/>
-        </w:rPr>
-        <w:t xml:space="preserve">份样本全部校验通过,其余多仅差</w:t>
-      </w:r>
-      <w:r>
-        <w:t xml:space="preserve"> 1-2 </w:t>
-      </w:r>
-      <w:r>
-        <w:rPr>
-          <w:rFonts w:hint="eastAsia"/>
-        </w:rPr>
-        <w:t xml:space="preserve">项;</w:t>
-      </w:r>
-    </w:p>
-    <w:p>
-      <w:pPr>
-        <w:pStyle w:val="Compact"/>
-        <w:numPr>
-          <w:ilvl w:val="1"/>
-          <w:numId w:val="1009"/>
-        </w:numPr>
-      </w:pPr>
-      <w:r>
-        <w:rPr>
-          <w:rFonts w:hint="eastAsia"/>
-          <w:b/>
-          <w:bCs/>
-        </w:rPr>
-        <w:t xml:space="preserve">校验机制主动发现</w:t>
-      </w:r>
-      <w:r>
-        <w:rPr>
-          <w:b/>
-          <w:bCs/>
-        </w:rPr>
-        <w:t xml:space="preserve"> 2 </w:t>
-      </w:r>
-      <w:r>
-        <w:rPr>
-          <w:rFonts w:hint="eastAsia"/>
-          <w:b/>
-          <w:bCs/>
-        </w:rPr>
-        <w:t xml:space="preserve">例提取偏差</w:t>
-      </w:r>
-      <w:r>
-        <w:rPr>
-          <w:rFonts w:hint="eastAsia"/>
-        </w:rPr>
-        <w:t xml:space="preserve">(一致行动人合并披露口径差异、累计质押数字误植)——</w:t>
+        <w:t xml:space="preserve">服务波动(DeepSeek/Kimi</w:t>
       </w:r>
       <w:r>
         <w:t xml:space="preserve"> </w:t>
@@ -5414,22 +6023,29 @@
         <w:rPr>
           <w:rFonts w:hint="eastAsia"/>
         </w:rPr>
-        <w:t xml:space="preserve">证明三层校验不是摆设,而是能抓真问题的质量闸门;</w:t>
-      </w:r>
-    </w:p>
-    <w:p>
-      <w:pPr>
-        <w:pStyle w:val="Compact"/>
-        <w:numPr>
-          <w:ilvl w:val="1"/>
-          <w:numId w:val="1009"/>
-        </w:numPr>
-      </w:pPr>
-      <w:r>
-        <w:rPr>
-          <w:rFonts w:hint="eastAsia"/>
-        </w:rPr>
-        <w:t xml:space="preserve">预告/拟签署类公告(无累计质押表)已识别为”勾稽不适用”,不误报。</w:t>
+        <w:t xml:space="preserve">双线路热备</w:t>
+      </w:r>
+      <w:r>
+        <w:t xml:space="preserve"> + </w:t>
+      </w:r>
+      <w:r>
+        <w:rPr>
+          <w:rFonts w:hint="eastAsia"/>
+        </w:rPr>
+        <w:t xml:space="preserve">规则兜底路径可独立完成提取)。</w:t>
+      </w:r>
+    </w:p>
+    <w:bookmarkEnd w:id="36"/>
+    <w:bookmarkStart w:id="37" w:name="七竞赛要求符合性声明"/>
+    <w:p>
+      <w:pPr>
+        <w:pStyle w:val="Heading2"/>
+      </w:pPr>
+      <w:r>
+        <w:rPr>
+          <w:rFonts w:hint="eastAsia"/>
+        </w:rPr>
+        <w:t xml:space="preserve">七、竞赛要求符合性声明</w:t>
       </w:r>
     </w:p>
     <w:p>
@@ -5437,7 +6053,7 @@
         <w:pStyle w:val="Compact"/>
         <w:numPr>
           <w:ilvl w:val="0"/>
-          <w:numId w:val="1008"/>
+          <w:numId w:val="1006"/>
         </w:numPr>
       </w:pPr>
       <w:r>
@@ -5446,31 +6062,13 @@
           <w:b/>
           <w:bCs/>
         </w:rPr>
-        <w:t xml:space="preserve">指标</w:t>
-      </w:r>
-      <w:r>
-        <w:rPr>
-          <w:rFonts w:hint="eastAsia"/>
-        </w:rPr>
-        <w:t xml:space="preserve">:字段级精确率/召回率/F1(参照</w:t>
-      </w:r>
-      <w:r>
-        <w:t xml:space="preserve"> FinReasoning </w:t>
-      </w:r>
-      <w:r>
-        <w:rPr>
-          <w:rFonts w:hint="eastAsia"/>
-        </w:rPr>
-        <w:t xml:space="preserve">的</w:t>
-      </w:r>
-      <w:r>
-        <w:t xml:space="preserve"> F1-Score(Field) </w:t>
-      </w:r>
-      <w:r>
-        <w:rPr>
-          <w:rFonts w:hint="eastAsia"/>
-        </w:rPr>
-        <w:t xml:space="preserve">口径),</w:t>
+        <w:t xml:space="preserve">大语言模型</w:t>
+      </w:r>
+      <w:r>
+        <w:rPr>
+          <w:rFonts w:hint="eastAsia"/>
+        </w:rPr>
+        <w:t xml:space="preserve">:DeepSeek(主力)/</w:t>
       </w:r>
       <w:r>
         <w:t xml:space="preserve"> </w:t>
@@ -5479,7 +6077,16 @@
         <w:rPr>
           <w:rFonts w:hint="eastAsia"/>
         </w:rPr>
-        <w:t xml:space="preserve">勾稽校验通过率,溯源覆盖率,误报率;</w:t>
+        <w:t xml:space="preserve">Kimi(备用),均为国产大模型,OpenAI</w:t>
+      </w:r>
+      <w:r>
+        <w:t xml:space="preserve"> </w:t>
+      </w:r>
+      <w:r>
+        <w:rPr>
+          <w:rFonts w:hint="eastAsia"/>
+        </w:rPr>
+        <w:t xml:space="preserve">兼容协议调用;</w:t>
       </w:r>
     </w:p>
     <w:p>
@@ -5487,7 +6094,7 @@
         <w:pStyle w:val="Compact"/>
         <w:numPr>
           <w:ilvl w:val="0"/>
-          <w:numId w:val="1008"/>
+          <w:numId w:val="1006"/>
         </w:numPr>
       </w:pPr>
       <w:r>
@@ -5496,25 +6103,22 @@
           <w:b/>
           <w:bCs/>
         </w:rPr>
-        <w:t xml:space="preserve">双模型对照</w:t>
-      </w:r>
-      <w:r>
-        <w:t xml:space="preserve">:DeepSeek </w:t>
-      </w:r>
-      <w:r>
-        <w:rPr>
-          <w:rFonts w:hint="eastAsia"/>
-        </w:rPr>
-        <w:t xml:space="preserve">与</w:t>
-      </w:r>
-      <w:r>
-        <w:t xml:space="preserve"> Kimi </w:t>
-      </w:r>
-      <w:r>
-        <w:rPr>
-          <w:rFonts w:hint="eastAsia"/>
-        </w:rPr>
-        <w:t xml:space="preserve">双线路并行评测,验证模型无关性;</w:t>
+        <w:t xml:space="preserve">成果形式</w:t>
+      </w:r>
+      <w:r>
+        <w:rPr>
+          <w:rFonts w:hint="eastAsia"/>
+        </w:rPr>
+        <w:t xml:space="preserve">:结构化数据(JSON)+</w:t>
+      </w:r>
+      <w:r>
+        <w:t xml:space="preserve"> </w:t>
+      </w:r>
+      <w:r>
+        <w:rPr>
+          <w:rFonts w:hint="eastAsia"/>
+        </w:rPr>
+        <w:t xml:space="preserve">校验/预警报告,不依赖自然语言对话记录;</w:t>
       </w:r>
     </w:p>
     <w:p>
@@ -5522,7 +6126,7 @@
         <w:pStyle w:val="Compact"/>
         <w:numPr>
           <w:ilvl w:val="0"/>
-          <w:numId w:val="1008"/>
+          <w:numId w:val="1006"/>
         </w:numPr>
       </w:pPr>
       <w:r>
@@ -5531,31 +6135,13 @@
           <w:b/>
           <w:bCs/>
         </w:rPr>
-        <w:t xml:space="preserve">时序合规</w:t>
-      </w:r>
-      <w:r>
-        <w:rPr>
-          <w:rFonts w:hint="eastAsia"/>
-        </w:rPr>
-        <w:t xml:space="preserve">:风险回溯测试严格用</w:t>
-      </w:r>
-      <w:r>
-        <w:t xml:space="preserve"> T </w:t>
-      </w:r>
-      <w:r>
-        <w:rPr>
-          <w:rFonts w:hint="eastAsia"/>
-        </w:rPr>
-        <w:t xml:space="preserve">期及以前数据预测</w:t>
-      </w:r>
-      <w:r>
-        <w:t xml:space="preserve"> T+1 </w:t>
-      </w:r>
-      <w:r>
-        <w:rPr>
-          <w:rFonts w:hint="eastAsia"/>
-        </w:rPr>
-        <w:t xml:space="preserve">期风险,杜绝前视偏差;</w:t>
+        <w:t xml:space="preserve">运行环境</w:t>
+      </w:r>
+      <w:r>
+        <w:rPr>
+          <w:rFonts w:hint="eastAsia"/>
+        </w:rPr>
+        <w:t xml:space="preserve">:封闭/半封闭——财务数据已落盘,演示不依赖实时网络;</w:t>
       </w:r>
     </w:p>
     <w:p>
@@ -5563,7 +6149,7 @@
         <w:pStyle w:val="Compact"/>
         <w:numPr>
           <w:ilvl w:val="0"/>
-          <w:numId w:val="1008"/>
+          <w:numId w:val="1006"/>
         </w:numPr>
       </w:pPr>
       <w:r>
@@ -5572,44 +6158,13 @@
           <w:b/>
           <w:bCs/>
         </w:rPr>
-        <w:t xml:space="preserve">下一步</w:t>
-      </w:r>
-      <w:r>
-        <w:rPr>
-          <w:rFonts w:hint="eastAsia"/>
-        </w:rPr>
-        <w:t xml:space="preserve">:评测集扩充至</w:t>
-      </w:r>
-      <w:r>
-        <w:t xml:space="preserve"> 30 </w:t>
-      </w:r>
-      <w:r>
-        <w:rPr>
-          <w:rFonts w:hint="eastAsia"/>
-        </w:rPr>
-        <w:t xml:space="preserve">份并人工标注</w:t>
-      </w:r>
-      <w:r>
-        <w:t xml:space="preserve"> Gold </w:t>
-      </w:r>
-      <w:r>
-        <w:rPr>
-          <w:rFonts w:hint="eastAsia"/>
-        </w:rPr>
-        <w:t xml:space="preserve">Standard,覆盖中标、股权变动类型。</w:t>
-      </w:r>
-    </w:p>
-    <w:bookmarkEnd w:id="28"/>
-    <w:bookmarkStart w:id="29" w:name="八竞赛要求符合性声明"/>
-    <w:p>
-      <w:pPr>
-        <w:pStyle w:val="Heading2"/>
-      </w:pPr>
-      <w:r>
-        <w:rPr>
-          <w:rFonts w:hint="eastAsia"/>
-        </w:rPr>
-        <w:t xml:space="preserve">八、竞赛要求符合性声明</w:t>
+        <w:t xml:space="preserve">可复现</w:t>
+      </w:r>
+      <w:r>
+        <w:rPr>
+          <w:rFonts w:hint="eastAsia"/>
+        </w:rPr>
+        <w:t xml:space="preserve">:完整源代码、依赖清单、运行说明随附,关键流程一键运行;</w:t>
       </w:r>
     </w:p>
     <w:p>
@@ -5617,7 +6172,7 @@
         <w:pStyle w:val="Compact"/>
         <w:numPr>
           <w:ilvl w:val="0"/>
-          <w:numId w:val="1010"/>
+          <w:numId w:val="1006"/>
         </w:numPr>
       </w:pPr>
       <w:r>
@@ -5626,157 +6181,6 @@
           <w:b/>
           <w:bCs/>
         </w:rPr>
-        <w:t xml:space="preserve">大语言模型</w:t>
-      </w:r>
-      <w:r>
-        <w:rPr>
-          <w:rFonts w:hint="eastAsia"/>
-        </w:rPr>
-        <w:t xml:space="preserve">:DeepSeek(主力)/</w:t>
-      </w:r>
-      <w:r>
-        <w:t xml:space="preserve"> </w:t>
-      </w:r>
-      <w:r>
-        <w:rPr>
-          <w:rFonts w:hint="eastAsia"/>
-        </w:rPr>
-        <w:t xml:space="preserve">Kimi(备用),均为</w:t>
-      </w:r>
-      <w:r>
-        <w:rPr>
-          <w:rFonts w:hint="eastAsia"/>
-          <w:b/>
-          <w:bCs/>
-        </w:rPr>
-        <w:t xml:space="preserve">国产大模型</w:t>
-      </w:r>
-      <w:r>
-        <w:rPr>
-          <w:rFonts w:hint="eastAsia"/>
-        </w:rPr>
-        <w:t xml:space="preserve">,经</w:t>
-      </w:r>
-      <w:r>
-        <w:t xml:space="preserve"> OpenAI </w:t>
-      </w:r>
-      <w:r>
-        <w:rPr>
-          <w:rFonts w:hint="eastAsia"/>
-        </w:rPr>
-        <w:t xml:space="preserve">兼容协议调用;</w:t>
-      </w:r>
-    </w:p>
-    <w:p>
-      <w:pPr>
-        <w:pStyle w:val="Compact"/>
-        <w:numPr>
-          <w:ilvl w:val="0"/>
-          <w:numId w:val="1010"/>
-        </w:numPr>
-      </w:pPr>
-      <w:r>
-        <w:rPr>
-          <w:rFonts w:hint="eastAsia"/>
-          <w:b/>
-          <w:bCs/>
-        </w:rPr>
-        <w:t xml:space="preserve">成果形式</w:t>
-      </w:r>
-      <w:r>
-        <w:rPr>
-          <w:rFonts w:hint="eastAsia"/>
-        </w:rPr>
-        <w:t xml:space="preserve">:结构化数据(JSON)+</w:t>
-      </w:r>
-      <w:r>
-        <w:t xml:space="preserve"> </w:t>
-      </w:r>
-      <w:r>
-        <w:rPr>
-          <w:rFonts w:hint="eastAsia"/>
-        </w:rPr>
-        <w:t xml:space="preserve">校验/预警报告(Markdown/表格),不依赖自然语言对话记录;</w:t>
-      </w:r>
-    </w:p>
-    <w:p>
-      <w:pPr>
-        <w:pStyle w:val="Compact"/>
-        <w:numPr>
-          <w:ilvl w:val="0"/>
-          <w:numId w:val="1010"/>
-        </w:numPr>
-      </w:pPr>
-      <w:r>
-        <w:rPr>
-          <w:rFonts w:hint="eastAsia"/>
-          <w:b/>
-          <w:bCs/>
-        </w:rPr>
-        <w:t xml:space="preserve">运行环境</w:t>
-      </w:r>
-      <w:r>
-        <w:rPr>
-          <w:rFonts w:hint="eastAsia"/>
-        </w:rPr>
-        <w:t xml:space="preserve">:封闭/半封闭</w:t>
-      </w:r>
-      <w:r>
-        <w:t xml:space="preserve"> —— </w:t>
-      </w:r>
-      <w:r>
-        <w:rPr>
-          <w:rFonts w:hint="eastAsia"/>
-        </w:rPr>
-        <w:t xml:space="preserve">财务数据已落盘为</w:t>
-      </w:r>
-      <w:r>
-        <w:t xml:space="preserve"> </w:t>
-      </w:r>
-      <w:r>
-        <w:rPr>
-          <w:rFonts w:hint="eastAsia"/>
-        </w:rPr>
-        <w:t xml:space="preserve">CSV,演示不依赖实时网络;公告样本本地化;</w:t>
-      </w:r>
-    </w:p>
-    <w:p>
-      <w:pPr>
-        <w:pStyle w:val="Compact"/>
-        <w:numPr>
-          <w:ilvl w:val="0"/>
-          <w:numId w:val="1010"/>
-        </w:numPr>
-      </w:pPr>
-      <w:r>
-        <w:rPr>
-          <w:rFonts w:hint="eastAsia"/>
-          <w:b/>
-          <w:bCs/>
-        </w:rPr>
-        <w:t xml:space="preserve">可复现</w:t>
-      </w:r>
-      <w:r>
-        <w:rPr>
-          <w:rFonts w:hint="eastAsia"/>
-        </w:rPr>
-        <w:t xml:space="preserve">:提供完整源代码、依赖清单、运行说明;关键流程一键运行;</w:t>
-      </w:r>
-    </w:p>
-    <w:p>
-      <w:pPr>
-        <w:pStyle w:val="Compact"/>
-        <w:numPr>
-          <w:ilvl w:val="0"/>
-          <w:numId w:val="1010"/>
-        </w:numPr>
-      </w:pPr>
-      <w:r>
-        <w:rPr>
-          <w:rFonts w:hint="eastAsia"/>
-          <w:b/>
-          <w:bCs/>
-        </w:rPr>
         <w:t xml:space="preserve">可追溯</w:t>
       </w:r>
       <w:r>
@@ -5786,16 +6190,7 @@
         <w:t xml:space="preserve">:全链路</w:t>
       </w:r>
       <w:r>
-        <w:t xml:space="preserve"> trace.jsonl </w:t>
-      </w:r>
-      <w:r>
-        <w:rPr>
-          <w:rFonts w:hint="eastAsia"/>
-        </w:rPr>
-        <w:t xml:space="preserve">日志</w:t>
-      </w:r>
-      <w:r>
-        <w:t xml:space="preserve"> + </w:t>
+        <w:t xml:space="preserve"> trace.jsonl + </w:t>
       </w:r>
       <w:r>
         <w:rPr>
@@ -5804,8 +6199,8 @@
         <w:t xml:space="preserve">字段级原文溯源页码。</w:t>
       </w:r>
     </w:p>
-    <w:bookmarkEnd w:id="29"/>
-    <w:bookmarkStart w:id="30" w:name="九开源组件与第三方资源清单合规声明"/>
+    <w:bookmarkEnd w:id="37"/>
+    <w:bookmarkStart w:id="38" w:name="八开源组件与第三方资源清单合规声明"/>
     <w:p>
       <w:pPr>
         <w:pStyle w:val="Heading2"/>
@@ -5814,7 +6209,7 @@
         <w:rPr>
           <w:rFonts w:hint="eastAsia"/>
         </w:rPr>
-        <w:t xml:space="preserve">九、开源组件与第三方资源清单(合规声明)</w:t>
+        <w:t xml:space="preserve">八、开源组件与第三方资源清单(合规声明)</w:t>
       </w:r>
     </w:p>
     <w:tbl>
@@ -6140,7 +6535,7 @@
               <w:pStyle w:val="Compact"/>
             </w:pPr>
             <w:r>
-              <w:t xml:space="preserve">pandas</w:t>
+              <w:t xml:space="preserve">pandas / pydantic</w:t>
             </w:r>
           </w:p>
         </w:tc>
@@ -6162,7 +6557,7 @@
               <w:pStyle w:val="Compact"/>
             </w:pPr>
             <w:r>
-              <w:t xml:space="preserve">BSD-3</w:t>
+              <w:t xml:space="preserve">BSD-3 / MIT</w:t>
             </w:r>
           </w:p>
         </w:tc>
@@ -6177,6 +6572,15 @@
                 <w:rFonts w:hint="eastAsia"/>
               </w:rPr>
               <w:t xml:space="preserve">数据处理</w:t>
+            </w:r>
+            <w:r>
+              <w:t xml:space="preserve"> / Schema </w:t>
+            </w:r>
+            <w:r>
+              <w:rPr>
+                <w:rFonts w:hint="eastAsia"/>
+              </w:rPr>
+              <w:t xml:space="preserve">校验</w:t>
             </w:r>
           </w:p>
         </w:tc>
@@ -6189,58 +6593,6 @@
               <w:pStyle w:val="Compact"/>
             </w:pPr>
             <w:r>
-              <w:t xml:space="preserve">pydantic</w:t>
-            </w:r>
-          </w:p>
-        </w:tc>
-        <w:tc>
-          <w:tcPr/>
-          <w:p>
-            <w:pPr>
-              <w:pStyle w:val="Compact"/>
-            </w:pPr>
-            <w:r>
-              <w:t xml:space="preserve">PyPI</w:t>
-            </w:r>
-          </w:p>
-        </w:tc>
-        <w:tc>
-          <w:tcPr/>
-          <w:p>
-            <w:pPr>
-              <w:pStyle w:val="Compact"/>
-            </w:pPr>
-            <w:r>
-              <w:t xml:space="preserve">MIT</w:t>
-            </w:r>
-          </w:p>
-        </w:tc>
-        <w:tc>
-          <w:tcPr/>
-          <w:p>
-            <w:pPr>
-              <w:pStyle w:val="Compact"/>
-            </w:pPr>
-            <w:r>
-              <w:t xml:space="preserve">Schema </w:t>
-            </w:r>
-            <w:r>
-              <w:rPr>
-                <w:rFonts w:hint="eastAsia"/>
-              </w:rPr>
-              <w:t xml:space="preserve">强校验</w:t>
-            </w:r>
-          </w:p>
-        </w:tc>
-      </w:tr>
-      <w:tr>
-        <w:tc>
-          <w:tcPr/>
-          <w:p>
-            <w:pPr>
-              <w:pStyle w:val="Compact"/>
-            </w:pPr>
-            <w:r>
               <w:t xml:space="preserve">RUC-NLPIR/FinSight</w:t>
             </w:r>
           </w:p>
@@ -6279,7 +6631,7 @@
                 <w:b/>
                 <w:bCs/>
               </w:rPr>
-              <w:t xml:space="preserve">仅借鉴多智能体架构思想,未使用其代码;本系统全部业务代码为团队自主实现</w:t>
+              <w:t xml:space="preserve">仅借鉴多智能体架构思想,未使用其代码;本系统业务代码均为自主实现</w:t>
             </w:r>
           </w:p>
         </w:tc>
@@ -6290,13 +6642,7 @@
         <w:pStyle w:val="BodyText"/>
       </w:pPr>
       <w:r>
-        <w:rPr>
-          <w:rFonts w:hint="eastAsia"/>
-        </w:rPr>
-        <w:t xml:space="preserve">参考了</w:t>
-      </w:r>
-      <w:r>
-        <w:t xml:space="preserve"> CCKS </w:t>
+        <w:t xml:space="preserve">CCKS </w:t>
       </w:r>
       <w:r>
         <w:rPr>
@@ -6311,32 +6657,29 @@
         <w:rPr>
           <w:rFonts w:hint="eastAsia"/>
         </w:rPr>
-        <w:t xml:space="preserve">设计思路、</w:t>
-      </w:r>
-      <w:r>
-        <w:rPr>
-          <w:rFonts w:hint="eastAsia"/>
-        </w:rPr>
-        <w:t xml:space="preserve">“先分类后抽取”</w:t>
-      </w:r>
-      <w:r>
-        <w:rPr>
-          <w:rFonts w:hint="eastAsia"/>
-        </w:rPr>
-        <w:t xml:space="preserve">流程,以及</w:t>
-      </w:r>
-      <w:r>
-        <w:t xml:space="preserve"> Google LangExtract </w:t>
-      </w:r>
-      <w:r>
-        <w:rPr>
-          <w:rFonts w:hint="eastAsia"/>
-        </w:rPr>
-        <w:t xml:space="preserve">的来源锚定思想,均为思路借鉴,无代码复制。</w:t>
-      </w:r>
-    </w:p>
-    <w:bookmarkEnd w:id="30"/>
-    <w:bookmarkStart w:id="31" w:name="十进度计划"/>
+        <w:t xml:space="preserve">设计与”先分类后抽取”流程、Google</w:t>
+      </w:r>
+      <w:r>
+        <w:t xml:space="preserve"> LangExtract </w:t>
+      </w:r>
+      <w:r>
+        <w:rPr>
+          <w:rFonts w:hint="eastAsia"/>
+        </w:rPr>
+        <w:t xml:space="preserve">的来源锚定思想、567-labs/Instructor</w:t>
+      </w:r>
+      <w:r>
+        <w:t xml:space="preserve"> </w:t>
+      </w:r>
+      <w:r>
+        <w:rPr>
+          <w:rFonts w:hint="eastAsia"/>
+        </w:rPr>
+        <w:t xml:space="preserve">的校验重试模式均为思路借鉴,无代码复制。</w:t>
+      </w:r>
+    </w:p>
+    <w:bookmarkEnd w:id="38"/>
+    <w:bookmarkStart w:id="39" w:name="九进度计划与团队分工"/>
     <w:p>
       <w:pPr>
         <w:pStyle w:val="Heading2"/>
@@ -6345,7 +6688,7 @@
         <w:rPr>
           <w:rFonts w:hint="eastAsia"/>
         </w:rPr>
-        <w:t xml:space="preserve">十、进度计划</w:t>
+        <w:t xml:space="preserve">九、进度计划与团队分工</w:t>
       </w:r>
     </w:p>
     <w:tbl>
@@ -6530,21 +6873,32 @@
               <w:rPr>
                 <w:rFonts w:hint="eastAsia"/>
               </w:rPr>
-              <w:t xml:space="preserve">分钟演示视频、评测集构建</w:t>
-            </w:r>
-          </w:p>
-        </w:tc>
-        <w:tc>
-          <w:tcPr/>
-          <w:p>
-            <w:pPr>
-              <w:pStyle w:val="Compact"/>
-            </w:pPr>
-            <w:r>
-              <w:rPr>
-                <w:rFonts w:hint="eastAsia"/>
-              </w:rPr>
-              <w:t xml:space="preserve">进行中</w:t>
+              <w:t xml:space="preserve">分钟演示视频、评测集(已</w:t>
+            </w:r>
+            <w:r>
+              <w:t xml:space="preserve"> 30 </w:t>
+            </w:r>
+            <w:r>
+              <w:rPr>
+                <w:rFonts w:hint="eastAsia"/>
+              </w:rPr>
+              <w:t xml:space="preserve">份)</w:t>
+            </w:r>
+          </w:p>
+        </w:tc>
+        <w:tc>
+          <w:tcPr/>
+          <w:p>
+            <w:pPr>
+              <w:pStyle w:val="Compact"/>
+            </w:pPr>
+            <w:r>
+              <w:rPr>
+                <w:rFonts w:hint="eastAsia"/>
+                <w:b/>
+                <w:bCs/>
+              </w:rPr>
+              <w:t xml:space="preserve">基本完成</w:t>
             </w:r>
           </w:p>
         </w:tc>
@@ -6649,28 +7003,22 @@
               <w:pStyle w:val="Compact"/>
             </w:pPr>
             <w:r>
-              <w:rPr>
-                <w:rFonts w:hint="eastAsia"/>
-              </w:rPr>
-              <w:t xml:space="preserve">评测集扩充至</w:t>
-            </w:r>
-            <w:r>
-              <w:t xml:space="preserve"> 30+ </w:t>
-            </w:r>
-            <w:r>
-              <w:rPr>
-                <w:rFonts w:hint="eastAsia"/>
-              </w:rPr>
-              <w:t xml:space="preserve">份、Web</w:t>
-            </w:r>
-            <w:r>
-              <w:t xml:space="preserve"> </w:t>
-            </w:r>
-            <w:r>
-              <w:rPr>
-                <w:rFonts w:hint="eastAsia"/>
-              </w:rPr>
-              <w:t xml:space="preserve">演示界面、中标/股权变动公告类型扩展、现场演示数据准备</w:t>
+              <w:t xml:space="preserve">Gold Standard </w:t>
+            </w:r>
+            <w:r>
+              <w:rPr>
+                <w:rFonts w:hint="eastAsia"/>
+              </w:rPr>
+              <w:t xml:space="preserve">标注与字段级</w:t>
+            </w:r>
+            <w:r>
+              <w:t xml:space="preserve"> F1、Web </w:t>
+            </w:r>
+            <w:r>
+              <w:rPr>
+                <w:rFonts w:hint="eastAsia"/>
+              </w:rPr>
+              <w:t xml:space="preserve">演示界面、中标/股权变动类型扩展、现场演示数据</w:t>
             </w:r>
           </w:p>
         </w:tc>
@@ -6690,19 +7038,7 @@
         </w:tc>
       </w:tr>
     </w:tbl>
-    <w:bookmarkEnd w:id="31"/>
-    <w:bookmarkStart w:id="32" w:name="十一团队分工"/>
-    <w:p>
-      <w:pPr>
-        <w:pStyle w:val="Heading2"/>
-      </w:pPr>
-      <w:r>
-        <w:rPr>
-          <w:rFonts w:hint="eastAsia"/>
-        </w:rPr>
-        <w:t xml:space="preserve">十一、团队分工</w:t>
-      </w:r>
-    </w:p>
+    <w:p/>
     <w:tbl>
       <w:tblPr>
         <w:tblStyle w:val="Table"/>
@@ -6867,8 +7203,8 @@
         </w:tc>
       </w:tr>
     </w:tbl>
-    <w:bookmarkEnd w:id="32"/>
-    <w:bookmarkStart w:id="33" w:name="十二风险与应对"/>
+    <w:bookmarkEnd w:id="39"/>
+    <w:bookmarkStart w:id="40" w:name="十结论"/>
     <w:p>
       <w:pPr>
         <w:pStyle w:val="Heading2"/>
@@ -6877,218 +7213,49 @@
         <w:rPr>
           <w:rFonts w:hint="eastAsia"/>
         </w:rPr>
-        <w:t xml:space="preserve">十二、风险与应对</w:t>
-      </w:r>
-    </w:p>
-    <w:tbl>
-      <w:tblPr>
-        <w:tblStyle w:val="Table"/>
-        <w:tblW w:type="pct" w:w="5000"/>
-        <w:tblLayout w:type="fixed"/>
-        <w:tblLook w:firstRow="1" w:lastRow="0" w:firstColumn="0" w:lastColumn="0" w:noHBand="0" w:noVBand="0" w:val="0020"/>
-      </w:tblPr>
-      <w:tblGrid>
-        <w:gridCol w:w="3960"/>
-        <w:gridCol w:w="3960"/>
-      </w:tblGrid>
-      <w:tr>
-        <w:trPr>
-          <w:tblHeader w:val="on"/>
-        </w:trPr>
-        <w:tc>
-          <w:tcPr/>
-          <w:p>
-            <w:pPr>
-              <w:pStyle w:val="Compact"/>
-            </w:pPr>
-            <w:r>
-              <w:rPr>
-                <w:rFonts w:hint="eastAsia"/>
-              </w:rPr>
-              <w:t xml:space="preserve">风险</w:t>
-            </w:r>
-          </w:p>
-        </w:tc>
-        <w:tc>
-          <w:tcPr/>
-          <w:p>
-            <w:pPr>
-              <w:pStyle w:val="Compact"/>
-            </w:pPr>
-            <w:r>
-              <w:rPr>
-                <w:rFonts w:hint="eastAsia"/>
-              </w:rPr>
-              <w:t xml:space="preserve">应对</w:t>
-            </w:r>
-          </w:p>
-        </w:tc>
-      </w:tr>
-      <w:tr>
-        <w:tc>
-          <w:tcPr/>
-          <w:p>
-            <w:pPr>
-              <w:pStyle w:val="Compact"/>
-            </w:pPr>
-            <w:r>
-              <w:rPr>
-                <w:rFonts w:hint="eastAsia"/>
-              </w:rPr>
-              <w:t xml:space="preserve">公开数据接口失效</w:t>
-            </w:r>
-          </w:p>
-        </w:tc>
-        <w:tc>
-          <w:tcPr/>
-          <w:p>
-            <w:pPr>
-              <w:pStyle w:val="Compact"/>
-            </w:pPr>
-            <w:r>
-              <w:rPr>
-                <w:rFonts w:hint="eastAsia"/>
-              </w:rPr>
-              <w:t xml:space="preserve">双源采集</w:t>
-            </w:r>
-            <w:r>
-              <w:t xml:space="preserve"> + </w:t>
-            </w:r>
-            <w:r>
-              <w:rPr>
-                <w:rFonts w:hint="eastAsia"/>
-              </w:rPr>
-              <w:t xml:space="preserve">数据提前落盘,演示离线可运行</w:t>
-            </w:r>
-          </w:p>
-        </w:tc>
-      </w:tr>
-      <w:tr>
-        <w:tc>
-          <w:tcPr/>
-          <w:p>
-            <w:pPr>
-              <w:pStyle w:val="Compact"/>
-            </w:pPr>
-            <w:r>
-              <w:t xml:space="preserve">LLM </w:t>
-            </w:r>
-            <w:r>
-              <w:rPr>
-                <w:rFonts w:hint="eastAsia"/>
-              </w:rPr>
-              <w:t xml:space="preserve">服务波动</w:t>
-            </w:r>
-          </w:p>
-        </w:tc>
-        <w:tc>
-          <w:tcPr/>
-          <w:p>
-            <w:pPr>
-              <w:pStyle w:val="Compact"/>
-            </w:pPr>
-            <w:r>
-              <w:t xml:space="preserve">DeepSeek/Kimi </w:t>
-            </w:r>
-            <w:r>
-              <w:rPr>
-                <w:rFonts w:hint="eastAsia"/>
-              </w:rPr>
-              <w:t xml:space="preserve">双线路热备;规则兜底路径可独立完成提取</w:t>
-            </w:r>
-          </w:p>
-        </w:tc>
-      </w:tr>
-      <w:tr>
-        <w:tc>
-          <w:tcPr/>
-          <w:p>
-            <w:pPr>
-              <w:pStyle w:val="Compact"/>
-            </w:pPr>
-            <w:r>
-              <w:rPr>
-                <w:rFonts w:hint="eastAsia"/>
-              </w:rPr>
-              <w:t xml:space="preserve">扫描件</w:t>
-            </w:r>
-            <w:r>
-              <w:t xml:space="preserve"> OCR </w:t>
-            </w:r>
-            <w:r>
-              <w:rPr>
-                <w:rFonts w:hint="eastAsia"/>
-              </w:rPr>
-              <w:t xml:space="preserve">噪声</w:t>
-            </w:r>
-          </w:p>
-        </w:tc>
-        <w:tc>
-          <w:tcPr/>
-          <w:p>
-            <w:pPr>
-              <w:pStyle w:val="Compact"/>
-            </w:pPr>
-            <w:r>
-              <w:rPr>
-                <w:rFonts w:hint="eastAsia"/>
-              </w:rPr>
-              <w:t xml:space="preserve">溯源机制显式标记低置信字段,提示人工复核,不误报</w:t>
-            </w:r>
-          </w:p>
-        </w:tc>
-      </w:tr>
-      <w:tr>
-        <w:tc>
-          <w:tcPr/>
-          <w:p>
-            <w:pPr>
-              <w:pStyle w:val="Compact"/>
-            </w:pPr>
-            <w:r>
-              <w:rPr>
-                <w:rFonts w:hint="eastAsia"/>
-              </w:rPr>
-              <w:t xml:space="preserve">评测集规模有限</w:t>
-            </w:r>
-          </w:p>
-        </w:tc>
-        <w:tc>
-          <w:tcPr/>
-          <w:p>
-            <w:pPr>
-              <w:pStyle w:val="Compact"/>
-            </w:pPr>
-            <w:r>
-              <w:rPr>
-                <w:rFonts w:hint="eastAsia"/>
-              </w:rPr>
-              <w:t xml:space="preserve">初赛</w:t>
-            </w:r>
-            <w:r>
-              <w:t xml:space="preserve"> 20-30 </w:t>
-            </w:r>
-            <w:r>
-              <w:rPr>
-                <w:rFonts w:hint="eastAsia"/>
-              </w:rPr>
-              <w:t xml:space="preserve">份,决赛扩充至</w:t>
-            </w:r>
-            <w:r>
-              <w:t xml:space="preserve"> 30+ </w:t>
-            </w:r>
-            <w:r>
-              <w:rPr>
-                <w:rFonts w:hint="eastAsia"/>
-              </w:rPr>
-              <w:t xml:space="preserve">并引入中标/股权变动类型</w:t>
-            </w:r>
-          </w:p>
-        </w:tc>
-      </w:tr>
-    </w:tbl>
-    <w:bookmarkEnd w:id="33"/>
-    <w:bookmarkStart w:id="34" w:name="附录-a参考资料"/>
+        <w:t xml:space="preserve">十、结论</w:t>
+      </w:r>
+    </w:p>
+    <w:p>
+      <w:pPr>
+        <w:pStyle w:val="FirstParagraph"/>
+      </w:pPr>
+      <w:r>
+        <w:rPr>
+          <w:rFonts w:hint="eastAsia"/>
+        </w:rPr>
+        <w:t xml:space="preserve">本文提出的”驼研·信鉴”智能体将公告结构化提取与财务风险预警咬合为一体化闭环:以校验-重试闭环与三层校验体系保证提取结果的字段级可信,以”代码算数”纪律与红旗规则引擎实现可解释的风险预警,并以全程留痕与原文溯源满足金融场景的严谨性要求。初步实验表明系统具备工程可用性与预警有效性。决赛阶段将扩展公告类型覆盖面、完成</w:t>
+      </w:r>
+      <w:r>
+        <w:t xml:space="preserve"> Gold Standard </w:t>
+      </w:r>
+      <w:r>
+        <w:rPr>
+          <w:rFonts w:hint="eastAsia"/>
+        </w:rPr>
+        <w:t xml:space="preserve">标注与字段级</w:t>
+      </w:r>
+      <w:r>
+        <w:t xml:space="preserve"> F1 </w:t>
+      </w:r>
+      <w:r>
+        <w:rPr>
+          <w:rFonts w:hint="eastAsia"/>
+        </w:rPr>
+        <w:t xml:space="preserve">评测,并提供</w:t>
+      </w:r>
+      <w:r>
+        <w:t xml:space="preserve"> Web </w:t>
+      </w:r>
+      <w:r>
+        <w:rPr>
+          <w:rFonts w:hint="eastAsia"/>
+        </w:rPr>
+        <w:t xml:space="preserve">演示界面。</w:t>
+      </w:r>
+    </w:p>
+    <w:bookmarkEnd w:id="40"/>
+    <w:bookmarkStart w:id="41" w:name="参考文献"/>
     <w:p>
       <w:pPr>
         <w:pStyle w:val="Heading2"/>
@@ -7097,7 +7264,21 @@
         <w:rPr>
           <w:rFonts w:hint="eastAsia"/>
         </w:rPr>
-        <w:t xml:space="preserve">附录</w:t>
+        <w:t xml:space="preserve">参考文献</w:t>
+      </w:r>
+    </w:p>
+    <w:p>
+      <w:pPr>
+        <w:pStyle w:val="FirstParagraph"/>
+      </w:pPr>
+      <w:r>
+        <w:t xml:space="preserve">[1] RUC-NLPIR. FinSight: </w:t>
+      </w:r>
+      <w:r>
+        <w:rPr>
+          <w:rFonts w:hint="eastAsia"/>
+        </w:rPr>
+        <w:t xml:space="preserve">多智能体金融研报系统(AFAC2025</w:t>
       </w:r>
       <w:r>
         <w:t xml:space="preserve"> </w:t>
@@ -7106,101 +7287,197 @@
         <w:rPr>
           <w:rFonts w:hint="eastAsia"/>
         </w:rPr>
-        <w:t xml:space="preserve">A:参考资料</w:t>
-      </w:r>
-    </w:p>
-    <w:p>
-      <w:pPr>
-        <w:pStyle w:val="Compact"/>
-        <w:numPr>
-          <w:ilvl w:val="0"/>
-          <w:numId w:val="1011"/>
-        </w:numPr>
-      </w:pPr>
-      <w:r>
-        <w:t xml:space="preserve">2026 </w:t>
-      </w:r>
-      <w:r>
-        <w:rPr>
-          <w:rFonts w:hint="eastAsia"/>
-        </w:rPr>
-        <w:t xml:space="preserve">年北京市大学生金融人工智能竞赛通知(北京市教育委员会,2026-08)</w:t>
-      </w:r>
-    </w:p>
-    <w:p>
-      <w:pPr>
-        <w:pStyle w:val="Compact"/>
-        <w:numPr>
-          <w:ilvl w:val="0"/>
-          <w:numId w:val="1011"/>
-        </w:numPr>
-      </w:pPr>
-      <w:r>
-        <w:t xml:space="preserve">RUC-NLPIR/FinSight(AFAC2025 </w:t>
-      </w:r>
-      <w:r>
-        <w:rPr>
-          <w:rFonts w:hint="eastAsia"/>
-        </w:rPr>
-        <w:t xml:space="preserve">冠军,多智能体研报架构参考,GPL-3.0)</w:t>
-      </w:r>
-    </w:p>
-    <w:p>
-      <w:pPr>
-        <w:pStyle w:val="Compact"/>
-        <w:numPr>
-          <w:ilvl w:val="0"/>
-          <w:numId w:val="1011"/>
-        </w:numPr>
-      </w:pPr>
-      <w:r>
-        <w:t xml:space="preserve">MetaGLM/FinGLM(SMP2023 </w:t>
-      </w:r>
-      <w:r>
-        <w:rPr>
-          <w:rFonts w:hint="eastAsia"/>
-        </w:rPr>
-        <w:t xml:space="preserve">金融大模型挑战赛方案集)</w:t>
-      </w:r>
-    </w:p>
-    <w:p>
-      <w:pPr>
-        <w:pStyle w:val="Compact"/>
-        <w:numPr>
-          <w:ilvl w:val="0"/>
-          <w:numId w:val="1011"/>
-        </w:numPr>
-      </w:pPr>
-      <w:r>
-        <w:t xml:space="preserve">Beneish M-score / Piotroski F-score </w:t>
-      </w:r>
-      <w:r>
-        <w:rPr>
-          <w:rFonts w:hint="eastAsia"/>
-        </w:rPr>
-        <w:t xml:space="preserve">财务舞弊识别经典模型</w:t>
-      </w:r>
-    </w:p>
-    <w:p>
-      <w:pPr>
-        <w:pStyle w:val="Compact"/>
-        <w:numPr>
-          <w:ilvl w:val="0"/>
-          <w:numId w:val="1011"/>
-        </w:numPr>
-      </w:pPr>
-      <w:r>
-        <w:t xml:space="preserve">Google </w:t>
-      </w:r>
-      <w:r>
-        <w:rPr>
-          <w:rFonts w:hint="eastAsia"/>
-        </w:rPr>
-        <w:t xml:space="preserve">LangExtract(来源锚定思想)、567-labs/Instructor(校验重试模式)</w:t>
-      </w:r>
-    </w:p>
-    <w:bookmarkEnd w:id="34"/>
-    <w:bookmarkEnd w:id="35"/>
+        <w:t xml:space="preserve">冠军).</w:t>
+      </w:r>
+      <w:r>
+        <w:t xml:space="preserve"> GitHub, GPL-3.0.</w:t>
+      </w:r>
+      <w:r>
+        <w:t xml:space="preserve"> </w:t>
+      </w:r>
+      <w:r>
+        <w:t xml:space="preserve">[2] MetaGLM. FinGLM/FinGLM2: SMP2023 </w:t>
+      </w:r>
+      <w:r>
+        <w:rPr>
+          <w:rFonts w:hint="eastAsia"/>
+        </w:rPr>
+        <w:t xml:space="preserve">金融大模型挑战赛方案集.</w:t>
+      </w:r>
+      <w:r>
+        <w:t xml:space="preserve"> GitHub.</w:t>
+      </w:r>
+      <w:r>
+        <w:t xml:space="preserve"> </w:t>
+      </w:r>
+      <w:r>
+        <w:t xml:space="preserve">[3] AI4Finance Foundation. FinRobot: </w:t>
+      </w:r>
+      <w:r>
+        <w:rPr>
+          <w:rFonts w:hint="eastAsia"/>
+        </w:rPr>
+        <w:t xml:space="preserve">开源金融</w:t>
+      </w:r>
+      <w:r>
+        <w:t xml:space="preserve"> AI Agent </w:t>
+      </w:r>
+      <w:r>
+        <w:rPr>
+          <w:rFonts w:hint="eastAsia"/>
+        </w:rPr>
+        <w:t xml:space="preserve">平台.</w:t>
+      </w:r>
+      <w:r>
+        <w:t xml:space="preserve"> GitHub, Apache-2.0.</w:t>
+      </w:r>
+      <w:r>
+        <w:t xml:space="preserve"> </w:t>
+      </w:r>
+      <w:r>
+        <w:t xml:space="preserve">[4] TauricResearch. TradingAgents: </w:t>
+      </w:r>
+      <w:r>
+        <w:rPr>
+          <w:rFonts w:hint="eastAsia"/>
+        </w:rPr>
+        <w:t xml:space="preserve">多智能体</w:t>
+      </w:r>
+      <w:r>
+        <w:t xml:space="preserve"> LLM </w:t>
+      </w:r>
+      <w:r>
+        <w:rPr>
+          <w:rFonts w:hint="eastAsia"/>
+        </w:rPr>
+        <w:t xml:space="preserve">交易框架.</w:t>
+      </w:r>
+      <w:r>
+        <w:t xml:space="preserve"> GitHub, Apache-2.0.</w:t>
+      </w:r>
+      <w:r>
+        <w:t xml:space="preserve"> </w:t>
+      </w:r>
+      <w:r>
+        <w:t xml:space="preserve">[5] FudanDISC. DISC-FinLLM: </w:t>
+      </w:r>
+      <w:r>
+        <w:rPr>
+          <w:rFonts w:hint="eastAsia"/>
+        </w:rPr>
+        <w:t xml:space="preserve">中文金融大模型.</w:t>
+      </w:r>
+      <w:r>
+        <w:t xml:space="preserve"> GitHub.</w:t>
+      </w:r>
+      <w:r>
+        <w:t xml:space="preserve"> </w:t>
+      </w:r>
+      <w:r>
+        <w:t xml:space="preserve">[6] opendatalab. MinerU: </w:t>
+      </w:r>
+      <w:r>
+        <w:rPr>
+          <w:rFonts w:hint="eastAsia"/>
+        </w:rPr>
+        <w:t xml:space="preserve">一站式文档解析.</w:t>
+      </w:r>
+      <w:r>
+        <w:t xml:space="preserve"> GitHub, AGPL-3.0.</w:t>
+      </w:r>
+      <w:r>
+        <w:t xml:space="preserve"> </w:t>
+      </w:r>
+      <w:r>
+        <w:t xml:space="preserve">[7] PaddlePaddle. PaddleOCR / PP-StructureV3. GitHub, Apache-2.0.</w:t>
+      </w:r>
+      <w:r>
+        <w:t xml:space="preserve"> </w:t>
+      </w:r>
+      <w:r>
+        <w:t xml:space="preserve">[8] Google. LangExtract: </w:t>
+      </w:r>
+      <w:r>
+        <w:rPr>
+          <w:rFonts w:hint="eastAsia"/>
+        </w:rPr>
+        <w:t xml:space="preserve">来源锚定的</w:t>
+      </w:r>
+      <w:r>
+        <w:t xml:space="preserve"> LLM </w:t>
+      </w:r>
+      <w:r>
+        <w:rPr>
+          <w:rFonts w:hint="eastAsia"/>
+        </w:rPr>
+        <w:t xml:space="preserve">信息抽取.</w:t>
+      </w:r>
+      <w:r>
+        <w:t xml:space="preserve"> GitHub, Apache-2.0.</w:t>
+      </w:r>
+      <w:r>
+        <w:t xml:space="preserve"> </w:t>
+      </w:r>
+      <w:r>
+        <w:t xml:space="preserve">[9] 567-labs. Instructor: </w:t>
+      </w:r>
+      <w:r>
+        <w:rPr>
+          <w:rFonts w:hint="eastAsia"/>
+        </w:rPr>
+        <w:t xml:space="preserve">结构化</w:t>
+      </w:r>
+      <w:r>
+        <w:t xml:space="preserve"> LLM </w:t>
+      </w:r>
+      <w:r>
+        <w:rPr>
+          <w:rFonts w:hint="eastAsia"/>
+        </w:rPr>
+        <w:t xml:space="preserve">输出校验重试.</w:t>
+      </w:r>
+      <w:r>
+        <w:t xml:space="preserve"> GitHub, MIT.</w:t>
+      </w:r>
+      <w:r>
+        <w:t xml:space="preserve"> </w:t>
+      </w:r>
+      <w:r>
+        <w:t xml:space="preserve">[10] loujie0822. DeepIE: CCKS2020 </w:t>
+      </w:r>
+      <w:r>
+        <w:rPr>
+          <w:rFonts w:hint="eastAsia"/>
+        </w:rPr>
+        <w:t xml:space="preserve">金融事件抽取冠军方案.</w:t>
+      </w:r>
+      <w:r>
+        <w:t xml:space="preserve"> GitHub.</w:t>
+      </w:r>
+      <w:r>
+        <w:t xml:space="preserve"> </w:t>
+      </w:r>
+      <w:r>
+        <w:t xml:space="preserve">[11] Beneish, M. D. The Detection of Earnings Manipulation. Financial Analysts Journal, 1999.</w:t>
+      </w:r>
+      <w:r>
+        <w:t xml:space="preserve"> </w:t>
+      </w:r>
+      <w:r>
+        <w:t xml:space="preserve">[12] TongjiFinLab. FinReasoning: </w:t>
+      </w:r>
+      <w:r>
+        <w:rPr>
+          <w:rFonts w:hint="eastAsia"/>
+        </w:rPr>
+        <w:t xml:space="preserve">金融推理评测(字段级</w:t>
+      </w:r>
+      <w:r>
+        <w:t xml:space="preserve"> F1). GitHub.</w:t>
+      </w:r>
+    </w:p>
+    <w:bookmarkEnd w:id="41"/>
+    <w:bookmarkEnd w:id="42"/>
     <w:sectPr>
       <w:footnotePr>
         <w:numRestart w:val="eachSect"/>
@@ -7311,6 +7588,109 @@
       </w:pPr>
     </w:lvl>
   </w:abstractNum>
+  <w:abstractNum w:abstractNumId="991">
+    <w:nsid w:val="0000A991"/>
+    <w:multiLevelType w:val="multilevel"/>
+    <w:lvl w:ilvl="0">
+      <w:numFmt w:val="bullet"/>
+      <w:lvlText w:val=""/>
+      <w:lvlJc w:val="left"/>
+      <w:pPr>
+        <w:ind w:left="720" w:hanging="360"/>
+      </w:pPr>
+      <w:rPr>
+        <w:rFonts w:ascii="Symbol" w:hAnsi="Symbol" w:cs="Symbol" w:hint="default"/>
+      </w:rPr>
+    </w:lvl>
+    <w:lvl w:ilvl="1">
+      <w:numFmt w:val="bullet"/>
+      <w:lvlText w:val="o"/>
+      <w:lvlJc w:val="left"/>
+      <w:pPr>
+        <w:ind w:left="1440" w:hanging="360"/>
+      </w:pPr>
+      <w:rPr>
+        <w:rFonts w:ascii="Courier New" w:hAnsi="Courier New" w:cs="Courier New" w:hint="default"/>
+      </w:rPr>
+    </w:lvl>
+    <w:lvl w:ilvl="2">
+      <w:numFmt w:val="bullet"/>
+      <w:lvlText w:val=""/>
+      <w:lvlJc w:val="left"/>
+      <w:pPr>
+        <w:ind w:left="2160" w:hanging="360"/>
+      </w:pPr>
+      <w:rPr>
+        <w:rFonts w:ascii="Wingdings" w:hAnsi="Wingdings" w:cs="Wingdings" w:hint="default"/>
+      </w:rPr>
+    </w:lvl>
+    <w:lvl w:ilvl="3">
+      <w:numFmt w:val="bullet"/>
+      <w:lvlText w:val=""/>
+      <w:lvlJc w:val="left"/>
+      <w:pPr>
+        <w:ind w:left="2880" w:hanging="360"/>
+      </w:pPr>
+      <w:rPr>
+        <w:rFonts w:ascii="Symbol" w:hAnsi="Symbol" w:cs="Symbol" w:hint="default"/>
+      </w:rPr>
+    </w:lvl>
+    <w:lvl w:ilvl="4">
+      <w:numFmt w:val="bullet"/>
+      <w:lvlText w:val="o"/>
+      <w:lvlJc w:val="left"/>
+      <w:pPr>
+        <w:ind w:left="3600" w:hanging="360"/>
+      </w:pPr>
+      <w:rPr>
+        <w:rFonts w:ascii="Courier New" w:hAnsi="Courier New" w:cs="Courier New" w:hint="default"/>
+      </w:rPr>
+    </w:lvl>
+    <w:lvl w:ilvl="5">
+      <w:numFmt w:val="bullet"/>
+      <w:lvlText w:val=""/>
+      <w:lvlJc w:val="left"/>
+      <w:pPr>
+        <w:ind w:left="4320" w:hanging="360"/>
+      </w:pPr>
+      <w:rPr>
+        <w:rFonts w:ascii="Wingdings" w:hAnsi="Wingdings" w:cs="Wingdings" w:hint="default"/>
+      </w:rPr>
+    </w:lvl>
+    <w:lvl w:ilvl="6">
+      <w:numFmt w:val="bullet"/>
+      <w:lvlText w:val=""/>
+      <w:lvlJc w:val="left"/>
+      <w:pPr>
+        <w:ind w:left="5040" w:hanging="360"/>
+      </w:pPr>
+      <w:rPr>
+        <w:rFonts w:ascii="Symbol" w:hAnsi="Symbol" w:cs="Symbol" w:hint="default"/>
+      </w:rPr>
+    </w:lvl>
+    <w:lvl w:ilvl="7">
+      <w:numFmt w:val="bullet"/>
+      <w:lvlText w:val="o"/>
+      <w:lvlJc w:val="left"/>
+      <w:pPr>
+        <w:ind w:left="5760" w:hanging="360"/>
+      </w:pPr>
+      <w:rPr>
+        <w:rFonts w:ascii="Courier New" w:hAnsi="Courier New" w:cs="Courier New" w:hint="default"/>
+      </w:rPr>
+    </w:lvl>
+    <w:lvl w:ilvl="8">
+      <w:numFmt w:val="bullet"/>
+      <w:lvlText w:val=""/>
+      <w:lvlJc w:val="left"/>
+      <w:pPr>
+        <w:ind w:left="6480" w:hanging="360"/>
+      </w:pPr>
+      <w:rPr>
+        <w:rFonts w:ascii="Wingdings" w:hAnsi="Wingdings" w:cs="Wingdings" w:hint="default"/>
+      </w:rPr>
+    </w:lvl>
+  </w:abstractNum>
   <w:abstractNum w:abstractNumId="99411">
     <w:nsid w:val="00A99411"/>
     <w:multiLevelType w:val="multilevel"/>
@@ -7396,113 +7776,13 @@
       </w:pPr>
     </w:lvl>
   </w:abstractNum>
-  <w:abstractNum w:abstractNumId="991">
-    <w:nsid w:val="0000A991"/>
-    <w:multiLevelType w:val="multilevel"/>
-    <w:lvl w:ilvl="0">
-      <w:numFmt w:val="bullet"/>
-      <w:lvlText w:val=""/>
-      <w:lvlJc w:val="left"/>
-      <w:pPr>
-        <w:ind w:left="720" w:hanging="360"/>
-      </w:pPr>
-      <w:rPr>
-        <w:rFonts w:ascii="Symbol" w:hAnsi="Symbol" w:cs="Symbol" w:hint="default"/>
-      </w:rPr>
-    </w:lvl>
-    <w:lvl w:ilvl="1">
-      <w:numFmt w:val="bullet"/>
-      <w:lvlText w:val="o"/>
-      <w:lvlJc w:val="left"/>
-      <w:pPr>
-        <w:ind w:left="1440" w:hanging="360"/>
-      </w:pPr>
-      <w:rPr>
-        <w:rFonts w:ascii="Courier New" w:hAnsi="Courier New" w:cs="Courier New" w:hint="default"/>
-      </w:rPr>
-    </w:lvl>
-    <w:lvl w:ilvl="2">
-      <w:numFmt w:val="bullet"/>
-      <w:lvlText w:val=""/>
-      <w:lvlJc w:val="left"/>
-      <w:pPr>
-        <w:ind w:left="2160" w:hanging="360"/>
-      </w:pPr>
-      <w:rPr>
-        <w:rFonts w:ascii="Wingdings" w:hAnsi="Wingdings" w:cs="Wingdings" w:hint="default"/>
-      </w:rPr>
-    </w:lvl>
-    <w:lvl w:ilvl="3">
-      <w:numFmt w:val="bullet"/>
-      <w:lvlText w:val=""/>
-      <w:lvlJc w:val="left"/>
-      <w:pPr>
-        <w:ind w:left="2880" w:hanging="360"/>
-      </w:pPr>
-      <w:rPr>
-        <w:rFonts w:ascii="Symbol" w:hAnsi="Symbol" w:cs="Symbol" w:hint="default"/>
-      </w:rPr>
-    </w:lvl>
-    <w:lvl w:ilvl="4">
-      <w:numFmt w:val="bullet"/>
-      <w:lvlText w:val="o"/>
-      <w:lvlJc w:val="left"/>
-      <w:pPr>
-        <w:ind w:left="3600" w:hanging="360"/>
-      </w:pPr>
-      <w:rPr>
-        <w:rFonts w:ascii="Courier New" w:hAnsi="Courier New" w:cs="Courier New" w:hint="default"/>
-      </w:rPr>
-    </w:lvl>
-    <w:lvl w:ilvl="5">
-      <w:numFmt w:val="bullet"/>
-      <w:lvlText w:val=""/>
-      <w:lvlJc w:val="left"/>
-      <w:pPr>
-        <w:ind w:left="4320" w:hanging="360"/>
-      </w:pPr>
-      <w:rPr>
-        <w:rFonts w:ascii="Wingdings" w:hAnsi="Wingdings" w:cs="Wingdings" w:hint="default"/>
-      </w:rPr>
-    </w:lvl>
-    <w:lvl w:ilvl="6">
-      <w:numFmt w:val="bullet"/>
-      <w:lvlText w:val=""/>
-      <w:lvlJc w:val="left"/>
-      <w:pPr>
-        <w:ind w:left="5040" w:hanging="360"/>
-      </w:pPr>
-      <w:rPr>
-        <w:rFonts w:ascii="Symbol" w:hAnsi="Symbol" w:cs="Symbol" w:hint="default"/>
-      </w:rPr>
-    </w:lvl>
-    <w:lvl w:ilvl="7">
-      <w:numFmt w:val="bullet"/>
-      <w:lvlText w:val="o"/>
-      <w:lvlJc w:val="left"/>
-      <w:pPr>
-        <w:ind w:left="5760" w:hanging="360"/>
-      </w:pPr>
-      <w:rPr>
-        <w:rFonts w:ascii="Courier New" w:hAnsi="Courier New" w:cs="Courier New" w:hint="default"/>
-      </w:rPr>
-    </w:lvl>
-    <w:lvl w:ilvl="8">
-      <w:numFmt w:val="bullet"/>
-      <w:lvlText w:val=""/>
-      <w:lvlJc w:val="left"/>
-      <w:pPr>
-        <w:ind w:left="6480" w:hanging="360"/>
-      </w:pPr>
-      <w:rPr>
-        <w:rFonts w:ascii="Wingdings" w:hAnsi="Wingdings" w:cs="Wingdings" w:hint="default"/>
-      </w:rPr>
-    </w:lvl>
-  </w:abstractNum>
   <w:num w:numId="1000">
     <w:abstractNumId w:val="990"/>
   </w:num>
   <w:num w:numId="1001">
+    <w:abstractNumId w:val="991"/>
+  </w:num>
+  <w:num w:numId="1002">
     <w:abstractNumId w:val="99411"/>
     <w:lvlOverride w:ilvl="0">
       <w:startOverride w:val="1"/>
@@ -7532,13 +7812,13 @@
       <w:startOverride w:val="1"/>
     </w:lvlOverride>
   </w:num>
-  <w:num w:numId="1002">
-    <w:abstractNumId w:val="991"/>
-  </w:num>
   <w:num w:numId="1003">
     <w:abstractNumId w:val="991"/>
   </w:num>
   <w:num w:numId="1004">
+    <w:abstractNumId w:val="991"/>
+  </w:num>
+  <w:num w:numId="1005">
     <w:abstractNumId w:val="99411"/>
     <w:lvlOverride w:ilvl="0">
       <w:startOverride w:val="1"/>
@@ -7568,107 +7848,8 @@
       <w:startOverride w:val="1"/>
     </w:lvlOverride>
   </w:num>
-  <w:num w:numId="1005">
+  <w:num w:numId="1006">
     <w:abstractNumId w:val="991"/>
-  </w:num>
-  <w:num w:numId="1006">
-    <w:abstractNumId w:val="99411"/>
-    <w:lvlOverride w:ilvl="0">
-      <w:startOverride w:val="1"/>
-    </w:lvlOverride>
-    <w:lvlOverride w:ilvl="1">
-      <w:startOverride w:val="1"/>
-    </w:lvlOverride>
-    <w:lvlOverride w:ilvl="2">
-      <w:startOverride w:val="1"/>
-    </w:lvlOverride>
-    <w:lvlOverride w:ilvl="3">
-      <w:startOverride w:val="1"/>
-    </w:lvlOverride>
-    <w:lvlOverride w:ilvl="4">
-      <w:startOverride w:val="1"/>
-    </w:lvlOverride>
-    <w:lvlOverride w:ilvl="5">
-      <w:startOverride w:val="1"/>
-    </w:lvlOverride>
-    <w:lvlOverride w:ilvl="6">
-      <w:startOverride w:val="1"/>
-    </w:lvlOverride>
-    <w:lvlOverride w:ilvl="7">
-      <w:startOverride w:val="1"/>
-    </w:lvlOverride>
-    <w:lvlOverride w:ilvl="8">
-      <w:startOverride w:val="1"/>
-    </w:lvlOverride>
-  </w:num>
-  <w:num w:numId="1007">
-    <w:abstractNumId w:val="991"/>
-  </w:num>
-  <w:num w:numId="1008">
-    <w:abstractNumId w:val="99411"/>
-    <w:lvlOverride w:ilvl="0">
-      <w:startOverride w:val="1"/>
-    </w:lvlOverride>
-    <w:lvlOverride w:ilvl="1">
-      <w:startOverride w:val="1"/>
-    </w:lvlOverride>
-    <w:lvlOverride w:ilvl="2">
-      <w:startOverride w:val="1"/>
-    </w:lvlOverride>
-    <w:lvlOverride w:ilvl="3">
-      <w:startOverride w:val="1"/>
-    </w:lvlOverride>
-    <w:lvlOverride w:ilvl="4">
-      <w:startOverride w:val="1"/>
-    </w:lvlOverride>
-    <w:lvlOverride w:ilvl="5">
-      <w:startOverride w:val="1"/>
-    </w:lvlOverride>
-    <w:lvlOverride w:ilvl="6">
-      <w:startOverride w:val="1"/>
-    </w:lvlOverride>
-    <w:lvlOverride w:ilvl="7">
-      <w:startOverride w:val="1"/>
-    </w:lvlOverride>
-    <w:lvlOverride w:ilvl="8">
-      <w:startOverride w:val="1"/>
-    </w:lvlOverride>
-  </w:num>
-  <w:num w:numId="1009">
-    <w:abstractNumId w:val="991"/>
-  </w:num>
-  <w:num w:numId="1010">
-    <w:abstractNumId w:val="991"/>
-  </w:num>
-  <w:num w:numId="1011">
-    <w:abstractNumId w:val="99411"/>
-    <w:lvlOverride w:ilvl="0">
-      <w:startOverride w:val="1"/>
-    </w:lvlOverride>
-    <w:lvlOverride w:ilvl="1">
-      <w:startOverride w:val="1"/>
-    </w:lvlOverride>
-    <w:lvlOverride w:ilvl="2">
-      <w:startOverride w:val="1"/>
-    </w:lvlOverride>
-    <w:lvlOverride w:ilvl="3">
-      <w:startOverride w:val="1"/>
-    </w:lvlOverride>
-    <w:lvlOverride w:ilvl="4">
-      <w:startOverride w:val="1"/>
-    </w:lvlOverride>
-    <w:lvlOverride w:ilvl="5">
-      <w:startOverride w:val="1"/>
-    </w:lvlOverride>
-    <w:lvlOverride w:ilvl="6">
-      <w:startOverride w:val="1"/>
-    </w:lvlOverride>
-    <w:lvlOverride w:ilvl="7">
-      <w:startOverride w:val="1"/>
-    </w:lvlOverride>
-    <w:lvlOverride w:ilvl="8">
-      <w:startOverride w:val="1"/>
-    </w:lvlOverride>
   </w:num>
 </w:numbering>
 </file>

--- a/提交材料/项目计划书.docx
+++ b/提交材料/项目计划书.docx
@@ -2092,31 +2092,8 @@
       <w:pPr>
         <w:pStyle w:val="2"/>
       </w:pPr>
-      <w:bookmarkStart w:id="9" w:name="四实现原理由浅入深"/>
-      <w:bookmarkEnd w:id="8"/>
-      <w:r>
-        <w:rPr>
-          <w:rFonts w:hint="eastAsia"/>
-        </w:rPr>
-        <w:t>四、实现原理</w:t>
-      </w:r>
-      <w:r>
-        <w:rPr>
-          <w:rFonts w:hint="eastAsia"/>
-        </w:rPr>
-        <w:t>(</w:t>
-      </w:r>
-      <w:r>
-        <w:rPr>
-          <w:rFonts w:hint="eastAsia"/>
-        </w:rPr>
-        <w:t>由浅入深</w:t>
-      </w:r>
-      <w:r>
-        <w:rPr>
-          <w:rFonts w:hint="eastAsia"/>
-        </w:rPr>
-        <w:t>)</w:t>
+      <w:r>
+        <w:t>四、选题一:公告数据结构化提取(实现原理)</w:t>
       </w:r>
     </w:p>
     <w:p>
@@ -2163,80 +2140,131 @@
         <w:rPr>
           <w:rFonts w:hint="eastAsia"/>
         </w:rPr>
-        <w:t>分两种。文字能直接复制的</w:t>
-      </w:r>
-      <w:r>
-        <w:rPr>
-          <w:rFonts w:hint="eastAsia"/>
-        </w:rPr>
-        <w:t>,</w:t>
-      </w:r>
-      <w:r>
-        <w:rPr>
-          <w:rFonts w:hint="eastAsia"/>
-        </w:rPr>
-        <w:t>用程序读取全文并还原表格的行列结构</w:t>
-      </w:r>
-      <w:r>
-        <w:rPr>
-          <w:rFonts w:hint="eastAsia"/>
-        </w:rPr>
-        <w:t>;</w:t>
-      </w:r>
-      <w:r>
-        <w:rPr>
-          <w:rFonts w:hint="eastAsia"/>
-        </w:rPr>
-        <w:t>扫描件本质是一沓图片</w:t>
-      </w:r>
-      <w:r>
-        <w:rPr>
-          <w:rFonts w:hint="eastAsia"/>
-        </w:rPr>
-        <w:t>,</w:t>
-      </w:r>
-      <w:r>
-        <w:rPr>
-          <w:rFonts w:hint="eastAsia"/>
-        </w:rPr>
-        <w:t>先用</w:t>
-      </w:r>
-      <w:r>
-        <w:t xml:space="preserve"> OCR </w:t>
-      </w:r>
-      <w:r>
-        <w:rPr>
-          <w:rFonts w:hint="eastAsia"/>
-        </w:rPr>
-        <w:t>把字认出来</w:t>
-      </w:r>
-      <w:r>
-        <w:rPr>
-          <w:rFonts w:hint="eastAsia"/>
-        </w:rPr>
-        <w:t>,</w:t>
-      </w:r>
-      <w:r>
-        <w:rPr>
-          <w:rFonts w:hint="eastAsia"/>
-        </w:rPr>
-        <w:t>再按每个字在页面上的坐标把表格拼回去。程序自动判断走哪条通道</w:t>
-      </w:r>
-      <w:r>
-        <w:rPr>
-          <w:rFonts w:hint="eastAsia"/>
-        </w:rPr>
-        <w:t>,</w:t>
-      </w:r>
-      <w:r>
-        <w:rPr>
-          <w:rFonts w:hint="eastAsia"/>
-        </w:rPr>
-        <w:t>两种格式最终变成同样的输入。</w:t>
+        <w:t>分两种。</w:t>
       </w:r>
     </w:p>
     <w:p>
       <w:pPr>
+        <w:pStyle w:val="FirstParagraph"/>
+      </w:pPr>
+      <w:r>
+        <w:rPr>
+          <w:rFonts w:hint="eastAsia"/>
+        </w:rPr>
+        <w:t>1</w:t>
+      </w:r>
+      <w:r>
+        <w:rPr>
+          <w:rFonts w:hint="eastAsia"/>
+        </w:rPr>
+        <w:t>，</w:t>
+      </w:r>
+      <w:r>
+        <w:rPr>
+          <w:rFonts w:hint="eastAsia"/>
+        </w:rPr>
+        <w:t>文字能直接复制的</w:t>
+      </w:r>
+      <w:r>
+        <w:rPr>
+          <w:rFonts w:hint="eastAsia"/>
+        </w:rPr>
+        <w:t>,</w:t>
+      </w:r>
+      <w:r>
+        <w:rPr>
+          <w:rFonts w:hint="eastAsia"/>
+        </w:rPr>
+        <w:t>用程序读取全文并还原表格的行列结构</w:t>
+      </w:r>
+      <w:r>
+        <w:rPr>
+          <w:rFonts w:hint="eastAsia"/>
+        </w:rPr>
+        <w:t>,</w:t>
+      </w:r>
+    </w:p>
+    <w:p>
+      <w:pPr>
+        <w:pStyle w:val="FirstParagraph"/>
+      </w:pPr>
+      <w:r>
+        <w:rPr>
+          <w:rFonts w:hint="eastAsia"/>
+        </w:rPr>
+        <w:t>2</w:t>
+      </w:r>
+      <w:r>
+        <w:rPr>
+          <w:rFonts w:hint="eastAsia"/>
+        </w:rPr>
+        <w:t>，</w:t>
+      </w:r>
+      <w:r>
+        <w:rPr>
+          <w:rFonts w:hint="eastAsia"/>
+        </w:rPr>
+        <w:t>扫描件本质是一沓图片</w:t>
+      </w:r>
+      <w:r>
+        <w:rPr>
+          <w:rFonts w:hint="eastAsia"/>
+        </w:rPr>
+        <w:t>,</w:t>
+      </w:r>
+      <w:r>
+        <w:rPr>
+          <w:rFonts w:hint="eastAsia"/>
+        </w:rPr>
+        <w:t>先用</w:t>
+      </w:r>
+      <w:r>
+        <w:t xml:space="preserve"> OCR </w:t>
+      </w:r>
+      <w:r>
+        <w:rPr>
+          <w:rFonts w:hint="eastAsia"/>
+        </w:rPr>
+        <w:t>把字认出来</w:t>
+      </w:r>
+      <w:r>
+        <w:rPr>
+          <w:rFonts w:hint="eastAsia"/>
+        </w:rPr>
+        <w:t>,</w:t>
+      </w:r>
+      <w:r>
+        <w:rPr>
+          <w:rFonts w:hint="eastAsia"/>
+        </w:rPr>
+        <w:t>再按每个字在页面上的坐标把表格拼回去。</w:t>
+      </w:r>
+    </w:p>
+    <w:p>
+      <w:pPr>
+        <w:pStyle w:val="FirstParagraph"/>
+      </w:pPr>
+      <w:r>
+        <w:rPr>
+          <w:rFonts w:hint="eastAsia"/>
+        </w:rPr>
+        <w:t>程序自动判断走哪条通道</w:t>
+      </w:r>
+      <w:r>
+        <w:rPr>
+          <w:rFonts w:hint="eastAsia"/>
+        </w:rPr>
+        <w:t>,</w:t>
+      </w:r>
+      <w:r>
+        <w:rPr>
+          <w:rFonts w:hint="eastAsia"/>
+        </w:rPr>
+        <w:t>两种格式最终变成同样的输入。</w:t>
+      </w:r>
+    </w:p>
+    <w:p>
+      <w:pPr>
         <w:pStyle w:val="3"/>
       </w:pPr>
       <w:bookmarkStart w:id="11" w:name="ai-提取交作业批改订正闭环"/>
@@ -2975,6 +3003,7 @@
       <w:bookmarkStart w:id="13" w:name="三个-ai-互相监督质疑-裁决对抗机制"/>
       <w:bookmarkEnd w:id="12"/>
       <w:r>
+        <w:lastRenderedPageBreak/>
         <w:t xml:space="preserve">4.4 </w:t>
       </w:r>
       <w:r>
@@ -3118,7 +3147,6 @@
               <w:rPr>
                 <w:rFonts w:hint="eastAsia"/>
               </w:rPr>
-              <w:lastRenderedPageBreak/>
               <w:t>角色</w:t>
             </w:r>
           </w:p>
@@ -3770,222 +3798,97 @@
     </w:p>
     <w:p>
       <w:pPr>
-        <w:pStyle w:val="3"/>
-      </w:pPr>
-      <w:bookmarkStart w:id="14" w:name="财务分析代码算数ai-说理"/>
-      <w:bookmarkEnd w:id="13"/>
-      <w:r>
-        <w:t xml:space="preserve">4.5 </w:t>
-      </w:r>
-      <w:r>
-        <w:rPr>
-          <w:rFonts w:hint="eastAsia"/>
-        </w:rPr>
-        <w:t>财务分析</w:t>
-      </w:r>
-      <w:r>
-        <w:rPr>
-          <w:rFonts w:hint="eastAsia"/>
-        </w:rPr>
-        <w:t>:</w:t>
-      </w:r>
-      <w:r>
-        <w:rPr>
-          <w:rFonts w:hint="eastAsia"/>
-        </w:rPr>
-        <w:t>代码算数</w:t>
-      </w:r>
-      <w:r>
-        <w:rPr>
-          <w:rFonts w:hint="eastAsia"/>
-        </w:rPr>
-        <w:t>,AI</w:t>
-      </w:r>
-      <w:r>
-        <w:t xml:space="preserve"> </w:t>
-      </w:r>
-      <w:r>
-        <w:rPr>
-          <w:rFonts w:hint="eastAsia"/>
-        </w:rPr>
-        <w:t>说理</w:t>
+        <w:pStyle w:val="2"/>
+      </w:pPr>
+      <w:r>
+        <w:t>五、选题二:财报分析与信用风险预警</w:t>
       </w:r>
     </w:p>
     <w:p>
       <w:pPr>
-        <w:pStyle w:val="FirstParagraph"/>
-      </w:pPr>
-      <w:r>
-        <w:rPr>
-          <w:rFonts w:hint="eastAsia"/>
-        </w:rPr>
-        <w:t>大模型不擅长算术</w:t>
-      </w:r>
-      <w:r>
-        <w:rPr>
-          <w:rFonts w:hint="eastAsia"/>
-        </w:rPr>
-        <w:t>,</w:t>
-      </w:r>
-      <w:r>
-        <w:rPr>
-          <w:rFonts w:hint="eastAsia"/>
-        </w:rPr>
-        <w:t>所以系统立了条铁律</w:t>
-      </w:r>
-      <w:r>
-        <w:rPr>
-          <w:rFonts w:hint="eastAsia"/>
-        </w:rPr>
-        <w:t>:</w:t>
-      </w:r>
-      <w:r>
-        <w:rPr>
-          <w:rFonts w:hint="eastAsia"/>
-          <w:b/>
-          <w:bCs/>
-        </w:rPr>
-        <w:t>所有数字都由程序计算</w:t>
-      </w:r>
-      <w:r>
-        <w:rPr>
-          <w:rFonts w:hint="eastAsia"/>
-          <w:b/>
-          <w:bCs/>
-        </w:rPr>
-        <w:t>,AI</w:t>
-      </w:r>
-      <w:r>
-        <w:rPr>
-          <w:b/>
-          <w:bCs/>
-        </w:rPr>
-        <w:t xml:space="preserve"> </w:t>
-      </w:r>
-      <w:r>
-        <w:rPr>
-          <w:rFonts w:hint="eastAsia"/>
-          <w:b/>
-          <w:bCs/>
-        </w:rPr>
-        <w:t>只做解释</w:t>
-      </w:r>
-      <w:r>
-        <w:rPr>
-          <w:rFonts w:hint="eastAsia"/>
-        </w:rPr>
-        <w:t>。财务数据通过公开接口双源采集</w:t>
-      </w:r>
-      <w:r>
-        <w:rPr>
-          <w:rFonts w:hint="eastAsia"/>
-        </w:rPr>
-        <w:t>(</w:t>
-      </w:r>
-      <w:r>
-        <w:rPr>
-          <w:rFonts w:hint="eastAsia"/>
-        </w:rPr>
-        <w:t>同花顺</w:t>
-      </w:r>
-      <w:r>
-        <w:t xml:space="preserve"> + </w:t>
-      </w:r>
-      <w:r>
-        <w:rPr>
-          <w:rFonts w:hint="eastAsia"/>
-        </w:rPr>
-        <w:t>新浪财经互相印证</w:t>
-      </w:r>
-      <w:r>
-        <w:rPr>
-          <w:rFonts w:hint="eastAsia"/>
-        </w:rPr>
-        <w:t>),</w:t>
-      </w:r>
-      <w:r>
-        <w:rPr>
-          <w:rFonts w:hint="eastAsia"/>
-        </w:rPr>
-        <w:t>存到本地并记录采集时间和来源</w:t>
-      </w:r>
-      <w:r>
-        <w:rPr>
-          <w:rFonts w:hint="eastAsia"/>
-        </w:rPr>
-        <w:t>,</w:t>
-      </w:r>
-      <w:r>
-        <w:rPr>
-          <w:rFonts w:hint="eastAsia"/>
-        </w:rPr>
-        <w:t>离线也能复现演示。</w:t>
+        <w:pStyle w:val="3"/>
+      </w:pPr>
+      <w:r>
+        <w:t>5.1 财报数据:双源采集与“代码算数”铁律</w:t>
       </w:r>
     </w:p>
     <w:p>
       <w:pPr>
-        <w:pStyle w:val="3"/>
-      </w:pPr>
-      <w:bookmarkStart w:id="15" w:name="红旗规则预警九条规则看风险"/>
-      <w:bookmarkEnd w:id="14"/>
-      <w:r>
-        <w:t xml:space="preserve">4.6 </w:t>
-      </w:r>
-      <w:r>
-        <w:rPr>
-          <w:rFonts w:hint="eastAsia"/>
-        </w:rPr>
-        <w:t>红旗规则预警</w:t>
-      </w:r>
-      <w:r>
-        <w:rPr>
-          <w:rFonts w:hint="eastAsia"/>
-        </w:rPr>
-        <w:t>:</w:t>
-      </w:r>
-      <w:r>
-        <w:rPr>
-          <w:rFonts w:hint="eastAsia"/>
-        </w:rPr>
-        <w:t>九条规则看风险</w:t>
+        <w:pStyle w:val="FirstParagraph"/>
+      </w:pPr>
+      <w:r>
+        <w:rPr>
+          <w:b w:val="0"/>
+        </w:rPr>
+        <w:t>大模型会说话,但算术并不可靠——让它口算“净利润同比增长了多少”,它可能张口就错;而金融数据错一个数,结论就全错。所以系统立了条铁律:</w:t>
+      </w:r>
+      <w:r>
+        <w:rPr>
+          <w:b/>
+        </w:rPr>
+        <w:t>所有数字都由程序计算,AI 一个数都不算,只负责解释</w:t>
+      </w:r>
+      <w:r>
+        <w:rPr>
+          <w:b w:val="0"/>
+        </w:rPr>
+        <w:t>。打个比方:程序是会计,AI 是解说员。具体分四步:</w:t>
       </w:r>
     </w:p>
     <w:p>
       <w:pPr>
+        <w:pStyle w:val="Compact"/>
+      </w:pPr>
+      <w:r>
+        <w:t>① 取数:程序通过公开数据接口(akshare)同时从“同花顺”和“新浪财经”两个渠道,下载该公司历年年报关键数据。两个来源互相印证,防止单一渠道出错或缺数据;</w:t>
+      </w:r>
+    </w:p>
+    <w:p>
+      <w:pPr>
+        <w:pStyle w:val="Compact"/>
+      </w:pPr>
+      <w:r>
+        <w:t>② 留痕:数据下载后存成本地 CSV 文件,并自动记录采集时间、来源网址、数据行数——即使断网,演示和评审也能用同一批数据完整复现;</w:t>
+      </w:r>
+    </w:p>
+    <w:p>
+      <w:pPr>
+        <w:pStyle w:val="Compact"/>
+      </w:pPr>
+      <w:r>
+        <w:t>③ 计算:净利润同比、资产负债率、每股经营现金流与每股收益的比值……所有指标由程序套公式算出,结果可精确到小数点,评委可亲手复算报告里的每一个数字;</w:t>
+      </w:r>
+    </w:p>
+    <w:p>
+      <w:pPr>
+        <w:pStyle w:val="Compact"/>
+      </w:pPr>
+      <w:r>
+        <w:t>④ 解释:算好的数字交给红旗规则引擎做判断(5.2 节),需要写报告时,AI 只负责把数字背后的含义讲成人话,绝不参与计算。</w:t>
+      </w:r>
+    </w:p>
+    <w:p>
+      <w:pPr>
         <w:pStyle w:val="FirstParagraph"/>
       </w:pPr>
       <w:r>
-        <w:rPr>
-          <w:rFonts w:hint="eastAsia"/>
-        </w:rPr>
-        <w:t>在算好的指标上运行</w:t>
-      </w:r>
-      <w:r>
-        <w:t xml:space="preserve"> 9 </w:t>
-      </w:r>
-      <w:r>
-        <w:rPr>
-          <w:rFonts w:hint="eastAsia"/>
-        </w:rPr>
-        <w:t>条规则</w:t>
-      </w:r>
-      <w:r>
-        <w:rPr>
-          <w:rFonts w:hint="eastAsia"/>
-        </w:rPr>
-        <w:t>,</w:t>
-      </w:r>
-      <w:r>
-        <w:rPr>
-          <w:rFonts w:hint="eastAsia"/>
-        </w:rPr>
-        <w:t>每条对应一类经典风险信号</w:t>
-      </w:r>
-      <w:r>
-        <w:rPr>
-          <w:rFonts w:hint="eastAsia"/>
-        </w:rPr>
-        <w:t>:</w:t>
+        <w:t>这样做的收益:同一个输入永远算出同一个结果,不存在“AI 今天心情不好算错了”的问题;可复现、可核验,正是金融场景的底线要求。</w:t>
+      </w:r>
+    </w:p>
+    <w:p>
+      <w:pPr>
+        <w:pStyle w:val="3"/>
+      </w:pPr>
+      <w:r>
+        <w:t>5.2 红旗规则引擎:九条规则、理论依据与论文来源</w:t>
+      </w:r>
+    </w:p>
+    <w:p>
+      <w:pPr>
+        <w:pStyle w:val="FirstParagraph"/>
+      </w:pPr>
+      <w:r>
+        <w:t>在算好的指标上运行 9 条规则,每条对应一类经典风险信号(见下表一)。这些规则不是拍脑袋定的经验阈值,每条背后都有经过学界与业界长期检验的研究支撑(见下表二):</w:t>
       </w:r>
     </w:p>
     <w:tbl>
@@ -4016,6 +3919,7 @@
               <w:rPr>
                 <w:rFonts w:hint="eastAsia"/>
               </w:rPr>
+              <w:lastRenderedPageBreak/>
               <w:t>编号</w:t>
             </w:r>
           </w:p>
@@ -4228,7 +4132,6 @@
               <w:pStyle w:val="Compact"/>
             </w:pPr>
             <w:r>
-              <w:lastRenderedPageBreak/>
               <w:t>R4</w:t>
             </w:r>
           </w:p>
@@ -4513,6 +4416,499 @@
     </w:tbl>
     <w:p>
       <w:pPr>
+        <w:pStyle w:val="FirstParagraph"/>
+      </w:pPr>
+      <w:r>
+        <w:t>“红旗(red flag)分析”本身就有出处:华尔街分析师 O'glove 在 1987 年的《盈利质量》(Quality of Earnings)中首创用一系列警示信号筛查问题公司的方法,我们“红旗规则”的命名正源于此。四条理论脉络如下:</w:t>
+      </w:r>
+    </w:p>
+    <w:p>
+      <w:pPr>
+        <w:pStyle w:val="Compact"/>
+      </w:pPr>
+      <w:r>
+        <w:t>利润与现金流的关系(R1/R7):会计学家 Sloan 1996 年提出著名的“应计异象”——利润中“应计”成分(没有现金支撑的账面数字)占比越高,盈余质量越差、未来业绩变脸概率越大;Beneish 1999 年据此构建的 M-score 模型,至今仍是识别财务造假的经典工具,美国证监会(SEC)执法研究长期沿用;</w:t>
+      </w:r>
+    </w:p>
+    <w:p>
+      <w:pPr>
+        <w:pStyle w:val="Compact"/>
+      </w:pPr>
+      <w:r>
+        <w:t>利润成色与背离信号(R2/R3):Dechow 等人 2011 年系统研究了被 SEC 处罚的造假公司,归纳出“收入与利润走势背离”“非经常性项目占比异常”等典型错报信号(F-score);A 股监管强制披露“扣非净利润”的口径设计也出自同一逻辑;</w:t>
+      </w:r>
+    </w:p>
+    <w:p>
+      <w:pPr>
+        <w:pStyle w:val="Compact"/>
+      </w:pPr>
+      <w:r>
+        <w:t>变脸、连亏与高杠杆(R4/R5/R6):Altman 1968 年的 Z-score 模型开创了用财务比率预测企业破产的范式,Ohlson 1980 年进一步发展为概率模型,亏损与杠杆始终是两类模型的核心变量;</w:t>
+      </w:r>
+    </w:p>
+    <w:p>
+      <w:pPr>
+        <w:pStyle w:val="Compact"/>
+      </w:pPr>
+      <w:r>
+        <w:t>股权质押风险(R8/R9):国内研究提供了直接支撑——谢德仁、郑登津、崔宸瑜 2016 年发表于《管理世界》的研究证明,控股股东高比例股权质押显著加剧股价崩盘风险,是潜在的“地雷”;质押到期带来的平仓连锁反应则是流动性风险的典型传导路径。</w:t>
+      </w:r>
+    </w:p>
+    <w:p>
+      <w:pPr>
+        <w:pStyle w:val="FirstParagraph"/>
+      </w:pPr>
+      <w:r>
+        <w:t>表二把每条规则与其理论依据、代表文献一一对应,便于评审核对:</w:t>
+      </w:r>
+    </w:p>
+    <w:tbl>
+      <w:tblPr>
+        <w:tblStyle w:val="Table"/>
+        <w:tblW w:type="auto" w:w="0"/>
+        <w:tblLook w:firstColumn="1" w:firstRow="1" w:lastColumn="0" w:lastRow="0" w:noHBand="0" w:noVBand="1" w:val="04A0"/>
+      </w:tblPr>
+      <w:tblGrid>
+        <w:gridCol w:w="2160"/>
+        <w:gridCol w:w="2160"/>
+        <w:gridCol w:w="2160"/>
+        <w:gridCol w:w="2160"/>
+      </w:tblGrid>
+      <w:tr>
+        <w:tc>
+          <w:tcPr>
+            <w:tcW w:type="dxa" w:w="2160"/>
+          </w:tcPr>
+          <w:p>
+            <w:r>
+              <w:rPr>
+                <w:b/>
+              </w:rPr>
+              <w:t>规则</w:t>
+            </w:r>
+          </w:p>
+        </w:tc>
+        <w:tc>
+          <w:tcPr>
+            <w:tcW w:type="dxa" w:w="2160"/>
+          </w:tcPr>
+          <w:p>
+            <w:r>
+              <w:rPr>
+                <w:b/>
+              </w:rPr>
+              <w:t>风险信号</w:t>
+            </w:r>
+          </w:p>
+        </w:tc>
+        <w:tc>
+          <w:tcPr>
+            <w:tcW w:type="dxa" w:w="2160"/>
+          </w:tcPr>
+          <w:p>
+            <w:r>
+              <w:rPr>
+                <w:b/>
+              </w:rPr>
+              <w:t>理论依据</w:t>
+            </w:r>
+          </w:p>
+        </w:tc>
+        <w:tc>
+          <w:tcPr>
+            <w:tcW w:type="dxa" w:w="2160"/>
+          </w:tcPr>
+          <w:p>
+            <w:r>
+              <w:rPr>
+                <w:b/>
+              </w:rPr>
+              <w:t>代表文献</w:t>
+            </w:r>
+          </w:p>
+        </w:tc>
+      </w:tr>
+      <w:tr>
+        <w:tc>
+          <w:tcPr>
+            <w:tcW w:type="dxa" w:w="2160"/>
+          </w:tcPr>
+          <w:p>
+            <w:r>
+              <w:t>R1</w:t>
+            </w:r>
+          </w:p>
+        </w:tc>
+        <w:tc>
+          <w:tcPr>
+            <w:tcW w:type="dxa" w:w="2160"/>
+          </w:tcPr>
+          <w:p>
+            <w:r>
+              <w:t>有利润没现金</w:t>
+            </w:r>
+          </w:p>
+        </w:tc>
+        <w:tc>
+          <w:tcPr>
+            <w:tcW w:type="dxa" w:w="2160"/>
+          </w:tcPr>
+          <w:p>
+            <w:r>
+              <w:t>应计利润无现金支撑→盈余质量差</w:t>
+            </w:r>
+          </w:p>
+        </w:tc>
+        <w:tc>
+          <w:tcPr>
+            <w:tcW w:type="dxa" w:w="2160"/>
+          </w:tcPr>
+          <w:p>
+            <w:r>
+              <w:t>Sloan 1996; Beneish 1999</w:t>
+            </w:r>
+          </w:p>
+        </w:tc>
+      </w:tr>
+      <w:tr>
+        <w:tc>
+          <w:tcPr>
+            <w:tcW w:type="dxa" w:w="2160"/>
+          </w:tcPr>
+          <w:p>
+            <w:r>
+              <w:t>R2</w:t>
+            </w:r>
+          </w:p>
+        </w:tc>
+        <w:tc>
+          <w:tcPr>
+            <w:tcW w:type="dxa" w:w="2160"/>
+          </w:tcPr>
+          <w:p>
+            <w:r>
+              <w:t>利润靠非经常性损益</w:t>
+            </w:r>
+          </w:p>
+        </w:tc>
+        <w:tc>
+          <w:tcPr>
+            <w:tcW w:type="dxa" w:w="2160"/>
+          </w:tcPr>
+          <w:p>
+            <w:r>
+              <w:t>造假公司常用一次性收益粉饰利润</w:t>
+            </w:r>
+          </w:p>
+        </w:tc>
+        <w:tc>
+          <w:tcPr>
+            <w:tcW w:type="dxa" w:w="2160"/>
+          </w:tcPr>
+          <w:p>
+            <w:r>
+              <w:t>Dechow et al. 2011</w:t>
+            </w:r>
+          </w:p>
+        </w:tc>
+      </w:tr>
+      <w:tr>
+        <w:tc>
+          <w:tcPr>
+            <w:tcW w:type="dxa" w:w="2160"/>
+          </w:tcPr>
+          <w:p>
+            <w:r>
+              <w:t>R3</w:t>
+            </w:r>
+          </w:p>
+        </w:tc>
+        <w:tc>
+          <w:tcPr>
+            <w:tcW w:type="dxa" w:w="2160"/>
+          </w:tcPr>
+          <w:p>
+            <w:r>
+              <w:t>营收降、利润反升</w:t>
+            </w:r>
+          </w:p>
+        </w:tc>
+        <w:tc>
+          <w:tcPr>
+            <w:tcW w:type="dxa" w:w="2160"/>
+          </w:tcPr>
+          <w:p>
+            <w:r>
+              <w:t>收入-利润背离是财务错报典型信号</w:t>
+            </w:r>
+          </w:p>
+        </w:tc>
+        <w:tc>
+          <w:tcPr>
+            <w:tcW w:type="dxa" w:w="2160"/>
+          </w:tcPr>
+          <w:p>
+            <w:r>
+              <w:t>Beneish 1999; Dechow 2011</w:t>
+            </w:r>
+          </w:p>
+        </w:tc>
+      </w:tr>
+      <w:tr>
+        <w:tc>
+          <w:tcPr>
+            <w:tcW w:type="dxa" w:w="2160"/>
+          </w:tcPr>
+          <w:p>
+            <w:r>
+              <w:t>R4</w:t>
+            </w:r>
+          </w:p>
+        </w:tc>
+        <w:tc>
+          <w:tcPr>
+            <w:tcW w:type="dxa" w:w="2160"/>
+          </w:tcPr>
+          <w:p>
+            <w:r>
+              <w:t>业绩变脸</w:t>
+            </w:r>
+          </w:p>
+        </w:tc>
+        <w:tc>
+          <w:tcPr>
+            <w:tcW w:type="dxa" w:w="2160"/>
+          </w:tcPr>
+          <w:p>
+            <w:r>
+              <w:t>前期激进确认收入的后遗症</w:t>
+            </w:r>
+          </w:p>
+        </w:tc>
+        <w:tc>
+          <w:tcPr>
+            <w:tcW w:type="dxa" w:w="2160"/>
+          </w:tcPr>
+          <w:p>
+            <w:r>
+              <w:t>Dechow et al. 2011</w:t>
+            </w:r>
+          </w:p>
+        </w:tc>
+      </w:tr>
+      <w:tr>
+        <w:tc>
+          <w:tcPr>
+            <w:tcW w:type="dxa" w:w="2160"/>
+          </w:tcPr>
+          <w:p>
+            <w:r>
+              <w:t>R5</w:t>
+            </w:r>
+          </w:p>
+        </w:tc>
+        <w:tc>
+          <w:tcPr>
+            <w:tcW w:type="dxa" w:w="2160"/>
+          </w:tcPr>
+          <w:p>
+            <w:r>
+              <w:t>连续两年亏损</w:t>
+            </w:r>
+          </w:p>
+        </w:tc>
+        <w:tc>
+          <w:tcPr>
+            <w:tcW w:type="dxa" w:w="2160"/>
+          </w:tcPr>
+          <w:p>
+            <w:r>
+              <w:t>破产预测模型的核心变量</w:t>
+            </w:r>
+          </w:p>
+        </w:tc>
+        <w:tc>
+          <w:tcPr>
+            <w:tcW w:type="dxa" w:w="2160"/>
+          </w:tcPr>
+          <w:p>
+            <w:r>
+              <w:t>Altman 1968; Ohlson 1980</w:t>
+            </w:r>
+          </w:p>
+        </w:tc>
+      </w:tr>
+      <w:tr>
+        <w:tc>
+          <w:tcPr>
+            <w:tcW w:type="dxa" w:w="2160"/>
+          </w:tcPr>
+          <w:p>
+            <w:r>
+              <w:t>R6</w:t>
+            </w:r>
+          </w:p>
+        </w:tc>
+        <w:tc>
+          <w:tcPr>
+            <w:tcW w:type="dxa" w:w="2160"/>
+          </w:tcPr>
+          <w:p>
+            <w:r>
+              <w:t>资产负债率过高</w:t>
+            </w:r>
+          </w:p>
+        </w:tc>
+        <w:tc>
+          <w:tcPr>
+            <w:tcW w:type="dxa" w:w="2160"/>
+          </w:tcPr>
+          <w:p>
+            <w:r>
+              <w:t>高杠杆→财务困境概率上升</w:t>
+            </w:r>
+          </w:p>
+        </w:tc>
+        <w:tc>
+          <w:tcPr>
+            <w:tcW w:type="dxa" w:w="2160"/>
+          </w:tcPr>
+          <w:p>
+            <w:r>
+              <w:t>Altman 1968; Ohlson 1980</w:t>
+            </w:r>
+          </w:p>
+        </w:tc>
+      </w:tr>
+      <w:tr>
+        <w:tc>
+          <w:tcPr>
+            <w:tcW w:type="dxa" w:w="2160"/>
+          </w:tcPr>
+          <w:p>
+            <w:r>
+              <w:t>R7</w:t>
+            </w:r>
+          </w:p>
+        </w:tc>
+        <w:tc>
+          <w:tcPr>
+            <w:tcW w:type="dxa" w:w="2160"/>
+          </w:tcPr>
+          <w:p>
+            <w:r>
+              <w:t>利润含金量低</w:t>
+            </w:r>
+          </w:p>
+        </w:tc>
+        <w:tc>
+          <w:tcPr>
+            <w:tcW w:type="dxa" w:w="2160"/>
+          </w:tcPr>
+          <w:p>
+            <w:r>
+              <w:t>现金/利润比是盈余质量经典度量</w:t>
+            </w:r>
+          </w:p>
+        </w:tc>
+        <w:tc>
+          <w:tcPr>
+            <w:tcW w:type="dxa" w:w="2160"/>
+          </w:tcPr>
+          <w:p>
+            <w:r>
+              <w:t>Sloan 1996; O'glove 1987</w:t>
+            </w:r>
+          </w:p>
+        </w:tc>
+      </w:tr>
+      <w:tr>
+        <w:tc>
+          <w:tcPr>
+            <w:tcW w:type="dxa" w:w="2160"/>
+          </w:tcPr>
+          <w:p>
+            <w:r>
+              <w:t>R8</w:t>
+            </w:r>
+          </w:p>
+        </w:tc>
+        <w:tc>
+          <w:tcPr>
+            <w:tcW w:type="dxa" w:w="2160"/>
+          </w:tcPr>
+          <w:p>
+            <w:r>
+              <w:t>控股股东高比例质押</w:t>
+            </w:r>
+          </w:p>
+        </w:tc>
+        <w:tc>
+          <w:tcPr>
+            <w:tcW w:type="dxa" w:w="2160"/>
+          </w:tcPr>
+          <w:p>
+            <w:r>
+              <w:t>质押加剧股价崩盘与掏空风险</w:t>
+            </w:r>
+          </w:p>
+        </w:tc>
+        <w:tc>
+          <w:tcPr>
+            <w:tcW w:type="dxa" w:w="2160"/>
+          </w:tcPr>
+          <w:p>
+            <w:r>
+              <w:t>谢德仁等 2016</w:t>
+            </w:r>
+          </w:p>
+        </w:tc>
+      </w:tr>
+      <w:tr>
+        <w:tc>
+          <w:tcPr>
+            <w:tcW w:type="dxa" w:w="2160"/>
+          </w:tcPr>
+          <w:p>
+            <w:r>
+              <w:t>R9</w:t>
+            </w:r>
+          </w:p>
+        </w:tc>
+        <w:tc>
+          <w:tcPr>
+            <w:tcW w:type="dxa" w:w="2160"/>
+          </w:tcPr>
+          <w:p>
+            <w:r>
+              <w:t>质押集中到期</w:t>
+            </w:r>
+          </w:p>
+        </w:tc>
+        <w:tc>
+          <w:tcPr>
+            <w:tcW w:type="dxa" w:w="2160"/>
+          </w:tcPr>
+          <w:p>
+            <w:r>
+              <w:t>平仓连锁反应→流动性螺旋</w:t>
+            </w:r>
+          </w:p>
+        </w:tc>
+        <w:tc>
+          <w:tcPr>
+            <w:tcW w:type="dxa" w:w="2160"/>
+          </w:tcPr>
+          <w:p>
+            <w:r>
+              <w:t>谢德仁等 2016</w:t>
+            </w:r>
+          </w:p>
+        </w:tc>
+      </w:tr>
+    </w:tbl>
+    <w:p>
+      <w:pPr>
         <w:pStyle w:val="a0"/>
       </w:pPr>
       <w:r>
@@ -4624,16 +5020,8 @@
       <w:pPr>
         <w:pStyle w:val="3"/>
       </w:pPr>
-      <w:bookmarkStart w:id="16" w:name="全程留痕"/>
-      <w:bookmarkEnd w:id="15"/>
-      <w:r>
-        <w:t xml:space="preserve">4.7 </w:t>
-      </w:r>
-      <w:r>
-        <w:rPr>
-          <w:rFonts w:hint="eastAsia"/>
-        </w:rPr>
-        <w:t>全程留痕</w:t>
+      <w:r>
+        <w:t>5.3 全程留痕</w:t>
       </w:r>
     </w:p>
     <w:p>
@@ -4699,29 +5087,16 @@
       <w:pPr>
         <w:pStyle w:val="2"/>
       </w:pPr>
-      <w:bookmarkStart w:id="17" w:name="五实验"/>
-      <w:bookmarkEnd w:id="9"/>
-      <w:bookmarkEnd w:id="16"/>
-      <w:r>
-        <w:rPr>
-          <w:rFonts w:hint="eastAsia"/>
-        </w:rPr>
-        <w:t>五、实验</w:t>
+      <w:r>
+        <w:t>六、实验</w:t>
       </w:r>
     </w:p>
     <w:p>
       <w:pPr>
         <w:pStyle w:val="3"/>
       </w:pPr>
-      <w:bookmarkStart w:id="18" w:name="实验设置"/>
-      <w:r>
-        <w:t xml:space="preserve">5.1 </w:t>
-      </w:r>
-      <w:r>
-        <w:rPr>
-          <w:rFonts w:hint="eastAsia"/>
-        </w:rPr>
-        <w:t>实验设置</w:t>
+      <w:r>
+        <w:t>6.1 实验设置</w:t>
       </w:r>
     </w:p>
     <w:p>
@@ -5237,31 +5612,8 @@
       <w:pPr>
         <w:pStyle w:val="3"/>
       </w:pPr>
-      <w:bookmarkStart w:id="19" w:name="提取效果30-份盲测"/>
-      <w:bookmarkEnd w:id="18"/>
-      <w:r>
-        <w:t xml:space="preserve">5.2 </w:t>
-      </w:r>
-      <w:r>
-        <w:rPr>
-          <w:rFonts w:hint="eastAsia"/>
-        </w:rPr>
-        <w:t>提取效果</w:t>
-      </w:r>
-      <w:r>
-        <w:rPr>
-          <w:rFonts w:hint="eastAsia"/>
-        </w:rPr>
-        <w:t>:30</w:t>
-      </w:r>
-      <w:r>
-        <w:t xml:space="preserve"> </w:t>
-      </w:r>
-      <w:r>
-        <w:rPr>
-          <w:rFonts w:hint="eastAsia"/>
-        </w:rPr>
-        <w:t>份盲测</w:t>
+      <w:r>
+        <w:t>6.2 提取效果:30 份盲测</w:t>
       </w:r>
     </w:p>
     <w:tbl>
@@ -5405,6 +5757,7 @@
               <w:rPr>
                 <w:rFonts w:hint="eastAsia"/>
               </w:rPr>
+              <w:lastRenderedPageBreak/>
               <w:t>校验项总通过率</w:t>
             </w:r>
           </w:p>
@@ -5493,7 +5846,6 @@
         <w:rPr>
           <w:rFonts w:hint="eastAsia"/>
         </w:rPr>
-        <w:lastRenderedPageBreak/>
         <w:t>三份工程样本的校验全部通过</w:t>
       </w:r>
       <w:r>
@@ -5543,43 +5895,8 @@
       <w:pPr>
         <w:pStyle w:val="3"/>
       </w:pPr>
-      <w:bookmarkStart w:id="20" w:name="对照实验ai-校验缺一不可"/>
-      <w:bookmarkEnd w:id="19"/>
-      <w:r>
-        <w:t xml:space="preserve">5.3 </w:t>
-      </w:r>
-      <w:r>
-        <w:rPr>
-          <w:rFonts w:hint="eastAsia"/>
-        </w:rPr>
-        <w:t>对照实验</w:t>
-      </w:r>
-      <w:r>
-        <w:rPr>
-          <w:rFonts w:hint="eastAsia"/>
-        </w:rPr>
-        <w:t>:AI</w:t>
-      </w:r>
-      <w:r>
-        <w:t xml:space="preserve"> + </w:t>
-      </w:r>
-      <w:r>
-        <w:rPr>
-          <w:rFonts w:hint="eastAsia"/>
-        </w:rPr>
-        <w:t>校验</w:t>
-      </w:r>
-      <w:r>
-        <w:rPr>
-          <w:rFonts w:hint="eastAsia"/>
-        </w:rPr>
-        <w:t>,</w:t>
-      </w:r>
-      <w:r>
-        <w:rPr>
-          <w:rFonts w:hint="eastAsia"/>
-        </w:rPr>
-        <w:t>缺一不可</w:t>
+      <w:r>
+        <w:t>6.3 对照实验:AI + 校验,缺一不可</w:t>
       </w:r>
     </w:p>
     <w:p>
@@ -5928,28 +6245,8 @@
       <w:pPr>
         <w:pStyle w:val="3"/>
       </w:pPr>
-      <w:bookmarkStart w:id="21" w:name="多智能体审查实验四个角色合力发现公告自身印错了"/>
-      <w:bookmarkEnd w:id="20"/>
-      <w:r>
-        <w:t xml:space="preserve">5.4 </w:t>
-      </w:r>
-      <w:r>
-        <w:rPr>
-          <w:rFonts w:hint="eastAsia"/>
-        </w:rPr>
-        <w:t>多智能体审查实验</w:t>
-      </w:r>
-      <w:r>
-        <w:rPr>
-          <w:rFonts w:hint="eastAsia"/>
-        </w:rPr>
-        <w:t>:</w:t>
-      </w:r>
-      <w:r>
-        <w:rPr>
-          <w:rFonts w:hint="eastAsia"/>
-        </w:rPr>
-        <w:t>四个角色合力发现”公告自身印错了”</w:t>
+      <w:r>
+        <w:t>6.4 多智能体审查实验:四个角色合力发现“公告自身印错了”</w:t>
       </w:r>
     </w:p>
     <w:p>
@@ -6487,37 +6784,8 @@
       <w:pPr>
         <w:pStyle w:val="3"/>
       </w:pPr>
-      <w:bookmarkStart w:id="22" w:name="风险预警回溯康美药业提前-1-2-年报警"/>
-      <w:bookmarkEnd w:id="21"/>
-      <w:r>
-        <w:t xml:space="preserve">5.5 </w:t>
-      </w:r>
-      <w:r>
-        <w:rPr>
-          <w:rFonts w:hint="eastAsia"/>
-        </w:rPr>
-        <w:t>风险预警回溯</w:t>
-      </w:r>
-      <w:r>
-        <w:rPr>
-          <w:rFonts w:hint="eastAsia"/>
-        </w:rPr>
-        <w:t>:</w:t>
-      </w:r>
-      <w:r>
-        <w:rPr>
-          <w:rFonts w:hint="eastAsia"/>
-        </w:rPr>
-        <w:t>康美药业提前</w:t>
-      </w:r>
-      <w:r>
-        <w:t xml:space="preserve"> 1-2 </w:t>
-      </w:r>
-      <w:r>
-        <w:rPr>
-          <w:rFonts w:hint="eastAsia"/>
-        </w:rPr>
-        <w:t>年报警</w:t>
+      <w:r>
+        <w:t>6.5 风险预警回溯:康美药业提前 1-2 年报警</w:t>
       </w:r>
     </w:p>
     <w:tbl>
@@ -6721,7 +6989,6 @@
               <w:pStyle w:val="Compact"/>
             </w:pPr>
             <w:r>
-              <w:lastRenderedPageBreak/>
               <w:t xml:space="preserve">2018 </w:t>
             </w:r>
             <w:r>
@@ -7157,28 +7424,8 @@
       <w:pPr>
         <w:pStyle w:val="3"/>
       </w:pPr>
-      <w:bookmarkStart w:id="23" w:name="错误分析系统会自己抓错"/>
-      <w:bookmarkEnd w:id="22"/>
-      <w:r>
-        <w:t xml:space="preserve">5.6 </w:t>
-      </w:r>
-      <w:r>
-        <w:rPr>
-          <w:rFonts w:hint="eastAsia"/>
-        </w:rPr>
-        <w:t>错误分析</w:t>
-      </w:r>
-      <w:r>
-        <w:rPr>
-          <w:rFonts w:hint="eastAsia"/>
-        </w:rPr>
-        <w:t>:</w:t>
-      </w:r>
-      <w:r>
-        <w:rPr>
-          <w:rFonts w:hint="eastAsia"/>
-        </w:rPr>
-        <w:t>系统会自己抓错</w:t>
+      <w:r>
+        <w:t>6.6 错误分析:系统会自己抓错</w:t>
       </w:r>
     </w:p>
     <w:p>
@@ -7186,150 +7433,15 @@
         <w:pStyle w:val="FirstParagraph"/>
       </w:pPr>
       <w:r>
-        <w:rPr>
-          <w:rFonts w:hint="eastAsia"/>
-        </w:rPr>
-        <w:t>评测中校验机制主动发现三类问题</w:t>
-      </w:r>
-      <w:r>
-        <w:rPr>
-          <w:rFonts w:hint="eastAsia"/>
-        </w:rPr>
-        <w:t>:</w:t>
-      </w:r>
-      <w:r>
-        <w:rPr>
-          <w:rFonts w:hint="eastAsia"/>
-        </w:rPr>
-        <w:t>①万通发展公告里”股东个体口径”与”一致行动人合并口径”混用</w:t>
-      </w:r>
-      <w:r>
-        <w:rPr>
-          <w:rFonts w:hint="eastAsia"/>
-        </w:rPr>
-        <w:t>,</w:t>
-      </w:r>
-      <w:r>
-        <w:rPr>
-          <w:rFonts w:hint="eastAsia"/>
-        </w:rPr>
-        <w:t>勾稽验算正确识别</w:t>
-      </w:r>
-      <w:r>
-        <w:rPr>
-          <w:rFonts w:hint="eastAsia"/>
-        </w:rPr>
-        <w:t>;</w:t>
-      </w:r>
-      <w:r>
-        <w:rPr>
-          <w:rFonts w:hint="eastAsia"/>
-        </w:rPr>
-        <w:t>②惠发食品公告自身数据矛盾</w:t>
-      </w:r>
-      <w:r>
-        <w:rPr>
-          <w:rFonts w:hint="eastAsia"/>
-        </w:rPr>
-        <w:t>(</w:t>
-      </w:r>
-      <w:r>
-        <w:rPr>
-          <w:rFonts w:hint="eastAsia"/>
-        </w:rPr>
-        <w:t>表格与文字口径不一致</w:t>
-      </w:r>
-      <w:r>
-        <w:rPr>
-          <w:rFonts w:hint="eastAsia"/>
-        </w:rPr>
-        <w:t>),</w:t>
-      </w:r>
-      <w:r>
-        <w:rPr>
-          <w:rFonts w:hint="eastAsia"/>
-        </w:rPr>
-        <w:t>勾稽报警</w:t>
-      </w:r>
-      <w:r>
-        <w:t xml:space="preserve"> + </w:t>
-      </w:r>
-      <w:r>
-        <w:rPr>
-          <w:rFonts w:hint="eastAsia"/>
-        </w:rPr>
-        <w:t>多智能体审查裁决”忠于原文、转人工”</w:t>
-      </w:r>
-      <w:r>
-        <w:rPr>
-          <w:rFonts w:hint="eastAsia"/>
-        </w:rPr>
-        <w:t>,</w:t>
-      </w:r>
-      <w:r>
-        <w:rPr>
-          <w:rFonts w:hint="eastAsia"/>
-        </w:rPr>
-        <w:t>详见</w:t>
-      </w:r>
-      <w:r>
-        <w:t xml:space="preserve"> 5.4 </w:t>
-      </w:r>
-      <w:r>
-        <w:rPr>
-          <w:rFonts w:hint="eastAsia"/>
-        </w:rPr>
-        <w:t>节</w:t>
-      </w:r>
-      <w:r>
-        <w:rPr>
-          <w:rFonts w:hint="eastAsia"/>
-        </w:rPr>
-        <w:t>;</w:t>
-      </w:r>
-      <w:r>
-        <w:rPr>
-          <w:rFonts w:hint="eastAsia"/>
-        </w:rPr>
-        <w:t>③东望时代属”拟签署”预告类公告</w:t>
-      </w:r>
-      <w:r>
-        <w:rPr>
-          <w:rFonts w:hint="eastAsia"/>
-        </w:rPr>
-        <w:t>,</w:t>
-      </w:r>
-      <w:r>
-        <w:rPr>
-          <w:rFonts w:hint="eastAsia"/>
-        </w:rPr>
-        <w:t>本无累计质押表</w:t>
-      </w:r>
-      <w:r>
-        <w:rPr>
-          <w:rFonts w:hint="eastAsia"/>
-        </w:rPr>
-        <w:t>,</w:t>
-      </w:r>
-      <w:r>
-        <w:rPr>
-          <w:rFonts w:hint="eastAsia"/>
-        </w:rPr>
-        <w:t>我们据此把校验规则改进为”不适用”判定——评测反过来帮助系统进化。</w:t>
+        <w:t>评测中校验机制主动发现三类问题:①万通发展公告里”股东个体口径”与”一致行动人合并口径”混用,勾稽验算正确识别;②惠发食品公告自身数据矛盾(表格与文字口径不一致),勾稽报警 + 多智能体审查裁决”忠于原文、转人工”,详见 6.4 节;③东望时代属”拟签署”预告类公告,本无累计质押表,我们据此把校验规则改进为”不适用”判定——评测反过来帮助系统进化。</w:t>
       </w:r>
     </w:p>
     <w:p>
       <w:pPr>
         <w:pStyle w:val="2"/>
       </w:pPr>
-      <w:bookmarkStart w:id="24" w:name="六讨论"/>
-      <w:bookmarkEnd w:id="17"/>
-      <w:bookmarkEnd w:id="23"/>
-      <w:r>
-        <w:rPr>
-          <w:rFonts w:hint="eastAsia"/>
-        </w:rPr>
-        <w:t>六、讨论</w:t>
+      <w:r>
+        <w:t>七、讨论</w:t>
       </w:r>
     </w:p>
     <w:p>
@@ -7563,13 +7675,8 @@
       <w:pPr>
         <w:pStyle w:val="2"/>
       </w:pPr>
-      <w:bookmarkStart w:id="25" w:name="七竞赛要求符合性与开源组件"/>
-      <w:bookmarkEnd w:id="24"/>
-      <w:r>
-        <w:rPr>
-          <w:rFonts w:hint="eastAsia"/>
-        </w:rPr>
-        <w:t>七、竞赛要求符合性与开源组件</w:t>
+      <w:r>
+        <w:t>八、竞赛要求符合性与开源组件</w:t>
       </w:r>
     </w:p>
     <w:p>
@@ -7935,6 +8042,7 @@
               <w:pStyle w:val="Compact"/>
             </w:pPr>
             <w:r>
+              <w:lastRenderedPageBreak/>
               <w:t>pypdf / pdfplumber / PyMuPDF</w:t>
             </w:r>
           </w:p>
@@ -8082,7 +8190,6 @@
               <w:pStyle w:val="Compact"/>
             </w:pPr>
             <w:r>
-              <w:lastRenderedPageBreak/>
               <w:t>Streamlit</w:t>
             </w:r>
           </w:p>
@@ -8181,13 +8288,8 @@
       <w:pPr>
         <w:pStyle w:val="2"/>
       </w:pPr>
-      <w:bookmarkStart w:id="26" w:name="八进度安排与分工"/>
-      <w:bookmarkEnd w:id="25"/>
-      <w:r>
-        <w:rPr>
-          <w:rFonts w:hint="eastAsia"/>
-        </w:rPr>
-        <w:t>八、进度安排与分工</w:t>
+      <w:r>
+        <w:t>九、进度安排与分工</w:t>
       </w:r>
     </w:p>
     <w:tbl>
@@ -8557,13 +8659,8 @@
       <w:pPr>
         <w:pStyle w:val="2"/>
       </w:pPr>
-      <w:bookmarkStart w:id="27" w:name="九结论"/>
-      <w:bookmarkEnd w:id="26"/>
-      <w:r>
-        <w:rPr>
-          <w:rFonts w:hint="eastAsia"/>
-        </w:rPr>
-        <w:t>九、结论</w:t>
+      <w:r>
+        <w:t>十、结论</w:t>
       </w:r>
     </w:p>
     <w:p>
@@ -8916,7 +9013,14 @@
         <w:rPr>
           <w:rFonts w:hint="eastAsia"/>
         </w:rPr>
-        <w:t>输出校验重试</w:t>
+        <w:t>输出</w:t>
+      </w:r>
+      <w:r>
+        <w:rPr>
+          <w:rFonts w:hint="eastAsia"/>
+        </w:rPr>
+        <w:lastRenderedPageBreak/>
+        <w:t>校验重试</w:t>
       </w:r>
       <w:r>
         <w:rPr>
@@ -8944,6 +9048,9 @@
       </w:r>
       <w:bookmarkEnd w:id="0"/>
       <w:bookmarkEnd w:id="28"/>
+      <w:r>
+        <w:t xml:space="preserve"> [10] Sloan, R. G. Do Stock Prices Fully Reflect Information in Accruals and Cash Flows about Future Earnings? The Accounting Review, 1996, 71(3). [11] Dechow, P. M., Ge, W., Larson, C. R., Sloan, R. G. Predicting Material Accounting Misstatements. Contemporary Accounting Research, 2011, 28(1). [12] Altman, E. I. Financial Ratios, Discriminant Analysis and the Prediction of Corporate Bankruptcy. Journal of Finance, 1968, 23(4). [13] Ohlson, J. A. Financial Ratios and the Probabilistic Prediction of Bankruptcy. Journal of Accounting Research, 1980, 18(1). [14] 谢德仁, 郑登津, 崔宸瑜. 控股股东股权质押是潜在的“地雷”吗?——基于股价崩盘风险视角的研究. 管理世界, 2016(5). [15] O'glove, T. L. Quality of Earnings. New York: Free Press, 1987.</w:t>
+      </w:r>
     </w:p>
     <w:sectPr>
       <w:footnotePr>

--- a/提交材料/项目计划书.docx
+++ b/提交材料/项目计划书.docx
@@ -513,6 +513,18 @@
           <w:rFonts w:hint="eastAsia"/>
         </w:rPr>
         <w:t>信用风险预警</w:t>
+      </w:r>
+    </w:p>
+    <w:p>
+      <w:pPr>
+        <w:pStyle w:val="a0"/>
+      </w:pPr>
+      <w:r/>
+      <w:r>
+        <w:rPr>
+          <w:b/>
+        </w:rPr>
+        <w:t>在线演示:https://ai-competition-sziwvynrh9y4cmqqu3h3fu.streamlit.app (手机/电脑浏览器直接打开,点「一键演示」免配置体验全流程;视频中的演示即本系统实时操作)</w:t>
       </w:r>
     </w:p>
     <w:p>
@@ -8289,378 +8301,7 @@
         <w:pStyle w:val="2"/>
       </w:pPr>
       <w:r>
-        <w:t>九、进度安排与分工</w:t>
-      </w:r>
-    </w:p>
-    <w:tbl>
-      <w:tblPr>
-        <w:tblStyle w:val="Table"/>
-        <w:tblW w:w="5000" w:type="pct"/>
-        <w:tblLayout w:type="fixed"/>
-        <w:tblLook w:val="0020" w:firstRow="1" w:lastRow="0" w:firstColumn="0" w:lastColumn="0" w:noHBand="0" w:noVBand="0"/>
-      </w:tblPr>
-      <w:tblGrid>
-        <w:gridCol w:w="2214"/>
-        <w:gridCol w:w="2214"/>
-        <w:gridCol w:w="2214"/>
-        <w:gridCol w:w="2214"/>
-      </w:tblGrid>
-      <w:tr>
-        <w:trPr>
-          <w:cnfStyle w:val="100000000000" w:firstRow="1" w:lastRow="0" w:firstColumn="0" w:lastColumn="0" w:oddVBand="0" w:evenVBand="0" w:oddHBand="0" w:evenHBand="0" w:firstRowFirstColumn="0" w:firstRowLastColumn="0" w:lastRowFirstColumn="0" w:lastRowLastColumn="0"/>
-          <w:tblHeader/>
-        </w:trPr>
-        <w:tc>
-          <w:tcPr>
-            <w:tcW w:w="2214" w:type="dxa"/>
-          </w:tcPr>
-          <w:p>
-            <w:pPr>
-              <w:pStyle w:val="Compact"/>
-            </w:pPr>
-            <w:r>
-              <w:rPr>
-                <w:rFonts w:hint="eastAsia"/>
-              </w:rPr>
-              <w:t>阶段</w:t>
-            </w:r>
-          </w:p>
-        </w:tc>
-        <w:tc>
-          <w:tcPr>
-            <w:tcW w:w="2214" w:type="dxa"/>
-          </w:tcPr>
-          <w:p>
-            <w:pPr>
-              <w:pStyle w:val="Compact"/>
-            </w:pPr>
-            <w:r>
-              <w:rPr>
-                <w:rFonts w:hint="eastAsia"/>
-              </w:rPr>
-              <w:t>时间</w:t>
-            </w:r>
-          </w:p>
-        </w:tc>
-        <w:tc>
-          <w:tcPr>
-            <w:tcW w:w="2214" w:type="dxa"/>
-          </w:tcPr>
-          <w:p>
-            <w:pPr>
-              <w:pStyle w:val="Compact"/>
-            </w:pPr>
-            <w:r>
-              <w:rPr>
-                <w:rFonts w:hint="eastAsia"/>
-              </w:rPr>
-              <w:t>内容</w:t>
-            </w:r>
-          </w:p>
-        </w:tc>
-        <w:tc>
-          <w:tcPr>
-            <w:tcW w:w="2214" w:type="dxa"/>
-          </w:tcPr>
-          <w:p>
-            <w:pPr>
-              <w:pStyle w:val="Compact"/>
-            </w:pPr>
-            <w:r>
-              <w:rPr>
-                <w:rFonts w:hint="eastAsia"/>
-              </w:rPr>
-              <w:t>状态</w:t>
-            </w:r>
-          </w:p>
-        </w:tc>
-      </w:tr>
-      <w:tr>
-        <w:tc>
-          <w:tcPr>
-            <w:tcW w:w="2214" w:type="dxa"/>
-          </w:tcPr>
-          <w:p>
-            <w:pPr>
-              <w:pStyle w:val="Compact"/>
-            </w:pPr>
-            <w:r>
-              <w:rPr>
-                <w:rFonts w:hint="eastAsia"/>
-              </w:rPr>
-              <w:t>原型开发</w:t>
-            </w:r>
-          </w:p>
-        </w:tc>
-        <w:tc>
-          <w:tcPr>
-            <w:tcW w:w="2214" w:type="dxa"/>
-          </w:tcPr>
-          <w:p>
-            <w:pPr>
-              <w:pStyle w:val="Compact"/>
-            </w:pPr>
-            <w:r>
-              <w:t xml:space="preserve">9 </w:t>
-            </w:r>
-            <w:r>
-              <w:rPr>
-                <w:rFonts w:hint="eastAsia"/>
-              </w:rPr>
-              <w:t>月</w:t>
-            </w:r>
-          </w:p>
-        </w:tc>
-        <w:tc>
-          <w:tcPr>
-            <w:tcW w:w="2214" w:type="dxa"/>
-          </w:tcPr>
-          <w:p>
-            <w:pPr>
-              <w:pStyle w:val="Compact"/>
-            </w:pPr>
-            <w:r>
-              <w:rPr>
-                <w:rFonts w:hint="eastAsia"/>
-              </w:rPr>
-              <w:t>提取</w:t>
-            </w:r>
-            <w:r>
-              <w:rPr>
-                <w:rFonts w:hint="eastAsia"/>
-              </w:rPr>
-              <w:t>/</w:t>
-            </w:r>
-            <w:r>
-              <w:rPr>
-                <w:rFonts w:hint="eastAsia"/>
-              </w:rPr>
-              <w:t>校验</w:t>
-            </w:r>
-            <w:r>
-              <w:rPr>
-                <w:rFonts w:hint="eastAsia"/>
-              </w:rPr>
-              <w:t>/</w:t>
-            </w:r>
-            <w:r>
-              <w:rPr>
-                <w:rFonts w:hint="eastAsia"/>
-              </w:rPr>
-              <w:t>溯源</w:t>
-            </w:r>
-            <w:r>
-              <w:rPr>
-                <w:rFonts w:hint="eastAsia"/>
-              </w:rPr>
-              <w:t>/</w:t>
-            </w:r>
-            <w:r>
-              <w:rPr>
-                <w:rFonts w:hint="eastAsia"/>
-              </w:rPr>
-              <w:t>预警</w:t>
-            </w:r>
-            <w:r>
-              <w:rPr>
-                <w:rFonts w:hint="eastAsia"/>
-              </w:rPr>
-              <w:t>/</w:t>
-            </w:r>
-            <w:r>
-              <w:rPr>
-                <w:rFonts w:hint="eastAsia"/>
-              </w:rPr>
-              <w:t>多智能体审查全链路</w:t>
-            </w:r>
-          </w:p>
-        </w:tc>
-        <w:tc>
-          <w:tcPr>
-            <w:tcW w:w="2214" w:type="dxa"/>
-          </w:tcPr>
-          <w:p>
-            <w:pPr>
-              <w:pStyle w:val="Compact"/>
-            </w:pPr>
-            <w:r>
-              <w:rPr>
-                <w:rFonts w:hint="eastAsia"/>
-              </w:rPr>
-              <w:t>已完成</w:t>
-            </w:r>
-          </w:p>
-        </w:tc>
-      </w:tr>
-      <w:tr>
-        <w:tc>
-          <w:tcPr>
-            <w:tcW w:w="2214" w:type="dxa"/>
-          </w:tcPr>
-          <w:p>
-            <w:pPr>
-              <w:pStyle w:val="Compact"/>
-            </w:pPr>
-            <w:r>
-              <w:rPr>
-                <w:rFonts w:hint="eastAsia"/>
-              </w:rPr>
-              <w:t>初赛材料</w:t>
-            </w:r>
-          </w:p>
-        </w:tc>
-        <w:tc>
-          <w:tcPr>
-            <w:tcW w:w="2214" w:type="dxa"/>
-          </w:tcPr>
-          <w:p>
-            <w:pPr>
-              <w:pStyle w:val="Compact"/>
-            </w:pPr>
-            <w:r>
-              <w:t>9/27-10/18</w:t>
-            </w:r>
-          </w:p>
-        </w:tc>
-        <w:tc>
-          <w:tcPr>
-            <w:tcW w:w="2214" w:type="dxa"/>
-          </w:tcPr>
-          <w:p>
-            <w:pPr>
-              <w:pStyle w:val="Compact"/>
-            </w:pPr>
-            <w:r>
-              <w:rPr>
-                <w:rFonts w:hint="eastAsia"/>
-              </w:rPr>
-              <w:t>计划书、演示视频、</w:t>
-            </w:r>
-            <w:r>
-              <w:rPr>
-                <w:rFonts w:hint="eastAsia"/>
-              </w:rPr>
-              <w:t>30</w:t>
-            </w:r>
-            <w:r>
-              <w:t xml:space="preserve"> </w:t>
-            </w:r>
-            <w:r>
-              <w:rPr>
-                <w:rFonts w:hint="eastAsia"/>
-              </w:rPr>
-              <w:t>份评测、演示网页</w:t>
-            </w:r>
-          </w:p>
-        </w:tc>
-        <w:tc>
-          <w:tcPr>
-            <w:tcW w:w="2214" w:type="dxa"/>
-          </w:tcPr>
-          <w:p>
-            <w:pPr>
-              <w:pStyle w:val="Compact"/>
-            </w:pPr>
-            <w:r>
-              <w:rPr>
-                <w:rFonts w:hint="eastAsia"/>
-              </w:rPr>
-              <w:t>基本完成</w:t>
-            </w:r>
-          </w:p>
-        </w:tc>
-      </w:tr>
-      <w:tr>
-        <w:tc>
-          <w:tcPr>
-            <w:tcW w:w="2214" w:type="dxa"/>
-          </w:tcPr>
-          <w:p>
-            <w:pPr>
-              <w:pStyle w:val="Compact"/>
-            </w:pPr>
-            <w:r>
-              <w:rPr>
-                <w:rFonts w:hint="eastAsia"/>
-              </w:rPr>
-              <w:t>决赛准备</w:t>
-            </w:r>
-          </w:p>
-        </w:tc>
-        <w:tc>
-          <w:tcPr>
-            <w:tcW w:w="2214" w:type="dxa"/>
-          </w:tcPr>
-          <w:p>
-            <w:pPr>
-              <w:pStyle w:val="Compact"/>
-            </w:pPr>
-            <w:r>
-              <w:t xml:space="preserve">11 </w:t>
-            </w:r>
-            <w:r>
-              <w:rPr>
-                <w:rFonts w:hint="eastAsia"/>
-              </w:rPr>
-              <w:t>月</w:t>
-            </w:r>
-          </w:p>
-        </w:tc>
-        <w:tc>
-          <w:tcPr>
-            <w:tcW w:w="2214" w:type="dxa"/>
-          </w:tcPr>
-          <w:p>
-            <w:pPr>
-              <w:pStyle w:val="Compact"/>
-            </w:pPr>
-            <w:r>
-              <w:rPr>
-                <w:rFonts w:hint="eastAsia"/>
-              </w:rPr>
-              <w:t>金标准标注与字段级</w:t>
-            </w:r>
-            <w:r>
-              <w:t xml:space="preserve"> </w:t>
-            </w:r>
-            <w:r>
-              <w:rPr>
-                <w:rFonts w:hint="eastAsia"/>
-              </w:rPr>
-              <w:t>F1</w:t>
-            </w:r>
-            <w:r>
-              <w:rPr>
-                <w:rFonts w:hint="eastAsia"/>
-              </w:rPr>
-              <w:t>、公告类型扩展、现场演示</w:t>
-            </w:r>
-          </w:p>
-        </w:tc>
-        <w:tc>
-          <w:tcPr>
-            <w:tcW w:w="2214" w:type="dxa"/>
-          </w:tcPr>
-          <w:p>
-            <w:pPr>
-              <w:pStyle w:val="Compact"/>
-            </w:pPr>
-            <w:r>
-              <w:rPr>
-                <w:rFonts w:hint="eastAsia"/>
-              </w:rPr>
-              <w:t>待开始</w:t>
-            </w:r>
-          </w:p>
-        </w:tc>
-      </w:tr>
-    </w:tbl>
-    <w:p>
-      <w:pPr>
-        <w:pStyle w:val="2"/>
-      </w:pPr>
-      <w:r>
-        <w:t>十、结论</w:t>
+        <w:t>九、结论</w:t>
       </w:r>
     </w:p>
     <w:p>
